--- a/literature/RQ2 - Review of Related Literature.docx
+++ b/literature/RQ2 - Review of Related Literature.docx
@@ -1,6 +1,6 @@
 
 <file path=word/document.xml><?xml version="1.0" encoding="utf-8"?>
-<w:document xmlns:wpc="http://schemas.microsoft.com/office/word/2010/wordprocessingCanvas" xmlns:cx="http://schemas.microsoft.com/office/drawing/2014/chartex" xmlns:cx1="http://schemas.microsoft.com/office/drawing/2015/9/8/chartex" xmlns:cx2="http://schemas.microsoft.com/office/drawing/2015/10/21/chartex" xmlns:cx3="http://schemas.microsoft.com/office/drawing/2016/5/9/chartex" xmlns:cx4="http://schemas.microsoft.com/office/drawing/2016/5/10/chartex" xmlns:cx5="http://schemas.microsoft.com/office/drawing/2016/5/11/chartex" xmlns:cx6="http://schemas.microsoft.com/office/drawing/2016/5/12/chartex" xmlns:cx7="http://schemas.microsoft.com/office/drawing/2016/5/13/chartex" xmlns:cx8="http://schemas.microsoft.com/office/drawing/2016/5/14/chartex" xmlns:mc="http://schemas.openxmlformats.org/markup-compatibility/2006" xmlns:m="http://schemas.openxmlformats.org/officeDocument/2006/math" xmlns:aink="http://schemas.microsoft.com/office/drawing/2016/ink" xmlns:am3d="http://schemas.microsoft.com/office/drawing/2017/model3d" xmlns:oel="http://schemas.microsoft.com/office/2019/extlst" xmlns:r="http://schemas.openxmlformats.org/officeDocument/2006/relationships" xmlns:wp14="http://schemas.microsoft.com/office/word/2010/wordprocessingDrawing" xmlns:wp="http://schemas.openxmlformats.org/drawingml/2006/wordprocessingDrawing" xmlns:wpg="http://schemas.microsoft.com/office/word/2010/wordprocessingGroup" xmlns:wpi="http://schemas.microsoft.com/office/word/2010/wordprocessingInk" xmlns:wps="http://schemas.microsoft.com/office/word/2010/wordprocessingShape" xmlns:o="urn:schemas-microsoft-com:office:office" xmlns:v="urn:schemas-microsoft-com:vml" xmlns:w10="urn:schemas-microsoft-com:office:word" xmlns:w="http://schemas.openxmlformats.org/wordprocessingml/2006/main" xmlns:w14="http://schemas.microsoft.com/office/word/2010/wordml" xmlns:w15="http://schemas.microsoft.com/office/word/2012/wordml" xmlns:w16cex="http://schemas.microsoft.com/office/word/2018/wordml/cex" xmlns:w16cid="http://schemas.microsoft.com/office/word/2016/wordml/cid" xmlns:w16="http://schemas.microsoft.com/office/word/2018/wordml" xmlns:w16sdtdh="http://schemas.microsoft.com/office/word/2020/wordml/sdtdatahash" xmlns:w16sdtfl="http://schemas.microsoft.com/office/word/2024/wordml/sdtformatlock" xmlns:w16se="http://schemas.microsoft.com/office/word/2015/wordml/symex" xmlns:w16du="http://schemas.microsoft.com/office/word/2023/wordml/word16du" xmlns:wne="http://schemas.microsoft.com/office/word/2006/wordml" mc:Ignorable="w14 w15 w16se w16cid w16 w16cex w16sdtdh w16sdtfl w16du wp14">
+<w:document xmlns:wpc="http://schemas.microsoft.com/office/word/2010/wordprocessingCanvas" xmlns:cx="http://schemas.microsoft.com/office/drawing/2014/chartex" xmlns:cx1="http://schemas.microsoft.com/office/drawing/2015/9/8/chartex" xmlns:cx2="http://schemas.microsoft.com/office/drawing/2015/10/21/chartex" xmlns:cx3="http://schemas.microsoft.com/office/drawing/2016/5/9/chartex" xmlns:cx4="http://schemas.microsoft.com/office/drawing/2016/5/10/chartex" xmlns:cx5="http://schemas.microsoft.com/office/drawing/2016/5/11/chartex" xmlns:cx6="http://schemas.microsoft.com/office/drawing/2016/5/12/chartex" xmlns:cx7="http://schemas.microsoft.com/office/drawing/2016/5/13/chartex" xmlns:cx8="http://schemas.microsoft.com/office/drawing/2016/5/14/chartex" xmlns:mc="http://schemas.openxmlformats.org/markup-compatibility/2006" xmlns:m="http://schemas.openxmlformats.org/officeDocument/2006/math" xmlns:aink="http://schemas.microsoft.com/office/drawing/2016/ink" xmlns:am3d="http://schemas.microsoft.com/office/drawing/2017/model3d" xmlns:oel="http://schemas.microsoft.com/office/2019/extlst" xmlns:r="http://schemas.openxmlformats.org/officeDocument/2006/relationships" xmlns:wp14="http://schemas.microsoft.com/office/word/2010/wordprocessingDrawing" xmlns:wp="http://schemas.openxmlformats.org/drawingml/2006/wordprocessingDrawing" xmlns:wpg="http://schemas.microsoft.com/office/word/2010/wordprocessingGroup" xmlns:wpi="http://schemas.microsoft.com/office/word/2010/wordprocessingInk" xmlns:wps="http://schemas.microsoft.com/office/word/2010/wordprocessingShape" xmlns:o="urn:schemas-microsoft-com:office:office" xmlns:v="urn:schemas-microsoft-com:vml" xmlns:w10="urn:schemas-microsoft-com:office:word" xmlns:w="http://schemas.openxmlformats.org/wordprocessingml/2006/main" xmlns:w14="http://schemas.microsoft.com/office/word/2010/wordml" xmlns:w15="http://schemas.microsoft.com/office/word/2012/wordml" xmlns:w16cei="http://schemas.microsoft.com/office/word/2026/wordml/cei" xmlns:w16cex="http://schemas.microsoft.com/office/word/2018/wordml/cex" xmlns:w16cid="http://schemas.microsoft.com/office/word/2016/wordml/cid" xmlns:w16="http://schemas.microsoft.com/office/word/2018/wordml" xmlns:w16sdtdh="http://schemas.microsoft.com/office/word/2020/wordml/sdtdatahash" xmlns:w16sdtfl="http://schemas.microsoft.com/office/word/2024/wordml/sdtformatlock" xmlns:w16se="http://schemas.microsoft.com/office/word/2015/wordml/symex" xmlns:w16du="http://schemas.microsoft.com/office/word/2023/wordml/word16du" xmlns:wne="http://schemas.microsoft.com/office/word/2006/wordml" mc:Ignorable="w14 w15 w16se w16cid w16 w16cex w16sdtdh w16sdtfl w16du wp14">
   <w:body>
     <w:p>
       <w:pPr>
@@ -2354,6 +2354,126 @@
     </w:p>
     <w:p>
       <w:pPr>
+        <w:spacing w:line="240" w:lineRule="auto"/>
+        <w:rPr>
+          <w:rFonts w:ascii="Arial" w:hAnsi="Arial" w:cs="Arial"/>
+          <w:sz w:val="20"/>
+          <w:szCs w:val="20"/>
+        </w:rPr>
+      </w:pPr>
+    </w:p>
+    <w:p>
+      <w:pPr>
+        <w:spacing w:line="240" w:lineRule="auto"/>
+        <w:rPr>
+          <w:rFonts w:ascii="Arial" w:hAnsi="Arial" w:cs="Arial"/>
+          <w:sz w:val="20"/>
+          <w:szCs w:val="20"/>
+        </w:rPr>
+      </w:pPr>
+    </w:p>
+    <w:p>
+      <w:pPr>
+        <w:spacing w:line="240" w:lineRule="auto"/>
+        <w:rPr>
+          <w:rFonts w:ascii="Arial" w:hAnsi="Arial" w:cs="Arial"/>
+          <w:sz w:val="20"/>
+          <w:szCs w:val="20"/>
+        </w:rPr>
+      </w:pPr>
+    </w:p>
+    <w:p>
+      <w:pPr>
+        <w:spacing w:line="240" w:lineRule="auto"/>
+        <w:rPr>
+          <w:rFonts w:ascii="Arial" w:hAnsi="Arial" w:cs="Arial"/>
+          <w:sz w:val="20"/>
+          <w:szCs w:val="20"/>
+        </w:rPr>
+      </w:pPr>
+    </w:p>
+    <w:p>
+      <w:pPr>
+        <w:spacing w:line="240" w:lineRule="auto"/>
+        <w:rPr>
+          <w:rFonts w:ascii="Arial" w:hAnsi="Arial" w:cs="Arial"/>
+          <w:sz w:val="20"/>
+          <w:szCs w:val="20"/>
+        </w:rPr>
+      </w:pPr>
+    </w:p>
+    <w:p>
+      <w:pPr>
+        <w:spacing w:line="240" w:lineRule="auto"/>
+        <w:rPr>
+          <w:rFonts w:ascii="Arial" w:hAnsi="Arial" w:cs="Arial"/>
+          <w:sz w:val="20"/>
+          <w:szCs w:val="20"/>
+        </w:rPr>
+      </w:pPr>
+    </w:p>
+    <w:p>
+      <w:pPr>
+        <w:spacing w:line="240" w:lineRule="auto"/>
+        <w:rPr>
+          <w:rFonts w:ascii="Arial" w:hAnsi="Arial" w:cs="Arial"/>
+          <w:sz w:val="20"/>
+          <w:szCs w:val="20"/>
+        </w:rPr>
+      </w:pPr>
+    </w:p>
+    <w:p>
+      <w:pPr>
+        <w:spacing w:line="240" w:lineRule="auto"/>
+        <w:rPr>
+          <w:rFonts w:ascii="Arial" w:hAnsi="Arial" w:cs="Arial"/>
+          <w:sz w:val="20"/>
+          <w:szCs w:val="20"/>
+        </w:rPr>
+      </w:pPr>
+    </w:p>
+    <w:p>
+      <w:pPr>
+        <w:spacing w:line="240" w:lineRule="auto"/>
+        <w:rPr>
+          <w:rFonts w:ascii="Arial" w:hAnsi="Arial" w:cs="Arial"/>
+          <w:sz w:val="20"/>
+          <w:szCs w:val="20"/>
+        </w:rPr>
+      </w:pPr>
+    </w:p>
+    <w:p>
+      <w:pPr>
+        <w:spacing w:line="240" w:lineRule="auto"/>
+        <w:rPr>
+          <w:rFonts w:ascii="Arial" w:hAnsi="Arial" w:cs="Arial"/>
+          <w:sz w:val="20"/>
+          <w:szCs w:val="20"/>
+        </w:rPr>
+      </w:pPr>
+    </w:p>
+    <w:p>
+      <w:pPr>
+        <w:spacing w:line="240" w:lineRule="auto"/>
+        <w:rPr>
+          <w:rFonts w:ascii="Arial" w:hAnsi="Arial" w:cs="Arial"/>
+          <w:sz w:val="20"/>
+          <w:szCs w:val="20"/>
+        </w:rPr>
+      </w:pPr>
+    </w:p>
+    <w:p>
+      <w:pPr>
+        <w:spacing w:line="240" w:lineRule="auto"/>
+        <w:rPr>
+          <w:rFonts w:ascii="Arial" w:hAnsi="Arial" w:cs="Arial"/>
+          <w:sz w:val="20"/>
+          <w:szCs w:val="20"/>
+        </w:rPr>
+      </w:pPr>
+    </w:p>
+    <w:p>
+      <w:pPr>
         <w:pStyle w:val="Heading1"/>
         <w:spacing w:line="240" w:lineRule="auto"/>
         <w:rPr>
@@ -2370,6 +2490,7 @@
           <w:sz w:val="28"/>
           <w:szCs w:val="32"/>
         </w:rPr>
+        <w:lastRenderedPageBreak/>
         <w:t>Chapter</w:t>
       </w:r>
       <w:r>
@@ -2559,14 +2680,7 @@
         <w:rPr>
           <w:rFonts w:ascii="Arial" w:hAnsi="Arial" w:cs="Arial"/>
         </w:rPr>
-        <w:t xml:space="preserve"> recovery as a trajectory from pre-event baseline to immediate impact and subsequent reconstruction phases. The limitation is not conceptual weakness but proxy specificity: building reconstruction, debris removal, vegetation regrowth, and land-use change can reveal physical </w:t>
-      </w:r>
-      <w:r>
-        <w:rPr>
-          <w:rFonts w:ascii="Arial" w:hAnsi="Arial" w:cs="Arial"/>
-        </w:rPr>
-        <w:lastRenderedPageBreak/>
-        <w:t>recovery, but they cannot alone establish functional restoration, household welfare, or social resilience. This creates the conceptual opening for nighttime lights as a complementary functional proxy, especially for electricity-mediated activity and service restoration.</w:t>
+        <w:t xml:space="preserve"> recovery as a trajectory from pre-event baseline to immediate impact and subsequent reconstruction phases. The limitation is not conceptual weakness but proxy specificity: building reconstruction, debris removal, vegetation regrowth, and land-use change can reveal physical recovery, but they cannot alone establish functional restoration, household welfare, or social resilience. This creates the conceptual opening for nighttime lights as a complementary functional proxy, especially for electricity-mediated activity and service restoration.</w:t>
       </w:r>
     </w:p>
     <w:p>
@@ -2819,7 +2933,14 @@
         <w:rPr>
           <w:rFonts w:ascii="Arial" w:hAnsi="Arial" w:cs="Arial"/>
         </w:rPr>
-        <w:t xml:space="preserve"> et al. (2019) operationalize the proxy framework by using machine-learning-derived land cover and land use information to assess post-disaster recovery. The study emphasizes that recovery is not captured well by a single post-event image. Instead, it requires pre-event conditions, post-event damage states, and later temporal snapshots that show whether built-up areas, vegetation, roads, and land-use classes return, change, or fail to recover.</w:t>
+        <w:t xml:space="preserve"> et al. (2019) operationalize the proxy framework by using machine-learning-derived land cover and land use information to assess post-disaster recovery. The study emphasizes that recovery is not captured well by a single post-event image. Instead, it requires </w:t>
+      </w:r>
+      <w:r>
+        <w:rPr>
+          <w:rFonts w:ascii="Arial" w:hAnsi="Arial" w:cs="Arial"/>
+        </w:rPr>
+        <w:lastRenderedPageBreak/>
+        <w:t>pre-event conditions, post-event damage states, and later temporal snapshots that show whether built-up areas, vegetation, roads, and land-use classes return, change, or fail to recover.</w:t>
       </w:r>
     </w:p>
     <w:p>
@@ -2955,7 +3076,6 @@
         <w:rPr>
           <w:rFonts w:ascii="Arial" w:hAnsi="Arial" w:cs="Arial"/>
         </w:rPr>
-        <w:lastRenderedPageBreak/>
         <w:t>Elvidge et al. (1997) helped establish nighttime lights as a remotely sensed indicator of human settlement and economic activity. The DMSP-OLS stable lights products made it possible to map lit settlements globally and opened the path for using nighttime radiance as a proxy for population, urbanization, electrification, and economic activity. This work is foundational because it shifted nighttime observation from a meteorological by-product into a social and economic remote sensing dataset.</w:t>
       </w:r>
     </w:p>
@@ -3123,6 +3243,7 @@
           <w:rFonts w:ascii="Arial" w:hAnsi="Arial" w:cs="Arial"/>
           <w:color w:val="0432FF"/>
         </w:rPr>
+        <w:lastRenderedPageBreak/>
         <w:t>VI. Henderson et al. - Measuring Economic Growth from Outer Space</w:t>
       </w:r>
     </w:p>
@@ -3214,7 +3335,6 @@
           <w:rFonts w:ascii="Arial" w:hAnsi="Arial" w:cs="Arial"/>
           <w:color w:val="0432FF"/>
         </w:rPr>
-        <w:lastRenderedPageBreak/>
         <w:t>VII. Elliott et al. - The Local Impact of Typhoons on Economic Activity in China: A View from Outer Space</w:t>
       </w:r>
     </w:p>
@@ -3364,6 +3484,7 @@
           <w:rFonts w:ascii="Arial" w:hAnsi="Arial" w:cs="Arial"/>
           <w:color w:val="C00000"/>
         </w:rPr>
+        <w:lastRenderedPageBreak/>
         <w:t xml:space="preserve">Román, M. O., Wang, Z., Sun, Q., Kalb, V., Miller, S. D., Molthan, A., Schultz, L., Bell, J., Stokes, E. C., Pandey, B., Seto, K. C., Hall, D., Davidson, C., Sarkar, S., </w:t>
       </w:r>
       <w:proofErr w:type="spellStart"/>
@@ -3475,7 +3596,6 @@
         <w:rPr>
           <w:rFonts w:ascii="Arial" w:hAnsi="Arial" w:cs="Arial"/>
         </w:rPr>
-        <w:lastRenderedPageBreak/>
         <w:t>The study is highly relevant because it anchors NTL interpretation in an electricity-recovery question rather than a vague recovery claim. Its limitation is that the strength of the interpretation depends on the event context and the availability of external information. In other tropical regions, cloud cover, intermittent valid observations, settlement heterogeneity, and differences between public lighting and household electricity may weaken a direct brightness-to-restoration interpretation. The transferable lesson is therefore not that NTL automatically measures power recovery, but that NTL can support electricity-related recovery claims when observability and validation conditions are met.</w:t>
       </w:r>
     </w:p>
@@ -3657,6 +3777,7 @@
           <w:rFonts w:ascii="Arial" w:hAnsi="Arial" w:cs="Arial"/>
           <w:color w:val="0432FF"/>
         </w:rPr>
+        <w:lastRenderedPageBreak/>
         <w:t>IX. Kyba et al. - Artificially Lit Surface of Earth at Night Increasing in Radiance and Extent</w:t>
       </w:r>
     </w:p>
@@ -3972,6 +4093,7 @@
         <w:rPr>
           <w:rFonts w:ascii="Arial" w:hAnsi="Arial" w:cs="Arial"/>
         </w:rPr>
+        <w:lastRenderedPageBreak/>
         <w:t xml:space="preserve">Small, C. (2021). Spatiotemporal characterization of VIIRS night light. </w:t>
       </w:r>
       <w:proofErr w:type="spellStart"/>
@@ -4083,7 +4205,6 @@
           <w:rFonts w:ascii="Arial" w:hAnsi="Arial" w:cs="Arial"/>
           <w:color w:val="C00000"/>
         </w:rPr>
-        <w:lastRenderedPageBreak/>
         <w:t xml:space="preserve">Hung, L.-W., Anderson, S. J., Pipkin, A., &amp; Fristrup, K. (2021). Changes in night sky brightness after a countywide LED retrofit. Journal of Environmental Management, 292, 112776. </w:t>
       </w:r>
       <w:hyperlink r:id="rId19" w:history="1">
@@ -4250,7 +4371,14 @@
         <w:rPr>
           <w:rFonts w:ascii="Arial" w:hAnsi="Arial" w:cs="Arial"/>
         </w:rPr>
-        <w:t xml:space="preserve">This paper is highly transferable because disaster recovery analysis depends on estimating expected NTL in the absence of disturbance. Adaptive forecasting is particularly useful where urban lighting patterns are culturally, economically, or seasonally specific. The limitation is attribution: an anomaly is not automatically a disaster impact. Event timing, affected-area definition, observation quality, settlement context, and independent validation are required. In cloud-impacted tropical settings, the method should be paired with observability diagnostics so that forecast residuals are not mistaken for disaster signal when they </w:t>
+        <w:t xml:space="preserve">This paper is highly transferable because disaster recovery analysis depends on estimating expected NTL in the absence of disturbance. Adaptive forecasting is particularly useful where urban lighting patterns are culturally, economically, or seasonally specific. The limitation is attribution: an anomaly is not automatically a disaster impact. Event timing, affected-area </w:t>
+      </w:r>
+      <w:r>
+        <w:rPr>
+          <w:rFonts w:ascii="Arial" w:hAnsi="Arial" w:cs="Arial"/>
+        </w:rPr>
+        <w:lastRenderedPageBreak/>
+        <w:t xml:space="preserve">definition, observation quality, settlement context, and independent validation are required. In cloud-impacted tropical settings, the method should be paired with observability diagnostics so that forecast residuals are not mistaken for disaster signal when they </w:t>
       </w:r>
       <w:proofErr w:type="gramStart"/>
       <w:r>
@@ -4359,7 +4487,6 @@
         <w:rPr>
           <w:rFonts w:ascii="Arial" w:hAnsi="Arial" w:cs="Arial"/>
         </w:rPr>
-        <w:lastRenderedPageBreak/>
         <w:t>The transferable lesson is that preprocessing cannot be treated as a routine technical step. In disaster recovery analysis, the choice between masking, interpolation, compositing, and filtering can alter impact timing, magnitude, and recovery duration. This is especially important in tropical regions where low observability may tempt analysts to impute aggressively. The study supports sensitivity analysis across preprocessing choices and reinforces the need to report how valid observations, missingness, and imputation affect recovery metrics.</w:t>
       </w:r>
     </w:p>
@@ -4558,6 +4685,7 @@
           <w:rFonts w:ascii="Arial" w:hAnsi="Arial" w:cs="Arial"/>
           <w:color w:val="0432FF"/>
         </w:rPr>
+        <w:lastRenderedPageBreak/>
         <w:t>XVII. Zheng et al. - Nighttime Lights Reveal Substantial Spatial Heterogeneity and Inequality in Post-Hurricane Recovery</w:t>
       </w:r>
     </w:p>
@@ -4650,7 +4778,6 @@
           <w:rFonts w:ascii="Arial" w:hAnsi="Arial" w:cs="Arial"/>
           <w:color w:val="0432FF"/>
         </w:rPr>
-        <w:lastRenderedPageBreak/>
         <w:t>XVIII. Pei et al. - A High-Quality Daily Nighttime Light Dataset for Global 600+ Cities</w:t>
       </w:r>
     </w:p>
@@ -4804,7 +4931,14 @@
         <w:rPr>
           <w:rFonts w:ascii="Arial" w:hAnsi="Arial" w:cs="Arial"/>
         </w:rPr>
-        <w:t>For disaster research, the most relevant points are cloud masking, overpass timing, blue-light sensitivity, and anisotropy. Clouds can obscure or scatter light; different overpass times capture different human activity states; VIIRS does not fully sense shorter-wavelength blue emissions; and angular emission patterns vary by land use and lighting geometry. These issues are not marginal in cloud-impacted tropical regions. They are central to determining whether NTL can be interpreted at all. Levin therefore provides strong methodological support for making observability the first stage of analysis.</w:t>
+        <w:t xml:space="preserve">For disaster research, the most relevant points are cloud masking, overpass timing, blue-light sensitivity, and anisotropy. Clouds can obscure or scatter light; different overpass times capture </w:t>
+      </w:r>
+      <w:r>
+        <w:rPr>
+          <w:rFonts w:ascii="Arial" w:hAnsi="Arial" w:cs="Arial"/>
+        </w:rPr>
+        <w:lastRenderedPageBreak/>
+        <w:t>different human activity states; VIIRS does not fully sense shorter-wavelength blue emissions; and angular emission patterns vary by land use and lighting geometry. These issues are not marginal in cloud-impacted tropical regions. They are central to determining whether NTL can be interpreted at all. Levin therefore provides strong methodological support for making observability the first stage of analysis.</w:t>
       </w:r>
     </w:p>
     <w:p>
@@ -4929,14 +5063,7 @@
         <w:rPr>
           <w:rFonts w:ascii="Arial" w:hAnsi="Arial" w:cs="Arial"/>
         </w:rPr>
-        <w:t xml:space="preserve"> form and land use. In a </w:t>
-      </w:r>
-      <w:r>
-        <w:rPr>
-          <w:rFonts w:ascii="Arial" w:hAnsi="Arial" w:cs="Arial"/>
-        </w:rPr>
-        <w:lastRenderedPageBreak/>
-        <w:t>tropical NTL recovery study, VZA diagnostics and morphology-aware interpretation should therefore be considered part of the core reliability assessment.</w:t>
+        <w:t xml:space="preserve"> form and land use. In a tropical NTL recovery study, VZA diagnostics and morphology-aware interpretation should therefore be considered part of the core reliability assessment.</w:t>
       </w:r>
     </w:p>
     <w:p>
@@ -5165,7 +5292,14 @@
         <w:rPr>
           <w:rFonts w:ascii="Arial" w:hAnsi="Arial" w:cs="Arial"/>
         </w:rPr>
-        <w:t xml:space="preserve"> Village, a resettlement site in the Philippines that continues to experience severe flooding despite relocation from danger areas. Using flood modelling, surveys, focus groups, and participatory design, the paper argues that resettlement should be understood as a long-term adaptive land-use process rather than a one-off recovery solution.</w:t>
+        <w:t xml:space="preserve"> Village, a resettlement site in the Philippines that continues to experience severe flooding despite relocation from danger areas. Using flood </w:t>
+      </w:r>
+      <w:r>
+        <w:rPr>
+          <w:rFonts w:ascii="Arial" w:hAnsi="Arial" w:cs="Arial"/>
+        </w:rPr>
+        <w:lastRenderedPageBreak/>
+        <w:t>modelling, surveys, focus groups, and participatory design, the paper argues that resettlement should be understood as a long-term adaptive land-use process rather than a one-off recovery solution.</w:t>
       </w:r>
     </w:p>
     <w:p>
@@ -5276,14 +5410,7 @@
         <w:rPr>
           <w:rFonts w:ascii="Arial" w:hAnsi="Arial" w:cs="Arial"/>
         </w:rPr>
-        <w:t xml:space="preserve">Ramel et al. (2026) use nighttime lights to examine land values in the Philippines. The study is not a disaster paper, but it is important because it provides country-specific evidence that NTL relates to urbanization and socioeconomic conditions in a Philippine context. The paper also </w:t>
-      </w:r>
-      <w:r>
-        <w:rPr>
-          <w:rFonts w:ascii="Arial" w:hAnsi="Arial" w:cs="Arial"/>
-        </w:rPr>
-        <w:lastRenderedPageBreak/>
-        <w:t>shows that the relationship is heterogeneous: commercial and residential land values respond differently, and the residential relationship may be nonlinear.</w:t>
+        <w:t>Ramel et al. (2026) use nighttime lights to examine land values in the Philippines. The study is not a disaster paper, but it is important because it provides country-specific evidence that NTL relates to urbanization and socioeconomic conditions in a Philippine context. The paper also shows that the relationship is heterogeneous: commercial and residential land values respond differently, and the residential relationship may be nonlinear.</w:t>
       </w:r>
     </w:p>
     <w:p>
@@ -5463,6 +5590,822 @@
     </w:p>
     <w:p>
       <w:pPr>
+        <w:pStyle w:val="Heading2"/>
+        <w:rPr>
+          <w:color w:val="0432FF"/>
+          <w:sz w:val="24"/>
+        </w:rPr>
+      </w:pPr>
+      <w:r>
+        <w:rPr>
+          <w:color w:val="0432FF"/>
+        </w:rPr>
+        <w:lastRenderedPageBreak/>
+        <w:t xml:space="preserve">XXV. Team </w:t>
+      </w:r>
+      <w:proofErr w:type="spellStart"/>
+      <w:r>
+        <w:rPr>
+          <w:color w:val="0432FF"/>
+        </w:rPr>
+        <w:t>Nachtlichter</w:t>
+      </w:r>
+      <w:proofErr w:type="spellEnd"/>
+      <w:r>
+        <w:rPr>
+          <w:color w:val="0432FF"/>
+        </w:rPr>
+        <w:t xml:space="preserve"> - Citizen Science Illuminates the Nature of City Lights</w:t>
+      </w:r>
+    </w:p>
+    <w:p>
+      <w:pPr>
+        <w:pStyle w:val="NormalWeb"/>
+        <w:ind w:left="720"/>
+        <w:rPr>
+          <w:rFonts w:ascii="Arial" w:hAnsi="Arial" w:cs="Arial"/>
+          <w:sz w:val="21"/>
+          <w:szCs w:val="21"/>
+        </w:rPr>
+      </w:pPr>
+      <w:r>
+        <w:rPr>
+          <w:rFonts w:ascii="Arial" w:hAnsi="Arial" w:cs="Arial"/>
+          <w:sz w:val="21"/>
+          <w:szCs w:val="21"/>
+        </w:rPr>
+        <w:t xml:space="preserve">Team </w:t>
+      </w:r>
+      <w:proofErr w:type="spellStart"/>
+      <w:r>
+        <w:rPr>
+          <w:rFonts w:ascii="Arial" w:hAnsi="Arial" w:cs="Arial"/>
+          <w:sz w:val="21"/>
+          <w:szCs w:val="21"/>
+        </w:rPr>
+        <w:t>Nachtlichter</w:t>
+      </w:r>
+      <w:proofErr w:type="spellEnd"/>
+      <w:r>
+        <w:rPr>
+          <w:rFonts w:ascii="Arial" w:hAnsi="Arial" w:cs="Arial"/>
+          <w:sz w:val="21"/>
+          <w:szCs w:val="21"/>
+        </w:rPr>
+        <w:t xml:space="preserve"> (2025) </w:t>
+      </w:r>
+      <w:proofErr w:type="gramStart"/>
+      <w:r>
+        <w:rPr>
+          <w:rFonts w:ascii="Arial" w:hAnsi="Arial" w:cs="Arial"/>
+          <w:sz w:val="21"/>
+          <w:szCs w:val="21"/>
+        </w:rPr>
+        <w:t>provide</w:t>
+      </w:r>
+      <w:proofErr w:type="gramEnd"/>
+      <w:r>
+        <w:rPr>
+          <w:rFonts w:ascii="Arial" w:hAnsi="Arial" w:cs="Arial"/>
+          <w:sz w:val="21"/>
+          <w:szCs w:val="21"/>
+        </w:rPr>
+        <w:t xml:space="preserve"> an important ground-based counterpoint to satellite NTL interpretation. Using the </w:t>
+      </w:r>
+      <w:proofErr w:type="spellStart"/>
+      <w:r>
+        <w:rPr>
+          <w:rFonts w:ascii="Arial" w:hAnsi="Arial" w:cs="Arial"/>
+          <w:sz w:val="21"/>
+          <w:szCs w:val="21"/>
+        </w:rPr>
+        <w:t>Nachtlichter</w:t>
+      </w:r>
+      <w:proofErr w:type="spellEnd"/>
+      <w:r>
+        <w:rPr>
+          <w:rFonts w:ascii="Arial" w:hAnsi="Arial" w:cs="Arial"/>
+          <w:sz w:val="21"/>
+          <w:szCs w:val="21"/>
+        </w:rPr>
+        <w:t xml:space="preserve"> citizen-science app, participants counted and classified 234,044 individual light sources across roughly 22 km², primarily in Germany. The study shows that satellite-observed radiance cannot be assumed to represent street lighting alone. In dense urban areas, advertising and aesthetic lighting sources outnumbered streetlights, while private windows were the most frequently observed source overall. The study also estimated that 78 ± 3 million individual light sources remain illuminated at midnight across Germany. </w:t>
+      </w:r>
+    </w:p>
+    <w:p>
+      <w:pPr>
+        <w:pStyle w:val="NormalWeb"/>
+        <w:ind w:left="720"/>
+        <w:rPr>
+          <w:rFonts w:ascii="Arial" w:hAnsi="Arial" w:cs="Arial"/>
+        </w:rPr>
+      </w:pPr>
+      <w:r>
+        <w:rPr>
+          <w:rFonts w:ascii="Arial" w:hAnsi="Arial" w:cs="Arial"/>
+          <w:sz w:val="21"/>
+          <w:szCs w:val="21"/>
+        </w:rPr>
+        <w:t>The relevance to RQ2 is interpretive. Nighttime lights measure upward radiance from a mixture of public, private, commercial, decorative, and building-related sources. In post-disaster settings, an apparent recovery in radiance may reflect street-light restoration, commercial reopening, household reoccupation, emergency lighting, or changes in private window illumination rather than uniform electricity restoration. This strengthens the need to frame NTL as electricity-mediated nighttime activity, not direct household power access or full recovery. It also supports GHSL- or land-use-stratified interpretation because the composition of lighting sources varies by urban form and settlement context.</w:t>
+      </w:r>
+    </w:p>
+    <w:p>
+      <w:pPr>
+        <w:pStyle w:val="NormalWeb"/>
+        <w:ind w:left="720"/>
+        <w:rPr>
+          <w:rFonts w:ascii="Arial" w:hAnsi="Arial" w:cs="Arial"/>
+          <w:color w:val="C00000"/>
+          <w:sz w:val="21"/>
+          <w:szCs w:val="21"/>
+        </w:rPr>
+      </w:pPr>
+      <w:r>
+        <w:rPr>
+          <w:rFonts w:ascii="Arial" w:hAnsi="Arial" w:cs="Arial"/>
+          <w:color w:val="C00000"/>
+          <w:sz w:val="21"/>
+          <w:szCs w:val="21"/>
+        </w:rPr>
+        <w:t xml:space="preserve">Team </w:t>
+      </w:r>
+      <w:proofErr w:type="spellStart"/>
+      <w:r>
+        <w:rPr>
+          <w:rFonts w:ascii="Arial" w:hAnsi="Arial" w:cs="Arial"/>
+          <w:color w:val="C00000"/>
+          <w:sz w:val="21"/>
+          <w:szCs w:val="21"/>
+        </w:rPr>
+        <w:t>Nachtlichter</w:t>
+      </w:r>
+      <w:proofErr w:type="spellEnd"/>
+      <w:r>
+        <w:rPr>
+          <w:rFonts w:ascii="Arial" w:hAnsi="Arial" w:cs="Arial"/>
+          <w:color w:val="C00000"/>
+          <w:sz w:val="21"/>
+          <w:szCs w:val="21"/>
+        </w:rPr>
+        <w:t xml:space="preserve">. (2025). Citizen science illuminates the nature of city lights. </w:t>
+      </w:r>
+      <w:r>
+        <w:rPr>
+          <w:rStyle w:val="Emphasis"/>
+          <w:rFonts w:ascii="Arial" w:hAnsi="Arial" w:cs="Arial"/>
+          <w:color w:val="C00000"/>
+          <w:sz w:val="21"/>
+          <w:szCs w:val="21"/>
+        </w:rPr>
+        <w:t>Nature Cities, 2</w:t>
+      </w:r>
+      <w:r>
+        <w:rPr>
+          <w:rFonts w:ascii="Arial" w:hAnsi="Arial" w:cs="Arial"/>
+          <w:color w:val="C00000"/>
+          <w:sz w:val="21"/>
+          <w:szCs w:val="21"/>
+        </w:rPr>
+        <w:t xml:space="preserve">, 496–505. </w:t>
+      </w:r>
+      <w:hyperlink r:id="rId32" w:history="1">
+        <w:r>
+          <w:rPr>
+            <w:rStyle w:val="Hyperlink"/>
+            <w:rFonts w:ascii="Arial" w:hAnsi="Arial" w:cs="Arial"/>
+            <w:color w:val="C00000"/>
+            <w:sz w:val="21"/>
+            <w:szCs w:val="21"/>
+          </w:rPr>
+          <w:t>https://doi.org/10.1038/s4428</w:t>
+        </w:r>
+        <w:r>
+          <w:rPr>
+            <w:rStyle w:val="Hyperlink"/>
+            <w:rFonts w:ascii="Arial" w:hAnsi="Arial" w:cs="Arial"/>
+            <w:color w:val="C00000"/>
+            <w:sz w:val="21"/>
+            <w:szCs w:val="21"/>
+          </w:rPr>
+          <w:t>4</w:t>
+        </w:r>
+        <w:r>
+          <w:rPr>
+            <w:rStyle w:val="Hyperlink"/>
+            <w:rFonts w:ascii="Arial" w:hAnsi="Arial" w:cs="Arial"/>
+            <w:color w:val="C00000"/>
+            <w:sz w:val="21"/>
+            <w:szCs w:val="21"/>
+          </w:rPr>
+          <w:t>-025-00239-5</w:t>
+        </w:r>
+      </w:hyperlink>
+    </w:p>
+    <w:p>
+      <w:pPr>
+        <w:pStyle w:val="Heading2"/>
+        <w:rPr>
+          <w:color w:val="0432FF"/>
+        </w:rPr>
+      </w:pPr>
+      <w:r>
+        <w:rPr>
+          <w:color w:val="0432FF"/>
+        </w:rPr>
+        <w:t>XXV</w:t>
+      </w:r>
+      <w:r>
+        <w:rPr>
+          <w:color w:val="0432FF"/>
+        </w:rPr>
+        <w:t>I</w:t>
+      </w:r>
+      <w:r>
+        <w:rPr>
+          <w:color w:val="0432FF"/>
+        </w:rPr>
+        <w:t xml:space="preserve">. </w:t>
+      </w:r>
+      <w:r>
+        <w:rPr>
+          <w:color w:val="0432FF"/>
+        </w:rPr>
+        <w:t>Wang et al. - NASA’s Black Marble Multiangle Nighttime Lights Temporal Composites</w:t>
+      </w:r>
+    </w:p>
+    <w:p>
+      <w:pPr>
+        <w:spacing w:before="100" w:beforeAutospacing="1" w:afterAutospacing="1" w:line="240" w:lineRule="auto"/>
+        <w:ind w:left="720"/>
+        <w:rPr>
+          <w:rFonts w:ascii="Arial" w:hAnsi="Arial" w:cs="Arial"/>
+          <w:szCs w:val="21"/>
+        </w:rPr>
+      </w:pPr>
+      <w:r>
+        <w:rPr>
+          <w:rFonts w:ascii="Arial" w:hAnsi="Arial" w:cs="Arial"/>
+          <w:szCs w:val="21"/>
+        </w:rPr>
+        <w:t xml:space="preserve">Wang et al. (2022) introduce NASA’s Black Marble monthly and annual multiangle temporal composites, VNP46A3 and VNP46A4. These products are generated from daily high-quality, atmospheric- and lunar-BRDF-corrected VNP46A2 radiances and are organized by view-angle categories, snow conditions, observation counts, radiance variability, and quality flags. The paper is important because it explicitly treats viewing geometry as a product dimension rather than a nuisance variable. Near-nadir, off-nadir, and all-angle composites can reveal different NTL </w:t>
+      </w:r>
+      <w:proofErr w:type="spellStart"/>
+      <w:r>
+        <w:rPr>
+          <w:rFonts w:ascii="Arial" w:hAnsi="Arial" w:cs="Arial"/>
+          <w:szCs w:val="21"/>
+        </w:rPr>
+        <w:t>behaviours</w:t>
+      </w:r>
+      <w:proofErr w:type="spellEnd"/>
+      <w:r>
+        <w:rPr>
+          <w:rFonts w:ascii="Arial" w:hAnsi="Arial" w:cs="Arial"/>
+          <w:szCs w:val="21"/>
+        </w:rPr>
+        <w:t>, including cases where changes appear in one angular category but not another.</w:t>
+      </w:r>
+    </w:p>
+    <w:p>
+      <w:pPr>
+        <w:spacing w:before="100" w:beforeAutospacing="1" w:afterAutospacing="1" w:line="240" w:lineRule="auto"/>
+        <w:ind w:left="720"/>
+        <w:rPr>
+          <w:rFonts w:ascii="Arial" w:hAnsi="Arial" w:cs="Arial"/>
+          <w:szCs w:val="21"/>
+        </w:rPr>
+      </w:pPr>
+      <w:r>
+        <w:rPr>
+          <w:rFonts w:ascii="Arial" w:hAnsi="Arial" w:cs="Arial"/>
+          <w:szCs w:val="21"/>
+        </w:rPr>
+        <w:t xml:space="preserve">The paper is directly relevant to RQ2 because it reinforces why VZA should be diagnosed before fine-scale recovery metrics are interpreted. Wang et al. (2022) show that daily NTL has the highest temporal variation, while monthly and annual composites reduce variability. They also show that multiangle composites can detect effects related to urban structure and lighting technology, including LED transitions in Rome and Milan. The key caution is especially important for RQ2: Black Marble temporal composites labelled as gap-filled are populated with historical values and should not be used for quantitative change detection. This supports the decision to use observed </w:t>
+      </w:r>
+      <w:proofErr w:type="spellStart"/>
+      <w:r>
+        <w:rPr>
+          <w:rFonts w:ascii="Arial" w:hAnsi="Arial" w:cs="Arial"/>
+          <w:szCs w:val="21"/>
+        </w:rPr>
+        <w:t>DNB_BRDF_Corrected_NTL</w:t>
+      </w:r>
+      <w:proofErr w:type="spellEnd"/>
+      <w:r>
+        <w:rPr>
+          <w:rFonts w:ascii="Arial" w:hAnsi="Arial" w:cs="Arial"/>
+          <w:szCs w:val="21"/>
+        </w:rPr>
+        <w:t xml:space="preserve"> as the primary signal and gap-filled NTL only as a diagnostic comparison.</w:t>
+      </w:r>
+    </w:p>
+    <w:p>
+      <w:pPr>
+        <w:spacing w:before="100" w:beforeAutospacing="1" w:afterAutospacing="1" w:line="240" w:lineRule="auto"/>
+        <w:ind w:left="720"/>
+        <w:rPr>
+          <w:rFonts w:ascii="Arial" w:hAnsi="Arial" w:cs="Arial"/>
+          <w:szCs w:val="21"/>
+        </w:rPr>
+      </w:pPr>
+      <w:r>
+        <w:rPr>
+          <w:rFonts w:ascii="Arial" w:hAnsi="Arial" w:cs="Arial"/>
+          <w:szCs w:val="21"/>
+        </w:rPr>
+        <w:t xml:space="preserve">Wang, Z., Shrestha, R. M., Román, M. O., &amp; Kalb, V. L. (2022). NASA’s Black Marble multiangle nighttime lights temporal composites. </w:t>
+      </w:r>
+      <w:r>
+        <w:rPr>
+          <w:rFonts w:ascii="Arial" w:hAnsi="Arial" w:cs="Arial"/>
+          <w:i/>
+          <w:iCs/>
+          <w:szCs w:val="21"/>
+        </w:rPr>
+        <w:t>IEEE Geoscience and Remote Sensing Letters, 19</w:t>
+      </w:r>
+      <w:r>
+        <w:rPr>
+          <w:rFonts w:ascii="Arial" w:hAnsi="Arial" w:cs="Arial"/>
+          <w:szCs w:val="21"/>
+        </w:rPr>
+        <w:t xml:space="preserve">, 2505105. </w:t>
+      </w:r>
+      <w:hyperlink r:id="rId33" w:history="1">
+        <w:r>
+          <w:rPr>
+            <w:rFonts w:ascii="Arial" w:hAnsi="Arial" w:cs="Arial"/>
+            <w:color w:val="0000FF"/>
+            <w:szCs w:val="21"/>
+            <w:u w:val="single"/>
+          </w:rPr>
+          <w:t>https://doi.org/10.1109/LGRS.2022.3176616</w:t>
+        </w:r>
+      </w:hyperlink>
+    </w:p>
+    <w:p>
+      <w:pPr>
+        <w:pStyle w:val="Heading2"/>
+        <w:rPr>
+          <w:color w:val="0432FF"/>
+          <w:sz w:val="28"/>
+          <w:szCs w:val="32"/>
+        </w:rPr>
+      </w:pPr>
+    </w:p>
+    <w:p>
+      <w:pPr>
+        <w:pStyle w:val="Heading2"/>
+        <w:rPr>
+          <w:color w:val="0432FF"/>
+          <w:sz w:val="24"/>
+          <w:szCs w:val="32"/>
+        </w:rPr>
+      </w:pPr>
+      <w:r>
+        <w:rPr>
+          <w:color w:val="0432FF"/>
+          <w:sz w:val="24"/>
+          <w:szCs w:val="32"/>
+        </w:rPr>
+        <w:t>XXVII. Tan et al. - Modeling the Direction and Magnitude of Angular Effects in Nighttime Light Remote Sensing</w:t>
+      </w:r>
+    </w:p>
+    <w:p>
+      <w:pPr>
+        <w:pStyle w:val="NormalWeb"/>
+        <w:ind w:left="720"/>
+        <w:rPr>
+          <w:rFonts w:ascii="Arial" w:hAnsi="Arial" w:cs="Arial"/>
+          <w:sz w:val="21"/>
+          <w:szCs w:val="21"/>
+        </w:rPr>
+      </w:pPr>
+      <w:r>
+        <w:rPr>
+          <w:rFonts w:ascii="Arial" w:hAnsi="Arial" w:cs="Arial"/>
+          <w:sz w:val="21"/>
+          <w:szCs w:val="21"/>
+        </w:rPr>
+        <w:t xml:space="preserve">Tan et al. (2022) provide one of the clearest methodological explanations of why viewing geometry matters in daily NTL. Using VIIRS Black Marble data, the study develops a conceptual </w:t>
+      </w:r>
+      <w:r>
+        <w:rPr>
+          <w:rFonts w:ascii="Arial" w:hAnsi="Arial" w:cs="Arial"/>
+          <w:sz w:val="21"/>
+          <w:szCs w:val="21"/>
+        </w:rPr>
+        <w:lastRenderedPageBreak/>
+        <w:t xml:space="preserve">model of angular effects and links them to three-dimensional urban landscapes. The paper identifies three angular-response types: negative, positive, and U-shaped. It shows that the direction of the angular effect is mainly controlled by building height, which determines how much artificial light is blocked or exposed under different satellite viewing angles. The magnitude of the angular effect is influenced by both NTL brightness and landscape factors, with buildings and vegetation exerting direct and indirect effects. </w:t>
+      </w:r>
+    </w:p>
+    <w:p>
+      <w:pPr>
+        <w:pStyle w:val="NormalWeb"/>
+        <w:ind w:left="720"/>
+        <w:rPr>
+          <w:rFonts w:ascii="Arial" w:hAnsi="Arial" w:cs="Arial"/>
+          <w:sz w:val="21"/>
+          <w:szCs w:val="21"/>
+        </w:rPr>
+      </w:pPr>
+      <w:r>
+        <w:rPr>
+          <w:rFonts w:ascii="Arial" w:hAnsi="Arial" w:cs="Arial"/>
+          <w:sz w:val="21"/>
+          <w:szCs w:val="21"/>
+        </w:rPr>
+        <w:t xml:space="preserve">The relevance to RQ2 is methodological. If pre-event and post-event observations are drawn from different VZA distributions, apparent shock or recovery may partly reflect geometry rather than functional activity. This risk is stronger in heterogeneous built environments where vertical surfaces, roads, trees, buildings, and shielding affect how much light escapes toward the sensor. For Samar–Leyte, the implication is not necessarily to build a full angular-correction model immediately, but to test whether shock magnitude, recovery timing, cumulative deficit, and T50/T80/T90 are stable under VZA filters. Tan et al. therefore supports the proposed VZA-sensitivity layer and the use of GHSL as a morphology-aware interpretability layer. </w:t>
+      </w:r>
+    </w:p>
+    <w:p>
+      <w:pPr>
+        <w:pStyle w:val="NormalWeb"/>
+        <w:ind w:left="720"/>
+        <w:rPr>
+          <w:rFonts w:ascii="Arial" w:hAnsi="Arial" w:cs="Arial"/>
+          <w:color w:val="C00000"/>
+          <w:sz w:val="21"/>
+          <w:szCs w:val="21"/>
+        </w:rPr>
+      </w:pPr>
+      <w:r>
+        <w:rPr>
+          <w:rFonts w:ascii="Arial" w:hAnsi="Arial" w:cs="Arial"/>
+          <w:color w:val="C00000"/>
+          <w:sz w:val="21"/>
+          <w:szCs w:val="21"/>
+        </w:rPr>
+        <w:t xml:space="preserve">Tan, X., Zhu, X., Chen, J., &amp; Chen, R. (2022). Modeling the direction and magnitude of angular effects in nighttime light remote sensing. </w:t>
+      </w:r>
+      <w:r>
+        <w:rPr>
+          <w:rStyle w:val="Emphasis"/>
+          <w:rFonts w:ascii="Arial" w:hAnsi="Arial" w:cs="Arial"/>
+          <w:color w:val="C00000"/>
+          <w:sz w:val="21"/>
+          <w:szCs w:val="21"/>
+        </w:rPr>
+        <w:t>Remote Sensing of Environment, 269</w:t>
+      </w:r>
+      <w:r>
+        <w:rPr>
+          <w:rFonts w:ascii="Arial" w:hAnsi="Arial" w:cs="Arial"/>
+          <w:color w:val="C00000"/>
+          <w:sz w:val="21"/>
+          <w:szCs w:val="21"/>
+        </w:rPr>
+        <w:t xml:space="preserve">, 112834. </w:t>
+      </w:r>
+      <w:hyperlink r:id="rId34" w:history="1">
+        <w:r>
+          <w:rPr>
+            <w:rStyle w:val="Hyperlink"/>
+            <w:rFonts w:ascii="Arial" w:hAnsi="Arial" w:cs="Arial"/>
+            <w:color w:val="C00000"/>
+            <w:sz w:val="21"/>
+            <w:szCs w:val="21"/>
+          </w:rPr>
+          <w:t>https://doi.org/10.1016/j.rse.2021.112834</w:t>
+        </w:r>
+      </w:hyperlink>
+    </w:p>
+    <w:p>
+      <w:pPr>
+        <w:pStyle w:val="Heading2"/>
+        <w:rPr>
+          <w:color w:val="0432FF"/>
+          <w:sz w:val="28"/>
+          <w:szCs w:val="28"/>
+        </w:rPr>
+      </w:pPr>
+      <w:r>
+        <w:rPr>
+          <w:color w:val="0432FF"/>
+          <w:sz w:val="24"/>
+          <w:szCs w:val="28"/>
+        </w:rPr>
+        <w:t>XXVIII. Li et al. - Continuous Monitoring of Nighttime Light Changes Based on Daily NASA’s Black Marble Product Suite</w:t>
+      </w:r>
+    </w:p>
+    <w:p>
+      <w:pPr>
+        <w:pStyle w:val="NormalWeb"/>
+        <w:ind w:left="720"/>
+        <w:rPr>
+          <w:rFonts w:ascii="Arial" w:hAnsi="Arial" w:cs="Arial"/>
+          <w:sz w:val="21"/>
+          <w:szCs w:val="21"/>
+        </w:rPr>
+      </w:pPr>
+      <w:r>
+        <w:rPr>
+          <w:rFonts w:ascii="Arial" w:hAnsi="Arial" w:cs="Arial"/>
+          <w:sz w:val="21"/>
+          <w:szCs w:val="21"/>
+        </w:rPr>
+        <w:t xml:space="preserve">Li et al. (2022) propose VZA-COLD, a viewing-zenith-angle-stratified continuous monitoring algorithm for detecting NTL changes using daily NASA Black Marble VNP46A2. The method divides clear observations into VZA intervals of 0–20°, 20–40°, 40–60°, and 0–60° to reduce temporal variation caused by viewing geometry and complex surface conditions such as building heights and vegetation canopy. It then fits single-term harmonic models within each VZA interval and compares observed DNB radiance with predicted values to detect breakpoints continuously. The method achieved high overall accuracy of 99.71%, with user’s accuracy of 87.18% and producer’s accuracy of 68.88% for the NTL change class. </w:t>
+      </w:r>
+    </w:p>
+    <w:p>
+      <w:pPr>
+        <w:pStyle w:val="NormalWeb"/>
+        <w:ind w:left="720"/>
+        <w:rPr>
+          <w:rFonts w:ascii="Arial" w:hAnsi="Arial" w:cs="Arial"/>
+          <w:sz w:val="21"/>
+          <w:szCs w:val="21"/>
+        </w:rPr>
+      </w:pPr>
+      <w:r>
+        <w:rPr>
+          <w:rFonts w:ascii="Arial" w:hAnsi="Arial" w:cs="Arial"/>
+          <w:sz w:val="21"/>
+          <w:szCs w:val="21"/>
+        </w:rPr>
+        <w:t xml:space="preserve">This paper is highly relevant because it demonstrates a practical way to retain daily Black Marble temporal detail while accounting for VZA-driven instability. It also acknowledges that monthly and annual composites reduce temporal variation but lose the frequency needed for short-term monitoring. For RQ2, VZA-COLD is useful as a methodological precedent, but not necessarily as the first implementation. The immediate transfer is conceptual: daily recovery analysis should stratify or test by VZA, remove residual cloud/snow contamination where possible, and avoid interpreting </w:t>
+      </w:r>
+      <w:proofErr w:type="gramStart"/>
+      <w:r>
+        <w:rPr>
+          <w:rFonts w:ascii="Arial" w:hAnsi="Arial" w:cs="Arial"/>
+          <w:sz w:val="21"/>
+          <w:szCs w:val="21"/>
+        </w:rPr>
+        <w:t>low-radiance</w:t>
+      </w:r>
+      <w:proofErr w:type="gramEnd"/>
+      <w:r>
+        <w:rPr>
+          <w:rFonts w:ascii="Arial" w:hAnsi="Arial" w:cs="Arial"/>
+          <w:sz w:val="21"/>
+          <w:szCs w:val="21"/>
+        </w:rPr>
+        <w:t xml:space="preserve"> “consistent dark” pixels as meaningful change. This supports the planned sequence: observability audit first, VZA diagnostics second, recovery metrics only for admissible units. </w:t>
+      </w:r>
+    </w:p>
+    <w:p>
+      <w:pPr>
+        <w:pStyle w:val="NormalWeb"/>
+        <w:ind w:left="720"/>
+        <w:rPr>
+          <w:rFonts w:ascii="Arial" w:hAnsi="Arial" w:cs="Arial"/>
+          <w:color w:val="C00000"/>
+          <w:sz w:val="21"/>
+          <w:szCs w:val="21"/>
+        </w:rPr>
+      </w:pPr>
+      <w:r>
+        <w:rPr>
+          <w:rFonts w:ascii="Arial" w:hAnsi="Arial" w:cs="Arial"/>
+          <w:color w:val="C00000"/>
+          <w:sz w:val="21"/>
+          <w:szCs w:val="21"/>
+        </w:rPr>
+        <w:t xml:space="preserve">Li, T., Zhu, Z., Wang, Z., Román, M. O., Kalb, V. L., &amp; Zhao, Y. (2022). Continuous monitoring of nighttime light changes based on daily NASA’s Black Marble product suite. </w:t>
+      </w:r>
+      <w:r>
+        <w:rPr>
+          <w:rStyle w:val="Emphasis"/>
+          <w:rFonts w:ascii="Arial" w:hAnsi="Arial" w:cs="Arial"/>
+          <w:color w:val="C00000"/>
+          <w:sz w:val="21"/>
+          <w:szCs w:val="21"/>
+        </w:rPr>
+        <w:t>Remote Sensing of Environment, 282</w:t>
+      </w:r>
+      <w:r>
+        <w:rPr>
+          <w:rFonts w:ascii="Arial" w:hAnsi="Arial" w:cs="Arial"/>
+          <w:color w:val="C00000"/>
+          <w:sz w:val="21"/>
+          <w:szCs w:val="21"/>
+        </w:rPr>
+        <w:t xml:space="preserve">, 113269. </w:t>
+      </w:r>
+      <w:hyperlink r:id="rId35" w:history="1">
+        <w:r>
+          <w:rPr>
+            <w:rStyle w:val="Hyperlink"/>
+            <w:rFonts w:ascii="Arial" w:hAnsi="Arial" w:cs="Arial"/>
+            <w:color w:val="C00000"/>
+            <w:sz w:val="21"/>
+            <w:szCs w:val="21"/>
+          </w:rPr>
+          <w:t>https://doi.org/10.1016/j.rse.2022.113269</w:t>
+        </w:r>
+      </w:hyperlink>
+    </w:p>
+    <w:p>
+      <w:pPr>
+        <w:pStyle w:val="NormalWeb"/>
+        <w:rPr>
+          <w:rFonts w:ascii="Arial" w:hAnsi="Arial" w:cs="Arial"/>
+          <w:color w:val="C00000"/>
+          <w:sz w:val="21"/>
+          <w:szCs w:val="21"/>
+        </w:rPr>
+      </w:pPr>
+    </w:p>
+    <w:p>
+      <w:pPr>
+        <w:pStyle w:val="NormalWeb"/>
+        <w:rPr>
+          <w:rFonts w:ascii="Arial" w:hAnsi="Arial" w:cs="Arial"/>
+        </w:rPr>
+      </w:pPr>
+      <w:r>
+        <w:rPr>
+          <w:rFonts w:ascii="Arial" w:hAnsi="Arial" w:cs="Arial"/>
+        </w:rPr>
+        <w:t>XXIX. Lyons-Galante et al. - A Light in the Dark: Detectability of Mini-Grid Electrification with Remote Sensing in Sub-Saharan Africa</w:t>
+      </w:r>
+    </w:p>
+    <w:p>
+      <w:pPr>
+        <w:pStyle w:val="NormalWeb"/>
+        <w:ind w:left="720"/>
+        <w:rPr>
+          <w:rFonts w:ascii="Arial" w:hAnsi="Arial" w:cs="Arial"/>
+          <w:sz w:val="21"/>
+          <w:szCs w:val="21"/>
+        </w:rPr>
+      </w:pPr>
+      <w:r>
+        <w:rPr>
+          <w:rFonts w:ascii="Arial" w:hAnsi="Arial" w:cs="Arial"/>
+          <w:sz w:val="21"/>
+          <w:szCs w:val="21"/>
+        </w:rPr>
+        <w:t xml:space="preserve">Lyons-Galante et al. (2026) examine whether mini-grid electrification is detectable from satellite nighttime brightness in rural sub-Saharan Africa. Using more than 700 mini-grids built between </w:t>
+      </w:r>
+      <w:r>
+        <w:rPr>
+          <w:rFonts w:ascii="Arial" w:hAnsi="Arial" w:cs="Arial"/>
+          <w:sz w:val="21"/>
+          <w:szCs w:val="21"/>
+        </w:rPr>
+        <w:lastRenderedPageBreak/>
+        <w:t xml:space="preserve">2014 and 2023 across 20 countries, the study applies a staggered-treatment difference-in-differences design to test whether mini-grid installation produces a measurable increase in VIIRS nighttime lights. The main finding is conservative and important: mini-grid installation does not significantly alter the nighttime light signature immediately after commissioning, </w:t>
+      </w:r>
+      <w:r>
+        <w:rPr>
+          <w:rFonts w:ascii="Arial" w:hAnsi="Arial" w:cs="Arial"/>
+          <w:b/>
+          <w:bCs/>
+          <w:sz w:val="21"/>
+          <w:szCs w:val="21"/>
+        </w:rPr>
+        <w:t>suggesting that NTL-based electricity-access maps may underestimate rural electrification</w:t>
+      </w:r>
+      <w:r>
+        <w:rPr>
+          <w:rFonts w:ascii="Arial" w:hAnsi="Arial" w:cs="Arial"/>
+          <w:sz w:val="21"/>
+          <w:szCs w:val="21"/>
+        </w:rPr>
+        <w:t xml:space="preserve">. The study also identifies a consistent, temporally varying background signal in VIIRS DNB data that complicates detection of small brightness changes. </w:t>
+      </w:r>
+    </w:p>
+    <w:p>
+      <w:pPr>
+        <w:pStyle w:val="NormalWeb"/>
+        <w:ind w:left="720"/>
+        <w:rPr>
+          <w:rFonts w:ascii="Arial" w:hAnsi="Arial" w:cs="Arial"/>
+          <w:sz w:val="21"/>
+          <w:szCs w:val="21"/>
+        </w:rPr>
+      </w:pPr>
+      <w:r>
+        <w:rPr>
+          <w:rFonts w:ascii="Arial" w:hAnsi="Arial" w:cs="Arial"/>
+          <w:sz w:val="21"/>
+          <w:szCs w:val="21"/>
+        </w:rPr>
+        <w:t>The relevance to RQ2 is that electricity access or restoration is not always detectable from NTL, especially in low-consumption rural areas. This directly supports the proposed “</w:t>
+      </w:r>
+      <w:proofErr w:type="gramStart"/>
+      <w:r>
+        <w:rPr>
+          <w:rFonts w:ascii="Arial" w:hAnsi="Arial" w:cs="Arial"/>
+          <w:sz w:val="21"/>
+          <w:szCs w:val="21"/>
+        </w:rPr>
+        <w:t>low-signal</w:t>
+      </w:r>
+      <w:proofErr w:type="gramEnd"/>
+      <w:r>
+        <w:rPr>
+          <w:rFonts w:ascii="Arial" w:hAnsi="Arial" w:cs="Arial"/>
+          <w:sz w:val="21"/>
+          <w:szCs w:val="21"/>
+        </w:rPr>
+        <w:t xml:space="preserve"> / unstable” class in the observability framework. In Samar–Leyte, rural barangays, small coastal settlements, and low-density communities may experience real electricity restoration without producing a strong or stable DNB-BRDF signal. Therefore, </w:t>
+      </w:r>
+      <w:r>
+        <w:rPr>
+          <w:rFonts w:ascii="Arial" w:hAnsi="Arial" w:cs="Arial"/>
+          <w:b/>
+          <w:bCs/>
+          <w:sz w:val="21"/>
+          <w:szCs w:val="21"/>
+        </w:rPr>
+        <w:t>absence of detectable radiance recovery should not automatically be interpreted as absence of functional recovery</w:t>
+      </w:r>
+      <w:r>
+        <w:rPr>
+          <w:rFonts w:ascii="Arial" w:hAnsi="Arial" w:cs="Arial"/>
+          <w:sz w:val="21"/>
+          <w:szCs w:val="21"/>
+        </w:rPr>
+        <w:t xml:space="preserve">. Lyons-Galante et al. also reinforce the need for external electricity data: NGCP load, utility records, or local outage reports are necessary to constrain the interpretation of NTL in low-light settings. </w:t>
+      </w:r>
+    </w:p>
+    <w:p>
+      <w:pPr>
+        <w:pStyle w:val="NormalWeb"/>
+        <w:ind w:left="720"/>
+        <w:rPr>
+          <w:rFonts w:ascii="Arial" w:hAnsi="Arial" w:cs="Arial"/>
+          <w:color w:val="C00000"/>
+          <w:sz w:val="21"/>
+          <w:szCs w:val="21"/>
+        </w:rPr>
+      </w:pPr>
+      <w:r>
+        <w:rPr>
+          <w:rFonts w:ascii="Arial" w:hAnsi="Arial" w:cs="Arial"/>
+          <w:color w:val="C00000"/>
+          <w:sz w:val="21"/>
+          <w:szCs w:val="21"/>
+        </w:rPr>
+        <w:t xml:space="preserve">Lyons-Galante, I., Sweetland, C., &amp; Karimzadeh, M. (2026). A light in the dark: Detectability of mini-grid electrification with remote sensing in sub-Saharan Africa. </w:t>
+      </w:r>
+      <w:r>
+        <w:rPr>
+          <w:rStyle w:val="Emphasis"/>
+          <w:rFonts w:ascii="Arial" w:hAnsi="Arial" w:cs="Arial"/>
+          <w:color w:val="C00000"/>
+          <w:sz w:val="21"/>
+          <w:szCs w:val="21"/>
+        </w:rPr>
+        <w:t>Environmental Research: Infrastructure and Sustainability, 6</w:t>
+      </w:r>
+      <w:r>
+        <w:rPr>
+          <w:rFonts w:ascii="Arial" w:hAnsi="Arial" w:cs="Arial"/>
+          <w:color w:val="C00000"/>
+          <w:sz w:val="21"/>
+          <w:szCs w:val="21"/>
+        </w:rPr>
+        <w:t xml:space="preserve">, 025009. </w:t>
+      </w:r>
+      <w:hyperlink r:id="rId36" w:history="1">
+        <w:r>
+          <w:rPr>
+            <w:rStyle w:val="Hyperlink"/>
+            <w:rFonts w:ascii="Arial" w:hAnsi="Arial" w:cs="Arial"/>
+            <w:color w:val="C00000"/>
+            <w:sz w:val="21"/>
+            <w:szCs w:val="21"/>
+          </w:rPr>
+          <w:t>https://doi.org/10.1088/2634-4505/ae636d</w:t>
+        </w:r>
+      </w:hyperlink>
+    </w:p>
+    <w:p>
+      <w:pPr>
+        <w:pStyle w:val="NormalWeb"/>
+        <w:ind w:left="720"/>
+        <w:rPr>
+          <w:rFonts w:ascii="Arial" w:hAnsi="Arial" w:cs="Arial"/>
+          <w:color w:val="C00000"/>
+          <w:sz w:val="21"/>
+          <w:szCs w:val="21"/>
+        </w:rPr>
+      </w:pPr>
+    </w:p>
+    <w:p>
+      <w:pPr>
+        <w:spacing w:before="100" w:beforeAutospacing="1" w:afterAutospacing="1" w:line="240" w:lineRule="auto"/>
+        <w:rPr>
+          <w:rFonts w:ascii="Arial" w:hAnsi="Arial" w:cs="Arial"/>
+          <w:szCs w:val="21"/>
+        </w:rPr>
+      </w:pPr>
+    </w:p>
+    <w:p/>
+    <w:p>
+      <w:pPr>
+        <w:spacing w:line="240" w:lineRule="auto"/>
+        <w:rPr>
+          <w:rFonts w:ascii="Arial" w:hAnsi="Arial" w:cs="Arial"/>
+          <w:color w:val="C00000"/>
+        </w:rPr>
+      </w:pPr>
+    </w:p>
+    <w:p>
+      <w:pPr>
         <w:pStyle w:val="Heading1"/>
         <w:spacing w:line="240" w:lineRule="auto"/>
         <w:rPr>
@@ -5583,14 +6526,7 @@
         <w:rPr>
           <w:rFonts w:ascii="Arial" w:hAnsi="Arial" w:cs="Arial"/>
         </w:rPr>
-        <w:t xml:space="preserve">This distinction is central for nighttime lights. NTL is not a direct measure of disaster recovery. It is a proxy for emitted and reflected artificial light, which may relate to electrification, public lighting, commercial activity, mobility, household occupation, or emergency response depending on context. The literature therefore supports a cautious framing: NTL can contribute to functional recovery assessment, but it cannot replace structural damage mapping, household surveys, administrative recovery records, or hazard-exposure analysis. Friedrich et al. (2026) reinforce this distinction by separating physical, qualitative, functional, resilience-relative, and risk-relative recovery. Within that typology, NTL is strongest when </w:t>
-      </w:r>
-      <w:r>
-        <w:rPr>
-          <w:rFonts w:ascii="Arial" w:hAnsi="Arial" w:cs="Arial"/>
-        </w:rPr>
-        <w:lastRenderedPageBreak/>
-        <w:t>interpreted as a functional indicator, particularly for electricity-mediated disruption and restoration.</w:t>
+        <w:t>This distinction is central for nighttime lights. NTL is not a direct measure of disaster recovery. It is a proxy for emitted and reflected artificial light, which may relate to electrification, public lighting, commercial activity, mobility, household occupation, or emergency response depending on context. The literature therefore supports a cautious framing: NTL can contribute to functional recovery assessment, but it cannot replace structural damage mapping, household surveys, administrative recovery records, or hazard-exposure analysis. Friedrich et al. (2026) reinforce this distinction by separating physical, qualitative, functional, resilience-relative, and risk-relative recovery. Within that typology, NTL is strongest when interpreted as a functional indicator, particularly for electricity-mediated disruption and restoration.</w:t>
       </w:r>
     </w:p>
     <w:p>
@@ -5633,6 +6569,7 @@
         <w:rPr>
           <w:rFonts w:ascii="Arial" w:hAnsi="Arial" w:cs="Arial"/>
         </w:rPr>
+        <w:lastRenderedPageBreak/>
         <w:t xml:space="preserve">Early and mid-stage post-disaster remote sensing studies were dominated by observable physical changes: debris, building collapse, roof damage, road obstruction, vegetation loss, land-cover transition, and reconstructed built-up area. </w:t>
       </w:r>
       <w:proofErr w:type="spellStart"/>
@@ -5820,14 +6757,7 @@
         <w:rPr>
           <w:rFonts w:ascii="Arial" w:hAnsi="Arial" w:cs="Arial"/>
         </w:rPr>
-        <w:t xml:space="preserve">VIIRS and the Black Marble product suite changed this by providing daily, radiometrically calibrated nighttime lights with quality layers and corrections for lunar, atmospheric, terrain, cloud, snow, and BRDF-related effects (Román et al., 2018). This enabled studies such as Román et al. (2019), Chakraborty and Stokes (2023), Mu et al. (2025), and Zheng et al. (2025) to model daily disruption and recovery rather than only annual or monthly differences. The field therefore shifted from detecting whether a disaster left an aggregate signature to </w:t>
-      </w:r>
-      <w:r>
-        <w:rPr>
-          <w:rFonts w:ascii="Arial" w:hAnsi="Arial" w:cs="Arial"/>
-        </w:rPr>
-        <w:lastRenderedPageBreak/>
-        <w:t>estimating when a shock occurred, how severe it was, how long recovery took, and how spatially unequal the recovery trajectory became.</w:t>
+        <w:t>VIIRS and the Black Marble product suite changed this by providing daily, radiometrically calibrated nighttime lights with quality layers and corrections for lunar, atmospheric, terrain, cloud, snow, and BRDF-related effects (Román et al., 2018). This enabled studies such as Román et al. (2019), Chakraborty and Stokes (2023), Mu et al. (2025), and Zheng et al. (2025) to model daily disruption and recovery rather than only annual or monthly differences. The field therefore shifted from detecting whether a disaster left an aggregate signature to estimating when a shock occurred, how severe it was, how long recovery took, and how spatially unequal the recovery trajectory became.</w:t>
       </w:r>
     </w:p>
     <w:p>
@@ -5866,6 +6796,7 @@
         <w:rPr>
           <w:rFonts w:ascii="Arial" w:hAnsi="Arial" w:cs="Arial"/>
         </w:rPr>
+        <w:lastRenderedPageBreak/>
         <w:t>A recurring lesson across the recent literature is that higher temporal resolution does not automatically mean higher interpretability. Daily NTL provides more observations in principle, but many observations are unusable because of cloud, snow, poor-quality flags, stray light, viewing geometry, data holes, or atmospheric effects. In tropical regions, this problem is intensified by persistent cloud cover and seasonal weather regimes. The central methodological issue becomes observability: whether the satellite obtained a valid view of the ground-light signal on a given night.</w:t>
       </w:r>
     </w:p>
@@ -6033,14 +6964,7 @@
         <w:rPr>
           <w:rFonts w:ascii="Arial" w:hAnsi="Arial" w:cs="Arial"/>
         </w:rPr>
-        <w:t xml:space="preserve"> changes across contexts. A drop in NTL may reflect outage, evacuation, curfew, cloud screening, or reduced activity. A recovery in NTL may reflect grid reconnection, generator use, public lighting restoration, emergency operations, or commercial reopening. </w:t>
-      </w:r>
-      <w:r>
-        <w:rPr>
-          <w:rFonts w:ascii="Arial" w:hAnsi="Arial" w:cs="Arial"/>
-        </w:rPr>
-        <w:lastRenderedPageBreak/>
-        <w:t>Therefore, the strongest disaster applications connect NTL to event timing, affected-area definitions, settlement context, and independent validation. NTL is most defensible when it is treated as one component of a multi-evidence recovery assessment.</w:t>
+        <w:t xml:space="preserve"> changes across contexts. A drop in NTL may reflect outage, evacuation, curfew, cloud screening, or reduced activity. A recovery in NTL may reflect grid reconnection, generator use, public lighting restoration, emergency operations, or commercial reopening. Therefore, the strongest disaster applications connect NTL to event timing, affected-area definitions, settlement context, and independent validation. NTL is most defensible when it is treated as one component of a multi-evidence recovery assessment.</w:t>
       </w:r>
     </w:p>
     <w:p>
@@ -6083,6 +7007,7 @@
         <w:rPr>
           <w:rFonts w:ascii="Arial" w:hAnsi="Arial" w:cs="Arial"/>
         </w:rPr>
+        <w:lastRenderedPageBreak/>
         <w:t>A major methodological advance in recent NTL disaster research is the move away from simple before-after differencing. Earlier studies often used a pre-event mean as baseline, but this assumes that the pre-event state is stable, representative, and a valid counterfactual. That assumption is weak in rapidly changing urban regions, seasonally variable settings, and disaster-prone environments with repeated shocks.</w:t>
       </w:r>
     </w:p>
@@ -6214,14 +7139,7 @@
         <w:rPr>
           <w:rFonts w:ascii="Arial" w:hAnsi="Arial" w:cs="Arial"/>
         </w:rPr>
-        <w:t xml:space="preserve">This is where independent power data become methodologically important. If NTL is interpreted as electricity-related recovery, alignment with load, outage, feeder, or utility data can test whether radiance changes correspond to electrical restoration. NGCP-type demand data are therefore not merely external validation; they help define the interpretation boundary. A radiance drop that does not align with load decline may reflect cloud, VZA, public-lighting behavior, or localized settlement effects. A radiance recovery that aligns with load recovery </w:t>
-      </w:r>
-      <w:r>
-        <w:rPr>
-          <w:rFonts w:ascii="Arial" w:hAnsi="Arial" w:cs="Arial"/>
-        </w:rPr>
-        <w:lastRenderedPageBreak/>
-        <w:t>strengthens the functional interpretation but still does not prove household-level equity or welfare. Electricity validation narrows the claim to what NTL can support.</w:t>
+        <w:t>This is where independent power data become methodologically important. If NTL is interpreted as electricity-related recovery, alignment with load, outage, feeder, or utility data can test whether radiance changes correspond to electrical restoration. NGCP-type demand data are therefore not merely external validation; they help define the interpretation boundary. A radiance drop that does not align with load decline may reflect cloud, VZA, public-lighting behavior, or localized settlement effects. A radiance recovery that aligns with load recovery strengthens the functional interpretation but still does not prove household-level equity or welfare. Electricity validation narrows the claim to what NTL can support.</w:t>
       </w:r>
     </w:p>
     <w:p>
@@ -6264,7 +7182,14 @@
         <w:rPr>
           <w:rFonts w:ascii="Arial" w:hAnsi="Arial" w:cs="Arial"/>
         </w:rPr>
-        <w:t xml:space="preserve">The literature also clarifies what NTL should not claim. Lauer et al. (2026) show that resettlement and visible settlement activity can coexist with persistent flood risk, inadequate infrastructure, and vulnerability. </w:t>
+        <w:t xml:space="preserve">The literature also clarifies what NTL should not claim. Lauer et al. (2026) show that resettlement and visible settlement activity can coexist with persistent flood risk, inadequate </w:t>
+      </w:r>
+      <w:r>
+        <w:rPr>
+          <w:rFonts w:ascii="Arial" w:hAnsi="Arial" w:cs="Arial"/>
+        </w:rPr>
+        <w:lastRenderedPageBreak/>
+        <w:t xml:space="preserve">infrastructure, and vulnerability. </w:t>
       </w:r>
       <w:proofErr w:type="spellStart"/>
       <w:r>
@@ -6433,14 +7358,7 @@
         <w:rPr>
           <w:rFonts w:ascii="Arial" w:hAnsi="Arial" w:cs="Arial"/>
         </w:rPr>
-        <w:t xml:space="preserve">-style proxy theory provides the disaster-recovery framing; recent Black Marble studies provide the time-series and counterfactual methods; Levin, Hung, Pei, Tong, and Zheng provide the sensor-geometry and observability cautions; and electricity-validation studies provide the functional interpretation pathway. The resulting premise is concise: nighttime lights can contribute to post-disaster impact and recovery assessment, but in cloud-impacted tropical regions, observability must </w:t>
-      </w:r>
-      <w:r>
-        <w:rPr>
-          <w:rFonts w:ascii="Arial" w:hAnsi="Arial" w:cs="Arial"/>
-        </w:rPr>
-        <w:lastRenderedPageBreak/>
-        <w:t>be established before interpretability, and interpretability must be established before recovery claims.</w:t>
+        <w:t>-style proxy theory provides the disaster-recovery framing; recent Black Marble studies provide the time-series and counterfactual methods; Levin, Hung, Pei, Tong, and Zheng provide the sensor-geometry and observability cautions; and electricity-validation studies provide the functional interpretation pathway. The resulting premise is concise: nighttime lights can contribute to post-disaster impact and recovery assessment, but in cloud-impacted tropical regions, observability must be established before interpretability, and interpretability must be established before recovery claims.</w:t>
       </w:r>
     </w:p>
     <w:p>
@@ -6482,7 +7400,14 @@
         <w:rPr>
           <w:rFonts w:ascii="Arial" w:hAnsi="Arial" w:cs="Arial"/>
         </w:rPr>
-        <w:t>The Philippine literature adds an important geographic and institutional layer to the broader NTL disaster field. The country combines repeated tropical-cyclone exposure, dense coastal settlement, archipelagic electricity systems, and uneven local government and utility reporting capacity. This context makes post-disaster recovery difficult to observe through conventional administrative data alone. Official reports may provide aggregate restoration milestones, housing counts, or relief statistics, but they often do not resolve local variation in electricity access, settlement function, or long-term recovery trajectories.</w:t>
+        <w:t xml:space="preserve">The Philippine literature adds an important geographic and institutional layer to the broader NTL disaster field. The country combines repeated tropical-cyclone exposure, dense coastal settlement, archipelagic electricity systems, and uneven local government and utility reporting </w:t>
+      </w:r>
+      <w:r>
+        <w:rPr>
+          <w:rFonts w:ascii="Arial" w:hAnsi="Arial" w:cs="Arial"/>
+        </w:rPr>
+        <w:lastRenderedPageBreak/>
+        <w:t>capacity. This context makes post-disaster recovery difficult to observe through conventional administrative data alone. Official reports may provide aggregate restoration milestones, housing counts, or relief statistics, but they often do not resolve local variation in electricity access, settlement function, or long-term recovery trajectories.</w:t>
       </w:r>
     </w:p>
     <w:p>
@@ -6690,29 +7615,29 @@
         <w:rPr>
           <w:rFonts w:ascii="Arial" w:hAnsi="Arial" w:cs="Arial"/>
         </w:rPr>
-        <w:t xml:space="preserve">The literature moves through a clear methodological progression. Early DMSP-OLS studies established that artificial lights could map human settlement, economic activity, urban extent, and long-run development. These studies were important because they made NTL legitimate </w:t>
+        <w:t>The literature moves through a clear methodological progression. Early DMSP-OLS studies established that artificial lights could map human settlement, economic activity, urban extent, and long-run development. These studies were important because they made NTL legitimate as a socioeconomic proxy, especially in regions with weak statistical systems. Yet DMSP-OLS had coarse spatial resolution, limited radiometric precision, saturation, blooming, and annual compositing, which made it poorly suited for short post-disaster recovery analysis.</w:t>
+      </w:r>
+    </w:p>
+    <w:p>
+      <w:pPr>
+        <w:spacing w:line="240" w:lineRule="auto"/>
+        <w:ind w:left="1080"/>
+        <w:rPr>
+          <w:rFonts w:ascii="Arial" w:hAnsi="Arial" w:cs="Arial"/>
+        </w:rPr>
+      </w:pPr>
+      <w:r>
+        <w:rPr>
+          <w:rFonts w:ascii="Arial" w:hAnsi="Arial" w:cs="Arial"/>
+        </w:rPr>
+        <w:t xml:space="preserve">VIIRS-DNB improved radiometric sensitivity and spatial detail, while Black Marble added daily products, physical corrections, and quality information. This changed the disaster question from whether lights could broadly indicate impact to whether daily radiance could track impact timing, outage duration, and recovery trajectory. Studies on Puerto Rico, Türkiye, Ukraine, </w:t>
       </w:r>
       <w:r>
         <w:rPr>
           <w:rFonts w:ascii="Arial" w:hAnsi="Arial" w:cs="Arial"/>
         </w:rPr>
         <w:lastRenderedPageBreak/>
-        <w:t>as a socioeconomic proxy, especially in regions with weak statistical systems. Yet DMSP-OLS had coarse spatial resolution, limited radiometric precision, saturation, blooming, and annual compositing, which made it poorly suited for short post-disaster recovery analysis.</w:t>
-      </w:r>
-    </w:p>
-    <w:p>
-      <w:pPr>
-        <w:spacing w:line="240" w:lineRule="auto"/>
-        <w:ind w:left="1080"/>
-        <w:rPr>
-          <w:rFonts w:ascii="Arial" w:hAnsi="Arial" w:cs="Arial"/>
-        </w:rPr>
-      </w:pPr>
-      <w:r>
-        <w:rPr>
-          <w:rFonts w:ascii="Arial" w:hAnsi="Arial" w:cs="Arial"/>
-        </w:rPr>
-        <w:t>VIIRS-DNB improved radiometric sensitivity and spatial detail, while Black Marble added daily products, physical corrections, and quality information. This changed the disaster question from whether lights could broadly indicate impact to whether daily radiance could track impact timing, outage duration, and recovery trajectory. Studies on Puerto Rico, Türkiye, Ukraine, Southeast Asian hazards, and global tropical cyclone recovery show how VIIRS and Black Marble enabled event-window analysis that DMSP could not support.</w:t>
+        <w:t>Southeast Asian hazards, and global tropical cyclone recovery show how VIIRS and Black Marble enabled event-window analysis that DMSP could not support.</w:t>
       </w:r>
     </w:p>
     <w:p>
@@ -6872,14 +7797,7 @@
         <w:rPr>
           <w:rFonts w:ascii="Arial" w:hAnsi="Arial" w:cs="Arial"/>
         </w:rPr>
-        <w:t xml:space="preserve">Spectral limitations add another layer. VIIRS-DNB is panchromatic but relatively insensitive to some blue-rich emissions associated with LED transitions. Hung et al. (2021) show that ground-observed skyglow and VIIRS upward radiance can diverge after lighting retrofits. For disaster studies, this means that radiance recovery cannot be assumed to equal total lighting recovery or human-experienced brightness. Changes in lighting technology, fixture shielding, </w:t>
-      </w:r>
-      <w:r>
-        <w:rPr>
-          <w:rFonts w:ascii="Arial" w:hAnsi="Arial" w:cs="Arial"/>
-        </w:rPr>
-        <w:lastRenderedPageBreak/>
-        <w:t>and emission direction can alter observed radiance even when electricity and activity change differently.</w:t>
+        <w:t>Spectral limitations add another layer. VIIRS-DNB is panchromatic but relatively insensitive to some blue-rich emissions associated with LED transitions. Hung et al. (2021) show that ground-observed skyglow and VIIRS upward radiance can diverge after lighting retrofits. For disaster studies, this means that radiance recovery cannot be assumed to equal total lighting recovery or human-experienced brightness. Changes in lighting technology, fixture shielding, and emission direction can alter observed radiance even when electricity and activity change differently.</w:t>
       </w:r>
     </w:p>
     <w:p>
@@ -6913,6 +7831,7 @@
         <w:rPr>
           <w:rFonts w:ascii="Arial" w:hAnsi="Arial" w:cs="Arial"/>
         </w:rPr>
+        <w:lastRenderedPageBreak/>
         <w:t>Settlement heterogeneity and why GHSL belongs in the RRL</w:t>
       </w:r>
     </w:p>
@@ -7098,14 +8017,7 @@
         <w:rPr>
           <w:rFonts w:ascii="Arial" w:hAnsi="Arial" w:cs="Arial"/>
         </w:rPr>
-        <w:t xml:space="preserve">official restoration language can differ from lived or observable recovery. A declared restoration milestone may mean that grid infrastructure is technically energized or that key facilities have power, while households, businesses, and street lighting remain below pre-event levels. This gap between institutional definitions and observed nightscape behavior </w:t>
-      </w:r>
-      <w:r>
-        <w:rPr>
-          <w:rFonts w:ascii="Arial" w:hAnsi="Arial" w:cs="Arial"/>
-        </w:rPr>
-        <w:lastRenderedPageBreak/>
-        <w:t>is precisely where satellite evidence can contribute, provided that the observation record is first qualified.</w:t>
+        <w:t>official restoration language can differ from lived or observable recovery. A declared restoration milestone may mean that grid infrastructure is technically energized or that key facilities have power, while households, businesses, and street lighting remain below pre-event levels. This gap between institutional definitions and observed nightscape behavior is precisely where satellite evidence can contribute, provided that the observation record is first qualified.</w:t>
       </w:r>
     </w:p>
     <w:p>
@@ -7148,7 +8060,14 @@
         <w:rPr>
           <w:rFonts w:ascii="Arial" w:hAnsi="Arial" w:cs="Arial"/>
         </w:rPr>
-        <w:t>The resettlement literature demonstrates that recovery continues long after immediate electricity restoration. Relocation sites may emerge over years, and their sustainability depends on livelihood access, transport, services, governance, and integration with surrounding economic systems. NTL can help track whether such sites become brighter, remain stagnant, or decline relative to local baselines. Principe (202</w:t>
+        <w:t xml:space="preserve">The resettlement literature demonstrates that recovery continues long after immediate electricity restoration. Relocation sites may emerge over years, and their sustainability depends on livelihood access, transport, services, governance, and integration with surrounding economic systems. NTL can help track whether such sites become brighter, </w:t>
+      </w:r>
+      <w:r>
+        <w:rPr>
+          <w:rFonts w:ascii="Arial" w:hAnsi="Arial" w:cs="Arial"/>
+        </w:rPr>
+        <w:lastRenderedPageBreak/>
+        <w:t>remain stagnant, or decline relative to local baselines. Principe (202</w:t>
       </w:r>
       <w:r>
         <w:rPr>
@@ -7371,13 +8290,7 @@
         <w:rPr>
           <w:rFonts w:ascii="Arial" w:hAnsi="Arial" w:cs="Arial"/>
         </w:rPr>
-        <w:t>P</w:t>
-      </w:r>
-      <w:r>
-        <w:rPr>
-          <w:rFonts w:ascii="Arial" w:hAnsi="Arial" w:cs="Arial"/>
-        </w:rPr>
-        <w:t>ublic records often quantify outage extent better than outage duration. RQ2 can use these storms as event candidates, but power-recovery timing should be estimated systematically from reliability-qualified DNB-BRDF, compared against gap-filled NTL, and validated against NGCP load where spatially compatible.</w:t>
+        <w:t>Public records often quantify outage extent better than outage duration. RQ2 can use these storms as event candidates, but power-recovery timing should be estimated systematically from reliability-qualified DNB-BRDF, compared against gap-filled NTL, and validated against NGCP load where spatially compatible.</w:t>
       </w:r>
     </w:p>
     <w:tbl>
@@ -7415,7 +8328,6 @@
                 <w:b/>
                 <w:bCs/>
               </w:rPr>
-              <w:lastRenderedPageBreak/>
               <w:t>Event</w:t>
             </w:r>
           </w:p>
@@ -7692,6 +8604,7 @@
                 <w:b/>
                 <w:bCs/>
               </w:rPr>
+              <w:lastRenderedPageBreak/>
               <w:t>Hagupit / Ruby (2014)</w:t>
             </w:r>
           </w:p>
@@ -8441,7 +9354,7 @@
         </w:rPr>
         <w:t xml:space="preserve"> tropical cyclone archive: </w:t>
       </w:r>
-      <w:hyperlink r:id="rId32" w:history="1">
+      <w:hyperlink r:id="rId37" w:history="1">
         <w:r>
           <w:rPr>
             <w:rStyle w:val="Hyperlink"/>
@@ -8474,7 +9387,7 @@
         </w:rPr>
         <w:t>PAGASA tropical cyclone information: </w:t>
       </w:r>
-      <w:hyperlink r:id="rId33" w:history="1">
+      <w:hyperlink r:id="rId38" w:history="1">
         <w:r>
           <w:rPr>
             <w:rStyle w:val="Hyperlink"/>
@@ -8505,10 +9418,9 @@
           <w:sz w:val="24"/>
           <w:szCs w:val="24"/>
         </w:rPr>
-        <w:lastRenderedPageBreak/>
         <w:t>NDRRMC monitoring dashboard / situation reports: </w:t>
       </w:r>
-      <w:hyperlink r:id="rId34" w:history="1">
+      <w:hyperlink r:id="rId39" w:history="1">
         <w:r>
           <w:rPr>
             <w:rStyle w:val="Hyperlink"/>
@@ -8551,7 +9463,7 @@
         </w:rPr>
         <w:t xml:space="preserve"> Philippines disaster updates: </w:t>
       </w:r>
-      <w:hyperlink r:id="rId35" w:history="1">
+      <w:hyperlink r:id="rId40" w:history="1">
         <w:r>
           <w:rPr>
             <w:rStyle w:val="Hyperlink"/>
@@ -8613,7 +9525,7 @@
         </w:rPr>
         <w:br/>
       </w:r>
-      <w:hyperlink r:id="rId36" w:history="1">
+      <w:hyperlink r:id="rId41" w:history="1">
         <w:r>
           <w:rPr>
             <w:rStyle w:val="Hyperlink"/>
@@ -8632,7 +9544,7 @@
         </w:rPr>
         <w:br/>
       </w:r>
-      <w:hyperlink r:id="rId37" w:history="1">
+      <w:hyperlink r:id="rId42" w:history="1">
         <w:r>
           <w:rPr>
             <w:rStyle w:val="Hyperlink"/>
@@ -8643,7 +9555,7 @@
           <w:t>https://en.wikipedia.org/wiki/Effects_of_Typhoon_Haiyan_in_the_</w:t>
         </w:r>
       </w:hyperlink>
-      <w:hyperlink r:id="rId38" w:history="1">
+      <w:hyperlink r:id="rId43" w:history="1">
         <w:r>
           <w:rPr>
             <w:rStyle w:val="Hyperlink"/>
@@ -8676,6 +9588,7 @@
           <w:sz w:val="24"/>
           <w:szCs w:val="24"/>
         </w:rPr>
+        <w:lastRenderedPageBreak/>
         <w:t>Hagupit / Ruby, 2014</w:t>
       </w:r>
       <w:r>
@@ -8686,7 +9599,7 @@
         </w:rPr>
         <w:br/>
       </w:r>
-      <w:hyperlink r:id="rId39" w:history="1">
+      <w:hyperlink r:id="rId44" w:history="1">
         <w:r>
           <w:rPr>
             <w:rStyle w:val="Hyperlink"/>
@@ -8697,7 +9610,7 @@
           <w:t>https://en.wikipedia.org/wiki/Typhoon_Hagupit_(2014</w:t>
         </w:r>
       </w:hyperlink>
-      <w:hyperlink r:id="rId40" w:history="1">
+      <w:hyperlink r:id="rId45" w:history="1">
         <w:r>
           <w:rPr>
             <w:rStyle w:val="Hyperlink"/>
@@ -8752,7 +9665,7 @@
         </w:rPr>
         <w:br/>
       </w:r>
-      <w:hyperlink r:id="rId41" w:history="1">
+      <w:hyperlink r:id="rId46" w:history="1">
         <w:r>
           <w:rPr>
             <w:rStyle w:val="Hyperlink"/>
@@ -8763,7 +9676,7 @@
           <w:t>https://en.wikipedia.org/wiki/Typhoon_</w:t>
         </w:r>
       </w:hyperlink>
-      <w:hyperlink r:id="rId42" w:history="1">
+      <w:hyperlink r:id="rId47" w:history="1">
         <w:r>
           <w:rPr>
             <w:rStyle w:val="Hyperlink"/>
@@ -8818,7 +9731,7 @@
         </w:rPr>
         <w:br/>
       </w:r>
-      <w:hyperlink r:id="rId43" w:history="1">
+      <w:hyperlink r:id="rId48" w:history="1">
         <w:r>
           <w:rPr>
             <w:rStyle w:val="Hyperlink"/>
@@ -8829,7 +9742,7 @@
           <w:t>https://en.wikipedia.org/wiki/Typhoon_Vongfong_(2020</w:t>
         </w:r>
       </w:hyperlink>
-      <w:hyperlink r:id="rId44" w:history="1">
+      <w:hyperlink r:id="rId49" w:history="1">
         <w:r>
           <w:rPr>
             <w:rStyle w:val="Hyperlink"/>
@@ -8872,7 +9785,7 @@
         </w:rPr>
         <w:br/>
       </w:r>
-      <w:hyperlink r:id="rId45" w:history="1">
+      <w:hyperlink r:id="rId50" w:history="1">
         <w:r>
           <w:rPr>
             <w:rStyle w:val="Hyperlink"/>
@@ -8883,7 +9796,7 @@
           <w:t>https://en.wikipedia.org/wiki/Typhoon_</w:t>
         </w:r>
       </w:hyperlink>
-      <w:hyperlink r:id="rId46" w:history="1">
+      <w:hyperlink r:id="rId51" w:history="1">
         <w:r>
           <w:rPr>
             <w:rStyle w:val="Hyperlink"/>
@@ -8926,7 +9839,7 @@
         </w:rPr>
         <w:br/>
       </w:r>
-      <w:hyperlink r:id="rId47" w:history="1">
+      <w:hyperlink r:id="rId52" w:history="1">
         <w:r>
           <w:rPr>
             <w:rStyle w:val="Hyperlink"/>
@@ -8937,7 +9850,7 @@
           <w:t>https://en.wikipedia.org/wiki/Tropical_Storm_</w:t>
         </w:r>
       </w:hyperlink>
-      <w:hyperlink r:id="rId48" w:history="1">
+      <w:hyperlink r:id="rId53" w:history="1">
         <w:r>
           <w:rPr>
             <w:rStyle w:val="Hyperlink"/>
@@ -9266,26 +10179,142 @@
           <w:sz w:val="16"/>
           <w:szCs w:val="16"/>
         </w:rPr>
+        <w:t>Small et al. - Spatial Analysis of Global Urban Extent from DMSP-OLS Night Lights</w:t>
+      </w:r>
+    </w:p>
+    <w:p>
+      <w:pPr>
+        <w:spacing w:line="240" w:lineRule="auto"/>
+        <w:rPr>
+          <w:rFonts w:ascii="Arial" w:hAnsi="Arial" w:cs="Arial"/>
+          <w:sz w:val="16"/>
+          <w:szCs w:val="16"/>
+        </w:rPr>
+      </w:pPr>
+      <w:r>
+        <w:rPr>
+          <w:rFonts w:ascii="Arial" w:hAnsi="Arial" w:cs="Arial"/>
+          <w:sz w:val="16"/>
+          <w:szCs w:val="16"/>
+        </w:rPr>
+        <w:t>Small et al. (2005) analyze global urban extent using DMSP-OLS nighttime lights. The study examines how night lights represent urban spatial structure and highlights issues such as blooming, saturation, and spatial mismatch between lit areas and actual built-up extent. It is a foundational reference for understanding both the value and limitations of NTL as an urban proxy.</w:t>
+      </w:r>
+    </w:p>
+    <w:p>
+      <w:pPr>
+        <w:pStyle w:val="Citationparagraph"/>
+        <w:spacing w:line="240" w:lineRule="auto"/>
+        <w:rPr>
+          <w:rFonts w:ascii="Arial" w:hAnsi="Arial" w:cs="Arial"/>
+          <w:sz w:val="16"/>
+          <w:szCs w:val="16"/>
+        </w:rPr>
+      </w:pPr>
+      <w:r>
+        <w:rPr>
+          <w:rFonts w:ascii="Arial" w:hAnsi="Arial" w:cs="Arial"/>
+          <w:sz w:val="16"/>
+          <w:szCs w:val="16"/>
+        </w:rPr>
+        <w:t>Small, C., Pozzi, F., &amp; Elvidge, C. D. (2005). Spatial analysis of global urban extent from DMSP-OLS night lights. Remote Sensing of Environment, 96(3-4), 277-291. https://doi.org/10.1016/j.rse.2005.02.002</w:t>
+      </w:r>
+    </w:p>
+    <w:p>
+      <w:pPr>
+        <w:pStyle w:val="Heading2"/>
+        <w:spacing w:line="240" w:lineRule="auto"/>
+        <w:rPr>
+          <w:rFonts w:ascii="Arial" w:hAnsi="Arial" w:cs="Arial"/>
+          <w:color w:val="0432FF"/>
+          <w:sz w:val="16"/>
+          <w:szCs w:val="16"/>
+        </w:rPr>
+      </w:pPr>
+      <w:r>
+        <w:rPr>
+          <w:rFonts w:ascii="Arial" w:hAnsi="Arial" w:cs="Arial"/>
+          <w:color w:val="0432FF"/>
+          <w:sz w:val="16"/>
+          <w:szCs w:val="16"/>
+        </w:rPr>
+        <w:t>Doll et al. - Mapping Regional Economic Activity from Night-Time Light Satellite Imagery</w:t>
+      </w:r>
+    </w:p>
+    <w:p>
+      <w:pPr>
+        <w:spacing w:line="240" w:lineRule="auto"/>
+        <w:rPr>
+          <w:rFonts w:ascii="Arial" w:hAnsi="Arial" w:cs="Arial"/>
+          <w:sz w:val="16"/>
+          <w:szCs w:val="16"/>
+        </w:rPr>
+      </w:pPr>
+      <w:r>
+        <w:rPr>
+          <w:rFonts w:ascii="Arial" w:hAnsi="Arial" w:cs="Arial"/>
+          <w:sz w:val="16"/>
+          <w:szCs w:val="16"/>
+        </w:rPr>
+        <w:t>Doll et al. (2006) use nighttime-light imagery to map regional economic activity. The paper links spatial patterns of light intensity with economic output and demonstrates the value of NTL for disaggregating economic activity where conventional statistics are spatially coarse. It is part of the early economic-proxy literature that later informed disaster-impact studies using light reductions as indicators of economic disruption.</w:t>
+      </w:r>
+    </w:p>
+    <w:p>
+      <w:pPr>
+        <w:pStyle w:val="Citationparagraph"/>
+        <w:spacing w:line="240" w:lineRule="auto"/>
+        <w:rPr>
+          <w:rFonts w:ascii="Arial" w:hAnsi="Arial" w:cs="Arial"/>
+          <w:sz w:val="16"/>
+          <w:szCs w:val="16"/>
+        </w:rPr>
+      </w:pPr>
+      <w:r>
+        <w:rPr>
+          <w:rFonts w:ascii="Arial" w:hAnsi="Arial" w:cs="Arial"/>
+          <w:sz w:val="16"/>
+          <w:szCs w:val="16"/>
+        </w:rPr>
+        <w:t>Doll, C. N. H., Muller, J.-P., &amp; Morley, J. G. (2006). Mapping regional economic activity from night-time light satellite imagery. Ecological Economics, 57(1), 75-92. https://doi.org/10.1016/j.ecolecon.2005.03.007</w:t>
+      </w:r>
+    </w:p>
+    <w:p>
+      <w:pPr>
+        <w:pStyle w:val="Heading2"/>
+        <w:spacing w:line="240" w:lineRule="auto"/>
+        <w:rPr>
+          <w:rFonts w:ascii="Arial" w:hAnsi="Arial" w:cs="Arial"/>
+          <w:color w:val="0432FF"/>
+          <w:sz w:val="16"/>
+          <w:szCs w:val="16"/>
+        </w:rPr>
+      </w:pPr>
+      <w:r>
+        <w:rPr>
+          <w:rFonts w:ascii="Arial" w:hAnsi="Arial" w:cs="Arial"/>
+          <w:color w:val="0432FF"/>
+          <w:sz w:val="16"/>
+          <w:szCs w:val="16"/>
+        </w:rPr>
         <w:lastRenderedPageBreak/>
-        <w:t>Small et al. - Spatial Analysis of Global Urban Extent from DMSP-OLS Night Lights</w:t>
-      </w:r>
-    </w:p>
-    <w:p>
-      <w:pPr>
-        <w:spacing w:line="240" w:lineRule="auto"/>
-        <w:rPr>
-          <w:rFonts w:ascii="Arial" w:hAnsi="Arial" w:cs="Arial"/>
-          <w:sz w:val="16"/>
-          <w:szCs w:val="16"/>
-        </w:rPr>
-      </w:pPr>
-      <w:r>
-        <w:rPr>
-          <w:rFonts w:ascii="Arial" w:hAnsi="Arial" w:cs="Arial"/>
-          <w:sz w:val="16"/>
-          <w:szCs w:val="16"/>
-        </w:rPr>
-        <w:t>Small et al. (2005) analyze global urban extent using DMSP-OLS nighttime lights. The study examines how night lights represent urban spatial structure and highlights issues such as blooming, saturation, and spatial mismatch between lit areas and actual built-up extent. It is a foundational reference for understanding both the value and limitations of NTL as an urban proxy.</w:t>
+        <w:t>Chen and Nordhaus - Using Luminosity Data as a Proxy for Economic Statistics</w:t>
+      </w:r>
+    </w:p>
+    <w:p>
+      <w:pPr>
+        <w:spacing w:line="240" w:lineRule="auto"/>
+        <w:rPr>
+          <w:rFonts w:ascii="Arial" w:hAnsi="Arial" w:cs="Arial"/>
+          <w:sz w:val="16"/>
+          <w:szCs w:val="16"/>
+        </w:rPr>
+      </w:pPr>
+      <w:r>
+        <w:rPr>
+          <w:rFonts w:ascii="Arial" w:hAnsi="Arial" w:cs="Arial"/>
+          <w:sz w:val="16"/>
+          <w:szCs w:val="16"/>
+        </w:rPr>
+        <w:t>Chen and Nordhaus (2011) evaluate luminosity data as a proxy for economic statistics. The paper compares nighttime lights with conventional economic measures and argues that luminosity is particularly useful where statistical systems are weak, delayed, or spatially aggregated. The study is central to the socioeconomic interpretation of NTL, while also implying that radiance should be treated as a proxy whose meaning depends on context and validation.</w:t>
       </w:r>
     </w:p>
     <w:p>
@@ -9304,7 +10333,7 @@
           <w:sz w:val="16"/>
           <w:szCs w:val="16"/>
         </w:rPr>
-        <w:t>Small, C., Pozzi, F., &amp; Elvidge, C. D. (2005). Spatial analysis of global urban extent from DMSP-OLS night lights. Remote Sensing of Environment, 96(3-4), 277-291. https://doi.org/10.1016/j.rse.2005.02.002</w:t>
+        <w:t>Chen, X., &amp; Nordhaus, W. D. (2011). Using luminosity data as a proxy for economic statistics. Proceedings of the National Academy of Sciences, 108(21), 8589-8594. https://doi.org/10.1073/pnas.1017031108</w:t>
       </w:r>
     </w:p>
     <w:p>
@@ -9325,25 +10354,25 @@
           <w:sz w:val="16"/>
           <w:szCs w:val="16"/>
         </w:rPr>
-        <w:t>Doll et al. - Mapping Regional Economic Activity from Night-Time Light Satellite Imagery</w:t>
-      </w:r>
-    </w:p>
-    <w:p>
-      <w:pPr>
-        <w:spacing w:line="240" w:lineRule="auto"/>
-        <w:rPr>
-          <w:rFonts w:ascii="Arial" w:hAnsi="Arial" w:cs="Arial"/>
-          <w:sz w:val="16"/>
-          <w:szCs w:val="16"/>
-        </w:rPr>
-      </w:pPr>
-      <w:r>
-        <w:rPr>
-          <w:rFonts w:ascii="Arial" w:hAnsi="Arial" w:cs="Arial"/>
-          <w:sz w:val="16"/>
-          <w:szCs w:val="16"/>
-        </w:rPr>
-        <w:t>Doll et al. (2006) use nighttime-light imagery to map regional economic activity. The paper links spatial patterns of light intensity with economic output and demonstrates the value of NTL for disaggregating economic activity where conventional statistics are spatially coarse. It is part of the early economic-proxy literature that later informed disaster-impact studies using light reductions as indicators of economic disruption.</w:t>
+        <w:t>Henderson et al. - Measuring Economic Growth from Outer Space</w:t>
+      </w:r>
+    </w:p>
+    <w:p>
+      <w:pPr>
+        <w:spacing w:line="240" w:lineRule="auto"/>
+        <w:rPr>
+          <w:rFonts w:ascii="Arial" w:hAnsi="Arial" w:cs="Arial"/>
+          <w:sz w:val="16"/>
+          <w:szCs w:val="16"/>
+        </w:rPr>
+      </w:pPr>
+      <w:r>
+        <w:rPr>
+          <w:rFonts w:ascii="Arial" w:hAnsi="Arial" w:cs="Arial"/>
+          <w:sz w:val="16"/>
+          <w:szCs w:val="16"/>
+        </w:rPr>
+        <w:t>Henderson et al. (2012) use nighttime lights to improve estimates of economic growth, especially in countries where official data are limited or uncertain. The paper combines luminosity and national accounts to estimate income growth, demonstrating that satellite-observed lights contain information about economic activity. It is a landmark study in the economic-use tradition of NTL remote sensing.</w:t>
       </w:r>
     </w:p>
     <w:p>
@@ -9362,7 +10391,7 @@
           <w:sz w:val="16"/>
           <w:szCs w:val="16"/>
         </w:rPr>
-        <w:t>Doll, C. N. H., Muller, J.-P., &amp; Morley, J. G. (2006). Mapping regional economic activity from night-time light satellite imagery. Ecological Economics, 57(1), 75-92. https://doi.org/10.1016/j.ecolecon.2005.03.007</w:t>
+        <w:t>Henderson, J. V., Storeygard, A., &amp; Weil, D. N. (2012). Measuring economic growth from outer space. American Economic Review, 102(2), 994-1028. https://doi.org/10.1257/aer.102.2.994</w:t>
       </w:r>
     </w:p>
     <w:p>
@@ -9383,25 +10412,25 @@
           <w:sz w:val="16"/>
           <w:szCs w:val="16"/>
         </w:rPr>
-        <w:t>Chen and Nordhaus - Using Luminosity Data as a Proxy for Economic Statistics</w:t>
-      </w:r>
-    </w:p>
-    <w:p>
-      <w:pPr>
-        <w:spacing w:line="240" w:lineRule="auto"/>
-        <w:rPr>
-          <w:rFonts w:ascii="Arial" w:hAnsi="Arial" w:cs="Arial"/>
-          <w:sz w:val="16"/>
-          <w:szCs w:val="16"/>
-        </w:rPr>
-      </w:pPr>
-      <w:r>
-        <w:rPr>
-          <w:rFonts w:ascii="Arial" w:hAnsi="Arial" w:cs="Arial"/>
-          <w:sz w:val="16"/>
-          <w:szCs w:val="16"/>
-        </w:rPr>
-        <w:t>Chen and Nordhaus (2011) evaluate luminosity data as a proxy for economic statistics. The paper compares nighttime lights with conventional economic measures and argues that luminosity is particularly useful where statistical systems are weak, delayed, or spatially aggregated. The study is central to the socioeconomic interpretation of NTL, while also implying that radiance should be treated as a proxy whose meaning depends on context and validation.</w:t>
+        <w:t>Yu et al. - Poverty Evaluation Using NPP-VIIRS Nighttime Light Composite Data at the County Level in China</w:t>
+      </w:r>
+    </w:p>
+    <w:p>
+      <w:pPr>
+        <w:spacing w:line="240" w:lineRule="auto"/>
+        <w:rPr>
+          <w:rFonts w:ascii="Arial" w:hAnsi="Arial" w:cs="Arial"/>
+          <w:sz w:val="16"/>
+          <w:szCs w:val="16"/>
+        </w:rPr>
+      </w:pPr>
+      <w:r>
+        <w:rPr>
+          <w:rFonts w:ascii="Arial" w:hAnsi="Arial" w:cs="Arial"/>
+          <w:sz w:val="16"/>
+          <w:szCs w:val="16"/>
+        </w:rPr>
+        <w:t>Yu et al. (2015) use NPP-VIIRS nighttime-light composites to estimate poverty at county scale in China. The study constructs light-based indicators and evaluates their relationship with an integrated poverty index. It demonstrates how VIIRS data improved socioeconomic applications relative to DMSP-OLS by offering better radiometric performance and reduced saturation.</w:t>
       </w:r>
     </w:p>
     <w:p>
@@ -9420,7 +10449,7 @@
           <w:sz w:val="16"/>
           <w:szCs w:val="16"/>
         </w:rPr>
-        <w:t>Chen, X., &amp; Nordhaus, W. D. (2011). Using luminosity data as a proxy for economic statistics. Proceedings of the National Academy of Sciences, 108(21), 8589-8594. https://doi.org/10.1073/pnas.1017031108</w:t>
+        <w:t xml:space="preserve">Yu, B., Shi, K., Hu, Y., Huang, C., Chen, Z., &amp; Wu, J. (2015). Poverty evaluation using NPP-VIIRS nighttime light composite data at the county level in China. IEEE Journal of Selected Topics in Applied Earth Observations and Remote Sensing, 8(3), 1217-1229. </w:t>
       </w:r>
     </w:p>
     <w:p>
@@ -9441,25 +10470,25 @@
           <w:sz w:val="16"/>
           <w:szCs w:val="16"/>
         </w:rPr>
-        <w:t>Henderson et al. - Measuring Economic Growth from Outer Space</w:t>
-      </w:r>
-    </w:p>
-    <w:p>
-      <w:pPr>
-        <w:spacing w:line="240" w:lineRule="auto"/>
-        <w:rPr>
-          <w:rFonts w:ascii="Arial" w:hAnsi="Arial" w:cs="Arial"/>
-          <w:sz w:val="16"/>
-          <w:szCs w:val="16"/>
-        </w:rPr>
-      </w:pPr>
-      <w:r>
-        <w:rPr>
-          <w:rFonts w:ascii="Arial" w:hAnsi="Arial" w:cs="Arial"/>
-          <w:sz w:val="16"/>
-          <w:szCs w:val="16"/>
-        </w:rPr>
-        <w:t>Henderson et al. (2012) use nighttime lights to improve estimates of economic growth, especially in countries where official data are limited or uncertain. The paper combines luminosity and national accounts to estimate income growth, demonstrating that satellite-observed lights contain information about economic activity. It is a landmark study in the economic-use tradition of NTL remote sensing.</w:t>
+        <w:t>Jean et al. - Combining Satellite Imagery and Machine Learning to Predict Poverty</w:t>
+      </w:r>
+    </w:p>
+    <w:p>
+      <w:pPr>
+        <w:spacing w:line="240" w:lineRule="auto"/>
+        <w:rPr>
+          <w:rFonts w:ascii="Arial" w:hAnsi="Arial" w:cs="Arial"/>
+          <w:sz w:val="16"/>
+          <w:szCs w:val="16"/>
+        </w:rPr>
+      </w:pPr>
+      <w:r>
+        <w:rPr>
+          <w:rFonts w:ascii="Arial" w:hAnsi="Arial" w:cs="Arial"/>
+          <w:sz w:val="16"/>
+          <w:szCs w:val="16"/>
+        </w:rPr>
+        <w:t>Jean et al. (2016) combine daytime satellite imagery, nighttime lights, and machine learning to estimate poverty in African countries. The study uses NTL as a weak supervisory signal for learning features from high-resolution daytime imagery and predicting asset wealth. It is a major reference for using NTL with other spatial data to infer socioeconomic conditions in data-poor contexts.</w:t>
       </w:r>
     </w:p>
     <w:p>
@@ -9478,7 +10507,7 @@
           <w:sz w:val="16"/>
           <w:szCs w:val="16"/>
         </w:rPr>
-        <w:t>Henderson, J. V., Storeygard, A., &amp; Weil, D. N. (2012). Measuring economic growth from outer space. American Economic Review, 102(2), 994-1028. https://doi.org/10.1257/aer.102.2.994</w:t>
+        <w:t>Jean, N., Burke, M., Xie, M., Davis, W. M., Lobell, D. B., &amp; Ermon, S. (2016). Combining satellite imagery and machine learning to predict poverty. Science, 353(6301), 790-794. https://doi.org/10.1126/science.aaf7894</w:t>
       </w:r>
     </w:p>
     <w:p>
@@ -9492,6 +10521,7 @@
           <w:szCs w:val="16"/>
         </w:rPr>
       </w:pPr>
+      <w:proofErr w:type="spellStart"/>
       <w:r>
         <w:rPr>
           <w:rFonts w:ascii="Arial" w:hAnsi="Arial" w:cs="Arial"/>
@@ -9499,25 +10529,45 @@
           <w:sz w:val="16"/>
           <w:szCs w:val="16"/>
         </w:rPr>
-        <w:t>Yu et al. - Poverty Evaluation Using NPP-VIIRS Nighttime Light Composite Data at the County Level in China</w:t>
-      </w:r>
-    </w:p>
-    <w:p>
-      <w:pPr>
-        <w:spacing w:line="240" w:lineRule="auto"/>
-        <w:rPr>
-          <w:rFonts w:ascii="Arial" w:hAnsi="Arial" w:cs="Arial"/>
-          <w:sz w:val="16"/>
-          <w:szCs w:val="16"/>
-        </w:rPr>
-      </w:pPr>
-      <w:r>
-        <w:rPr>
-          <w:rFonts w:ascii="Arial" w:hAnsi="Arial" w:cs="Arial"/>
-          <w:sz w:val="16"/>
-          <w:szCs w:val="16"/>
-        </w:rPr>
-        <w:t>Yu et al. (2015) use NPP-VIIRS nighttime-light composites to estimate poverty at county scale in China. The study constructs light-based indicators and evaluates their relationship with an integrated poverty index. It demonstrates how VIIRS data improved socioeconomic applications relative to DMSP-OLS by offering better radiometric performance and reduced saturation.</w:t>
+        <w:t>Tingzon</w:t>
+      </w:r>
+      <w:proofErr w:type="spellEnd"/>
+      <w:r>
+        <w:rPr>
+          <w:rFonts w:ascii="Arial" w:hAnsi="Arial" w:cs="Arial"/>
+          <w:color w:val="0432FF"/>
+          <w:sz w:val="16"/>
+          <w:szCs w:val="16"/>
+        </w:rPr>
+        <w:t xml:space="preserve"> et al. - Mapping Poverty in the Philippines Using Machine Learning, Satellite Imagery, and Crowd-Sourced Geospatial Information</w:t>
+      </w:r>
+    </w:p>
+    <w:p>
+      <w:pPr>
+        <w:spacing w:line="240" w:lineRule="auto"/>
+        <w:rPr>
+          <w:rFonts w:ascii="Arial" w:hAnsi="Arial" w:cs="Arial"/>
+          <w:sz w:val="16"/>
+          <w:szCs w:val="16"/>
+        </w:rPr>
+      </w:pPr>
+      <w:proofErr w:type="spellStart"/>
+      <w:r>
+        <w:rPr>
+          <w:rFonts w:ascii="Arial" w:hAnsi="Arial" w:cs="Arial"/>
+          <w:sz w:val="16"/>
+          <w:szCs w:val="16"/>
+        </w:rPr>
+        <w:t>Tingzon</w:t>
+      </w:r>
+      <w:proofErr w:type="spellEnd"/>
+      <w:r>
+        <w:rPr>
+          <w:rFonts w:ascii="Arial" w:hAnsi="Arial" w:cs="Arial"/>
+          <w:sz w:val="16"/>
+          <w:szCs w:val="16"/>
+        </w:rPr>
+        <w:t xml:space="preserve"> et al. (2019) adapt satellite-based poverty mapping to the Philippine context by combining machine learning, satellite imagery, and crowd-sourced geospatial information. The study generates fine-scale poverty estimates and demonstrates the value of integrating remotely sensed and volunteered geographic data. It is relevant to Philippine NTL literature because it shows how geospatial proxies can supplement sparse or aggregated socioeconomic statistics.</w:t>
       </w:r>
     </w:p>
     <w:p>
@@ -9530,13 +10580,59 @@
           <w:szCs w:val="16"/>
         </w:rPr>
       </w:pPr>
-      <w:r>
-        <w:rPr>
-          <w:rFonts w:ascii="Arial" w:hAnsi="Arial" w:cs="Arial"/>
-          <w:sz w:val="16"/>
-          <w:szCs w:val="16"/>
-        </w:rPr>
-        <w:t xml:space="preserve">Yu, B., Shi, K., Hu, Y., Huang, C., Chen, Z., &amp; Wu, J. (2015). Poverty evaluation using NPP-VIIRS nighttime light composite data at the county level in China. IEEE Journal of Selected Topics in Applied Earth Observations and Remote Sensing, 8(3), 1217-1229. </w:t>
+      <w:proofErr w:type="spellStart"/>
+      <w:r>
+        <w:rPr>
+          <w:rFonts w:ascii="Arial" w:hAnsi="Arial" w:cs="Arial"/>
+          <w:sz w:val="16"/>
+          <w:szCs w:val="16"/>
+        </w:rPr>
+        <w:t>Tingzon</w:t>
+      </w:r>
+      <w:proofErr w:type="spellEnd"/>
+      <w:r>
+        <w:rPr>
+          <w:rFonts w:ascii="Arial" w:hAnsi="Arial" w:cs="Arial"/>
+          <w:sz w:val="16"/>
+          <w:szCs w:val="16"/>
+        </w:rPr>
+        <w:t xml:space="preserve">, I., Orden, A., Go, K. T., Sy, S., </w:t>
+      </w:r>
+      <w:proofErr w:type="spellStart"/>
+      <w:r>
+        <w:rPr>
+          <w:rFonts w:ascii="Arial" w:hAnsi="Arial" w:cs="Arial"/>
+          <w:sz w:val="16"/>
+          <w:szCs w:val="16"/>
+        </w:rPr>
+        <w:t>Sekara</w:t>
+      </w:r>
+      <w:proofErr w:type="spellEnd"/>
+      <w:r>
+        <w:rPr>
+          <w:rFonts w:ascii="Arial" w:hAnsi="Arial" w:cs="Arial"/>
+          <w:sz w:val="16"/>
+          <w:szCs w:val="16"/>
+        </w:rPr>
+        <w:t xml:space="preserve">, V., Weber, I., </w:t>
+      </w:r>
+      <w:proofErr w:type="spellStart"/>
+      <w:r>
+        <w:rPr>
+          <w:rFonts w:ascii="Arial" w:hAnsi="Arial" w:cs="Arial"/>
+          <w:sz w:val="16"/>
+          <w:szCs w:val="16"/>
+        </w:rPr>
+        <w:t>Fatehkia</w:t>
+      </w:r>
+      <w:proofErr w:type="spellEnd"/>
+      <w:r>
+        <w:rPr>
+          <w:rFonts w:ascii="Arial" w:hAnsi="Arial" w:cs="Arial"/>
+          <w:sz w:val="16"/>
+          <w:szCs w:val="16"/>
+        </w:rPr>
+        <w:t>, M., García-Herranz, M., &amp; Kim, D. (2019). Mapping poverty in the Philippines using machine learning, satellite imagery, and crowd-sourced geospatial information. The International Archives of the Photogrammetry, Remote Sensing and Spatial Information Sciences, XLII-4/W19, 425-431. https://doi.org/10.5194/isprs-archives-XLII-4-W19-425-2019</w:t>
       </w:r>
     </w:p>
     <w:p>
@@ -9557,25 +10653,25 @@
           <w:sz w:val="16"/>
           <w:szCs w:val="16"/>
         </w:rPr>
-        <w:t>Jean et al. - Combining Satellite Imagery and Machine Learning to Predict Poverty</w:t>
-      </w:r>
-    </w:p>
-    <w:p>
-      <w:pPr>
-        <w:spacing w:line="240" w:lineRule="auto"/>
-        <w:rPr>
-          <w:rFonts w:ascii="Arial" w:hAnsi="Arial" w:cs="Arial"/>
-          <w:sz w:val="16"/>
-          <w:szCs w:val="16"/>
-        </w:rPr>
-      </w:pPr>
-      <w:r>
-        <w:rPr>
-          <w:rFonts w:ascii="Arial" w:hAnsi="Arial" w:cs="Arial"/>
-          <w:sz w:val="16"/>
-          <w:szCs w:val="16"/>
-        </w:rPr>
-        <w:t>Jean et al. (2016) combine daytime satellite imagery, nighttime lights, and machine learning to estimate poverty in African countries. The study uses NTL as a weak supervisory signal for learning features from high-resolution daytime imagery and predicting asset wealth. It is a major reference for using NTL with other spatial data to infer socioeconomic conditions in data-poor contexts.</w:t>
+        <w:t>Elliott et al. - The Local Impact of Typhoons on Economic Activity in China: A View from Outer Space</w:t>
+      </w:r>
+    </w:p>
+    <w:p>
+      <w:pPr>
+        <w:spacing w:line="240" w:lineRule="auto"/>
+        <w:rPr>
+          <w:rFonts w:ascii="Arial" w:hAnsi="Arial" w:cs="Arial"/>
+          <w:sz w:val="16"/>
+          <w:szCs w:val="16"/>
+        </w:rPr>
+      </w:pPr>
+      <w:r>
+        <w:rPr>
+          <w:rFonts w:ascii="Arial" w:hAnsi="Arial" w:cs="Arial"/>
+          <w:sz w:val="16"/>
+          <w:szCs w:val="16"/>
+        </w:rPr>
+        <w:t>Elliott et al. (2015) estimate the local economic impact of typhoons in China using DMSP nighttime lights and storm-exposure modelling. The study combines typhoon tracks, wind-field estimates, and light-based economic indicators to measure subnational economic effects. It is one of the key early studies connecting tropical cyclones, nighttime lights, and localized economic disruption.</w:t>
       </w:r>
     </w:p>
     <w:p>
@@ -9594,7 +10690,7 @@
           <w:sz w:val="16"/>
           <w:szCs w:val="16"/>
         </w:rPr>
-        <w:t>Jean, N., Burke, M., Xie, M., Davis, W. M., Lobell, D. B., &amp; Ermon, S. (2016). Combining satellite imagery and machine learning to predict poverty. Science, 353(6301), 790-794. https://doi.org/10.1126/science.aaf7894</w:t>
+        <w:t>Elliott, R. J. R., Strobl, E., &amp; Sun, P. (2015). The local impact of typhoons on economic activity in China: A view from outer space. Journal of Urban Economics, 88, 50-66. https://doi.org/10.1016/j.jue.2015.05.001</w:t>
       </w:r>
     </w:p>
     <w:p>
@@ -9608,6 +10704,64 @@
           <w:szCs w:val="16"/>
         </w:rPr>
       </w:pPr>
+      <w:r>
+        <w:rPr>
+          <w:rFonts w:ascii="Arial" w:hAnsi="Arial" w:cs="Arial"/>
+          <w:color w:val="0432FF"/>
+          <w:sz w:val="16"/>
+          <w:szCs w:val="16"/>
+        </w:rPr>
+        <w:t>Gillespie et al. - Nighttime Lights Time Series of Tsunami Damage, Recovery, and Economic Metrics in Sumatra, Indonesia</w:t>
+      </w:r>
+    </w:p>
+    <w:p>
+      <w:pPr>
+        <w:spacing w:line="240" w:lineRule="auto"/>
+        <w:rPr>
+          <w:rFonts w:ascii="Arial" w:hAnsi="Arial" w:cs="Arial"/>
+          <w:sz w:val="16"/>
+          <w:szCs w:val="16"/>
+        </w:rPr>
+      </w:pPr>
+      <w:r>
+        <w:rPr>
+          <w:rFonts w:ascii="Arial" w:hAnsi="Arial" w:cs="Arial"/>
+          <w:sz w:val="16"/>
+          <w:szCs w:val="16"/>
+        </w:rPr>
+        <w:t>Gillespie et al. (2014) use nighttime-light time series to examine tsunami damage, recovery, and economic metrics in Sumatra after the 2004 Indian Ocean tsunami. The study uses lights to observe spatial and temporal patterns of disruption and return of activity. It is a key disaster-oriented application of NTL before the widespread use of daily VIIRS Black Marble.</w:t>
+      </w:r>
+    </w:p>
+    <w:p>
+      <w:pPr>
+        <w:pStyle w:val="Citationparagraph"/>
+        <w:spacing w:line="240" w:lineRule="auto"/>
+        <w:rPr>
+          <w:rFonts w:ascii="Arial" w:hAnsi="Arial" w:cs="Arial"/>
+          <w:sz w:val="16"/>
+          <w:szCs w:val="16"/>
+        </w:rPr>
+      </w:pPr>
+      <w:r>
+        <w:rPr>
+          <w:rFonts w:ascii="Arial" w:hAnsi="Arial" w:cs="Arial"/>
+          <w:sz w:val="16"/>
+          <w:szCs w:val="16"/>
+        </w:rPr>
+        <w:t>Gillespie, T. W., Frankenberg, E., Chum, K. F., &amp; Thomas, D. (2014). Nighttime lights time series of tsunami damage, recovery, and economic metrics in Sumatra, Indonesia. Remote Sensing Letters, 5(3), 286-294. https://doi.org/10.1080/2150704X.2014.900205</w:t>
+      </w:r>
+    </w:p>
+    <w:p>
+      <w:pPr>
+        <w:pStyle w:val="Heading2"/>
+        <w:spacing w:line="240" w:lineRule="auto"/>
+        <w:rPr>
+          <w:rFonts w:ascii="Arial" w:hAnsi="Arial" w:cs="Arial"/>
+          <w:color w:val="0432FF"/>
+          <w:sz w:val="16"/>
+          <w:szCs w:val="16"/>
+        </w:rPr>
+      </w:pPr>
       <w:proofErr w:type="spellStart"/>
       <w:r>
         <w:rPr>
@@ -9616,7 +10770,7 @@
           <w:sz w:val="16"/>
           <w:szCs w:val="16"/>
         </w:rPr>
-        <w:t>Tingzon</w:t>
+        <w:t>Mård</w:t>
       </w:r>
       <w:proofErr w:type="spellEnd"/>
       <w:r>
@@ -9626,7 +10780,7 @@
           <w:sz w:val="16"/>
           <w:szCs w:val="16"/>
         </w:rPr>
-        <w:t xml:space="preserve"> et al. - Mapping Poverty in the Philippines Using Machine Learning, Satellite Imagery, and Crowd-Sourced Geospatial Information</w:t>
+        <w:t xml:space="preserve"> et al. - Nightlight Data Reveal How Flood Protection Shapes Human Proximity to Rivers</w:t>
       </w:r>
     </w:p>
     <w:p>
@@ -9645,7 +10799,7 @@
           <w:sz w:val="16"/>
           <w:szCs w:val="16"/>
         </w:rPr>
-        <w:t>Tingzon</w:t>
+        <w:t>Mård</w:t>
       </w:r>
       <w:proofErr w:type="spellEnd"/>
       <w:r>
@@ -9654,7 +10808,7 @@
           <w:sz w:val="16"/>
           <w:szCs w:val="16"/>
         </w:rPr>
-        <w:t xml:space="preserve"> et al. (2019) adapt satellite-based poverty mapping to the Philippine context by combining machine learning, satellite imagery, and crowd-sourced geospatial information. The study generates fine-scale poverty estimates and demonstrates the value of integrating remotely sensed and volunteered geographic data. It is relevant to Philippine NTL literature because it shows how geospatial proxies can supplement sparse or aggregated socioeconomic statistics.</w:t>
+        <w:t xml:space="preserve"> et al. (2018) use nighttime lights to examine how flood protection influences human proximity to rivers. The study treats lights as an indicator of settlement and human activity, showing how protective infrastructure can encourage development in flood-prone areas. It links NTL with disaster-risk exposure rather than post-event recovery, making it relevant to risk accumulation and settlement dynamics.</w:t>
       </w:r>
     </w:p>
     <w:p>
@@ -9674,7 +10828,7 @@
           <w:sz w:val="16"/>
           <w:szCs w:val="16"/>
         </w:rPr>
-        <w:t>Tingzon</w:t>
+        <w:t>Mård</w:t>
       </w:r>
       <w:proofErr w:type="spellEnd"/>
       <w:r>
@@ -9683,7 +10837,298 @@
           <w:sz w:val="16"/>
           <w:szCs w:val="16"/>
         </w:rPr>
-        <w:t xml:space="preserve">, I., Orden, A., Go, K. T., Sy, S., </w:t>
+        <w:t>, J., Di Baldassarre, G., &amp; Mazzoleni, M. (2018). Nightlight data reveal how flood protection shapes human proximity to rivers. Science Advances, 4(8), eaar5779. https://doi.org/10.1126/sciadv.aar5779</w:t>
+      </w:r>
+    </w:p>
+    <w:p>
+      <w:pPr>
+        <w:pStyle w:val="Heading2"/>
+        <w:spacing w:line="240" w:lineRule="auto"/>
+        <w:rPr>
+          <w:rFonts w:ascii="Arial" w:hAnsi="Arial" w:cs="Arial"/>
+          <w:color w:val="0432FF"/>
+          <w:sz w:val="16"/>
+          <w:szCs w:val="16"/>
+        </w:rPr>
+      </w:pPr>
+      <w:r>
+        <w:rPr>
+          <w:rFonts w:ascii="Arial" w:hAnsi="Arial" w:cs="Arial"/>
+          <w:color w:val="0432FF"/>
+          <w:sz w:val="16"/>
+          <w:szCs w:val="16"/>
+        </w:rPr>
+        <w:t>Román and Stokes - Holidays in Lights: Tracking Cultural Patterns in Demand for Energy Services</w:t>
+      </w:r>
+    </w:p>
+    <w:p>
+      <w:pPr>
+        <w:spacing w:line="240" w:lineRule="auto"/>
+        <w:rPr>
+          <w:rFonts w:ascii="Arial" w:hAnsi="Arial" w:cs="Arial"/>
+          <w:sz w:val="16"/>
+          <w:szCs w:val="16"/>
+        </w:rPr>
+      </w:pPr>
+      <w:r>
+        <w:rPr>
+          <w:rFonts w:ascii="Arial" w:hAnsi="Arial" w:cs="Arial"/>
+          <w:sz w:val="16"/>
+          <w:szCs w:val="16"/>
+        </w:rPr>
+        <w:t>Román and Stokes (2015) use satellite nighttime lights to track cultural patterns in energy-service demand during holidays. The study shows that NTL contains social and cultural signals, not only economic or infrastructure signals. This finding is important because disaster interpretation must account for recurring cultural, seasonal, and behavioral lighting patterns when defining baselines or anomalies.</w:t>
+      </w:r>
+    </w:p>
+    <w:p>
+      <w:pPr>
+        <w:pStyle w:val="Citationparagraph"/>
+        <w:spacing w:line="240" w:lineRule="auto"/>
+        <w:rPr>
+          <w:rFonts w:ascii="Arial" w:hAnsi="Arial" w:cs="Arial"/>
+          <w:sz w:val="16"/>
+          <w:szCs w:val="16"/>
+        </w:rPr>
+      </w:pPr>
+      <w:r>
+        <w:rPr>
+          <w:rFonts w:ascii="Arial" w:hAnsi="Arial" w:cs="Arial"/>
+          <w:sz w:val="16"/>
+          <w:szCs w:val="16"/>
+        </w:rPr>
+        <w:t>Román, M. O., &amp; Stokes, E. C. (2015). Holidays in lights: Tracking cultural patterns in demand for energy services. Earth’s Future, 3(6), 182-205. https://doi.org/10.1002/2014EF000285</w:t>
+      </w:r>
+    </w:p>
+    <w:p>
+      <w:pPr>
+        <w:pStyle w:val="Heading2"/>
+        <w:spacing w:line="240" w:lineRule="auto"/>
+        <w:rPr>
+          <w:rFonts w:ascii="Arial" w:hAnsi="Arial" w:cs="Arial"/>
+          <w:color w:val="0432FF"/>
+          <w:sz w:val="16"/>
+          <w:szCs w:val="16"/>
+        </w:rPr>
+      </w:pPr>
+      <w:r>
+        <w:rPr>
+          <w:rFonts w:ascii="Arial" w:hAnsi="Arial" w:cs="Arial"/>
+          <w:color w:val="0432FF"/>
+          <w:sz w:val="16"/>
+          <w:szCs w:val="16"/>
+        </w:rPr>
+        <w:lastRenderedPageBreak/>
+        <w:t>Zhou et al. - A Cluster-Based Method to Map Urban Area from DMSP/OLS Nightlights</w:t>
+      </w:r>
+    </w:p>
+    <w:p>
+      <w:pPr>
+        <w:spacing w:line="240" w:lineRule="auto"/>
+        <w:rPr>
+          <w:rFonts w:ascii="Arial" w:hAnsi="Arial" w:cs="Arial"/>
+          <w:sz w:val="16"/>
+          <w:szCs w:val="16"/>
+        </w:rPr>
+      </w:pPr>
+      <w:r>
+        <w:rPr>
+          <w:rFonts w:ascii="Arial" w:hAnsi="Arial" w:cs="Arial"/>
+          <w:sz w:val="16"/>
+          <w:szCs w:val="16"/>
+        </w:rPr>
+        <w:t>Zhou et al. (2014) develop a cluster-based method to map urban areas using DMSP-OLS nightlights. The study improves urban extraction from nighttime lights by reducing reliance on simple global thresholds. It contributes to urban NTL methodology by showing that spatial clustering and local context are important when separating urban light from non-urban background.</w:t>
+      </w:r>
+    </w:p>
+    <w:p>
+      <w:pPr>
+        <w:pStyle w:val="Citationparagraph"/>
+        <w:spacing w:line="240" w:lineRule="auto"/>
+        <w:rPr>
+          <w:rFonts w:ascii="Arial" w:hAnsi="Arial" w:cs="Arial"/>
+          <w:sz w:val="16"/>
+          <w:szCs w:val="16"/>
+        </w:rPr>
+      </w:pPr>
+      <w:r>
+        <w:rPr>
+          <w:rFonts w:ascii="Arial" w:hAnsi="Arial" w:cs="Arial"/>
+          <w:sz w:val="16"/>
+          <w:szCs w:val="16"/>
+        </w:rPr>
+        <w:t>Zhou, Y., Smith, S. J., Elvidge, C. D., Zhao, K., Thomson, A., &amp; Imhoff, M. (2014). A cluster-based method to map urban area from DMSP/OLS nightlights. Remote Sensing of Environment, 147, 173-185. https://doi.org/10.1016/j.rse.2014.03.004</w:t>
+      </w:r>
+    </w:p>
+    <w:p>
+      <w:pPr>
+        <w:pStyle w:val="Heading2"/>
+        <w:spacing w:line="240" w:lineRule="auto"/>
+        <w:rPr>
+          <w:rFonts w:ascii="Arial" w:hAnsi="Arial" w:cs="Arial"/>
+          <w:color w:val="0432FF"/>
+          <w:sz w:val="16"/>
+          <w:szCs w:val="16"/>
+        </w:rPr>
+      </w:pPr>
+      <w:r>
+        <w:rPr>
+          <w:rFonts w:ascii="Arial" w:hAnsi="Arial" w:cs="Arial"/>
+          <w:color w:val="0432FF"/>
+          <w:sz w:val="16"/>
+          <w:szCs w:val="16"/>
+        </w:rPr>
+        <w:t>Zhou et al. - A Global Map of Urban Extent from Nightlights</w:t>
+      </w:r>
+    </w:p>
+    <w:p>
+      <w:pPr>
+        <w:spacing w:line="240" w:lineRule="auto"/>
+        <w:rPr>
+          <w:rFonts w:ascii="Arial" w:hAnsi="Arial" w:cs="Arial"/>
+          <w:sz w:val="16"/>
+          <w:szCs w:val="16"/>
+        </w:rPr>
+      </w:pPr>
+      <w:r>
+        <w:rPr>
+          <w:rFonts w:ascii="Arial" w:hAnsi="Arial" w:cs="Arial"/>
+          <w:sz w:val="16"/>
+          <w:szCs w:val="16"/>
+        </w:rPr>
+        <w:t>Zhou et al. (2015) produce a global urban-extent map using nighttime lights. The study demonstrates that NTL can support global settlement mapping when combined with classification rules that account for regional variation. It is part of the literature showing how nighttime lights function as settlement indicators, a premise later refined by GHSL and other built-up products.</w:t>
+      </w:r>
+    </w:p>
+    <w:p>
+      <w:pPr>
+        <w:pStyle w:val="Citationparagraph"/>
+        <w:spacing w:line="240" w:lineRule="auto"/>
+        <w:rPr>
+          <w:rFonts w:ascii="Arial" w:hAnsi="Arial" w:cs="Arial"/>
+          <w:sz w:val="16"/>
+          <w:szCs w:val="16"/>
+        </w:rPr>
+      </w:pPr>
+      <w:r>
+        <w:rPr>
+          <w:rFonts w:ascii="Arial" w:hAnsi="Arial" w:cs="Arial"/>
+          <w:sz w:val="16"/>
+          <w:szCs w:val="16"/>
+        </w:rPr>
+        <w:t>Zhou, Y., Smith, S. J., Zhao, K., Imhoff, M., Thomson, A., Bond-Lamberty, B., Asrar, G. R., Zhang, X., He, C., &amp; Elvidge, C. D. (2015). A global map of urban extent from nightlights. Environmental Research Letters, 10(5), 054011. https://doi.org/10.1088/1748-9326/10/5/054011</w:t>
+      </w:r>
+    </w:p>
+    <w:p>
+      <w:pPr>
+        <w:pStyle w:val="Heading2"/>
+        <w:spacing w:line="240" w:lineRule="auto"/>
+        <w:rPr>
+          <w:rFonts w:ascii="Arial" w:hAnsi="Arial" w:cs="Arial"/>
+          <w:color w:val="0432FF"/>
+          <w:sz w:val="16"/>
+          <w:szCs w:val="16"/>
+        </w:rPr>
+      </w:pPr>
+      <w:r>
+        <w:rPr>
+          <w:rFonts w:ascii="Arial" w:hAnsi="Arial" w:cs="Arial"/>
+          <w:color w:val="0432FF"/>
+          <w:sz w:val="16"/>
+          <w:szCs w:val="16"/>
+        </w:rPr>
+        <w:t>Zhou et al. - A Global Record of Annual Urban Dynamics from Nighttime Lights</w:t>
+      </w:r>
+    </w:p>
+    <w:p>
+      <w:pPr>
+        <w:spacing w:line="240" w:lineRule="auto"/>
+        <w:rPr>
+          <w:rFonts w:ascii="Arial" w:hAnsi="Arial" w:cs="Arial"/>
+          <w:sz w:val="16"/>
+          <w:szCs w:val="16"/>
+        </w:rPr>
+      </w:pPr>
+      <w:r>
+        <w:rPr>
+          <w:rFonts w:ascii="Arial" w:hAnsi="Arial" w:cs="Arial"/>
+          <w:sz w:val="16"/>
+          <w:szCs w:val="16"/>
+        </w:rPr>
+        <w:t>Zhou et al. (2018) produce a global record of annual urban dynamics from nighttime lights between 1992 and 2013. The study uses the long DMSP-OLS archive to reconstruct urban expansion patterns, demonstrating the value of NTL for multi-decadal settlement change. It is useful background for distinguishing long-term urban growth from event-specific disaster signals.</w:t>
+      </w:r>
+    </w:p>
+    <w:p>
+      <w:pPr>
+        <w:pStyle w:val="Citationparagraph"/>
+        <w:spacing w:line="240" w:lineRule="auto"/>
+        <w:rPr>
+          <w:rFonts w:ascii="Arial" w:hAnsi="Arial" w:cs="Arial"/>
+          <w:sz w:val="16"/>
+          <w:szCs w:val="16"/>
+        </w:rPr>
+      </w:pPr>
+      <w:r>
+        <w:rPr>
+          <w:rFonts w:ascii="Arial" w:hAnsi="Arial" w:cs="Arial"/>
+          <w:sz w:val="16"/>
+          <w:szCs w:val="16"/>
+        </w:rPr>
+        <w:t>Zhou, Y., Li, X., Asrar, G. R., Smith, S. J., &amp; Imhoff, M. (2018). A global record of annual urban dynamics (1992-2013) from nighttime lights. Remote Sensing of Environment, 219, 206-220. https://doi.org/10.1016/j.rse.2018.10.015</w:t>
+      </w:r>
+    </w:p>
+    <w:p>
+      <w:pPr>
+        <w:pStyle w:val="Heading2"/>
+        <w:spacing w:line="240" w:lineRule="auto"/>
+        <w:rPr>
+          <w:rFonts w:ascii="Arial" w:hAnsi="Arial" w:cs="Arial"/>
+          <w:color w:val="0432FF"/>
+          <w:sz w:val="16"/>
+          <w:szCs w:val="16"/>
+        </w:rPr>
+      </w:pPr>
+      <w:r>
+        <w:rPr>
+          <w:rFonts w:ascii="Arial" w:hAnsi="Arial" w:cs="Arial"/>
+          <w:color w:val="0432FF"/>
+          <w:sz w:val="16"/>
+          <w:szCs w:val="16"/>
+        </w:rPr>
+        <w:t>Sharma et al. - Global Mapping of Urban Built-Up Areas by Combining MODIS and VIIRS Nighttime Light Data</w:t>
+      </w:r>
+    </w:p>
+    <w:p>
+      <w:pPr>
+        <w:spacing w:line="240" w:lineRule="auto"/>
+        <w:rPr>
+          <w:rFonts w:ascii="Arial" w:hAnsi="Arial" w:cs="Arial"/>
+          <w:sz w:val="16"/>
+          <w:szCs w:val="16"/>
+        </w:rPr>
+      </w:pPr>
+      <w:r>
+        <w:rPr>
+          <w:rFonts w:ascii="Arial" w:hAnsi="Arial" w:cs="Arial"/>
+          <w:sz w:val="16"/>
+          <w:szCs w:val="16"/>
+        </w:rPr>
+        <w:t>Sharma et al. (2016) map global urban built-up areas by combining MODIS multispectral data with VIIRS nighttime lights. The study integrates daytime spectral information with nocturnal radiance to improve urban delineation. It illustrates a wider methodological principle: NTL often becomes more interpretable when combined with independent built-environment datasets rather than used alone.</w:t>
+      </w:r>
+    </w:p>
+    <w:p>
+      <w:pPr>
+        <w:pStyle w:val="Citationparagraph"/>
+        <w:spacing w:line="240" w:lineRule="auto"/>
+        <w:rPr>
+          <w:rFonts w:ascii="Arial" w:hAnsi="Arial" w:cs="Arial"/>
+          <w:sz w:val="16"/>
+          <w:szCs w:val="16"/>
+        </w:rPr>
+      </w:pPr>
+      <w:r>
+        <w:rPr>
+          <w:rFonts w:ascii="Arial" w:hAnsi="Arial" w:cs="Arial"/>
+          <w:sz w:val="16"/>
+          <w:szCs w:val="16"/>
+        </w:rPr>
+        <w:t xml:space="preserve">Sharma, R. C., Tateishi, R., Hara, K., </w:t>
       </w:r>
       <w:proofErr w:type="spellStart"/>
       <w:r>
@@ -9692,7 +11137,7 @@
           <w:sz w:val="16"/>
           <w:szCs w:val="16"/>
         </w:rPr>
-        <w:t>Sekara</w:t>
+        <w:t>Gharechelou</w:t>
       </w:r>
       <w:proofErr w:type="spellEnd"/>
       <w:r>
@@ -9701,7 +11146,199 @@
           <w:sz w:val="16"/>
           <w:szCs w:val="16"/>
         </w:rPr>
-        <w:t xml:space="preserve">, V., Weber, I., </w:t>
+        <w:t xml:space="preserve">, S., &amp; Iizuka, K. (2016). Global mapping of urban built-up areas of year 2014 by combining MODIS multispectral data with VIIRS nighttime light data. International Journal of Digital Earth, 9(10), 1004-1020. </w:t>
+      </w:r>
+    </w:p>
+    <w:p>
+      <w:pPr>
+        <w:pStyle w:val="Heading2"/>
+        <w:spacing w:line="240" w:lineRule="auto"/>
+        <w:rPr>
+          <w:rFonts w:ascii="Arial" w:hAnsi="Arial" w:cs="Arial"/>
+          <w:color w:val="0432FF"/>
+          <w:sz w:val="16"/>
+          <w:szCs w:val="16"/>
+        </w:rPr>
+      </w:pPr>
+      <w:r>
+        <w:rPr>
+          <w:rFonts w:ascii="Arial" w:hAnsi="Arial" w:cs="Arial"/>
+          <w:color w:val="0432FF"/>
+          <w:sz w:val="16"/>
+          <w:szCs w:val="16"/>
+        </w:rPr>
+        <w:t>He et al. - Detecting Global Urban Expansion Using a Fully Convolutional Network</w:t>
+      </w:r>
+    </w:p>
+    <w:p>
+      <w:pPr>
+        <w:spacing w:line="240" w:lineRule="auto"/>
+        <w:rPr>
+          <w:rFonts w:ascii="Arial" w:hAnsi="Arial" w:cs="Arial"/>
+          <w:sz w:val="16"/>
+          <w:szCs w:val="16"/>
+        </w:rPr>
+      </w:pPr>
+      <w:r>
+        <w:rPr>
+          <w:rFonts w:ascii="Arial" w:hAnsi="Arial" w:cs="Arial"/>
+          <w:sz w:val="16"/>
+          <w:szCs w:val="16"/>
+        </w:rPr>
+        <w:t xml:space="preserve">He et al. (2019) </w:t>
+      </w:r>
+      <w:proofErr w:type="gramStart"/>
+      <w:r>
+        <w:rPr>
+          <w:rFonts w:ascii="Arial" w:hAnsi="Arial" w:cs="Arial"/>
+          <w:sz w:val="16"/>
+          <w:szCs w:val="16"/>
+        </w:rPr>
+        <w:t>use</w:t>
+      </w:r>
+      <w:proofErr w:type="gramEnd"/>
+      <w:r>
+        <w:rPr>
+          <w:rFonts w:ascii="Arial" w:hAnsi="Arial" w:cs="Arial"/>
+          <w:sz w:val="16"/>
+          <w:szCs w:val="16"/>
+        </w:rPr>
+        <w:t xml:space="preserve"> a fully convolutional network to detect global urban expansion over multiple decades. The study combines remote sensing variables such as nighttime lights, vegetation, and land surface temperature to improve urban-change detection. It reflects the movement from single-proxy urban mapping toward multi-source, machine-learning-based settlement characterization.</w:t>
+      </w:r>
+    </w:p>
+    <w:p>
+      <w:pPr>
+        <w:pStyle w:val="Citationparagraph"/>
+        <w:spacing w:line="240" w:lineRule="auto"/>
+        <w:rPr>
+          <w:rFonts w:ascii="Arial" w:hAnsi="Arial" w:cs="Arial"/>
+          <w:sz w:val="16"/>
+          <w:szCs w:val="16"/>
+        </w:rPr>
+      </w:pPr>
+      <w:r>
+        <w:rPr>
+          <w:rFonts w:ascii="Arial" w:hAnsi="Arial" w:cs="Arial"/>
+          <w:sz w:val="16"/>
+          <w:szCs w:val="16"/>
+        </w:rPr>
+        <w:t xml:space="preserve">He, C., Liu, Z., Gou, S., Zhang, Q., Zhang, J., &amp; Xu, L. (2019). Detecting global urban expansion over the last three decades using a fully convolutional network. Environmental Research Letters, 14(3), 034008. </w:t>
+      </w:r>
+    </w:p>
+    <w:p>
+      <w:pPr>
+        <w:pStyle w:val="Heading2"/>
+        <w:spacing w:line="240" w:lineRule="auto"/>
+        <w:rPr>
+          <w:rFonts w:ascii="Arial" w:hAnsi="Arial" w:cs="Arial"/>
+          <w:color w:val="0432FF"/>
+          <w:sz w:val="16"/>
+          <w:szCs w:val="16"/>
+        </w:rPr>
+      </w:pPr>
+      <w:r>
+        <w:rPr>
+          <w:rFonts w:ascii="Arial" w:hAnsi="Arial" w:cs="Arial"/>
+          <w:color w:val="0432FF"/>
+          <w:sz w:val="16"/>
+          <w:szCs w:val="16"/>
+        </w:rPr>
+        <w:t>Miller et al. - Illuminating the Capabilities of the Suomi NPP VIIRS Day/Night Band</w:t>
+      </w:r>
+    </w:p>
+    <w:p>
+      <w:pPr>
+        <w:spacing w:line="240" w:lineRule="auto"/>
+        <w:rPr>
+          <w:rFonts w:ascii="Arial" w:hAnsi="Arial" w:cs="Arial"/>
+          <w:sz w:val="16"/>
+          <w:szCs w:val="16"/>
+        </w:rPr>
+      </w:pPr>
+      <w:r>
+        <w:rPr>
+          <w:rFonts w:ascii="Arial" w:hAnsi="Arial" w:cs="Arial"/>
+          <w:sz w:val="16"/>
+          <w:szCs w:val="16"/>
+        </w:rPr>
+        <w:t>Miller et al. (2013) describe the capabilities of the VIIRS Day/Night Band on Suomi NPP. The paper explains how the DNB improves low-light sensing relative to older sensors, including better radiometric performance, global coverage, and sensitivity to faint nocturnal sources. It is a foundational sensor paper for nearly all subsequent VIIRS-based nighttime-light applications.</w:t>
+      </w:r>
+    </w:p>
+    <w:p>
+      <w:pPr>
+        <w:pStyle w:val="Citationparagraph"/>
+        <w:spacing w:line="240" w:lineRule="auto"/>
+        <w:rPr>
+          <w:rFonts w:ascii="Arial" w:hAnsi="Arial" w:cs="Arial"/>
+          <w:sz w:val="16"/>
+          <w:szCs w:val="16"/>
+        </w:rPr>
+      </w:pPr>
+      <w:r>
+        <w:rPr>
+          <w:rFonts w:ascii="Arial" w:hAnsi="Arial" w:cs="Arial"/>
+          <w:sz w:val="16"/>
+          <w:szCs w:val="16"/>
+        </w:rPr>
+        <w:t>Miller, S. D., Straka, W. C., Mills, S. P., Elvidge, C. D., Lee, T. F., Solbrig, J., Walther, A., Heidinger, A. K., &amp; Weiss, S. C. (2013). Illuminating the capabilities of the Suomi National Polar-Orbiting Partnership (NPP) Visible Infrared Imaging Radiometer Suite (VIIRS) Day/Night Band. Remote Sensing, 5(12), 6717-6766. https://doi.org/10.3390/rs5126717</w:t>
+      </w:r>
+    </w:p>
+    <w:p>
+      <w:pPr>
+        <w:pStyle w:val="Heading2"/>
+        <w:spacing w:line="240" w:lineRule="auto"/>
+        <w:rPr>
+          <w:rFonts w:ascii="Arial" w:hAnsi="Arial" w:cs="Arial"/>
+          <w:color w:val="0432FF"/>
+          <w:sz w:val="16"/>
+          <w:szCs w:val="16"/>
+        </w:rPr>
+      </w:pPr>
+      <w:r>
+        <w:rPr>
+          <w:rFonts w:ascii="Arial" w:hAnsi="Arial" w:cs="Arial"/>
+          <w:color w:val="0432FF"/>
+          <w:sz w:val="16"/>
+          <w:szCs w:val="16"/>
+        </w:rPr>
+        <w:t>Elvidge et al. - VIIRS Night-Time Lights</w:t>
+      </w:r>
+    </w:p>
+    <w:p>
+      <w:pPr>
+        <w:spacing w:line="240" w:lineRule="auto"/>
+        <w:rPr>
+          <w:rFonts w:ascii="Arial" w:hAnsi="Arial" w:cs="Arial"/>
+          <w:sz w:val="16"/>
+          <w:szCs w:val="16"/>
+        </w:rPr>
+      </w:pPr>
+      <w:r>
+        <w:rPr>
+          <w:rFonts w:ascii="Arial" w:hAnsi="Arial" w:cs="Arial"/>
+          <w:sz w:val="16"/>
+          <w:szCs w:val="16"/>
+        </w:rPr>
+        <w:t>Elvidge et al. (2017) describe VIIRS nighttime-light products and their advantages over DMSP-OLS, including improved spatial, radiometric, and temporal performance. The study discusses corrections, product generation, and typical radiance ranges from gas flares, airports, cities, and small settlements. It is a key technical reference for interpreting VIIRS-DNB measurements and their application limits.</w:t>
+      </w:r>
+    </w:p>
+    <w:p>
+      <w:pPr>
+        <w:pStyle w:val="Citationparagraph"/>
+        <w:spacing w:line="240" w:lineRule="auto"/>
+        <w:rPr>
+          <w:rFonts w:ascii="Arial" w:hAnsi="Arial" w:cs="Arial"/>
+          <w:sz w:val="16"/>
+          <w:szCs w:val="16"/>
+        </w:rPr>
+      </w:pPr>
+      <w:r>
+        <w:rPr>
+          <w:rFonts w:ascii="Arial" w:hAnsi="Arial" w:cs="Arial"/>
+          <w:sz w:val="16"/>
+          <w:szCs w:val="16"/>
+        </w:rPr>
+        <w:t xml:space="preserve">Elvidge, C. D., Baugh, K., </w:t>
       </w:r>
       <w:proofErr w:type="spellStart"/>
       <w:r>
@@ -9710,7 +11347,7 @@
           <w:sz w:val="16"/>
           <w:szCs w:val="16"/>
         </w:rPr>
-        <w:t>Fatehkia</w:t>
+        <w:t>Zhizhin</w:t>
       </w:r>
       <w:proofErr w:type="spellEnd"/>
       <w:r>
@@ -9719,7 +11356,7 @@
           <w:sz w:val="16"/>
           <w:szCs w:val="16"/>
         </w:rPr>
-        <w:t>, M., García-Herranz, M., &amp; Kim, D. (2019). Mapping poverty in the Philippines using machine learning, satellite imagery, and crowd-sourced geospatial information. The International Archives of the Photogrammetry, Remote Sensing and Spatial Information Sciences, XLII-4/W19, 425-431. https://doi.org/10.5194/isprs-archives-XLII-4-W19-425-2019</w:t>
+        <w:t>, M., Hsu, F.-C., &amp; Ghosh, T. (2017). VIIRS night-time lights. International Journal of Remote Sensing, 38(21), 5860-5879. https://doi.org/10.1080/01431161.2017.1342050</w:t>
       </w:r>
     </w:p>
     <w:p>
@@ -9740,25 +11377,25 @@
           <w:sz w:val="16"/>
           <w:szCs w:val="16"/>
         </w:rPr>
-        <w:t>Elliott et al. - The Local Impact of Typhoons on Economic Activity in China: A View from Outer Space</w:t>
-      </w:r>
-    </w:p>
-    <w:p>
-      <w:pPr>
-        <w:spacing w:line="240" w:lineRule="auto"/>
-        <w:rPr>
-          <w:rFonts w:ascii="Arial" w:hAnsi="Arial" w:cs="Arial"/>
-          <w:sz w:val="16"/>
-          <w:szCs w:val="16"/>
-        </w:rPr>
-      </w:pPr>
-      <w:r>
-        <w:rPr>
-          <w:rFonts w:ascii="Arial" w:hAnsi="Arial" w:cs="Arial"/>
-          <w:sz w:val="16"/>
-          <w:szCs w:val="16"/>
-        </w:rPr>
-        <w:t>Elliott et al. (2015) estimate the local economic impact of typhoons in China using DMSP nighttime lights and storm-exposure modelling. The study combines typhoon tracks, wind-field estimates, and light-based economic indicators to measure subnational economic effects. It is one of the key early studies connecting tropical cyclones, nighttime lights, and localized economic disruption.</w:t>
+        <w:t>Kyba et al. - High-Resolution Imagery of Earth at Night: New Sources, Opportunities and Challenges</w:t>
+      </w:r>
+    </w:p>
+    <w:p>
+      <w:pPr>
+        <w:spacing w:line="240" w:lineRule="auto"/>
+        <w:rPr>
+          <w:rFonts w:ascii="Arial" w:hAnsi="Arial" w:cs="Arial"/>
+          <w:sz w:val="16"/>
+          <w:szCs w:val="16"/>
+        </w:rPr>
+      </w:pPr>
+      <w:r>
+        <w:rPr>
+          <w:rFonts w:ascii="Arial" w:hAnsi="Arial" w:cs="Arial"/>
+          <w:sz w:val="16"/>
+          <w:szCs w:val="16"/>
+        </w:rPr>
+        <w:t>Kyba et al. (2015) review emerging sources of high-resolution nighttime imagery, including astronaut photography and other non-standard night-observation platforms. The paper discusses opportunities for observing lighting technology, urban form, and light pollution at finer spatial resolution than conventional satellite NTL products. It also identifies challenges in calibration, geometry, spectral response, and standardization.</w:t>
       </w:r>
     </w:p>
     <w:p>
@@ -9777,7 +11414,61 @@
           <w:sz w:val="16"/>
           <w:szCs w:val="16"/>
         </w:rPr>
-        <w:t>Elliott, R. J. R., Strobl, E., &amp; Sun, P. (2015). The local impact of typhoons on economic activity in China: A view from outer space. Journal of Urban Economics, 88, 50-66. https://doi.org/10.1016/j.jue.2015.05.001</w:t>
+        <w:t xml:space="preserve">Kyba, C. C. M., </w:t>
+      </w:r>
+      <w:proofErr w:type="spellStart"/>
+      <w:r>
+        <w:rPr>
+          <w:rFonts w:ascii="Arial" w:hAnsi="Arial" w:cs="Arial"/>
+          <w:sz w:val="16"/>
+          <w:szCs w:val="16"/>
+        </w:rPr>
+        <w:t>Garz</w:t>
+      </w:r>
+      <w:proofErr w:type="spellEnd"/>
+      <w:r>
+        <w:rPr>
+          <w:rFonts w:ascii="Arial" w:hAnsi="Arial" w:cs="Arial"/>
+          <w:sz w:val="16"/>
+          <w:szCs w:val="16"/>
+        </w:rPr>
+        <w:t xml:space="preserve">, S., Kuechly, H. U., Sánchez de Miguel, A., Zamorano, J., Fischer, J., &amp; </w:t>
+      </w:r>
+      <w:proofErr w:type="spellStart"/>
+      <w:r>
+        <w:rPr>
+          <w:rFonts w:ascii="Arial" w:hAnsi="Arial" w:cs="Arial"/>
+          <w:sz w:val="16"/>
+          <w:szCs w:val="16"/>
+        </w:rPr>
+        <w:t>Hölker</w:t>
+      </w:r>
+      <w:proofErr w:type="spellEnd"/>
+      <w:r>
+        <w:rPr>
+          <w:rFonts w:ascii="Arial" w:hAnsi="Arial" w:cs="Arial"/>
+          <w:sz w:val="16"/>
+          <w:szCs w:val="16"/>
+        </w:rPr>
+        <w:t xml:space="preserve">, F. (2015). High-resolution imagery of Earth at night: </w:t>
+      </w:r>
+      <w:proofErr w:type="gramStart"/>
+      <w:r>
+        <w:rPr>
+          <w:rFonts w:ascii="Arial" w:hAnsi="Arial" w:cs="Arial"/>
+          <w:sz w:val="16"/>
+          <w:szCs w:val="16"/>
+        </w:rPr>
+        <w:t>New</w:t>
+      </w:r>
+      <w:proofErr w:type="gramEnd"/>
+      <w:r>
+        <w:rPr>
+          <w:rFonts w:ascii="Arial" w:hAnsi="Arial" w:cs="Arial"/>
+          <w:sz w:val="16"/>
+          <w:szCs w:val="16"/>
+        </w:rPr>
+        <w:t xml:space="preserve"> sources, opportunities and challenges. Remote Sensing, 7(1), 1-23. https://doi.org/10.3390/rs70100001</w:t>
       </w:r>
     </w:p>
     <w:p>
@@ -9798,25 +11489,25 @@
           <w:sz w:val="16"/>
           <w:szCs w:val="16"/>
         </w:rPr>
-        <w:t>Gillespie et al. - Nighttime Lights Time Series of Tsunami Damage, Recovery, and Economic Metrics in Sumatra, Indonesia</w:t>
-      </w:r>
-    </w:p>
-    <w:p>
-      <w:pPr>
-        <w:spacing w:line="240" w:lineRule="auto"/>
-        <w:rPr>
-          <w:rFonts w:ascii="Arial" w:hAnsi="Arial" w:cs="Arial"/>
-          <w:sz w:val="16"/>
-          <w:szCs w:val="16"/>
-        </w:rPr>
-      </w:pPr>
-      <w:r>
-        <w:rPr>
-          <w:rFonts w:ascii="Arial" w:hAnsi="Arial" w:cs="Arial"/>
-          <w:sz w:val="16"/>
-          <w:szCs w:val="16"/>
-        </w:rPr>
-        <w:t>Gillespie et al. (2014) use nighttime-light time series to examine tsunami damage, recovery, and economic metrics in Sumatra after the 2004 Indian Ocean tsunami. The study uses lights to observe spatial and temporal patterns of disruption and return of activity. It is a key disaster-oriented application of NTL before the widespread use of daily VIIRS Black Marble.</w:t>
+        <w:t>Román et al. - NASA’s Black Marble Nighttime Lights Product Suite</w:t>
+      </w:r>
+    </w:p>
+    <w:p>
+      <w:pPr>
+        <w:spacing w:line="240" w:lineRule="auto"/>
+        <w:rPr>
+          <w:rFonts w:ascii="Arial" w:hAnsi="Arial" w:cs="Arial"/>
+          <w:sz w:val="16"/>
+          <w:szCs w:val="16"/>
+        </w:rPr>
+      </w:pPr>
+      <w:r>
+        <w:rPr>
+          <w:rFonts w:ascii="Arial" w:hAnsi="Arial" w:cs="Arial"/>
+          <w:sz w:val="16"/>
+          <w:szCs w:val="16"/>
+        </w:rPr>
+        <w:t>Román et al. (2018) introduce NASA’s Black Marble product suite, a major advance in nighttime-light remote sensing based on VIIRS. The product applies corrections for lunar illumination, atmospheric effects, terrain, snow, BRDF, and sensor geometry, and provides daily gridded nighttime-light layers and quality information. The paper establishes the technical basis for daily, physically corrected NTL analysis.</w:t>
       </w:r>
     </w:p>
     <w:p>
@@ -9835,8 +11526,70 @@
           <w:sz w:val="16"/>
           <w:szCs w:val="16"/>
         </w:rPr>
+        <w:t xml:space="preserve">Román, M. O., Wang, Z., Sun, Q., Kalb, V., Miller, S. D., Molthan, A., Schultz, L., Bell, J., Stokes, E. C., Pandey, B., Seto, K. C., Hall, D., Oda, T., Wolfe, R. E., Lin, G., </w:t>
+      </w:r>
+      <w:proofErr w:type="spellStart"/>
+      <w:r>
+        <w:rPr>
+          <w:rFonts w:ascii="Arial" w:hAnsi="Arial" w:cs="Arial"/>
+          <w:sz w:val="16"/>
+          <w:szCs w:val="16"/>
+        </w:rPr>
+        <w:t>Golpayegani</w:t>
+      </w:r>
+      <w:proofErr w:type="spellEnd"/>
+      <w:r>
+        <w:rPr>
+          <w:rFonts w:ascii="Arial" w:hAnsi="Arial" w:cs="Arial"/>
+          <w:sz w:val="16"/>
+          <w:szCs w:val="16"/>
+        </w:rPr>
+        <w:t xml:space="preserve">, N., Devadiga, S., Davidson, C., Sarkar, S., </w:t>
+      </w:r>
+      <w:proofErr w:type="spellStart"/>
+      <w:r>
+        <w:rPr>
+          <w:rFonts w:ascii="Arial" w:hAnsi="Arial" w:cs="Arial"/>
+          <w:sz w:val="16"/>
+          <w:szCs w:val="16"/>
+        </w:rPr>
+        <w:t>Praderas</w:t>
+      </w:r>
+      <w:proofErr w:type="spellEnd"/>
+      <w:r>
+        <w:rPr>
+          <w:rFonts w:ascii="Arial" w:hAnsi="Arial" w:cs="Arial"/>
+          <w:sz w:val="16"/>
+          <w:szCs w:val="16"/>
+        </w:rPr>
+        <w:t xml:space="preserve">, C., Schmaltz, J., Boller, R., Stevens, J., Ramos González, O. M., Padilla, E., Alonso, J., </w:t>
+      </w:r>
+      <w:proofErr w:type="spellStart"/>
+      <w:r>
+        <w:rPr>
+          <w:rFonts w:ascii="Arial" w:hAnsi="Arial" w:cs="Arial"/>
+          <w:sz w:val="16"/>
+          <w:szCs w:val="16"/>
+        </w:rPr>
+        <w:t>Detrés</w:t>
+      </w:r>
+      <w:proofErr w:type="spellEnd"/>
+      <w:r>
+        <w:rPr>
+          <w:rFonts w:ascii="Arial" w:hAnsi="Arial" w:cs="Arial"/>
+          <w:sz w:val="16"/>
+          <w:szCs w:val="16"/>
+        </w:rPr>
+        <w:t xml:space="preserve">, Y., Armstrong, R., Miranda, I., Conte, Y., Marrero, N., </w:t>
+      </w:r>
+      <w:r>
+        <w:rPr>
+          <w:rFonts w:ascii="Arial" w:hAnsi="Arial" w:cs="Arial"/>
+          <w:sz w:val="16"/>
+          <w:szCs w:val="16"/>
+        </w:rPr>
         <w:lastRenderedPageBreak/>
-        <w:t>Gillespie, T. W., Frankenberg, E., Chum, K. F., &amp; Thomas, D. (2014). Nighttime lights time series of tsunami damage, recovery, and economic metrics in Sumatra, Indonesia. Remote Sensing Letters, 5(3), 286-294. https://doi.org/10.1080/2150704X.2014.900205</w:t>
+        <w:t>MacManus, K., Esch, T., &amp; Masuoka, E. J. (2018). NASA’s Black Marble nighttime lights product suite. Remote Sensing of Environment, 210, 113-143. https://doi.org/10.1016/j.rse.2018.03.017</w:t>
       </w:r>
     </w:p>
     <w:p>
@@ -9850,32 +11603,328 @@
           <w:szCs w:val="16"/>
         </w:rPr>
       </w:pPr>
+      <w:r>
+        <w:rPr>
+          <w:rFonts w:ascii="Arial" w:hAnsi="Arial" w:cs="Arial"/>
+          <w:color w:val="0432FF"/>
+          <w:sz w:val="16"/>
+          <w:szCs w:val="16"/>
+        </w:rPr>
+        <w:t>Wang et al. - Monitoring Disaster-Related Power Outages Using NASA Black Marble Nighttime Light Product</w:t>
+      </w:r>
+    </w:p>
+    <w:p>
+      <w:pPr>
+        <w:spacing w:line="240" w:lineRule="auto"/>
+        <w:rPr>
+          <w:rFonts w:ascii="Arial" w:hAnsi="Arial" w:cs="Arial"/>
+          <w:sz w:val="16"/>
+          <w:szCs w:val="16"/>
+        </w:rPr>
+      </w:pPr>
+      <w:r>
+        <w:rPr>
+          <w:rFonts w:ascii="Arial" w:hAnsi="Arial" w:cs="Arial"/>
+          <w:sz w:val="16"/>
+          <w:szCs w:val="16"/>
+        </w:rPr>
+        <w:t>Wang et al. (2018) demonstrate the use of NASA Black Marble nighttime lights for monitoring disaster-related power outages. The work presents Black Marble as a practical product for mapping electricity disruption in the aftermath of hazards. It is an important applied bridge between product development and operational disaster monitoring using daily or near-daily radiance anomalies.</w:t>
+      </w:r>
+    </w:p>
+    <w:p>
+      <w:pPr>
+        <w:pStyle w:val="Citationparagraph"/>
+        <w:spacing w:line="240" w:lineRule="auto"/>
+        <w:rPr>
+          <w:rFonts w:ascii="Arial" w:hAnsi="Arial" w:cs="Arial"/>
+          <w:sz w:val="16"/>
+          <w:szCs w:val="16"/>
+        </w:rPr>
+      </w:pPr>
+      <w:r>
+        <w:rPr>
+          <w:rFonts w:ascii="Arial" w:hAnsi="Arial" w:cs="Arial"/>
+          <w:sz w:val="16"/>
+          <w:szCs w:val="16"/>
+        </w:rPr>
+        <w:t>Wang, Z., Román, M. O., Sun, Q., Molthan, A. L., Schultz, L. A., &amp; Kalb, V. L. (2018). Monitoring disaster-related power outages using NASA Black Marble nighttime light product. The International Archives of the Photogrammetry, Remote Sensing and Spatial Information Sciences, XLII-3, 1853-1856. https://doi.org/10.5194/isprs-archives-XLII-3-1853-2018</w:t>
+      </w:r>
+    </w:p>
+    <w:p>
+      <w:pPr>
+        <w:pStyle w:val="Heading2"/>
+        <w:spacing w:line="240" w:lineRule="auto"/>
+        <w:rPr>
+          <w:rFonts w:ascii="Arial" w:hAnsi="Arial" w:cs="Arial"/>
+          <w:color w:val="0432FF"/>
+          <w:sz w:val="16"/>
+          <w:szCs w:val="16"/>
+        </w:rPr>
+      </w:pPr>
+      <w:r>
+        <w:rPr>
+          <w:rFonts w:ascii="Arial" w:hAnsi="Arial" w:cs="Arial"/>
+          <w:color w:val="0432FF"/>
+          <w:sz w:val="16"/>
+          <w:szCs w:val="16"/>
+        </w:rPr>
+        <w:t>Román et al. - Satellite-Based Assessment of Electricity Restoration Efforts in Puerto Rico after Hurricane Maria</w:t>
+      </w:r>
+    </w:p>
+    <w:p>
+      <w:pPr>
+        <w:spacing w:line="240" w:lineRule="auto"/>
+        <w:rPr>
+          <w:rFonts w:ascii="Arial" w:hAnsi="Arial" w:cs="Arial"/>
+          <w:sz w:val="16"/>
+          <w:szCs w:val="16"/>
+        </w:rPr>
+      </w:pPr>
+      <w:r>
+        <w:rPr>
+          <w:rFonts w:ascii="Arial" w:hAnsi="Arial" w:cs="Arial"/>
+          <w:sz w:val="16"/>
+          <w:szCs w:val="16"/>
+        </w:rPr>
+        <w:t>Román et al. (2019) use satellite nighttime lights to assess electricity restoration in Puerto Rico after Hurricane Maria. The study compares satellite-derived restoration with utility-reported recovery and introduces metrics for electricity restoration stages and duration. It is one of the most influential studies demonstrating NTL as a functional proxy for post-disaster electricity restoration.</w:t>
+      </w:r>
+    </w:p>
+    <w:p>
+      <w:pPr>
+        <w:pStyle w:val="Citationparagraph"/>
+        <w:spacing w:line="240" w:lineRule="auto"/>
+        <w:rPr>
+          <w:rFonts w:ascii="Arial" w:hAnsi="Arial" w:cs="Arial"/>
+          <w:sz w:val="16"/>
+          <w:szCs w:val="16"/>
+        </w:rPr>
+      </w:pPr>
+      <w:r>
+        <w:rPr>
+          <w:rFonts w:ascii="Arial" w:hAnsi="Arial" w:cs="Arial"/>
+          <w:sz w:val="16"/>
+          <w:szCs w:val="16"/>
+        </w:rPr>
+        <w:t xml:space="preserve">Román, M. O., Stokes, E. C., Shrestha, R. M., Wang, Z., Schultz, L., Sepúlveda Carlo, E. A., Sun, Q., Bell, J., Molthan, A., Kalb, V., Ji, C., Seto, K. C., McClain, S. N., &amp; </w:t>
+      </w:r>
       <w:proofErr w:type="spellStart"/>
       <w:r>
         <w:rPr>
           <w:rFonts w:ascii="Arial" w:hAnsi="Arial" w:cs="Arial"/>
+          <w:sz w:val="16"/>
+          <w:szCs w:val="16"/>
+        </w:rPr>
+        <w:t>Enenkel</w:t>
+      </w:r>
+      <w:proofErr w:type="spellEnd"/>
+      <w:r>
+        <w:rPr>
+          <w:rFonts w:ascii="Arial" w:hAnsi="Arial" w:cs="Arial"/>
+          <w:sz w:val="16"/>
+          <w:szCs w:val="16"/>
+        </w:rPr>
+        <w:t>, M. (2019). Satellite-based assessment of electricity restoration efforts in Puerto Rico after Hurricane Maria. PLOS ONE, 14(6), e0218883. https://doi.org/10.1371/journal.pone.0218883</w:t>
+      </w:r>
+    </w:p>
+    <w:p>
+      <w:pPr>
+        <w:pStyle w:val="Heading2"/>
+        <w:spacing w:line="240" w:lineRule="auto"/>
+        <w:rPr>
+          <w:rFonts w:ascii="Arial" w:hAnsi="Arial" w:cs="Arial"/>
           <w:color w:val="0432FF"/>
           <w:sz w:val="16"/>
           <w:szCs w:val="16"/>
         </w:rPr>
-        <w:t>Mård</w:t>
+      </w:pPr>
+      <w:r>
+        <w:rPr>
+          <w:rFonts w:ascii="Arial" w:hAnsi="Arial" w:cs="Arial"/>
+          <w:color w:val="0432FF"/>
+          <w:sz w:val="16"/>
+          <w:szCs w:val="16"/>
+        </w:rPr>
+        <w:t>Shermeyer - Assessment of Electrical and Infrastructure Recovery in Puerto Rico Following Hurricane Maria</w:t>
+      </w:r>
+    </w:p>
+    <w:p>
+      <w:pPr>
+        <w:spacing w:line="240" w:lineRule="auto"/>
+        <w:rPr>
+          <w:rFonts w:ascii="Arial" w:hAnsi="Arial" w:cs="Arial"/>
+          <w:sz w:val="16"/>
+          <w:szCs w:val="16"/>
+        </w:rPr>
+      </w:pPr>
+      <w:r>
+        <w:rPr>
+          <w:rFonts w:ascii="Arial" w:hAnsi="Arial" w:cs="Arial"/>
+          <w:sz w:val="16"/>
+          <w:szCs w:val="16"/>
+        </w:rPr>
+        <w:t>Shermeyer (2018) assesses electrical and infrastructure recovery in Puerto Rico after Hurricane Maria using a multisource satellite time series. The study combines VIIRS nighttime imagery, Landsat-derived information, census data, and building-footprint information to infer recovery conditions. It is an early example of combining NTL with other spatial layers to assess infrastructure recovery rather than interpreting radiance alone.</w:t>
+      </w:r>
+    </w:p>
+    <w:p>
+      <w:pPr>
+        <w:pStyle w:val="Citationparagraph"/>
+        <w:spacing w:line="240" w:lineRule="auto"/>
+        <w:rPr>
+          <w:rFonts w:ascii="Arial" w:hAnsi="Arial" w:cs="Arial"/>
+          <w:sz w:val="16"/>
+          <w:szCs w:val="16"/>
+        </w:rPr>
+      </w:pPr>
+      <w:r>
+        <w:rPr>
+          <w:rFonts w:ascii="Arial" w:hAnsi="Arial" w:cs="Arial"/>
+          <w:sz w:val="16"/>
+          <w:szCs w:val="16"/>
+        </w:rPr>
+        <w:t xml:space="preserve">Shermeyer, J. (2018). Assessment of electrical and infrastructure recovery in Puerto Rico following Hurricane Maria using a multisource time series of satellite imagery. </w:t>
+      </w:r>
+      <w:proofErr w:type="spellStart"/>
+      <w:r>
+        <w:rPr>
+          <w:rFonts w:ascii="Arial" w:hAnsi="Arial" w:cs="Arial"/>
+          <w:sz w:val="16"/>
+          <w:szCs w:val="16"/>
+        </w:rPr>
+        <w:t>arXiv</w:t>
       </w:r>
       <w:proofErr w:type="spellEnd"/>
       <w:r>
         <w:rPr>
           <w:rFonts w:ascii="Arial" w:hAnsi="Arial" w:cs="Arial"/>
+          <w:sz w:val="16"/>
+          <w:szCs w:val="16"/>
+        </w:rPr>
+        <w:t>. https://doi.org/10.48550/arXiv.1807.05854</w:t>
+      </w:r>
+    </w:p>
+    <w:p>
+      <w:pPr>
+        <w:pStyle w:val="Heading2"/>
+        <w:spacing w:line="240" w:lineRule="auto"/>
+        <w:rPr>
+          <w:rFonts w:ascii="Arial" w:hAnsi="Arial" w:cs="Arial"/>
           <w:color w:val="0432FF"/>
           <w:sz w:val="16"/>
           <w:szCs w:val="16"/>
         </w:rPr>
-        <w:t xml:space="preserve"> et al. - Nightlight Data Reveal How Flood Protection Shapes Human Proximity to Rivers</w:t>
-      </w:r>
-    </w:p>
-    <w:p>
-      <w:pPr>
-        <w:spacing w:line="240" w:lineRule="auto"/>
-        <w:rPr>
-          <w:rFonts w:ascii="Arial" w:hAnsi="Arial" w:cs="Arial"/>
+      </w:pPr>
+      <w:r>
+        <w:rPr>
+          <w:rFonts w:ascii="Arial" w:hAnsi="Arial" w:cs="Arial"/>
+          <w:color w:val="0432FF"/>
+          <w:sz w:val="16"/>
+          <w:szCs w:val="16"/>
+        </w:rPr>
+        <w:t>Zhao et al. - NPP-VIIRS DNB Daily Data in Natural Disaster Assessment</w:t>
+      </w:r>
+    </w:p>
+    <w:p>
+      <w:pPr>
+        <w:spacing w:line="240" w:lineRule="auto"/>
+        <w:rPr>
+          <w:rFonts w:ascii="Arial" w:hAnsi="Arial" w:cs="Arial"/>
+          <w:sz w:val="16"/>
+          <w:szCs w:val="16"/>
+        </w:rPr>
+      </w:pPr>
+      <w:r>
+        <w:rPr>
+          <w:rFonts w:ascii="Arial" w:hAnsi="Arial" w:cs="Arial"/>
+          <w:sz w:val="16"/>
+          <w:szCs w:val="16"/>
+        </w:rPr>
+        <w:t>Zhao et al. (2018) examine the use of daily NPP-VIIRS DNB data for natural disaster assessment across selected case studies. The paper demonstrates how daily nighttime lights can capture disaster-related radiance changes across hazards such as earthquakes, floods, and storms. It is a key reference for the transition from annual or monthly NTL analysis toward event-scale daily disaster monitoring.</w:t>
+      </w:r>
+    </w:p>
+    <w:p>
+      <w:pPr>
+        <w:pStyle w:val="Citationparagraph"/>
+        <w:spacing w:line="240" w:lineRule="auto"/>
+        <w:rPr>
+          <w:rFonts w:ascii="Arial" w:hAnsi="Arial" w:cs="Arial"/>
+          <w:sz w:val="16"/>
+          <w:szCs w:val="16"/>
+        </w:rPr>
+      </w:pPr>
+      <w:r>
+        <w:rPr>
+          <w:rFonts w:ascii="Arial" w:hAnsi="Arial" w:cs="Arial"/>
+          <w:sz w:val="16"/>
+          <w:szCs w:val="16"/>
+        </w:rPr>
+        <w:t>Zhao, X., Yu, B., Liu, Y., Yao, S., Lian, T., Chen, L., Yang, C., Chen, Z., &amp; Wu, J. (2018). NPP-VIIRS DNB daily data in natural disaster assessment: Evidence from selected case studies. Remote Sensing, 10(10), 1526. https://doi.org/10.3390/rs10101526</w:t>
+      </w:r>
+    </w:p>
+    <w:p>
+      <w:pPr>
+        <w:pStyle w:val="Heading2"/>
+        <w:spacing w:line="240" w:lineRule="auto"/>
+        <w:rPr>
+          <w:rFonts w:ascii="Arial" w:hAnsi="Arial" w:cs="Arial"/>
+          <w:color w:val="0432FF"/>
+          <w:sz w:val="16"/>
+          <w:szCs w:val="16"/>
+        </w:rPr>
+      </w:pPr>
+      <w:r>
+        <w:rPr>
+          <w:rFonts w:ascii="Arial" w:hAnsi="Arial" w:cs="Arial"/>
+          <w:color w:val="0432FF"/>
+          <w:sz w:val="16"/>
+          <w:szCs w:val="16"/>
+        </w:rPr>
+        <w:t>Zhao et al. - Time Series Analysis of VIIRS-DNB Nighttime Lights Imagery for Change Detection in Urban Areas</w:t>
+      </w:r>
+    </w:p>
+    <w:p>
+      <w:pPr>
+        <w:spacing w:line="240" w:lineRule="auto"/>
+        <w:rPr>
+          <w:rFonts w:ascii="Arial" w:hAnsi="Arial" w:cs="Arial"/>
+          <w:sz w:val="16"/>
+          <w:szCs w:val="16"/>
+        </w:rPr>
+      </w:pPr>
+      <w:r>
+        <w:rPr>
+          <w:rFonts w:ascii="Arial" w:hAnsi="Arial" w:cs="Arial"/>
+          <w:sz w:val="16"/>
+          <w:szCs w:val="16"/>
+        </w:rPr>
+        <w:t>Zhao et al. (2020) use VIIRS-DNB nighttime-light time series to detect urban change after Hurricanes Irma and Maria in Puerto Rico. The study applies time-series analysis to identify radiance drops and recovery patterns associated with hurricane devastation. It contributes to the literature on post-disaster NTL by emphasizing temporal trajectories rather than single-date comparisons.</w:t>
+      </w:r>
+    </w:p>
+    <w:p>
+      <w:pPr>
+        <w:pStyle w:val="Citationparagraph"/>
+        <w:spacing w:line="240" w:lineRule="auto"/>
+        <w:rPr>
+          <w:rFonts w:ascii="Arial" w:hAnsi="Arial" w:cs="Arial"/>
+          <w:sz w:val="16"/>
+          <w:szCs w:val="16"/>
+        </w:rPr>
+      </w:pPr>
+      <w:r>
+        <w:rPr>
+          <w:rFonts w:ascii="Arial" w:hAnsi="Arial" w:cs="Arial"/>
+          <w:sz w:val="16"/>
+          <w:szCs w:val="16"/>
+        </w:rPr>
+        <w:t>Zhao, N., Liu, Y., Hsu, F.-C., Samson, E. L., Letu, H., Liang, D., &amp; Cao, G. (2020). Time-series analysis of VIIRS-DNB nighttime lights imagery for change detection in urban areas: A case study of devastation in Puerto Rico from Hurricanes Irma and Maria. Applied Geography, 120, 102222. https://doi.org/10.1016/j.apgeog.2020.102222</w:t>
+      </w:r>
+    </w:p>
+    <w:p>
+      <w:pPr>
+        <w:pStyle w:val="Heading2"/>
+        <w:spacing w:line="240" w:lineRule="auto"/>
+        <w:rPr>
+          <w:rFonts w:ascii="Arial" w:hAnsi="Arial" w:cs="Arial"/>
+          <w:color w:val="0432FF"/>
           <w:sz w:val="16"/>
           <w:szCs w:val="16"/>
         </w:rPr>
@@ -9884,19 +11933,49 @@
       <w:r>
         <w:rPr>
           <w:rFonts w:ascii="Arial" w:hAnsi="Arial" w:cs="Arial"/>
-          <w:sz w:val="16"/>
-          <w:szCs w:val="16"/>
-        </w:rPr>
-        <w:t>Mård</w:t>
+          <w:color w:val="0432FF"/>
+          <w:sz w:val="16"/>
+          <w:szCs w:val="16"/>
+        </w:rPr>
+        <w:t>Skoufias</w:t>
       </w:r>
       <w:proofErr w:type="spellEnd"/>
       <w:r>
         <w:rPr>
           <w:rFonts w:ascii="Arial" w:hAnsi="Arial" w:cs="Arial"/>
-          <w:sz w:val="16"/>
-          <w:szCs w:val="16"/>
-        </w:rPr>
-        <w:t xml:space="preserve"> et al. (2018) use nighttime lights to examine how flood protection influences human proximity to rivers. The study treats lights as an indicator of settlement and human activity, showing how protective infrastructure can encourage development in flood-prone areas. It links NTL with disaster-risk exposure rather than post-event recovery, making it relevant to risk accumulation and settlement dynamics.</w:t>
+          <w:color w:val="0432FF"/>
+          <w:sz w:val="16"/>
+          <w:szCs w:val="16"/>
+        </w:rPr>
+        <w:t xml:space="preserve"> et al. - Can We Rely on VIIRS Nightlights to Estimate the Short-Term Impacts of Natural Hazards?</w:t>
+      </w:r>
+    </w:p>
+    <w:p>
+      <w:pPr>
+        <w:spacing w:line="240" w:lineRule="auto"/>
+        <w:rPr>
+          <w:rFonts w:ascii="Arial" w:hAnsi="Arial" w:cs="Arial"/>
+          <w:sz w:val="16"/>
+          <w:szCs w:val="16"/>
+        </w:rPr>
+      </w:pPr>
+      <w:proofErr w:type="spellStart"/>
+      <w:r>
+        <w:rPr>
+          <w:rFonts w:ascii="Arial" w:hAnsi="Arial" w:cs="Arial"/>
+          <w:sz w:val="16"/>
+          <w:szCs w:val="16"/>
+        </w:rPr>
+        <w:t>Skoufias</w:t>
+      </w:r>
+      <w:proofErr w:type="spellEnd"/>
+      <w:r>
+        <w:rPr>
+          <w:rFonts w:ascii="Arial" w:hAnsi="Arial" w:cs="Arial"/>
+          <w:sz w:val="16"/>
+          <w:szCs w:val="16"/>
+        </w:rPr>
+        <w:t xml:space="preserve"> et al. (2021) test whether VIIRS nightlights can estimate short-term natural-hazard impacts in five Southeast Asian countries. The study evaluates how hazard exposure is reflected in nighttime-light changes and highlights the difficulty of interpreting short-term effects in regions affected by cloud cover, seasonal variation, and heterogeneous settlement patterns. It is especially relevant to tropical and Southeast Asian NTL applications.</w:t>
       </w:r>
     </w:p>
     <w:p>
@@ -9916,7 +11995,7 @@
           <w:sz w:val="16"/>
           <w:szCs w:val="16"/>
         </w:rPr>
-        <w:t>Mård</w:t>
+        <w:t>Skoufias</w:t>
       </w:r>
       <w:proofErr w:type="spellEnd"/>
       <w:r>
@@ -9925,7 +12004,7 @@
           <w:sz w:val="16"/>
           <w:szCs w:val="16"/>
         </w:rPr>
-        <w:t>, J., Di Baldassarre, G., &amp; Mazzoleni, M. (2018). Nightlight data reveal how flood protection shapes human proximity to rivers. Science Advances, 4(8), eaar5779. https://doi.org/10.1126/sciadv.aar5779</w:t>
+        <w:t>, E., Strobl, E., &amp; Tveit, T. (2021). Can we rely on VIIRS nightlights to estimate the short-term impacts of natural hazards? Evidence from five Southeast Asian countries. Geomatics, Natural Hazards and Risk, 12(1), 381-404. https://doi.org/10.1080/19475705.2021.1879943</w:t>
       </w:r>
     </w:p>
     <w:p>
@@ -9946,25 +12025,25 @@
           <w:sz w:val="16"/>
           <w:szCs w:val="16"/>
         </w:rPr>
-        <w:t>Román and Stokes - Holidays in Lights: Tracking Cultural Patterns in Demand for Energy Services</w:t>
-      </w:r>
-    </w:p>
-    <w:p>
-      <w:pPr>
-        <w:spacing w:line="240" w:lineRule="auto"/>
-        <w:rPr>
-          <w:rFonts w:ascii="Arial" w:hAnsi="Arial" w:cs="Arial"/>
-          <w:sz w:val="16"/>
-          <w:szCs w:val="16"/>
-        </w:rPr>
-      </w:pPr>
-      <w:r>
-        <w:rPr>
-          <w:rFonts w:ascii="Arial" w:hAnsi="Arial" w:cs="Arial"/>
-          <w:sz w:val="16"/>
-          <w:szCs w:val="16"/>
-        </w:rPr>
-        <w:t>Román and Stokes (2015) use satellite nighttime lights to track cultural patterns in energy-service demand during holidays. The study shows that NTL contains social and cultural signals, not only economic or infrastructure signals. This finding is important because disaster interpretation must account for recurring cultural, seasonal, and behavioral lighting patterns when defining baselines or anomalies.</w:t>
+        <w:t>Jia et al. - Estimating Natural Disaster Loss Using Improved Daily Night-Time Light Data</w:t>
+      </w:r>
+    </w:p>
+    <w:p>
+      <w:pPr>
+        <w:spacing w:line="240" w:lineRule="auto"/>
+        <w:rPr>
+          <w:rFonts w:ascii="Arial" w:hAnsi="Arial" w:cs="Arial"/>
+          <w:sz w:val="16"/>
+          <w:szCs w:val="16"/>
+        </w:rPr>
+      </w:pPr>
+      <w:r>
+        <w:rPr>
+          <w:rFonts w:ascii="Arial" w:hAnsi="Arial" w:cs="Arial"/>
+          <w:sz w:val="16"/>
+          <w:szCs w:val="16"/>
+        </w:rPr>
+        <w:t>Jia et al. (2023) estimate natural disaster losses using improved daily nighttime-light data. The study focuses on enhancing daily NTL before linking radiance changes to disaster losses, reflecting a broader movement toward better preprocessing and time-series stability in disaster applications. It contributes to the methodological literature on using daily NTL as a loss proxy while acknowledging that data quality influences loss estimation.</w:t>
       </w:r>
     </w:p>
     <w:p>
@@ -9983,7 +12062,25 @@
           <w:sz w:val="16"/>
           <w:szCs w:val="16"/>
         </w:rPr>
-        <w:t>Román, M. O., &amp; Stokes, E. C. (2015). Holidays in lights: Tracking cultural patterns in demand for energy services. Earth’s Future, 3(6), 182-205. https://doi.org/10.1002/2014EF000285</w:t>
+        <w:t xml:space="preserve">Jia, M., Li, X., Gong, Y., Belabbes, S., &amp; </w:t>
+      </w:r>
+      <w:proofErr w:type="spellStart"/>
+      <w:r>
+        <w:rPr>
+          <w:rFonts w:ascii="Arial" w:hAnsi="Arial" w:cs="Arial"/>
+          <w:sz w:val="16"/>
+          <w:szCs w:val="16"/>
+        </w:rPr>
+        <w:t>Dell’Oro</w:t>
+      </w:r>
+      <w:proofErr w:type="spellEnd"/>
+      <w:r>
+        <w:rPr>
+          <w:rFonts w:ascii="Arial" w:hAnsi="Arial" w:cs="Arial"/>
+          <w:sz w:val="16"/>
+          <w:szCs w:val="16"/>
+        </w:rPr>
+        <w:t>, L. (2023). Estimating natural disaster loss using improved daily night-time light data. International Journal of Applied Earth Observation and Geoinformation, 120, 103359. https://doi.org/10.1016/j.jag.2023.103359</w:t>
       </w:r>
     </w:p>
     <w:p>
@@ -10004,25 +12101,25 @@
           <w:sz w:val="16"/>
           <w:szCs w:val="16"/>
         </w:rPr>
-        <w:t>Zhou et al. - A Cluster-Based Method to Map Urban Area from DMSP/OLS Nightlights</w:t>
-      </w:r>
-    </w:p>
-    <w:p>
-      <w:pPr>
-        <w:spacing w:line="240" w:lineRule="auto"/>
-        <w:rPr>
-          <w:rFonts w:ascii="Arial" w:hAnsi="Arial" w:cs="Arial"/>
-          <w:sz w:val="16"/>
-          <w:szCs w:val="16"/>
-        </w:rPr>
-      </w:pPr>
-      <w:r>
-        <w:rPr>
-          <w:rFonts w:ascii="Arial" w:hAnsi="Arial" w:cs="Arial"/>
-          <w:sz w:val="16"/>
-          <w:szCs w:val="16"/>
-        </w:rPr>
-        <w:t>Zhou et al. (2014) develop a cluster-based method to map urban areas using DMSP-OLS nightlights. The study improves urban extraction from nighttime lights by reducing reliance on simple global thresholds. It contributes to urban NTL methodology by showing that spatial clustering and local context are important when separating urban light from non-urban background.</w:t>
+        <w:t>Levin - Using Night Lights from Space to Assess Areas Impacted by the 2023 Turkey Earthquake</w:t>
+      </w:r>
+    </w:p>
+    <w:p>
+      <w:pPr>
+        <w:spacing w:line="240" w:lineRule="auto"/>
+        <w:rPr>
+          <w:rFonts w:ascii="Arial" w:hAnsi="Arial" w:cs="Arial"/>
+          <w:sz w:val="16"/>
+          <w:szCs w:val="16"/>
+        </w:rPr>
+      </w:pPr>
+      <w:r>
+        <w:rPr>
+          <w:rFonts w:ascii="Arial" w:hAnsi="Arial" w:cs="Arial"/>
+          <w:sz w:val="16"/>
+          <w:szCs w:val="16"/>
+        </w:rPr>
+        <w:t>Levin (2023) uses night lights from space to assess areas affected by the 2023 Türkiye earthquake. The study compares pre- and post-earthquake nighttime-light conditions, identifies areas with light reduction, and discusses the role of cloud-free observations in event-specific assessment. It provides a recent example of using NTL for acute disaster-impact mapping outside cyclone contexts.</w:t>
       </w:r>
     </w:p>
     <w:p>
@@ -10041,7 +12138,7 @@
           <w:sz w:val="16"/>
           <w:szCs w:val="16"/>
         </w:rPr>
-        <w:t>Zhou, Y., Smith, S. J., Elvidge, C. D., Zhao, K., Thomson, A., &amp; Imhoff, M. (2014). A cluster-based method to map urban area from DMSP/OLS nightlights. Remote Sensing of Environment, 147, 173-185. https://doi.org/10.1016/j.rse.2014.03.004</w:t>
+        <w:t>Levin, N. (2023). Using night lights from space to assess areas impacted by the 2023 Turkey earthquake. Remote Sensing, 15(8), 2120. https://doi.org/10.3390/rs15082120</w:t>
       </w:r>
     </w:p>
     <w:p>
@@ -10062,25 +12159,44 @@
           <w:sz w:val="16"/>
           <w:szCs w:val="16"/>
         </w:rPr>
-        <w:t>Zhou et al. - A Global Map of Urban Extent from Nightlights</w:t>
-      </w:r>
-    </w:p>
-    <w:p>
-      <w:pPr>
-        <w:spacing w:line="240" w:lineRule="auto"/>
-        <w:rPr>
-          <w:rFonts w:ascii="Arial" w:hAnsi="Arial" w:cs="Arial"/>
-          <w:sz w:val="16"/>
-          <w:szCs w:val="16"/>
-        </w:rPr>
-      </w:pPr>
-      <w:r>
-        <w:rPr>
-          <w:rFonts w:ascii="Arial" w:hAnsi="Arial" w:cs="Arial"/>
-          <w:sz w:val="16"/>
-          <w:szCs w:val="16"/>
-        </w:rPr>
-        <w:t>Zhou et al. (2015) produce a global urban-extent map using nighttime lights. The study demonstrates that NTL can support global settlement mapping when combined with classification rules that account for regional variation. It is part of the literature showing how nighttime lights function as settlement indicators, a premise later refined by GHSL and other built-up products.</w:t>
+        <w:lastRenderedPageBreak/>
+        <w:t>Hu et al. - Whole-Process Assessment of Flood Resilience in Urban and Rural Communities Based on Nighttime Lights</w:t>
+      </w:r>
+    </w:p>
+    <w:p>
+      <w:pPr>
+        <w:spacing w:line="240" w:lineRule="auto"/>
+        <w:rPr>
+          <w:rFonts w:ascii="Arial" w:hAnsi="Arial" w:cs="Arial"/>
+          <w:sz w:val="16"/>
+          <w:szCs w:val="16"/>
+        </w:rPr>
+      </w:pPr>
+      <w:r>
+        <w:rPr>
+          <w:rFonts w:ascii="Arial" w:hAnsi="Arial" w:cs="Arial"/>
+          <w:sz w:val="16"/>
+          <w:szCs w:val="16"/>
+        </w:rPr>
+        <w:t xml:space="preserve">Hu et al. (2025) assess flood resilience in urban and rural communities using nighttime lights, with the </w:t>
+      </w:r>
+      <w:proofErr w:type="spellStart"/>
+      <w:r>
+        <w:rPr>
+          <w:rFonts w:ascii="Arial" w:hAnsi="Arial" w:cs="Arial"/>
+          <w:sz w:val="16"/>
+          <w:szCs w:val="16"/>
+        </w:rPr>
+        <w:t>Zhuozhou</w:t>
+      </w:r>
+      <w:proofErr w:type="spellEnd"/>
+      <w:r>
+        <w:rPr>
+          <w:rFonts w:ascii="Arial" w:hAnsi="Arial" w:cs="Arial"/>
+          <w:sz w:val="16"/>
+          <w:szCs w:val="16"/>
+        </w:rPr>
+        <w:t xml:space="preserve"> flood as a case study. The paper examines flood impact and recovery as a whole process rather than a single event snapshot. It contributes to the recovery literature by using NTL trajectories to compare resilience-related behavior across urban and rural community contexts.</w:t>
       </w:r>
     </w:p>
     <w:p>
@@ -10099,7 +12215,25 @@
           <w:sz w:val="16"/>
           <w:szCs w:val="16"/>
         </w:rPr>
-        <w:t>Zhou, Y., Smith, S. J., Zhao, K., Imhoff, M., Thomson, A., Bond-Lamberty, B., Asrar, G. R., Zhang, X., He, C., &amp; Elvidge, C. D. (2015). A global map of urban extent from nightlights. Environmental Research Letters, 10(5), 054011. https://doi.org/10.1088/1748-9326/10/5/054011</w:t>
+        <w:t xml:space="preserve">Hu, Y., Liu, Y., &amp; Zeng, H. (2025). Whole-process assessment of flood resilience in urban and rural communities based on nighttime lights: A case study of the </w:t>
+      </w:r>
+      <w:proofErr w:type="spellStart"/>
+      <w:r>
+        <w:rPr>
+          <w:rFonts w:ascii="Arial" w:hAnsi="Arial" w:cs="Arial"/>
+          <w:sz w:val="16"/>
+          <w:szCs w:val="16"/>
+        </w:rPr>
+        <w:t>Zhuozhou</w:t>
+      </w:r>
+      <w:proofErr w:type="spellEnd"/>
+      <w:r>
+        <w:rPr>
+          <w:rFonts w:ascii="Arial" w:hAnsi="Arial" w:cs="Arial"/>
+          <w:sz w:val="16"/>
+          <w:szCs w:val="16"/>
+        </w:rPr>
+        <w:t xml:space="preserve"> flood. Urban Climate, 61, 102438. https://doi.org/10.1016/j.uclim.2025.102438</w:t>
       </w:r>
     </w:p>
     <w:p>
@@ -10120,25 +12254,25 @@
           <w:sz w:val="16"/>
           <w:szCs w:val="16"/>
         </w:rPr>
-        <w:t>Zhou et al. - A Global Record of Annual Urban Dynamics from Nighttime Lights</w:t>
-      </w:r>
-    </w:p>
-    <w:p>
-      <w:pPr>
-        <w:spacing w:line="240" w:lineRule="auto"/>
-        <w:rPr>
-          <w:rFonts w:ascii="Arial" w:hAnsi="Arial" w:cs="Arial"/>
-          <w:sz w:val="16"/>
-          <w:szCs w:val="16"/>
-        </w:rPr>
-      </w:pPr>
-      <w:r>
-        <w:rPr>
-          <w:rFonts w:ascii="Arial" w:hAnsi="Arial" w:cs="Arial"/>
-          <w:sz w:val="16"/>
-          <w:szCs w:val="16"/>
-        </w:rPr>
-        <w:t>Zhou et al. (2018) produce a global record of annual urban dynamics from nighttime lights between 1992 and 2013. The study uses the long DMSP-OLS archive to reconstruct urban expansion patterns, demonstrating the value of NTL for multi-decadal settlement change. It is useful background for distinguishing long-term urban growth from event-specific disaster signals.</w:t>
+        <w:t>Mo et al. - Daily Night-Time Lights Reveal Prolonging Global Electric Power System Recovery Times Following Tropical Cyclone Damage</w:t>
+      </w:r>
+    </w:p>
+    <w:p>
+      <w:pPr>
+        <w:spacing w:line="240" w:lineRule="auto"/>
+        <w:rPr>
+          <w:rFonts w:ascii="Arial" w:hAnsi="Arial" w:cs="Arial"/>
+          <w:sz w:val="16"/>
+          <w:szCs w:val="16"/>
+        </w:rPr>
+      </w:pPr>
+      <w:r>
+        <w:rPr>
+          <w:rFonts w:ascii="Arial" w:hAnsi="Arial" w:cs="Arial"/>
+          <w:sz w:val="16"/>
+          <w:szCs w:val="16"/>
+        </w:rPr>
+        <w:t>Mo et al. (2025) analyze global electric power-system recovery after tropical cyclone damage using daily nighttime lights. The study examines recovery time across events and regions, showing how NTL can be used to compare electricity-related disruption at broad scale. It is a recent example of moving from single-event NTL studies toward multi-event, globally comparative recovery analysis.</w:t>
       </w:r>
     </w:p>
     <w:p>
@@ -10157,7 +12291,7 @@
           <w:sz w:val="16"/>
           <w:szCs w:val="16"/>
         </w:rPr>
-        <w:t>Zhou, Y., Li, X., Asrar, G. R., Smith, S. J., &amp; Imhoff, M. (2018). A global record of annual urban dynamics (1992-2013) from nighttime lights. Remote Sensing of Environment, 219, 206-220. https://doi.org/10.1016/j.rse.2018.10.015</w:t>
+        <w:t>Mo, Y., Thomas, F., Rui, J., &amp; Hall, J. W. (2025). Daily night-time lights reveal prolonging global electric power system recovery times following tropical cyclone damage. Environmental Research: Infrastructure and Sustainability, 5(3), 035001. https://doi.org/10.1088/2634-4505/ade474</w:t>
       </w:r>
     </w:p>
     <w:p>
@@ -10178,25 +12312,25 @@
           <w:sz w:val="16"/>
           <w:szCs w:val="16"/>
         </w:rPr>
-        <w:t>Sharma et al. - Global Mapping of Urban Built-Up Areas by Combining MODIS and VIIRS Nighttime Light Data</w:t>
-      </w:r>
-    </w:p>
-    <w:p>
-      <w:pPr>
-        <w:spacing w:line="240" w:lineRule="auto"/>
-        <w:rPr>
-          <w:rFonts w:ascii="Arial" w:hAnsi="Arial" w:cs="Arial"/>
-          <w:sz w:val="16"/>
-          <w:szCs w:val="16"/>
-        </w:rPr>
-      </w:pPr>
-      <w:r>
-        <w:rPr>
-          <w:rFonts w:ascii="Arial" w:hAnsi="Arial" w:cs="Arial"/>
-          <w:sz w:val="16"/>
-          <w:szCs w:val="16"/>
-        </w:rPr>
-        <w:t>Sharma et al. (2016) map global urban built-up areas by combining MODIS multispectral data with VIIRS nighttime lights. The study integrates daytime spectral information with nocturnal radiance to improve urban delineation. It illustrates a wider methodological principle: NTL often becomes more interpretable when combined with independent built-environment datasets rather than used alone.</w:t>
+        <w:t>Bollettino et al. - Public Perception of Climate Change and Disaster Preparedness in the Philippines</w:t>
+      </w:r>
+    </w:p>
+    <w:p>
+      <w:pPr>
+        <w:spacing w:line="240" w:lineRule="auto"/>
+        <w:rPr>
+          <w:rFonts w:ascii="Arial" w:hAnsi="Arial" w:cs="Arial"/>
+          <w:sz w:val="16"/>
+          <w:szCs w:val="16"/>
+        </w:rPr>
+      </w:pPr>
+      <w:r>
+        <w:rPr>
+          <w:rFonts w:ascii="Arial" w:hAnsi="Arial" w:cs="Arial"/>
+          <w:sz w:val="16"/>
+          <w:szCs w:val="16"/>
+        </w:rPr>
+        <w:t>Bollettino et al. (2020) examine public perception of climate change and disaster preparedness in the Philippines. The paper provides social context for disaster risk by showing how climate-change perception, preparedness, and vulnerability interact in a hazard-prone country. It supports RRL framing that Philippine disaster risk is both physical and social.</w:t>
       </w:r>
     </w:p>
     <w:p>
@@ -10215,25 +12349,114 @@
           <w:sz w:val="16"/>
           <w:szCs w:val="16"/>
         </w:rPr>
-        <w:t xml:space="preserve">Sharma, R. C., Tateishi, R., Hara, K., </w:t>
-      </w:r>
+        <w:t>Bollettino, V., Alcayna-Stevens, T., Sharma, M., Dy, P., Pham, P., &amp; Vinck, P. (2020). Public perception of climate change and disaster preparedness: Evidence from the Philippines. Climate Risk Management, 30, 100250. https://doi.org/10.1016/j.crm.2020.100250</w:t>
+      </w:r>
+    </w:p>
+    <w:p>
+      <w:pPr>
+        <w:pStyle w:val="Heading2"/>
+        <w:spacing w:line="240" w:lineRule="auto"/>
+        <w:rPr>
+          <w:rFonts w:ascii="Arial" w:hAnsi="Arial" w:cs="Arial"/>
+          <w:color w:val="0432FF"/>
+          <w:sz w:val="16"/>
+          <w:szCs w:val="16"/>
+        </w:rPr>
+      </w:pPr>
       <w:proofErr w:type="spellStart"/>
       <w:r>
         <w:rPr>
           <w:rFonts w:ascii="Arial" w:hAnsi="Arial" w:cs="Arial"/>
-          <w:sz w:val="16"/>
-          <w:szCs w:val="16"/>
-        </w:rPr>
-        <w:t>Gharechelou</w:t>
+          <w:color w:val="0432FF"/>
+          <w:sz w:val="16"/>
+          <w:szCs w:val="16"/>
+        </w:rPr>
+        <w:t>Iuchi</w:t>
       </w:r>
       <w:proofErr w:type="spellEnd"/>
       <w:r>
         <w:rPr>
           <w:rFonts w:ascii="Arial" w:hAnsi="Arial" w:cs="Arial"/>
-          <w:sz w:val="16"/>
-          <w:szCs w:val="16"/>
-        </w:rPr>
-        <w:t xml:space="preserve">, S., &amp; Iizuka, K. (2016). Global mapping of urban built-up areas of year 2014 by combining MODIS multispectral data with VIIRS nighttime light data. International Journal of Digital Earth, 9(10), 1004-1020. </w:t>
+          <w:color w:val="0432FF"/>
+          <w:sz w:val="16"/>
+          <w:szCs w:val="16"/>
+        </w:rPr>
+        <w:t xml:space="preserve"> et al. - Natural Hazards Governance in the Philippines</w:t>
+      </w:r>
+    </w:p>
+    <w:p>
+      <w:pPr>
+        <w:spacing w:line="240" w:lineRule="auto"/>
+        <w:rPr>
+          <w:rFonts w:ascii="Arial" w:hAnsi="Arial" w:cs="Arial"/>
+          <w:sz w:val="16"/>
+          <w:szCs w:val="16"/>
+        </w:rPr>
+      </w:pPr>
+      <w:proofErr w:type="spellStart"/>
+      <w:r>
+        <w:rPr>
+          <w:rFonts w:ascii="Arial" w:hAnsi="Arial" w:cs="Arial"/>
+          <w:sz w:val="16"/>
+          <w:szCs w:val="16"/>
+        </w:rPr>
+        <w:t>Iuchi</w:t>
+      </w:r>
+      <w:proofErr w:type="spellEnd"/>
+      <w:r>
+        <w:rPr>
+          <w:rFonts w:ascii="Arial" w:hAnsi="Arial" w:cs="Arial"/>
+          <w:sz w:val="16"/>
+          <w:szCs w:val="16"/>
+        </w:rPr>
+        <w:t xml:space="preserve"> et al. (2019) review natural-hazards governance in the Philippines. The chapter discusses institutional structures, risk governance, and the management of recurrent hazards in a multi-hazard archipelago. It provides governance context for interpreting disaster recovery beyond physical or satellite-observed indicators.</w:t>
+      </w:r>
+    </w:p>
+    <w:p>
+      <w:pPr>
+        <w:pStyle w:val="Citationparagraph"/>
+        <w:spacing w:line="240" w:lineRule="auto"/>
+        <w:rPr>
+          <w:rFonts w:ascii="Arial" w:hAnsi="Arial" w:cs="Arial"/>
+          <w:sz w:val="16"/>
+          <w:szCs w:val="16"/>
+        </w:rPr>
+      </w:pPr>
+      <w:proofErr w:type="spellStart"/>
+      <w:r>
+        <w:rPr>
+          <w:rFonts w:ascii="Arial" w:hAnsi="Arial" w:cs="Arial"/>
+          <w:sz w:val="16"/>
+          <w:szCs w:val="16"/>
+        </w:rPr>
+        <w:t>Iuchi</w:t>
+      </w:r>
+      <w:proofErr w:type="spellEnd"/>
+      <w:r>
+        <w:rPr>
+          <w:rFonts w:ascii="Arial" w:hAnsi="Arial" w:cs="Arial"/>
+          <w:sz w:val="16"/>
+          <w:szCs w:val="16"/>
+        </w:rPr>
+        <w:t xml:space="preserve">, K., </w:t>
+      </w:r>
+      <w:proofErr w:type="spellStart"/>
+      <w:r>
+        <w:rPr>
+          <w:rFonts w:ascii="Arial" w:hAnsi="Arial" w:cs="Arial"/>
+          <w:sz w:val="16"/>
+          <w:szCs w:val="16"/>
+        </w:rPr>
+        <w:t>Jibiki</w:t>
+      </w:r>
+      <w:proofErr w:type="spellEnd"/>
+      <w:r>
+        <w:rPr>
+          <w:rFonts w:ascii="Arial" w:hAnsi="Arial" w:cs="Arial"/>
+          <w:sz w:val="16"/>
+          <w:szCs w:val="16"/>
+        </w:rPr>
+        <w:t xml:space="preserve">, Y., Solidum, R., &amp; Santiago, R. (2019). Natural hazards governance in the Philippines. Oxford Research Encyclopedia of Natural Hazard Science. </w:t>
       </w:r>
     </w:p>
     <w:p>
@@ -10254,43 +12477,25 @@
           <w:sz w:val="16"/>
           <w:szCs w:val="16"/>
         </w:rPr>
-        <w:t>He et al. - Detecting Global Urban Expansion Using a Fully Convolutional Network</w:t>
-      </w:r>
-    </w:p>
-    <w:p>
-      <w:pPr>
-        <w:spacing w:line="240" w:lineRule="auto"/>
-        <w:rPr>
-          <w:rFonts w:ascii="Arial" w:hAnsi="Arial" w:cs="Arial"/>
-          <w:sz w:val="16"/>
-          <w:szCs w:val="16"/>
-        </w:rPr>
-      </w:pPr>
-      <w:r>
-        <w:rPr>
-          <w:rFonts w:ascii="Arial" w:hAnsi="Arial" w:cs="Arial"/>
-          <w:sz w:val="16"/>
-          <w:szCs w:val="16"/>
-        </w:rPr>
-        <w:t xml:space="preserve">He et al. (2019) </w:t>
-      </w:r>
-      <w:proofErr w:type="gramStart"/>
-      <w:r>
-        <w:rPr>
-          <w:rFonts w:ascii="Arial" w:hAnsi="Arial" w:cs="Arial"/>
-          <w:sz w:val="16"/>
-          <w:szCs w:val="16"/>
-        </w:rPr>
-        <w:t>use</w:t>
-      </w:r>
-      <w:proofErr w:type="gramEnd"/>
-      <w:r>
-        <w:rPr>
-          <w:rFonts w:ascii="Arial" w:hAnsi="Arial" w:cs="Arial"/>
-          <w:sz w:val="16"/>
-          <w:szCs w:val="16"/>
-        </w:rPr>
-        <w:t xml:space="preserve"> a fully convolutional network to detect global urban expansion over multiple decades. The study combines remote sensing variables such as nighttime lights, vegetation, and land surface temperature to improve urban-change detection. It reflects the movement from single-proxy urban mapping toward multi-source, machine-learning-based settlement characterization.</w:t>
+        <w:t>Japan International Cooperation Agency et al. - Disaster Resiliency of Electric Power Distribution Network in the Philippines</w:t>
+      </w:r>
+    </w:p>
+    <w:p>
+      <w:pPr>
+        <w:spacing w:line="240" w:lineRule="auto"/>
+        <w:rPr>
+          <w:rFonts w:ascii="Arial" w:hAnsi="Arial" w:cs="Arial"/>
+          <w:sz w:val="16"/>
+          <w:szCs w:val="16"/>
+        </w:rPr>
+      </w:pPr>
+      <w:r>
+        <w:rPr>
+          <w:rFonts w:ascii="Arial" w:hAnsi="Arial" w:cs="Arial"/>
+          <w:sz w:val="16"/>
+          <w:szCs w:val="16"/>
+        </w:rPr>
+        <w:t>JICA, Shikoku Electric Power, and the Japan Economic Research Institute (2015) provide a data-collection report on incentive mechanisms for improving disaster resiliency of electric power distribution networks in the Philippines. The report documents institutional, technical, and reporting issues in electric distribution systems, including the challenge of post-typhoon restoration and utility data limitations. It is an important non-NTL infrastructure source for Philippine electricity-recovery context.</w:t>
       </w:r>
     </w:p>
     <w:p>
@@ -10309,7 +12514,7 @@
           <w:sz w:val="16"/>
           <w:szCs w:val="16"/>
         </w:rPr>
-        <w:t xml:space="preserve">He, C., Liu, Z., Gou, S., Zhang, Q., Zhang, J., &amp; Xu, L. (2019). Detecting global urban expansion over the last three decades using a fully convolutional network. Environmental Research Letters, 14(3), 034008. </w:t>
+        <w:t xml:space="preserve">Japan International Cooperation Agency, Shikoku Electric Power Co., Inc., &amp; Japan Economic Research Institute. (2015). Republic of the Philippines data collection survey on the incentive mechanism for improving disaster resiliency of electric power distribution network: Final report. JICA. </w:t>
       </w:r>
     </w:p>
     <w:p>
@@ -10330,25 +12535,25 @@
           <w:sz w:val="16"/>
           <w:szCs w:val="16"/>
         </w:rPr>
-        <w:t>Miller et al. - Illuminating the Capabilities of the Suomi NPP VIIRS Day/Night Band</w:t>
-      </w:r>
-    </w:p>
-    <w:p>
-      <w:pPr>
-        <w:spacing w:line="240" w:lineRule="auto"/>
-        <w:rPr>
-          <w:rFonts w:ascii="Arial" w:hAnsi="Arial" w:cs="Arial"/>
-          <w:sz w:val="16"/>
-          <w:szCs w:val="16"/>
-        </w:rPr>
-      </w:pPr>
-      <w:r>
-        <w:rPr>
-          <w:rFonts w:ascii="Arial" w:hAnsi="Arial" w:cs="Arial"/>
-          <w:sz w:val="16"/>
-          <w:szCs w:val="16"/>
-        </w:rPr>
-        <w:t>Miller et al. (2013) describe the capabilities of the VIIRS Day/Night Band on Suomi NPP. The paper explains how the DNB improves low-light sensing relative to older sensors, including better radiometric performance, global coverage, and sensitivity to faint nocturnal sources. It is a foundational sensor paper for nearly all subsequent VIIRS-based nighttime-light applications.</w:t>
+        <w:t>Correa et al. - How Many Smartphones Does It Take to Detect a Power Outage?</w:t>
+      </w:r>
+    </w:p>
+    <w:p>
+      <w:pPr>
+        <w:spacing w:line="240" w:lineRule="auto"/>
+        <w:rPr>
+          <w:rFonts w:ascii="Arial" w:hAnsi="Arial" w:cs="Arial"/>
+          <w:sz w:val="16"/>
+          <w:szCs w:val="16"/>
+        </w:rPr>
+      </w:pPr>
+      <w:r>
+        <w:rPr>
+          <w:rFonts w:ascii="Arial" w:hAnsi="Arial" w:cs="Arial"/>
+          <w:sz w:val="16"/>
+          <w:szCs w:val="16"/>
+        </w:rPr>
+        <w:t>Correa et al. (2018) examine whether smartphone connectivity data can detect power outages. The study is not based on NTL, but it is relevant to outage monitoring because it evaluates alternative data streams for detecting electricity-service interruptions. It demonstrates the broader problem of underreported outages and the potential value of indirect, spatially distributed observation systems.</w:t>
       </w:r>
     </w:p>
     <w:p>
@@ -10367,7 +12572,7 @@
           <w:sz w:val="16"/>
           <w:szCs w:val="16"/>
         </w:rPr>
-        <w:t>Miller, S. D., Straka, W. C., Mills, S. P., Elvidge, C. D., Lee, T. F., Solbrig, J., Walther, A., Heidinger, A. K., &amp; Weiss, S. C. (2013). Illuminating the capabilities of the Suomi National Polar-Orbiting Partnership (NPP) Visible Infrared Imaging Radiometer Suite (VIIRS) Day/Night Band. Remote Sensing, 5(12), 6717-6766. https://doi.org/10.3390/rs5126717</w:t>
+        <w:t xml:space="preserve">Correa, S., Klugman, N., &amp; Taneja, J. (2018). How many smartphones does it take to detect a power outage? Proceedings of the ACM SIGCAS Conference on Computing and Sustainable Societies. </w:t>
       </w:r>
     </w:p>
     <w:p>
@@ -10388,25 +12593,25 @@
           <w:sz w:val="16"/>
           <w:szCs w:val="16"/>
         </w:rPr>
-        <w:t>Elvidge et al. - VIIRS Night-Time Lights</w:t>
-      </w:r>
-    </w:p>
-    <w:p>
-      <w:pPr>
-        <w:spacing w:line="240" w:lineRule="auto"/>
-        <w:rPr>
-          <w:rFonts w:ascii="Arial" w:hAnsi="Arial" w:cs="Arial"/>
-          <w:sz w:val="16"/>
-          <w:szCs w:val="16"/>
-        </w:rPr>
-      </w:pPr>
-      <w:r>
-        <w:rPr>
-          <w:rFonts w:ascii="Arial" w:hAnsi="Arial" w:cs="Arial"/>
-          <w:sz w:val="16"/>
-          <w:szCs w:val="16"/>
-        </w:rPr>
-        <w:t>Elvidge et al. (2017) describe VIIRS nighttime-light products and their advantages over DMSP-OLS, including improved spatial, radiometric, and temporal performance. The study discusses corrections, product generation, and typical radiance ranges from gas flares, airports, cities, and small settlements. It is a key technical reference for interpreting VIIRS-DNB measurements and their application limits.</w:t>
+        <w:t>Kishore et al. - Mortality in Puerto Rico after Hurricane Maria</w:t>
+      </w:r>
+    </w:p>
+    <w:p>
+      <w:pPr>
+        <w:spacing w:line="240" w:lineRule="auto"/>
+        <w:rPr>
+          <w:rFonts w:ascii="Arial" w:hAnsi="Arial" w:cs="Arial"/>
+          <w:sz w:val="16"/>
+          <w:szCs w:val="16"/>
+        </w:rPr>
+      </w:pPr>
+      <w:r>
+        <w:rPr>
+          <w:rFonts w:ascii="Arial" w:hAnsi="Arial" w:cs="Arial"/>
+          <w:sz w:val="16"/>
+          <w:szCs w:val="16"/>
+        </w:rPr>
+        <w:t>Kishore et al. (2018) estimate excess mortality in Puerto Rico after Hurricane Maria using a household survey. The study reports mortality far above the initial official count and identifies interruption of health care, electricity, and basic services as key pathways of disaster mortality. It provides a public-health basis for treating electricity restoration as a critical post-disaster recovery issue.</w:t>
       </w:r>
     </w:p>
     <w:p>
@@ -10425,25 +12630,453 @@
           <w:sz w:val="16"/>
           <w:szCs w:val="16"/>
         </w:rPr>
-        <w:t xml:space="preserve">Elvidge, C. D., Baugh, K., </w:t>
-      </w:r>
+        <w:t>Kishore, N., Marqués, D., Mahmud, A., Kiang, M. V., Rodriguez, I., Fuller, A., Ebner, P., Sorensen, C., Racy, F., Lemery, J., Maas, L., Leaning, J., Irizarry, R. A., Balsari, S., &amp; Buckee, C. O. (2018). Mortality in Puerto Rico after Hurricane Maria. New England Journal of Medicine, 379(2), 162-170. https://doi.org/10.1056/NEJMsa1803972</w:t>
+      </w:r>
+    </w:p>
+    <w:p>
+      <w:pPr>
+        <w:pStyle w:val="Heading2"/>
+        <w:spacing w:line="240" w:lineRule="auto"/>
+        <w:rPr>
+          <w:rFonts w:ascii="Arial" w:hAnsi="Arial" w:cs="Arial"/>
+          <w:color w:val="0432FF"/>
+          <w:sz w:val="16"/>
+          <w:szCs w:val="16"/>
+        </w:rPr>
+      </w:pPr>
+      <w:r>
+        <w:rPr>
+          <w:rFonts w:ascii="Arial" w:hAnsi="Arial" w:cs="Arial"/>
+          <w:color w:val="0432FF"/>
+          <w:sz w:val="16"/>
+          <w:szCs w:val="16"/>
+        </w:rPr>
+        <w:t>Larsen et al. - Projecting Future Costs to U.S. Electric Utility Customers from Power Interruptions</w:t>
+      </w:r>
+    </w:p>
+    <w:p>
+      <w:pPr>
+        <w:spacing w:line="240" w:lineRule="auto"/>
+        <w:rPr>
+          <w:rFonts w:ascii="Arial" w:hAnsi="Arial" w:cs="Arial"/>
+          <w:sz w:val="16"/>
+          <w:szCs w:val="16"/>
+        </w:rPr>
+      </w:pPr>
+      <w:r>
+        <w:rPr>
+          <w:rFonts w:ascii="Arial" w:hAnsi="Arial" w:cs="Arial"/>
+          <w:sz w:val="16"/>
+          <w:szCs w:val="16"/>
+        </w:rPr>
+        <w:t>Larsen et al. (2018) estimate future costs of power interruptions to U.S. electric utility customers under climate-change scenarios. The study quantifies economic losses associated with outages and projects how weather-related interruptions could become more costly. It provides economic context for why outage duration and restoration monitoring matter after extreme weather events.</w:t>
+      </w:r>
+    </w:p>
+    <w:p>
+      <w:pPr>
+        <w:pStyle w:val="Citationparagraph"/>
+        <w:spacing w:line="240" w:lineRule="auto"/>
+        <w:rPr>
+          <w:rFonts w:ascii="Arial" w:hAnsi="Arial" w:cs="Arial"/>
+          <w:sz w:val="16"/>
+          <w:szCs w:val="16"/>
+        </w:rPr>
+      </w:pPr>
+      <w:r>
+        <w:rPr>
+          <w:rFonts w:ascii="Arial" w:hAnsi="Arial" w:cs="Arial"/>
+          <w:sz w:val="16"/>
+          <w:szCs w:val="16"/>
+        </w:rPr>
+        <w:t>Larsen, P. H., Boehlert, B., Eto, J., Hamachi-LaCommare, K., Martinich, J., &amp; Rennels, L. (2018). Projecting future costs to U.S. electric utility customers from power interruptions. Energy, 147, 1256-1277. https://doi.org/10.1016/j.energy.2017.12.081</w:t>
+      </w:r>
+    </w:p>
+    <w:p>
+      <w:pPr>
+        <w:pStyle w:val="Heading2"/>
+        <w:spacing w:line="240" w:lineRule="auto"/>
+        <w:rPr>
+          <w:rFonts w:ascii="Arial" w:hAnsi="Arial" w:cs="Arial"/>
+          <w:color w:val="0432FF"/>
+          <w:sz w:val="16"/>
+          <w:szCs w:val="16"/>
+        </w:rPr>
+      </w:pPr>
+      <w:r>
+        <w:rPr>
+          <w:rFonts w:ascii="Arial" w:hAnsi="Arial" w:cs="Arial"/>
+          <w:color w:val="0432FF"/>
+          <w:sz w:val="16"/>
+          <w:szCs w:val="16"/>
+        </w:rPr>
+        <w:t>National Disaster Risk Reduction and Management Council - Final Report on Typhoon Yolanda</w:t>
+      </w:r>
+    </w:p>
+    <w:p>
+      <w:pPr>
+        <w:spacing w:line="240" w:lineRule="auto"/>
+        <w:rPr>
+          <w:rFonts w:ascii="Arial" w:hAnsi="Arial" w:cs="Arial"/>
+          <w:sz w:val="16"/>
+          <w:szCs w:val="16"/>
+        </w:rPr>
+      </w:pPr>
+      <w:r>
+        <w:rPr>
+          <w:rFonts w:ascii="Arial" w:hAnsi="Arial" w:cs="Arial"/>
+          <w:sz w:val="16"/>
+          <w:szCs w:val="16"/>
+        </w:rPr>
+        <w:t>NDRRMC (2015) provides the official final report on the effects of Typhoon Yolanda/Haiyan in the Philippines. The report documents affected populations, casualties, housing damage, infrastructure damage, economic losses, and response actions. It is the central official source for event-scale impact statistics used in Philippine Yolanda-related disaster studies.</w:t>
+      </w:r>
+    </w:p>
+    <w:p>
+      <w:pPr>
+        <w:pStyle w:val="Citationparagraph"/>
+        <w:spacing w:line="240" w:lineRule="auto"/>
+        <w:rPr>
+          <w:rFonts w:ascii="Arial" w:hAnsi="Arial" w:cs="Arial"/>
+          <w:sz w:val="16"/>
+          <w:szCs w:val="16"/>
+        </w:rPr>
+      </w:pPr>
+      <w:r>
+        <w:rPr>
+          <w:rFonts w:ascii="Arial" w:hAnsi="Arial" w:cs="Arial"/>
+          <w:sz w:val="16"/>
+          <w:szCs w:val="16"/>
+        </w:rPr>
+        <w:t xml:space="preserve">National Disaster Risk Reduction and Management Council. (2015). Final report re effects of Typhoon Yolanda (Haiyan). Government of the Philippines. </w:t>
+      </w:r>
+    </w:p>
+    <w:p>
+      <w:pPr>
+        <w:pStyle w:val="Heading2"/>
+        <w:spacing w:line="240" w:lineRule="auto"/>
+        <w:rPr>
+          <w:rFonts w:ascii="Arial" w:hAnsi="Arial" w:cs="Arial"/>
+          <w:color w:val="0432FF"/>
+          <w:sz w:val="16"/>
+          <w:szCs w:val="16"/>
+        </w:rPr>
+      </w:pPr>
       <w:proofErr w:type="spellStart"/>
       <w:r>
         <w:rPr>
           <w:rFonts w:ascii="Arial" w:hAnsi="Arial" w:cs="Arial"/>
-          <w:sz w:val="16"/>
-          <w:szCs w:val="16"/>
-        </w:rPr>
-        <w:t>Zhizhin</w:t>
+          <w:color w:val="0432FF"/>
+          <w:sz w:val="16"/>
+          <w:szCs w:val="16"/>
+        </w:rPr>
+        <w:lastRenderedPageBreak/>
+        <w:t>Bündnis</w:t>
       </w:r>
       <w:proofErr w:type="spellEnd"/>
       <w:r>
         <w:rPr>
           <w:rFonts w:ascii="Arial" w:hAnsi="Arial" w:cs="Arial"/>
-          <w:sz w:val="16"/>
-          <w:szCs w:val="16"/>
-        </w:rPr>
-        <w:t>, M., Hsu, F.-C., &amp; Ghosh, T. (2017). VIIRS night-time lights. International Journal of Remote Sensing, 38(21), 5860-5879. https://doi.org/10.1080/01431161.2017.1342050</w:t>
+          <w:color w:val="0432FF"/>
+          <w:sz w:val="16"/>
+          <w:szCs w:val="16"/>
+        </w:rPr>
+        <w:t xml:space="preserve"> </w:t>
+      </w:r>
+      <w:proofErr w:type="spellStart"/>
+      <w:r>
+        <w:rPr>
+          <w:rFonts w:ascii="Arial" w:hAnsi="Arial" w:cs="Arial"/>
+          <w:color w:val="0432FF"/>
+          <w:sz w:val="16"/>
+          <w:szCs w:val="16"/>
+        </w:rPr>
+        <w:t>Entwicklung</w:t>
+      </w:r>
+      <w:proofErr w:type="spellEnd"/>
+      <w:r>
+        <w:rPr>
+          <w:rFonts w:ascii="Arial" w:hAnsi="Arial" w:cs="Arial"/>
+          <w:color w:val="0432FF"/>
+          <w:sz w:val="16"/>
+          <w:szCs w:val="16"/>
+        </w:rPr>
+        <w:t xml:space="preserve"> </w:t>
+      </w:r>
+      <w:proofErr w:type="spellStart"/>
+      <w:r>
+        <w:rPr>
+          <w:rFonts w:ascii="Arial" w:hAnsi="Arial" w:cs="Arial"/>
+          <w:color w:val="0432FF"/>
+          <w:sz w:val="16"/>
+          <w:szCs w:val="16"/>
+        </w:rPr>
+        <w:t>Hilft</w:t>
+      </w:r>
+      <w:proofErr w:type="spellEnd"/>
+      <w:r>
+        <w:rPr>
+          <w:rFonts w:ascii="Arial" w:hAnsi="Arial" w:cs="Arial"/>
+          <w:color w:val="0432FF"/>
+          <w:sz w:val="16"/>
+          <w:szCs w:val="16"/>
+        </w:rPr>
+        <w:t xml:space="preserve"> and IFHV - </w:t>
+      </w:r>
+      <w:proofErr w:type="spellStart"/>
+      <w:r>
+        <w:rPr>
+          <w:rFonts w:ascii="Arial" w:hAnsi="Arial" w:cs="Arial"/>
+          <w:color w:val="0432FF"/>
+          <w:sz w:val="16"/>
+          <w:szCs w:val="16"/>
+        </w:rPr>
+        <w:t>WorldRiskReport</w:t>
+      </w:r>
+      <w:proofErr w:type="spellEnd"/>
+      <w:r>
+        <w:rPr>
+          <w:rFonts w:ascii="Arial" w:hAnsi="Arial" w:cs="Arial"/>
+          <w:color w:val="0432FF"/>
+          <w:sz w:val="16"/>
+          <w:szCs w:val="16"/>
+        </w:rPr>
+        <w:t xml:space="preserve"> 2023</w:t>
+      </w:r>
+    </w:p>
+    <w:p>
+      <w:pPr>
+        <w:spacing w:line="240" w:lineRule="auto"/>
+        <w:rPr>
+          <w:rFonts w:ascii="Arial" w:hAnsi="Arial" w:cs="Arial"/>
+          <w:sz w:val="16"/>
+          <w:szCs w:val="16"/>
+        </w:rPr>
+      </w:pPr>
+      <w:proofErr w:type="spellStart"/>
+      <w:r>
+        <w:rPr>
+          <w:rFonts w:ascii="Arial" w:hAnsi="Arial" w:cs="Arial"/>
+          <w:sz w:val="16"/>
+          <w:szCs w:val="16"/>
+        </w:rPr>
+        <w:t>Bündnis</w:t>
+      </w:r>
+      <w:proofErr w:type="spellEnd"/>
+      <w:r>
+        <w:rPr>
+          <w:rFonts w:ascii="Arial" w:hAnsi="Arial" w:cs="Arial"/>
+          <w:sz w:val="16"/>
+          <w:szCs w:val="16"/>
+        </w:rPr>
+        <w:t xml:space="preserve"> </w:t>
+      </w:r>
+      <w:proofErr w:type="spellStart"/>
+      <w:r>
+        <w:rPr>
+          <w:rFonts w:ascii="Arial" w:hAnsi="Arial" w:cs="Arial"/>
+          <w:sz w:val="16"/>
+          <w:szCs w:val="16"/>
+        </w:rPr>
+        <w:t>Entwicklung</w:t>
+      </w:r>
+      <w:proofErr w:type="spellEnd"/>
+      <w:r>
+        <w:rPr>
+          <w:rFonts w:ascii="Arial" w:hAnsi="Arial" w:cs="Arial"/>
+          <w:sz w:val="16"/>
+          <w:szCs w:val="16"/>
+        </w:rPr>
+        <w:t xml:space="preserve"> </w:t>
+      </w:r>
+      <w:proofErr w:type="spellStart"/>
+      <w:r>
+        <w:rPr>
+          <w:rFonts w:ascii="Arial" w:hAnsi="Arial" w:cs="Arial"/>
+          <w:sz w:val="16"/>
+          <w:szCs w:val="16"/>
+        </w:rPr>
+        <w:t>Hilft</w:t>
+      </w:r>
+      <w:proofErr w:type="spellEnd"/>
+      <w:r>
+        <w:rPr>
+          <w:rFonts w:ascii="Arial" w:hAnsi="Arial" w:cs="Arial"/>
+          <w:sz w:val="16"/>
+          <w:szCs w:val="16"/>
+        </w:rPr>
+        <w:t xml:space="preserve"> and IFHV (2023) present the </w:t>
+      </w:r>
+      <w:proofErr w:type="spellStart"/>
+      <w:r>
+        <w:rPr>
+          <w:rFonts w:ascii="Arial" w:hAnsi="Arial" w:cs="Arial"/>
+          <w:sz w:val="16"/>
+          <w:szCs w:val="16"/>
+        </w:rPr>
+        <w:t>WorldRiskReport</w:t>
+      </w:r>
+      <w:proofErr w:type="spellEnd"/>
+      <w:r>
+        <w:rPr>
+          <w:rFonts w:ascii="Arial" w:hAnsi="Arial" w:cs="Arial"/>
+          <w:sz w:val="16"/>
+          <w:szCs w:val="16"/>
+        </w:rPr>
+        <w:t xml:space="preserve"> and </w:t>
+      </w:r>
+      <w:proofErr w:type="spellStart"/>
+      <w:r>
+        <w:rPr>
+          <w:rFonts w:ascii="Arial" w:hAnsi="Arial" w:cs="Arial"/>
+          <w:sz w:val="16"/>
+          <w:szCs w:val="16"/>
+        </w:rPr>
+        <w:t>WorldRiskIndex</w:t>
+      </w:r>
+      <w:proofErr w:type="spellEnd"/>
+      <w:r>
+        <w:rPr>
+          <w:rFonts w:ascii="Arial" w:hAnsi="Arial" w:cs="Arial"/>
+          <w:sz w:val="16"/>
+          <w:szCs w:val="16"/>
+        </w:rPr>
+        <w:t>, which rank countries based on exposure and vulnerability components. The report frames disaster risk as a combination of hazards and societal conditions, including susceptibility, lack of coping capacity, and lack of adaptive capacity. It provides a comparative global risk context for Philippine disaster research.</w:t>
+      </w:r>
+    </w:p>
+    <w:p>
+      <w:pPr>
+        <w:pStyle w:val="Citationparagraph"/>
+        <w:spacing w:line="240" w:lineRule="auto"/>
+        <w:rPr>
+          <w:rFonts w:ascii="Arial" w:hAnsi="Arial" w:cs="Arial"/>
+          <w:sz w:val="16"/>
+          <w:szCs w:val="16"/>
+        </w:rPr>
+      </w:pPr>
+      <w:proofErr w:type="spellStart"/>
+      <w:r>
+        <w:rPr>
+          <w:rFonts w:ascii="Arial" w:hAnsi="Arial" w:cs="Arial"/>
+          <w:sz w:val="16"/>
+          <w:szCs w:val="16"/>
+        </w:rPr>
+        <w:t>Bündnis</w:t>
+      </w:r>
+      <w:proofErr w:type="spellEnd"/>
+      <w:r>
+        <w:rPr>
+          <w:rFonts w:ascii="Arial" w:hAnsi="Arial" w:cs="Arial"/>
+          <w:sz w:val="16"/>
+          <w:szCs w:val="16"/>
+        </w:rPr>
+        <w:t xml:space="preserve"> </w:t>
+      </w:r>
+      <w:proofErr w:type="spellStart"/>
+      <w:r>
+        <w:rPr>
+          <w:rFonts w:ascii="Arial" w:hAnsi="Arial" w:cs="Arial"/>
+          <w:sz w:val="16"/>
+          <w:szCs w:val="16"/>
+        </w:rPr>
+        <w:t>Entwicklung</w:t>
+      </w:r>
+      <w:proofErr w:type="spellEnd"/>
+      <w:r>
+        <w:rPr>
+          <w:rFonts w:ascii="Arial" w:hAnsi="Arial" w:cs="Arial"/>
+          <w:sz w:val="16"/>
+          <w:szCs w:val="16"/>
+        </w:rPr>
+        <w:t xml:space="preserve"> </w:t>
+      </w:r>
+      <w:proofErr w:type="spellStart"/>
+      <w:r>
+        <w:rPr>
+          <w:rFonts w:ascii="Arial" w:hAnsi="Arial" w:cs="Arial"/>
+          <w:sz w:val="16"/>
+          <w:szCs w:val="16"/>
+        </w:rPr>
+        <w:t>Hilft</w:t>
+      </w:r>
+      <w:proofErr w:type="spellEnd"/>
+      <w:r>
+        <w:rPr>
+          <w:rFonts w:ascii="Arial" w:hAnsi="Arial" w:cs="Arial"/>
+          <w:sz w:val="16"/>
+          <w:szCs w:val="16"/>
+        </w:rPr>
+        <w:t xml:space="preserve"> &amp; Institute for International Law of Peace and Armed Conflict. (2023). </w:t>
+      </w:r>
+      <w:proofErr w:type="spellStart"/>
+      <w:r>
+        <w:rPr>
+          <w:rFonts w:ascii="Arial" w:hAnsi="Arial" w:cs="Arial"/>
+          <w:sz w:val="16"/>
+          <w:szCs w:val="16"/>
+        </w:rPr>
+        <w:t>WorldRiskReport</w:t>
+      </w:r>
+      <w:proofErr w:type="spellEnd"/>
+      <w:r>
+        <w:rPr>
+          <w:rFonts w:ascii="Arial" w:hAnsi="Arial" w:cs="Arial"/>
+          <w:sz w:val="16"/>
+          <w:szCs w:val="16"/>
+        </w:rPr>
+        <w:t xml:space="preserve"> 2023: Focus: Diversity. </w:t>
+      </w:r>
+      <w:proofErr w:type="spellStart"/>
+      <w:r>
+        <w:rPr>
+          <w:rFonts w:ascii="Arial" w:hAnsi="Arial" w:cs="Arial"/>
+          <w:sz w:val="16"/>
+          <w:szCs w:val="16"/>
+        </w:rPr>
+        <w:t>Bündnis</w:t>
+      </w:r>
+      <w:proofErr w:type="spellEnd"/>
+      <w:r>
+        <w:rPr>
+          <w:rFonts w:ascii="Arial" w:hAnsi="Arial" w:cs="Arial"/>
+          <w:sz w:val="16"/>
+          <w:szCs w:val="16"/>
+        </w:rPr>
+        <w:t xml:space="preserve"> </w:t>
+      </w:r>
+      <w:proofErr w:type="spellStart"/>
+      <w:r>
+        <w:rPr>
+          <w:rFonts w:ascii="Arial" w:hAnsi="Arial" w:cs="Arial"/>
+          <w:sz w:val="16"/>
+          <w:szCs w:val="16"/>
+        </w:rPr>
+        <w:t>Entwicklung</w:t>
+      </w:r>
+      <w:proofErr w:type="spellEnd"/>
+      <w:r>
+        <w:rPr>
+          <w:rFonts w:ascii="Arial" w:hAnsi="Arial" w:cs="Arial"/>
+          <w:sz w:val="16"/>
+          <w:szCs w:val="16"/>
+        </w:rPr>
+        <w:t xml:space="preserve"> </w:t>
+      </w:r>
+      <w:proofErr w:type="spellStart"/>
+      <w:r>
+        <w:rPr>
+          <w:rFonts w:ascii="Arial" w:hAnsi="Arial" w:cs="Arial"/>
+          <w:sz w:val="16"/>
+          <w:szCs w:val="16"/>
+        </w:rPr>
+        <w:t>Hilft</w:t>
+      </w:r>
+      <w:proofErr w:type="spellEnd"/>
+      <w:r>
+        <w:rPr>
+          <w:rFonts w:ascii="Arial" w:hAnsi="Arial" w:cs="Arial"/>
+          <w:sz w:val="16"/>
+          <w:szCs w:val="16"/>
+        </w:rPr>
+        <w:t xml:space="preserve">. </w:t>
       </w:r>
     </w:p>
     <w:p>
@@ -10464,2428 +13097,716 @@
           <w:sz w:val="16"/>
           <w:szCs w:val="16"/>
         </w:rPr>
+        <w:t>UNDRR - Global Assessment Report on Disaster Risk Reduction 2022</w:t>
+      </w:r>
+    </w:p>
+    <w:p>
+      <w:pPr>
+        <w:spacing w:line="240" w:lineRule="auto"/>
+        <w:rPr>
+          <w:rFonts w:ascii="Arial" w:hAnsi="Arial" w:cs="Arial"/>
+          <w:sz w:val="16"/>
+          <w:szCs w:val="16"/>
+        </w:rPr>
+      </w:pPr>
+      <w:r>
+        <w:rPr>
+          <w:rFonts w:ascii="Arial" w:hAnsi="Arial" w:cs="Arial"/>
+          <w:sz w:val="16"/>
+          <w:szCs w:val="16"/>
+        </w:rPr>
+        <w:t>UNDRR (2022) provides a global assessment of disaster risk reduction, emphasizing systemic risk, governance, and the need to transform risk management. The report frames disasters as outcomes of interacting hazards, exposure, vulnerability, and capacity. It is useful for grounding RRL definitions and for avoiding hazard-only explanations of disaster impact.</w:t>
+      </w:r>
+    </w:p>
+    <w:p>
+      <w:pPr>
+        <w:pStyle w:val="Citationparagraph"/>
+        <w:spacing w:line="240" w:lineRule="auto"/>
+        <w:rPr>
+          <w:rFonts w:ascii="Arial" w:hAnsi="Arial" w:cs="Arial"/>
+          <w:sz w:val="16"/>
+          <w:szCs w:val="16"/>
+        </w:rPr>
+      </w:pPr>
+      <w:r>
+        <w:rPr>
+          <w:rFonts w:ascii="Arial" w:hAnsi="Arial" w:cs="Arial"/>
+          <w:sz w:val="16"/>
+          <w:szCs w:val="16"/>
+        </w:rPr>
+        <w:t xml:space="preserve">United Nations Office for Disaster Risk Reduction. (2022). Global Assessment Report on Disaster Risk Reduction 2022: Our World at Risk: Transforming Governance for a Resilient Future. UNDRR. </w:t>
+      </w:r>
+    </w:p>
+    <w:p>
+      <w:pPr>
+        <w:pStyle w:val="Heading2"/>
+        <w:spacing w:line="240" w:lineRule="auto"/>
+        <w:rPr>
+          <w:rFonts w:ascii="Arial" w:hAnsi="Arial" w:cs="Arial"/>
+          <w:color w:val="0432FF"/>
+          <w:sz w:val="16"/>
+          <w:szCs w:val="16"/>
+        </w:rPr>
+      </w:pPr>
+      <w:r>
+        <w:rPr>
+          <w:rFonts w:ascii="Arial" w:hAnsi="Arial" w:cs="Arial"/>
+          <w:color w:val="0432FF"/>
+          <w:sz w:val="16"/>
+          <w:szCs w:val="16"/>
+        </w:rPr>
+        <w:t>IDMC - Disaster-Induced Internal Displacement in the Philippines: Tropical Storm Washi/</w:t>
+      </w:r>
+      <w:proofErr w:type="spellStart"/>
+      <w:r>
+        <w:rPr>
+          <w:rFonts w:ascii="Arial" w:hAnsi="Arial" w:cs="Arial"/>
+          <w:color w:val="0432FF"/>
+          <w:sz w:val="16"/>
+          <w:szCs w:val="16"/>
+        </w:rPr>
+        <w:t>Sendong</w:t>
+      </w:r>
+      <w:proofErr w:type="spellEnd"/>
+    </w:p>
+    <w:p>
+      <w:pPr>
+        <w:spacing w:line="240" w:lineRule="auto"/>
+        <w:rPr>
+          <w:rFonts w:ascii="Arial" w:hAnsi="Arial" w:cs="Arial"/>
+          <w:sz w:val="16"/>
+          <w:szCs w:val="16"/>
+        </w:rPr>
+      </w:pPr>
+      <w:r>
+        <w:rPr>
+          <w:rFonts w:ascii="Arial" w:hAnsi="Arial" w:cs="Arial"/>
+          <w:sz w:val="16"/>
+          <w:szCs w:val="16"/>
+        </w:rPr>
+        <w:t>IDMC (2013) examines disaster-induced internal displacement in the Philippines through the case of Tropical Storm Washi/</w:t>
+      </w:r>
+      <w:proofErr w:type="spellStart"/>
+      <w:r>
+        <w:rPr>
+          <w:rFonts w:ascii="Arial" w:hAnsi="Arial" w:cs="Arial"/>
+          <w:sz w:val="16"/>
+          <w:szCs w:val="16"/>
+        </w:rPr>
+        <w:t>Sendong</w:t>
+      </w:r>
+      <w:proofErr w:type="spellEnd"/>
+      <w:r>
+        <w:rPr>
+          <w:rFonts w:ascii="Arial" w:hAnsi="Arial" w:cs="Arial"/>
+          <w:sz w:val="16"/>
+          <w:szCs w:val="16"/>
+        </w:rPr>
+        <w:t>. The report documents displacement drivers, institutional response, resettlement challenges, and risk-reduction issues. It provides background for interpreting post-disaster resettlement not only as housing relocation but as a long-term social and governance process.</w:t>
+      </w:r>
+    </w:p>
+    <w:p>
+      <w:pPr>
+        <w:pStyle w:val="Citationparagraph"/>
+        <w:spacing w:line="240" w:lineRule="auto"/>
+        <w:rPr>
+          <w:rFonts w:ascii="Arial" w:hAnsi="Arial" w:cs="Arial"/>
+          <w:sz w:val="16"/>
+          <w:szCs w:val="16"/>
+        </w:rPr>
+      </w:pPr>
+      <w:r>
+        <w:rPr>
+          <w:rFonts w:ascii="Arial" w:hAnsi="Arial" w:cs="Arial"/>
+          <w:sz w:val="16"/>
+          <w:szCs w:val="16"/>
+        </w:rPr>
+        <w:t>Internal Displacement Monitoring Centre. (2013). Disaster-induced internal displacement in the Philippines: The case of Tropical Storm Washi/</w:t>
+      </w:r>
+      <w:proofErr w:type="spellStart"/>
+      <w:r>
+        <w:rPr>
+          <w:rFonts w:ascii="Arial" w:hAnsi="Arial" w:cs="Arial"/>
+          <w:sz w:val="16"/>
+          <w:szCs w:val="16"/>
+        </w:rPr>
+        <w:t>Sendong</w:t>
+      </w:r>
+      <w:proofErr w:type="spellEnd"/>
+      <w:r>
+        <w:rPr>
+          <w:rFonts w:ascii="Arial" w:hAnsi="Arial" w:cs="Arial"/>
+          <w:sz w:val="16"/>
+          <w:szCs w:val="16"/>
+        </w:rPr>
+        <w:t xml:space="preserve">. IDMC. </w:t>
+      </w:r>
+    </w:p>
+    <w:p>
+      <w:pPr>
+        <w:pStyle w:val="Heading2"/>
+        <w:spacing w:line="240" w:lineRule="auto"/>
+        <w:rPr>
+          <w:rFonts w:ascii="Arial" w:hAnsi="Arial" w:cs="Arial"/>
+          <w:color w:val="0432FF"/>
+          <w:sz w:val="16"/>
+          <w:szCs w:val="16"/>
+        </w:rPr>
+      </w:pPr>
+      <w:r>
+        <w:rPr>
+          <w:rFonts w:ascii="Arial" w:hAnsi="Arial" w:cs="Arial"/>
+          <w:color w:val="0432FF"/>
+          <w:sz w:val="16"/>
+          <w:szCs w:val="16"/>
+        </w:rPr>
+        <w:t>Villanueva - Challenges and Opportunities for Sustainable Post-Disaster Resettlement in the Philippines</w:t>
+      </w:r>
+    </w:p>
+    <w:p>
+      <w:pPr>
+        <w:spacing w:line="240" w:lineRule="auto"/>
+        <w:rPr>
+          <w:rFonts w:ascii="Arial" w:hAnsi="Arial" w:cs="Arial"/>
+          <w:sz w:val="16"/>
+          <w:szCs w:val="16"/>
+        </w:rPr>
+      </w:pPr>
+      <w:r>
+        <w:rPr>
+          <w:rFonts w:ascii="Arial" w:hAnsi="Arial" w:cs="Arial"/>
+          <w:sz w:val="16"/>
+          <w:szCs w:val="16"/>
+        </w:rPr>
+        <w:t>Villanueva (2018) reviews challenges and opportunities for sustainable post-disaster resettlement in the Philippines. The work discusses why resettlement outcomes vary, including issues in livelihood access, service provision, planning, and risk exposure. It is a key contextual source for interpreting resettlement progress beyond physical construction or occupancy.</w:t>
+      </w:r>
+    </w:p>
+    <w:p>
+      <w:pPr>
+        <w:pStyle w:val="Citationparagraph"/>
+        <w:spacing w:line="240" w:lineRule="auto"/>
+        <w:rPr>
+          <w:rFonts w:ascii="Arial" w:hAnsi="Arial" w:cs="Arial"/>
+          <w:sz w:val="16"/>
+          <w:szCs w:val="16"/>
+        </w:rPr>
+      </w:pPr>
+      <w:r>
+        <w:rPr>
+          <w:rFonts w:ascii="Arial" w:hAnsi="Arial" w:cs="Arial"/>
+          <w:sz w:val="16"/>
+          <w:szCs w:val="16"/>
+        </w:rPr>
+        <w:t xml:space="preserve">Villanueva, M. V. S. (2018). Challenges and opportunities for sustainable post-disaster resettlement in the Philippines. </w:t>
+      </w:r>
+      <w:proofErr w:type="spellStart"/>
+      <w:r>
+        <w:rPr>
+          <w:rFonts w:ascii="Arial" w:hAnsi="Arial" w:cs="Arial"/>
+          <w:sz w:val="16"/>
+          <w:szCs w:val="16"/>
+        </w:rPr>
+        <w:t>PreventionWeb</w:t>
+      </w:r>
+      <w:proofErr w:type="spellEnd"/>
+      <w:r>
+        <w:rPr>
+          <w:rFonts w:ascii="Arial" w:hAnsi="Arial" w:cs="Arial"/>
+          <w:sz w:val="16"/>
+          <w:szCs w:val="16"/>
+        </w:rPr>
+        <w:t xml:space="preserve">. </w:t>
+      </w:r>
+    </w:p>
+    <w:p>
+      <w:pPr>
+        <w:pStyle w:val="Heading2"/>
+        <w:spacing w:line="240" w:lineRule="auto"/>
+        <w:rPr>
+          <w:rFonts w:ascii="Arial" w:hAnsi="Arial" w:cs="Arial"/>
+          <w:color w:val="0432FF"/>
+          <w:sz w:val="16"/>
+          <w:szCs w:val="16"/>
+        </w:rPr>
+      </w:pPr>
+      <w:r>
+        <w:rPr>
+          <w:rFonts w:ascii="Arial" w:hAnsi="Arial" w:cs="Arial"/>
+          <w:color w:val="0432FF"/>
+          <w:sz w:val="16"/>
+          <w:szCs w:val="16"/>
+        </w:rPr>
+        <w:t xml:space="preserve">Arroyo and </w:t>
+      </w:r>
+      <w:proofErr w:type="spellStart"/>
+      <w:r>
+        <w:rPr>
+          <w:rFonts w:ascii="Arial" w:hAnsi="Arial" w:cs="Arial"/>
+          <w:color w:val="0432FF"/>
+          <w:sz w:val="16"/>
+          <w:szCs w:val="16"/>
+        </w:rPr>
+        <w:t>Åstrand</w:t>
+      </w:r>
+      <w:proofErr w:type="spellEnd"/>
+      <w:r>
+        <w:rPr>
+          <w:rFonts w:ascii="Arial" w:hAnsi="Arial" w:cs="Arial"/>
+          <w:color w:val="0432FF"/>
+          <w:sz w:val="16"/>
+          <w:szCs w:val="16"/>
+        </w:rPr>
+        <w:t xml:space="preserve"> - Housing Recovery Outcomes after Typhoon Haiyan in the Philippines</w:t>
+      </w:r>
+    </w:p>
+    <w:p>
+      <w:pPr>
+        <w:spacing w:line="240" w:lineRule="auto"/>
+        <w:rPr>
+          <w:rFonts w:ascii="Arial" w:hAnsi="Arial" w:cs="Arial"/>
+          <w:sz w:val="16"/>
+          <w:szCs w:val="16"/>
+        </w:rPr>
+      </w:pPr>
+      <w:r>
+        <w:rPr>
+          <w:rFonts w:ascii="Arial" w:hAnsi="Arial" w:cs="Arial"/>
+          <w:sz w:val="16"/>
+          <w:szCs w:val="16"/>
+        </w:rPr>
+        <w:t xml:space="preserve">Arroyo and </w:t>
+      </w:r>
+      <w:proofErr w:type="spellStart"/>
+      <w:r>
+        <w:rPr>
+          <w:rFonts w:ascii="Arial" w:hAnsi="Arial" w:cs="Arial"/>
+          <w:sz w:val="16"/>
+          <w:szCs w:val="16"/>
+        </w:rPr>
+        <w:t>Åstrand</w:t>
+      </w:r>
+      <w:proofErr w:type="spellEnd"/>
+      <w:r>
+        <w:rPr>
+          <w:rFonts w:ascii="Arial" w:hAnsi="Arial" w:cs="Arial"/>
+          <w:sz w:val="16"/>
+          <w:szCs w:val="16"/>
+        </w:rPr>
+        <w:t xml:space="preserve"> (2019) analyze housing recovery outcomes after Typhoon Haiyan from a critical realist perspective. The study examines how housing recovery is shaped by institutional processes, social conditions, and contextual constraints. It provides a qualitative and theoretical counterpoint to satellite-based monitoring by emphasizing mechanisms behind observed recovery outcomes.</w:t>
+      </w:r>
+    </w:p>
+    <w:p>
+      <w:pPr>
+        <w:pStyle w:val="Citationparagraph"/>
+        <w:spacing w:line="240" w:lineRule="auto"/>
+        <w:rPr>
+          <w:rFonts w:ascii="Arial" w:hAnsi="Arial" w:cs="Arial"/>
+          <w:sz w:val="16"/>
+          <w:szCs w:val="16"/>
+        </w:rPr>
+      </w:pPr>
+      <w:r>
+        <w:rPr>
+          <w:rFonts w:ascii="Arial" w:hAnsi="Arial" w:cs="Arial"/>
+          <w:sz w:val="16"/>
+          <w:szCs w:val="16"/>
+        </w:rPr>
+        <w:t xml:space="preserve">Arroyo, I., &amp; </w:t>
+      </w:r>
+      <w:proofErr w:type="spellStart"/>
+      <w:r>
+        <w:rPr>
+          <w:rFonts w:ascii="Arial" w:hAnsi="Arial" w:cs="Arial"/>
+          <w:sz w:val="16"/>
+          <w:szCs w:val="16"/>
+        </w:rPr>
+        <w:t>Åstrand</w:t>
+      </w:r>
+      <w:proofErr w:type="spellEnd"/>
+      <w:r>
+        <w:rPr>
+          <w:rFonts w:ascii="Arial" w:hAnsi="Arial" w:cs="Arial"/>
+          <w:sz w:val="16"/>
+          <w:szCs w:val="16"/>
+        </w:rPr>
+        <w:t xml:space="preserve">, J. (2019). Housing recovery outcomes after Typhoon Haiyan in the Philippines: A critical realist perspective. Journal of Critical Realism, 18(2), 142-168. </w:t>
+      </w:r>
+    </w:p>
+    <w:p>
+      <w:pPr>
+        <w:pStyle w:val="Heading2"/>
+        <w:spacing w:line="240" w:lineRule="auto"/>
+        <w:rPr>
+          <w:rFonts w:ascii="Arial" w:hAnsi="Arial" w:cs="Arial"/>
+          <w:color w:val="0432FF"/>
+          <w:sz w:val="16"/>
+          <w:szCs w:val="16"/>
+        </w:rPr>
+      </w:pPr>
+      <w:proofErr w:type="spellStart"/>
+      <w:r>
+        <w:rPr>
+          <w:rFonts w:ascii="Arial" w:hAnsi="Arial" w:cs="Arial"/>
+          <w:color w:val="0432FF"/>
+          <w:sz w:val="16"/>
+          <w:szCs w:val="16"/>
+        </w:rPr>
+        <w:t>Mangada</w:t>
+      </w:r>
+      <w:proofErr w:type="spellEnd"/>
+      <w:r>
+        <w:rPr>
+          <w:rFonts w:ascii="Arial" w:hAnsi="Arial" w:cs="Arial"/>
+          <w:color w:val="0432FF"/>
+          <w:sz w:val="16"/>
+          <w:szCs w:val="16"/>
+        </w:rPr>
+        <w:t xml:space="preserve"> and </w:t>
+      </w:r>
+      <w:proofErr w:type="spellStart"/>
+      <w:r>
+        <w:rPr>
+          <w:rFonts w:ascii="Arial" w:hAnsi="Arial" w:cs="Arial"/>
+          <w:color w:val="0432FF"/>
+          <w:sz w:val="16"/>
+          <w:szCs w:val="16"/>
+        </w:rPr>
+        <w:t>Cuaton</w:t>
+      </w:r>
+      <w:proofErr w:type="spellEnd"/>
+      <w:r>
+        <w:rPr>
+          <w:rFonts w:ascii="Arial" w:hAnsi="Arial" w:cs="Arial"/>
+          <w:color w:val="0432FF"/>
+          <w:sz w:val="16"/>
+          <w:szCs w:val="16"/>
+        </w:rPr>
+        <w:t xml:space="preserve"> - Typhoon Haiyan Survivors at the Resettlement Sites</w:t>
+      </w:r>
+    </w:p>
+    <w:p>
+      <w:pPr>
+        <w:spacing w:line="240" w:lineRule="auto"/>
+        <w:rPr>
+          <w:rFonts w:ascii="Arial" w:hAnsi="Arial" w:cs="Arial"/>
+          <w:sz w:val="16"/>
+          <w:szCs w:val="16"/>
+        </w:rPr>
+      </w:pPr>
+      <w:proofErr w:type="spellStart"/>
+      <w:r>
+        <w:rPr>
+          <w:rFonts w:ascii="Arial" w:hAnsi="Arial" w:cs="Arial"/>
+          <w:sz w:val="16"/>
+          <w:szCs w:val="16"/>
+        </w:rPr>
+        <w:t>Mangada</w:t>
+      </w:r>
+      <w:proofErr w:type="spellEnd"/>
+      <w:r>
+        <w:rPr>
+          <w:rFonts w:ascii="Arial" w:hAnsi="Arial" w:cs="Arial"/>
+          <w:sz w:val="16"/>
+          <w:szCs w:val="16"/>
+        </w:rPr>
+        <w:t xml:space="preserve"> and </w:t>
+      </w:r>
+      <w:proofErr w:type="spellStart"/>
+      <w:r>
+        <w:rPr>
+          <w:rFonts w:ascii="Arial" w:hAnsi="Arial" w:cs="Arial"/>
+          <w:sz w:val="16"/>
+          <w:szCs w:val="16"/>
+        </w:rPr>
+        <w:t>Cuaton</w:t>
+      </w:r>
+      <w:proofErr w:type="spellEnd"/>
+      <w:r>
+        <w:rPr>
+          <w:rFonts w:ascii="Arial" w:hAnsi="Arial" w:cs="Arial"/>
+          <w:sz w:val="16"/>
+          <w:szCs w:val="16"/>
+        </w:rPr>
+        <w:t xml:space="preserve"> (2022) examine the realities and challenges faced by Typhoon Haiyan survivors in resettlement sites during the COVID-19 pandemic. The study highlights how post-disaster relocation intersects with livelihoods, basic services, and later shocks. It is relevant to long-term recovery because it shows that resettlement outcomes evolve after construction and remain sensitive to subsequent crises.</w:t>
+      </w:r>
+    </w:p>
+    <w:p>
+      <w:pPr>
+        <w:pStyle w:val="Citationparagraph"/>
+        <w:spacing w:line="240" w:lineRule="auto"/>
+        <w:rPr>
+          <w:rFonts w:ascii="Arial" w:hAnsi="Arial" w:cs="Arial"/>
+          <w:sz w:val="16"/>
+          <w:szCs w:val="16"/>
+        </w:rPr>
+      </w:pPr>
+      <w:proofErr w:type="spellStart"/>
+      <w:r>
+        <w:rPr>
+          <w:rFonts w:ascii="Arial" w:hAnsi="Arial" w:cs="Arial"/>
+          <w:sz w:val="16"/>
+          <w:szCs w:val="16"/>
+        </w:rPr>
+        <w:t>Mangada</w:t>
+      </w:r>
+      <w:proofErr w:type="spellEnd"/>
+      <w:r>
+        <w:rPr>
+          <w:rFonts w:ascii="Arial" w:hAnsi="Arial" w:cs="Arial"/>
+          <w:sz w:val="16"/>
+          <w:szCs w:val="16"/>
+        </w:rPr>
+        <w:t xml:space="preserve">, L. L., &amp; </w:t>
+      </w:r>
+      <w:proofErr w:type="spellStart"/>
+      <w:r>
+        <w:rPr>
+          <w:rFonts w:ascii="Arial" w:hAnsi="Arial" w:cs="Arial"/>
+          <w:sz w:val="16"/>
+          <w:szCs w:val="16"/>
+        </w:rPr>
+        <w:t>Cuaton</w:t>
+      </w:r>
+      <w:proofErr w:type="spellEnd"/>
+      <w:r>
+        <w:rPr>
+          <w:rFonts w:ascii="Arial" w:hAnsi="Arial" w:cs="Arial"/>
+          <w:sz w:val="16"/>
+          <w:szCs w:val="16"/>
+        </w:rPr>
+        <w:t>, G. P. (2022). Typhoon Haiyan survivors at the resettlement sites: COVID-19 pandemic realities and challenges. Dialogues in Health, 1, 100005. https://doi.org/10.1016/j.dialog.2022.100005</w:t>
+      </w:r>
+    </w:p>
+    <w:p>
+      <w:pPr>
+        <w:pStyle w:val="Heading2"/>
+        <w:spacing w:line="240" w:lineRule="auto"/>
+        <w:rPr>
+          <w:rFonts w:ascii="Arial" w:hAnsi="Arial" w:cs="Arial"/>
+          <w:color w:val="0432FF"/>
+          <w:sz w:val="16"/>
+          <w:szCs w:val="16"/>
+        </w:rPr>
+      </w:pPr>
+      <w:r>
+        <w:rPr>
+          <w:rFonts w:ascii="Arial" w:hAnsi="Arial" w:cs="Arial"/>
+          <w:color w:val="0432FF"/>
+          <w:sz w:val="16"/>
+          <w:szCs w:val="16"/>
+        </w:rPr>
+        <w:t>Eadie - Typhoon Yolanda and Post-Disaster Resilience: Problems and Challenges</w:t>
+      </w:r>
+    </w:p>
+    <w:p>
+      <w:pPr>
+        <w:spacing w:line="240" w:lineRule="auto"/>
+        <w:rPr>
+          <w:rFonts w:ascii="Arial" w:hAnsi="Arial" w:cs="Arial"/>
+          <w:sz w:val="16"/>
+          <w:szCs w:val="16"/>
+        </w:rPr>
+      </w:pPr>
+      <w:r>
+        <w:rPr>
+          <w:rFonts w:ascii="Arial" w:hAnsi="Arial" w:cs="Arial"/>
+          <w:sz w:val="16"/>
+          <w:szCs w:val="16"/>
+        </w:rPr>
+        <w:t>Eadie (2019) examines problems and challenges in post-disaster resilience after Typhoon Yolanda. The paper critiques resilience narratives and discusses the complexities of recovery, governance, and reconstruction in the Philippine context. It provides social-science grounding for treating resilience as more than rapid physical rebuilding or visible settlement activity.</w:t>
+      </w:r>
+    </w:p>
+    <w:p>
+      <w:pPr>
+        <w:pStyle w:val="Citationparagraph"/>
+        <w:spacing w:line="240" w:lineRule="auto"/>
+        <w:rPr>
+          <w:rFonts w:ascii="Arial" w:hAnsi="Arial" w:cs="Arial"/>
+          <w:sz w:val="16"/>
+          <w:szCs w:val="16"/>
+        </w:rPr>
+      </w:pPr>
+      <w:r>
+        <w:rPr>
+          <w:rFonts w:ascii="Arial" w:hAnsi="Arial" w:cs="Arial"/>
+          <w:sz w:val="16"/>
+          <w:szCs w:val="16"/>
+        </w:rPr>
+        <w:t xml:space="preserve">Eadie, P. (2019). Typhoon Yolanda and post-disaster resilience: Problems and challenges. Asia Pacific Viewpoint, 60(1), 94-107. </w:t>
+      </w:r>
+    </w:p>
+    <w:p>
+      <w:pPr>
+        <w:pStyle w:val="Heading2"/>
+        <w:spacing w:line="240" w:lineRule="auto"/>
+        <w:rPr>
+          <w:rFonts w:ascii="Arial" w:hAnsi="Arial" w:cs="Arial"/>
+          <w:color w:val="0432FF"/>
+          <w:sz w:val="16"/>
+          <w:szCs w:val="16"/>
+        </w:rPr>
+      </w:pPr>
+      <w:r>
+        <w:rPr>
+          <w:rFonts w:ascii="Arial" w:hAnsi="Arial" w:cs="Arial"/>
+          <w:color w:val="0432FF"/>
+          <w:sz w:val="16"/>
+          <w:szCs w:val="16"/>
+        </w:rPr>
+        <w:t>Yee - Constructing Reconstruction, Territorializing Risk</w:t>
+      </w:r>
+    </w:p>
+    <w:p>
+      <w:pPr>
+        <w:spacing w:line="240" w:lineRule="auto"/>
+        <w:rPr>
+          <w:rFonts w:ascii="Arial" w:hAnsi="Arial" w:cs="Arial"/>
+          <w:sz w:val="16"/>
+          <w:szCs w:val="16"/>
+        </w:rPr>
+      </w:pPr>
+      <w:r>
+        <w:rPr>
+          <w:rFonts w:ascii="Arial" w:hAnsi="Arial" w:cs="Arial"/>
+          <w:sz w:val="16"/>
+          <w:szCs w:val="16"/>
+        </w:rPr>
+        <w:t>Yee (2018) examines post-disaster reconstruction in Tacloban City, focusing on the territorialization of risk through no-build zones after Typhoon Yolanda. The study shows how reconstruction policies define safe and unsafe spaces and how these designations affect relocation, governance, and community recovery. It contributes to the literature on recovery as a political and spatial process.</w:t>
+      </w:r>
+    </w:p>
+    <w:p>
+      <w:pPr>
+        <w:pStyle w:val="Citationparagraph"/>
+        <w:spacing w:line="240" w:lineRule="auto"/>
+        <w:rPr>
+          <w:rFonts w:ascii="Arial" w:hAnsi="Arial" w:cs="Arial"/>
+          <w:sz w:val="16"/>
+          <w:szCs w:val="16"/>
+        </w:rPr>
+      </w:pPr>
+      <w:r>
+        <w:rPr>
+          <w:rFonts w:ascii="Arial" w:hAnsi="Arial" w:cs="Arial"/>
+          <w:sz w:val="16"/>
+          <w:szCs w:val="16"/>
+        </w:rPr>
+        <w:t>Yee, D. K. P. (2018). Constructing reconstruction, territorializing risk: Imposing “no-build zones” in post-disaster reconstruction in Tacloban City, Philippines. Critical Asian Studies, 50(1), 103-121. https://doi.org/10.1080/14672715.2017.1401938</w:t>
+      </w:r>
+    </w:p>
+    <w:p>
+      <w:pPr>
+        <w:pStyle w:val="Heading2"/>
+        <w:spacing w:line="240" w:lineRule="auto"/>
+        <w:rPr>
+          <w:rFonts w:ascii="Arial" w:hAnsi="Arial" w:cs="Arial"/>
+          <w:color w:val="0432FF"/>
+          <w:sz w:val="16"/>
+          <w:szCs w:val="16"/>
+        </w:rPr>
+      </w:pPr>
+      <w:r>
+        <w:rPr>
+          <w:rFonts w:ascii="Arial" w:hAnsi="Arial" w:cs="Arial"/>
+          <w:color w:val="0432FF"/>
+          <w:sz w:val="16"/>
+          <w:szCs w:val="16"/>
+        </w:rPr>
+        <w:t>Palagi and Javernick-Will - Community Outcomes Summary of Tacloban City Relocation Sites</w:t>
+      </w:r>
+    </w:p>
+    <w:p>
+      <w:pPr>
+        <w:spacing w:line="240" w:lineRule="auto"/>
+        <w:rPr>
+          <w:rFonts w:ascii="Arial" w:hAnsi="Arial" w:cs="Arial"/>
+          <w:sz w:val="16"/>
+          <w:szCs w:val="16"/>
+        </w:rPr>
+      </w:pPr>
+      <w:r>
+        <w:rPr>
+          <w:rFonts w:ascii="Arial" w:hAnsi="Arial" w:cs="Arial"/>
+          <w:sz w:val="16"/>
+          <w:szCs w:val="16"/>
+        </w:rPr>
+        <w:t>Palagi and Javernick-Will (2018) report survey results on community outcomes across relocation sites in Tacloban City. The report documents resident experiences, site conditions, and post-relocation outcomes. It provides ground-level evidence for interpreting long-term resettlement progress and for comparing remote-sensing indicators with household or community survey findings.</w:t>
+      </w:r>
+    </w:p>
+    <w:p>
+      <w:pPr>
+        <w:pStyle w:val="Citationparagraph"/>
+        <w:spacing w:line="240" w:lineRule="auto"/>
+        <w:rPr>
+          <w:rFonts w:ascii="Arial" w:hAnsi="Arial" w:cs="Arial"/>
+          <w:sz w:val="16"/>
+          <w:szCs w:val="16"/>
+        </w:rPr>
+      </w:pPr>
+      <w:r>
+        <w:rPr>
+          <w:rFonts w:ascii="Arial" w:hAnsi="Arial" w:cs="Arial"/>
+          <w:sz w:val="16"/>
+          <w:szCs w:val="16"/>
+        </w:rPr>
+        <w:t xml:space="preserve">Palagi, S., &amp; Javernick-Will, A. (2018). Community outcomes summary of survey: Thirteen Tacloban City relocation sites. University of Colorado Boulder. </w:t>
+      </w:r>
+    </w:p>
+    <w:p>
+      <w:pPr>
+        <w:pStyle w:val="Heading2"/>
+        <w:spacing w:line="240" w:lineRule="auto"/>
+        <w:rPr>
+          <w:rFonts w:ascii="Arial" w:hAnsi="Arial" w:cs="Arial"/>
+          <w:color w:val="0432FF"/>
+          <w:sz w:val="16"/>
+          <w:szCs w:val="16"/>
+        </w:rPr>
+      </w:pPr>
+      <w:r>
+        <w:rPr>
+          <w:rFonts w:ascii="Arial" w:hAnsi="Arial" w:cs="Arial"/>
+          <w:color w:val="0432FF"/>
+          <w:sz w:val="16"/>
+          <w:szCs w:val="16"/>
+        </w:rPr>
+        <w:t>Carrasco et al. - Influence of Housing Designs on Resident-Initiated Housing Modifications in Cagayan de Oro Resettlement Sites</w:t>
+      </w:r>
+    </w:p>
+    <w:p>
+      <w:pPr>
+        <w:spacing w:line="240" w:lineRule="auto"/>
+        <w:rPr>
+          <w:rFonts w:ascii="Arial" w:hAnsi="Arial" w:cs="Arial"/>
+          <w:sz w:val="16"/>
+          <w:szCs w:val="16"/>
+        </w:rPr>
+      </w:pPr>
+      <w:r>
+        <w:rPr>
+          <w:rFonts w:ascii="Arial" w:hAnsi="Arial" w:cs="Arial"/>
+          <w:sz w:val="16"/>
+          <w:szCs w:val="16"/>
+        </w:rPr>
+        <w:t>Carrasco et al. (2016) examine how housing design influences resident-initiated modifications in resettlement sites in Cagayan de Oro, Philippines. The study analyzes post-disaster housing adaptation after relocation and shows that residents modify formal housing to meet livelihood, social, and household needs. It contributes to understanding resettlement as an evolving built and social process.</w:t>
+      </w:r>
+    </w:p>
+    <w:p>
+      <w:pPr>
+        <w:pStyle w:val="Citationparagraph"/>
+        <w:spacing w:line="240" w:lineRule="auto"/>
+        <w:rPr>
+          <w:rFonts w:ascii="Arial" w:hAnsi="Arial" w:cs="Arial"/>
+          <w:sz w:val="16"/>
+          <w:szCs w:val="16"/>
+        </w:rPr>
+      </w:pPr>
+      <w:r>
+        <w:rPr>
+          <w:rFonts w:ascii="Arial" w:hAnsi="Arial" w:cs="Arial"/>
+          <w:sz w:val="16"/>
+          <w:szCs w:val="16"/>
+        </w:rPr>
         <w:lastRenderedPageBreak/>
-        <w:t>Kyba et al. - High-Resolution Imagery of Earth at Night: New Sources, Opportunities and Challenges</w:t>
-      </w:r>
-    </w:p>
-    <w:p>
-      <w:pPr>
-        <w:spacing w:line="240" w:lineRule="auto"/>
-        <w:rPr>
-          <w:rFonts w:ascii="Arial" w:hAnsi="Arial" w:cs="Arial"/>
-          <w:sz w:val="16"/>
-          <w:szCs w:val="16"/>
-        </w:rPr>
-      </w:pPr>
-      <w:r>
-        <w:rPr>
-          <w:rFonts w:ascii="Arial" w:hAnsi="Arial" w:cs="Arial"/>
-          <w:sz w:val="16"/>
-          <w:szCs w:val="16"/>
-        </w:rPr>
-        <w:t>Kyba et al. (2015) review emerging sources of high-resolution nighttime imagery, including astronaut photography and other non-standard night-observation platforms. The paper discusses opportunities for observing lighting technology, urban form, and light pollution at finer spatial resolution than conventional satellite NTL products. It also identifies challenges in calibration, geometry, spectral response, and standardization.</w:t>
-      </w:r>
-    </w:p>
-    <w:p>
-      <w:pPr>
-        <w:pStyle w:val="Citationparagraph"/>
-        <w:spacing w:line="240" w:lineRule="auto"/>
-        <w:rPr>
-          <w:rFonts w:ascii="Arial" w:hAnsi="Arial" w:cs="Arial"/>
-          <w:sz w:val="16"/>
-          <w:szCs w:val="16"/>
-        </w:rPr>
-      </w:pPr>
-      <w:r>
-        <w:rPr>
-          <w:rFonts w:ascii="Arial" w:hAnsi="Arial" w:cs="Arial"/>
-          <w:sz w:val="16"/>
-          <w:szCs w:val="16"/>
-        </w:rPr>
-        <w:t xml:space="preserve">Kyba, C. C. M., </w:t>
-      </w:r>
-      <w:proofErr w:type="spellStart"/>
-      <w:r>
-        <w:rPr>
-          <w:rFonts w:ascii="Arial" w:hAnsi="Arial" w:cs="Arial"/>
-          <w:sz w:val="16"/>
-          <w:szCs w:val="16"/>
-        </w:rPr>
-        <w:t>Garz</w:t>
-      </w:r>
-      <w:proofErr w:type="spellEnd"/>
-      <w:r>
-        <w:rPr>
-          <w:rFonts w:ascii="Arial" w:hAnsi="Arial" w:cs="Arial"/>
-          <w:sz w:val="16"/>
-          <w:szCs w:val="16"/>
-        </w:rPr>
-        <w:t xml:space="preserve">, S., Kuechly, H. U., Sánchez de Miguel, A., Zamorano, J., Fischer, J., &amp; </w:t>
-      </w:r>
-      <w:proofErr w:type="spellStart"/>
-      <w:r>
-        <w:rPr>
-          <w:rFonts w:ascii="Arial" w:hAnsi="Arial" w:cs="Arial"/>
-          <w:sz w:val="16"/>
-          <w:szCs w:val="16"/>
-        </w:rPr>
-        <w:t>Hölker</w:t>
-      </w:r>
-      <w:proofErr w:type="spellEnd"/>
-      <w:r>
-        <w:rPr>
-          <w:rFonts w:ascii="Arial" w:hAnsi="Arial" w:cs="Arial"/>
-          <w:sz w:val="16"/>
-          <w:szCs w:val="16"/>
-        </w:rPr>
-        <w:t xml:space="preserve">, F. (2015). High-resolution imagery of Earth at night: </w:t>
-      </w:r>
-      <w:proofErr w:type="gramStart"/>
-      <w:r>
-        <w:rPr>
-          <w:rFonts w:ascii="Arial" w:hAnsi="Arial" w:cs="Arial"/>
-          <w:sz w:val="16"/>
-          <w:szCs w:val="16"/>
-        </w:rPr>
-        <w:t>New</w:t>
-      </w:r>
-      <w:proofErr w:type="gramEnd"/>
-      <w:r>
-        <w:rPr>
-          <w:rFonts w:ascii="Arial" w:hAnsi="Arial" w:cs="Arial"/>
-          <w:sz w:val="16"/>
-          <w:szCs w:val="16"/>
-        </w:rPr>
-        <w:t xml:space="preserve"> sources, opportunities and challenges. Remote Sensing, 7(1), 1-23. https://doi.org/10.3390/rs70100001</w:t>
-      </w:r>
-    </w:p>
-    <w:p>
-      <w:pPr>
-        <w:pStyle w:val="Heading2"/>
-        <w:spacing w:line="240" w:lineRule="auto"/>
-        <w:rPr>
-          <w:rFonts w:ascii="Arial" w:hAnsi="Arial" w:cs="Arial"/>
-          <w:color w:val="0432FF"/>
-          <w:sz w:val="16"/>
-          <w:szCs w:val="16"/>
-        </w:rPr>
-      </w:pPr>
-      <w:r>
-        <w:rPr>
-          <w:rFonts w:ascii="Arial" w:hAnsi="Arial" w:cs="Arial"/>
-          <w:color w:val="0432FF"/>
-          <w:sz w:val="16"/>
-          <w:szCs w:val="16"/>
-        </w:rPr>
-        <w:t>Román et al. - NASA’s Black Marble Nighttime Lights Product Suite</w:t>
-      </w:r>
-    </w:p>
-    <w:p>
-      <w:pPr>
-        <w:spacing w:line="240" w:lineRule="auto"/>
-        <w:rPr>
-          <w:rFonts w:ascii="Arial" w:hAnsi="Arial" w:cs="Arial"/>
-          <w:sz w:val="16"/>
-          <w:szCs w:val="16"/>
-        </w:rPr>
-      </w:pPr>
-      <w:r>
-        <w:rPr>
-          <w:rFonts w:ascii="Arial" w:hAnsi="Arial" w:cs="Arial"/>
-          <w:sz w:val="16"/>
-          <w:szCs w:val="16"/>
-        </w:rPr>
-        <w:t>Román et al. (2018) introduce NASA’s Black Marble product suite, a major advance in nighttime-light remote sensing based on VIIRS. The product applies corrections for lunar illumination, atmospheric effects, terrain, snow, BRDF, and sensor geometry, and provides daily gridded nighttime-light layers and quality information. The paper establishes the technical basis for daily, physically corrected NTL analysis.</w:t>
-      </w:r>
-    </w:p>
-    <w:p>
-      <w:pPr>
-        <w:pStyle w:val="Citationparagraph"/>
-        <w:spacing w:line="240" w:lineRule="auto"/>
-        <w:rPr>
-          <w:rFonts w:ascii="Arial" w:hAnsi="Arial" w:cs="Arial"/>
-          <w:sz w:val="16"/>
-          <w:szCs w:val="16"/>
-        </w:rPr>
-      </w:pPr>
-      <w:r>
-        <w:rPr>
-          <w:rFonts w:ascii="Arial" w:hAnsi="Arial" w:cs="Arial"/>
-          <w:sz w:val="16"/>
-          <w:szCs w:val="16"/>
-        </w:rPr>
-        <w:t xml:space="preserve">Román, M. O., Wang, Z., Sun, Q., Kalb, V., Miller, S. D., Molthan, A., Schultz, L., Bell, J., Stokes, E. C., Pandey, B., Seto, K. C., Hall, D., Oda, T., Wolfe, R. E., Lin, G., </w:t>
-      </w:r>
-      <w:proofErr w:type="spellStart"/>
-      <w:r>
-        <w:rPr>
-          <w:rFonts w:ascii="Arial" w:hAnsi="Arial" w:cs="Arial"/>
-          <w:sz w:val="16"/>
-          <w:szCs w:val="16"/>
-        </w:rPr>
-        <w:t>Golpayegani</w:t>
-      </w:r>
-      <w:proofErr w:type="spellEnd"/>
-      <w:r>
-        <w:rPr>
-          <w:rFonts w:ascii="Arial" w:hAnsi="Arial" w:cs="Arial"/>
-          <w:sz w:val="16"/>
-          <w:szCs w:val="16"/>
-        </w:rPr>
-        <w:t xml:space="preserve">, N., Devadiga, S., Davidson, C., Sarkar, S., </w:t>
-      </w:r>
-      <w:proofErr w:type="spellStart"/>
-      <w:r>
-        <w:rPr>
-          <w:rFonts w:ascii="Arial" w:hAnsi="Arial" w:cs="Arial"/>
-          <w:sz w:val="16"/>
-          <w:szCs w:val="16"/>
-        </w:rPr>
-        <w:t>Praderas</w:t>
-      </w:r>
-      <w:proofErr w:type="spellEnd"/>
-      <w:r>
-        <w:rPr>
-          <w:rFonts w:ascii="Arial" w:hAnsi="Arial" w:cs="Arial"/>
-          <w:sz w:val="16"/>
-          <w:szCs w:val="16"/>
-        </w:rPr>
-        <w:t xml:space="preserve">, C., Schmaltz, J., Boller, R., Stevens, J., Ramos González, O. M., Padilla, E., Alonso, J., </w:t>
-      </w:r>
-      <w:proofErr w:type="spellStart"/>
-      <w:r>
-        <w:rPr>
-          <w:rFonts w:ascii="Arial" w:hAnsi="Arial" w:cs="Arial"/>
-          <w:sz w:val="16"/>
-          <w:szCs w:val="16"/>
-        </w:rPr>
-        <w:t>Detrés</w:t>
-      </w:r>
-      <w:proofErr w:type="spellEnd"/>
-      <w:r>
-        <w:rPr>
-          <w:rFonts w:ascii="Arial" w:hAnsi="Arial" w:cs="Arial"/>
-          <w:sz w:val="16"/>
-          <w:szCs w:val="16"/>
-        </w:rPr>
-        <w:t>, Y., Armstrong, R., Miranda, I., Conte, Y., Marrero, N., MacManus, K., Esch, T., &amp; Masuoka, E. J. (2018). NASA’s Black Marble nighttime lights product suite. Remote Sensing of Environment, 210, 113-143. https://doi.org/10.1016/j.rse.2018.03.017</w:t>
-      </w:r>
-    </w:p>
-    <w:p>
-      <w:pPr>
-        <w:pStyle w:val="Heading2"/>
-        <w:spacing w:line="240" w:lineRule="auto"/>
-        <w:rPr>
-          <w:rFonts w:ascii="Arial" w:hAnsi="Arial" w:cs="Arial"/>
-          <w:color w:val="0432FF"/>
-          <w:sz w:val="16"/>
-          <w:szCs w:val="16"/>
-        </w:rPr>
-      </w:pPr>
-      <w:r>
-        <w:rPr>
-          <w:rFonts w:ascii="Arial" w:hAnsi="Arial" w:cs="Arial"/>
-          <w:color w:val="0432FF"/>
-          <w:sz w:val="16"/>
-          <w:szCs w:val="16"/>
-        </w:rPr>
-        <w:t>Wang et al. - Monitoring Disaster-Related Power Outages Using NASA Black Marble Nighttime Light Product</w:t>
-      </w:r>
-    </w:p>
-    <w:p>
-      <w:pPr>
-        <w:spacing w:line="240" w:lineRule="auto"/>
-        <w:rPr>
-          <w:rFonts w:ascii="Arial" w:hAnsi="Arial" w:cs="Arial"/>
-          <w:sz w:val="16"/>
-          <w:szCs w:val="16"/>
-        </w:rPr>
-      </w:pPr>
-      <w:r>
-        <w:rPr>
-          <w:rFonts w:ascii="Arial" w:hAnsi="Arial" w:cs="Arial"/>
-          <w:sz w:val="16"/>
-          <w:szCs w:val="16"/>
-        </w:rPr>
-        <w:t>Wang et al. (2018) demonstrate the use of NASA Black Marble nighttime lights for monitoring disaster-related power outages. The work presents Black Marble as a practical product for mapping electricity disruption in the aftermath of hazards. It is an important applied bridge between product development and operational disaster monitoring using daily or near-daily radiance anomalies.</w:t>
-      </w:r>
-    </w:p>
-    <w:p>
-      <w:pPr>
-        <w:pStyle w:val="Citationparagraph"/>
-        <w:spacing w:line="240" w:lineRule="auto"/>
-        <w:rPr>
-          <w:rFonts w:ascii="Arial" w:hAnsi="Arial" w:cs="Arial"/>
-          <w:sz w:val="16"/>
-          <w:szCs w:val="16"/>
-        </w:rPr>
-      </w:pPr>
-      <w:r>
-        <w:rPr>
-          <w:rFonts w:ascii="Arial" w:hAnsi="Arial" w:cs="Arial"/>
-          <w:sz w:val="16"/>
-          <w:szCs w:val="16"/>
-        </w:rPr>
-        <w:t>Wang, Z., Román, M. O., Sun, Q., Molthan, A. L., Schultz, L. A., &amp; Kalb, V. L. (2018). Monitoring disaster-related power outages using NASA Black Marble nighttime light product. The International Archives of the Photogrammetry, Remote Sensing and Spatial Information Sciences, XLII-3, 1853-1856. https://doi.org/10.5194/isprs-archives-XLII-3-1853-2018</w:t>
-      </w:r>
-    </w:p>
-    <w:p>
-      <w:pPr>
-        <w:pStyle w:val="Heading2"/>
-        <w:spacing w:line="240" w:lineRule="auto"/>
-        <w:rPr>
-          <w:rFonts w:ascii="Arial" w:hAnsi="Arial" w:cs="Arial"/>
-          <w:color w:val="0432FF"/>
-          <w:sz w:val="16"/>
-          <w:szCs w:val="16"/>
-        </w:rPr>
-      </w:pPr>
-      <w:r>
-        <w:rPr>
-          <w:rFonts w:ascii="Arial" w:hAnsi="Arial" w:cs="Arial"/>
-          <w:color w:val="0432FF"/>
-          <w:sz w:val="16"/>
-          <w:szCs w:val="16"/>
-        </w:rPr>
-        <w:t>Román et al. - Satellite-Based Assessment of Electricity Restoration Efforts in Puerto Rico after Hurricane Maria</w:t>
-      </w:r>
-    </w:p>
-    <w:p>
-      <w:pPr>
-        <w:spacing w:line="240" w:lineRule="auto"/>
-        <w:rPr>
-          <w:rFonts w:ascii="Arial" w:hAnsi="Arial" w:cs="Arial"/>
-          <w:sz w:val="16"/>
-          <w:szCs w:val="16"/>
-        </w:rPr>
-      </w:pPr>
-      <w:r>
-        <w:rPr>
-          <w:rFonts w:ascii="Arial" w:hAnsi="Arial" w:cs="Arial"/>
-          <w:sz w:val="16"/>
-          <w:szCs w:val="16"/>
-        </w:rPr>
-        <w:t>Román et al. (2019) use satellite nighttime lights to assess electricity restoration in Puerto Rico after Hurricane Maria. The study compares satellite-derived restoration with utility-reported recovery and introduces metrics for electricity restoration stages and duration. It is one of the most influential studies demonstrating NTL as a functional proxy for post-disaster electricity restoration.</w:t>
-      </w:r>
-    </w:p>
-    <w:p>
-      <w:pPr>
-        <w:pStyle w:val="Citationparagraph"/>
-        <w:spacing w:line="240" w:lineRule="auto"/>
-        <w:rPr>
-          <w:rFonts w:ascii="Arial" w:hAnsi="Arial" w:cs="Arial"/>
-          <w:sz w:val="16"/>
-          <w:szCs w:val="16"/>
-        </w:rPr>
-      </w:pPr>
-      <w:r>
-        <w:rPr>
-          <w:rFonts w:ascii="Arial" w:hAnsi="Arial" w:cs="Arial"/>
-          <w:sz w:val="16"/>
-          <w:szCs w:val="16"/>
-        </w:rPr>
-        <w:t xml:space="preserve">Román, M. O., Stokes, E. C., Shrestha, R. M., Wang, Z., Schultz, L., Sepúlveda Carlo, E. A., Sun, Q., Bell, J., Molthan, A., Kalb, V., Ji, C., Seto, K. C., McClain, S. N., &amp; </w:t>
-      </w:r>
-      <w:proofErr w:type="spellStart"/>
-      <w:r>
-        <w:rPr>
-          <w:rFonts w:ascii="Arial" w:hAnsi="Arial" w:cs="Arial"/>
-          <w:sz w:val="16"/>
-          <w:szCs w:val="16"/>
-        </w:rPr>
-        <w:t>Enenkel</w:t>
-      </w:r>
-      <w:proofErr w:type="spellEnd"/>
-      <w:r>
-        <w:rPr>
-          <w:rFonts w:ascii="Arial" w:hAnsi="Arial" w:cs="Arial"/>
-          <w:sz w:val="16"/>
-          <w:szCs w:val="16"/>
-        </w:rPr>
-        <w:t>, M. (2019). Satellite-based assessment of electricity restoration efforts in Puerto Rico after Hurricane Maria. PLOS ONE, 14(6), e0218883. https://doi.org/10.1371/journal.pone.0218883</w:t>
-      </w:r>
-    </w:p>
-    <w:p>
-      <w:pPr>
-        <w:pStyle w:val="Heading2"/>
-        <w:spacing w:line="240" w:lineRule="auto"/>
-        <w:rPr>
-          <w:rFonts w:ascii="Arial" w:hAnsi="Arial" w:cs="Arial"/>
-          <w:color w:val="0432FF"/>
-          <w:sz w:val="16"/>
-          <w:szCs w:val="16"/>
-        </w:rPr>
-      </w:pPr>
-      <w:r>
-        <w:rPr>
-          <w:rFonts w:ascii="Arial" w:hAnsi="Arial" w:cs="Arial"/>
-          <w:color w:val="0432FF"/>
-          <w:sz w:val="16"/>
-          <w:szCs w:val="16"/>
-        </w:rPr>
-        <w:t>Shermeyer - Assessment of Electrical and Infrastructure Recovery in Puerto Rico Following Hurricane Maria</w:t>
-      </w:r>
-    </w:p>
-    <w:p>
-      <w:pPr>
-        <w:spacing w:line="240" w:lineRule="auto"/>
-        <w:rPr>
-          <w:rFonts w:ascii="Arial" w:hAnsi="Arial" w:cs="Arial"/>
-          <w:sz w:val="16"/>
-          <w:szCs w:val="16"/>
-        </w:rPr>
-      </w:pPr>
-      <w:r>
-        <w:rPr>
-          <w:rFonts w:ascii="Arial" w:hAnsi="Arial" w:cs="Arial"/>
-          <w:sz w:val="16"/>
-          <w:szCs w:val="16"/>
-        </w:rPr>
-        <w:t>Shermeyer (2018) assesses electrical and infrastructure recovery in Puerto Rico after Hurricane Maria using a multisource satellite time series. The study combines VIIRS nighttime imagery, Landsat-derived information, census data, and building-footprint information to infer recovery conditions. It is an early example of combining NTL with other spatial layers to assess infrastructure recovery rather than interpreting radiance alone.</w:t>
-      </w:r>
-    </w:p>
-    <w:p>
-      <w:pPr>
-        <w:pStyle w:val="Citationparagraph"/>
-        <w:spacing w:line="240" w:lineRule="auto"/>
-        <w:rPr>
-          <w:rFonts w:ascii="Arial" w:hAnsi="Arial" w:cs="Arial"/>
-          <w:sz w:val="16"/>
-          <w:szCs w:val="16"/>
-        </w:rPr>
-      </w:pPr>
-      <w:r>
-        <w:rPr>
-          <w:rFonts w:ascii="Arial" w:hAnsi="Arial" w:cs="Arial"/>
-          <w:sz w:val="16"/>
-          <w:szCs w:val="16"/>
-        </w:rPr>
-        <w:t xml:space="preserve">Shermeyer, J. (2018). Assessment of electrical and infrastructure recovery in Puerto Rico following Hurricane Maria using a multisource time series of satellite imagery. </w:t>
-      </w:r>
-      <w:proofErr w:type="spellStart"/>
-      <w:r>
-        <w:rPr>
-          <w:rFonts w:ascii="Arial" w:hAnsi="Arial" w:cs="Arial"/>
-          <w:sz w:val="16"/>
-          <w:szCs w:val="16"/>
-        </w:rPr>
-        <w:t>arXiv</w:t>
-      </w:r>
-      <w:proofErr w:type="spellEnd"/>
-      <w:r>
-        <w:rPr>
-          <w:rFonts w:ascii="Arial" w:hAnsi="Arial" w:cs="Arial"/>
-          <w:sz w:val="16"/>
-          <w:szCs w:val="16"/>
-        </w:rPr>
-        <w:t>. https://doi.org/10.48550/arXiv.1807.05854</w:t>
-      </w:r>
-    </w:p>
-    <w:p>
-      <w:pPr>
-        <w:pStyle w:val="Heading2"/>
-        <w:spacing w:line="240" w:lineRule="auto"/>
-        <w:rPr>
-          <w:rFonts w:ascii="Arial" w:hAnsi="Arial" w:cs="Arial"/>
-          <w:color w:val="0432FF"/>
-          <w:sz w:val="16"/>
-          <w:szCs w:val="16"/>
-        </w:rPr>
-      </w:pPr>
-      <w:r>
-        <w:rPr>
-          <w:rFonts w:ascii="Arial" w:hAnsi="Arial" w:cs="Arial"/>
-          <w:color w:val="0432FF"/>
-          <w:sz w:val="16"/>
-          <w:szCs w:val="16"/>
-        </w:rPr>
-        <w:t>Zhao et al. - NPP-VIIRS DNB Daily Data in Natural Disaster Assessment</w:t>
-      </w:r>
-    </w:p>
-    <w:p>
-      <w:pPr>
-        <w:spacing w:line="240" w:lineRule="auto"/>
-        <w:rPr>
-          <w:rFonts w:ascii="Arial" w:hAnsi="Arial" w:cs="Arial"/>
-          <w:sz w:val="16"/>
-          <w:szCs w:val="16"/>
-        </w:rPr>
-      </w:pPr>
-      <w:r>
-        <w:rPr>
-          <w:rFonts w:ascii="Arial" w:hAnsi="Arial" w:cs="Arial"/>
-          <w:sz w:val="16"/>
-          <w:szCs w:val="16"/>
-        </w:rPr>
-        <w:t>Zhao et al. (2018) examine the use of daily NPP-VIIRS DNB data for natural disaster assessment across selected case studies. The paper demonstrates how daily nighttime lights can capture disaster-related radiance changes across hazards such as earthquakes, floods, and storms. It is a key reference for the transition from annual or monthly NTL analysis toward event-scale daily disaster monitoring.</w:t>
-      </w:r>
-    </w:p>
-    <w:p>
-      <w:pPr>
-        <w:pStyle w:val="Citationparagraph"/>
-        <w:spacing w:line="240" w:lineRule="auto"/>
-        <w:rPr>
-          <w:rFonts w:ascii="Arial" w:hAnsi="Arial" w:cs="Arial"/>
-          <w:sz w:val="16"/>
-          <w:szCs w:val="16"/>
-        </w:rPr>
-      </w:pPr>
-      <w:r>
-        <w:rPr>
-          <w:rFonts w:ascii="Arial" w:hAnsi="Arial" w:cs="Arial"/>
-          <w:sz w:val="16"/>
-          <w:szCs w:val="16"/>
-        </w:rPr>
-        <w:t>Zhao, X., Yu, B., Liu, Y., Yao, S., Lian, T., Chen, L., Yang, C., Chen, Z., &amp; Wu, J. (2018). NPP-VIIRS DNB daily data in natural disaster assessment: Evidence from selected case studies. Remote Sensing, 10(10), 1526. https://doi.org/10.3390/rs10101526</w:t>
-      </w:r>
-    </w:p>
-    <w:p>
-      <w:pPr>
-        <w:pStyle w:val="Heading2"/>
-        <w:spacing w:line="240" w:lineRule="auto"/>
-        <w:rPr>
-          <w:rFonts w:ascii="Arial" w:hAnsi="Arial" w:cs="Arial"/>
-          <w:color w:val="0432FF"/>
-          <w:sz w:val="16"/>
-          <w:szCs w:val="16"/>
-        </w:rPr>
-      </w:pPr>
-      <w:r>
-        <w:rPr>
-          <w:rFonts w:ascii="Arial" w:hAnsi="Arial" w:cs="Arial"/>
-          <w:color w:val="0432FF"/>
-          <w:sz w:val="16"/>
-          <w:szCs w:val="16"/>
-        </w:rPr>
-        <w:t>Zhao et al. - Time Series Analysis of VIIRS-DNB Nighttime Lights Imagery for Change Detection in Urban Areas</w:t>
-      </w:r>
-    </w:p>
-    <w:p>
-      <w:pPr>
-        <w:spacing w:line="240" w:lineRule="auto"/>
-        <w:rPr>
-          <w:rFonts w:ascii="Arial" w:hAnsi="Arial" w:cs="Arial"/>
-          <w:sz w:val="16"/>
-          <w:szCs w:val="16"/>
-        </w:rPr>
-      </w:pPr>
-      <w:r>
-        <w:rPr>
-          <w:rFonts w:ascii="Arial" w:hAnsi="Arial" w:cs="Arial"/>
-          <w:sz w:val="16"/>
-          <w:szCs w:val="16"/>
-        </w:rPr>
-        <w:t>Zhao et al. (2020) use VIIRS-DNB nighttime-light time series to detect urban change after Hurricanes Irma and Maria in Puerto Rico. The study applies time-series analysis to identify radiance drops and recovery patterns associated with hurricane devastation. It contributes to the literature on post-disaster NTL by emphasizing temporal trajectories rather than single-date comparisons.</w:t>
-      </w:r>
-    </w:p>
-    <w:p>
-      <w:pPr>
-        <w:pStyle w:val="Citationparagraph"/>
-        <w:spacing w:line="240" w:lineRule="auto"/>
-        <w:rPr>
-          <w:rFonts w:ascii="Arial" w:hAnsi="Arial" w:cs="Arial"/>
-          <w:sz w:val="16"/>
-          <w:szCs w:val="16"/>
-        </w:rPr>
-      </w:pPr>
-      <w:r>
-        <w:rPr>
-          <w:rFonts w:ascii="Arial" w:hAnsi="Arial" w:cs="Arial"/>
-          <w:sz w:val="16"/>
-          <w:szCs w:val="16"/>
-        </w:rPr>
-        <w:t>Zhao, N., Liu, Y., Hsu, F.-C., Samson, E. L., Letu, H., Liang, D., &amp; Cao, G. (2020). Time-series analysis of VIIRS-DNB nighttime lights imagery for change detection in urban areas: A case study of devastation in Puerto Rico from Hurricanes Irma and Maria. Applied Geography, 120, 102222. https://doi.org/10.1016/j.apgeog.2020.102222</w:t>
-      </w:r>
-    </w:p>
-    <w:p>
-      <w:pPr>
-        <w:pStyle w:val="Heading2"/>
-        <w:spacing w:line="240" w:lineRule="auto"/>
-        <w:rPr>
-          <w:rFonts w:ascii="Arial" w:hAnsi="Arial" w:cs="Arial"/>
-          <w:color w:val="0432FF"/>
-          <w:sz w:val="16"/>
-          <w:szCs w:val="16"/>
-        </w:rPr>
-      </w:pPr>
-      <w:proofErr w:type="spellStart"/>
-      <w:r>
-        <w:rPr>
-          <w:rFonts w:ascii="Arial" w:hAnsi="Arial" w:cs="Arial"/>
-          <w:color w:val="0432FF"/>
-          <w:sz w:val="16"/>
-          <w:szCs w:val="16"/>
-        </w:rPr>
-        <w:t>Skoufias</w:t>
-      </w:r>
-      <w:proofErr w:type="spellEnd"/>
-      <w:r>
-        <w:rPr>
-          <w:rFonts w:ascii="Arial" w:hAnsi="Arial" w:cs="Arial"/>
-          <w:color w:val="0432FF"/>
-          <w:sz w:val="16"/>
-          <w:szCs w:val="16"/>
-        </w:rPr>
-        <w:t xml:space="preserve"> et al. - Can We Rely on VIIRS Nightlights to Estimate the Short-Term Impacts of Natural Hazards?</w:t>
-      </w:r>
-    </w:p>
-    <w:p>
-      <w:pPr>
-        <w:spacing w:line="240" w:lineRule="auto"/>
-        <w:rPr>
-          <w:rFonts w:ascii="Arial" w:hAnsi="Arial" w:cs="Arial"/>
-          <w:sz w:val="16"/>
-          <w:szCs w:val="16"/>
-        </w:rPr>
-      </w:pPr>
-      <w:proofErr w:type="spellStart"/>
-      <w:r>
-        <w:rPr>
-          <w:rFonts w:ascii="Arial" w:hAnsi="Arial" w:cs="Arial"/>
-          <w:sz w:val="16"/>
-          <w:szCs w:val="16"/>
-        </w:rPr>
-        <w:t>Skoufias</w:t>
-      </w:r>
-      <w:proofErr w:type="spellEnd"/>
-      <w:r>
-        <w:rPr>
-          <w:rFonts w:ascii="Arial" w:hAnsi="Arial" w:cs="Arial"/>
-          <w:sz w:val="16"/>
-          <w:szCs w:val="16"/>
-        </w:rPr>
-        <w:t xml:space="preserve"> et al. (2021) test whether VIIRS nightlights can estimate short-term natural-hazard impacts in five Southeast Asian countries. The study evaluates how hazard exposure is reflected in nighttime-light changes and highlights the difficulty of interpreting short-term effects in regions affected by cloud cover, seasonal variation, and heterogeneous settlement patterns. It is especially relevant to tropical and Southeast Asian NTL applications.</w:t>
-      </w:r>
-    </w:p>
-    <w:p>
-      <w:pPr>
-        <w:pStyle w:val="Citationparagraph"/>
-        <w:spacing w:line="240" w:lineRule="auto"/>
-        <w:rPr>
-          <w:rFonts w:ascii="Arial" w:hAnsi="Arial" w:cs="Arial"/>
-          <w:sz w:val="16"/>
-          <w:szCs w:val="16"/>
-        </w:rPr>
-      </w:pPr>
-      <w:proofErr w:type="spellStart"/>
-      <w:r>
-        <w:rPr>
-          <w:rFonts w:ascii="Arial" w:hAnsi="Arial" w:cs="Arial"/>
-          <w:sz w:val="16"/>
-          <w:szCs w:val="16"/>
-        </w:rPr>
-        <w:t>Skoufias</w:t>
-      </w:r>
-      <w:proofErr w:type="spellEnd"/>
-      <w:r>
-        <w:rPr>
-          <w:rFonts w:ascii="Arial" w:hAnsi="Arial" w:cs="Arial"/>
-          <w:sz w:val="16"/>
-          <w:szCs w:val="16"/>
-        </w:rPr>
-        <w:t>, E., Strobl, E., &amp; Tveit, T. (2021). Can we rely on VIIRS nightlights to estimate the short-term impacts of natural hazards? Evidence from five Southeast Asian countries. Geomatics, Natural Hazards and Risk, 12(1), 381-404. https://doi.org/10.1080/19475705.2021.1879943</w:t>
-      </w:r>
-    </w:p>
-    <w:p>
-      <w:pPr>
-        <w:pStyle w:val="Heading2"/>
-        <w:spacing w:line="240" w:lineRule="auto"/>
-        <w:rPr>
-          <w:rFonts w:ascii="Arial" w:hAnsi="Arial" w:cs="Arial"/>
-          <w:color w:val="0432FF"/>
-          <w:sz w:val="16"/>
-          <w:szCs w:val="16"/>
-        </w:rPr>
-      </w:pPr>
-      <w:r>
-        <w:rPr>
-          <w:rFonts w:ascii="Arial" w:hAnsi="Arial" w:cs="Arial"/>
-          <w:color w:val="0432FF"/>
-          <w:sz w:val="16"/>
-          <w:szCs w:val="16"/>
-        </w:rPr>
-        <w:lastRenderedPageBreak/>
-        <w:t>Jia et al. - Estimating Natural Disaster Loss Using Improved Daily Night-Time Light Data</w:t>
-      </w:r>
-    </w:p>
-    <w:p>
-      <w:pPr>
-        <w:spacing w:line="240" w:lineRule="auto"/>
-        <w:rPr>
-          <w:rFonts w:ascii="Arial" w:hAnsi="Arial" w:cs="Arial"/>
-          <w:sz w:val="16"/>
-          <w:szCs w:val="16"/>
-        </w:rPr>
-      </w:pPr>
-      <w:r>
-        <w:rPr>
-          <w:rFonts w:ascii="Arial" w:hAnsi="Arial" w:cs="Arial"/>
-          <w:sz w:val="16"/>
-          <w:szCs w:val="16"/>
-        </w:rPr>
-        <w:t>Jia et al. (2023) estimate natural disaster losses using improved daily nighttime-light data. The study focuses on enhancing daily NTL before linking radiance changes to disaster losses, reflecting a broader movement toward better preprocessing and time-series stability in disaster applications. It contributes to the methodological literature on using daily NTL as a loss proxy while acknowledging that data quality influences loss estimation.</w:t>
-      </w:r>
-    </w:p>
-    <w:p>
-      <w:pPr>
-        <w:pStyle w:val="Citationparagraph"/>
-        <w:spacing w:line="240" w:lineRule="auto"/>
-        <w:rPr>
-          <w:rFonts w:ascii="Arial" w:hAnsi="Arial" w:cs="Arial"/>
-          <w:sz w:val="16"/>
-          <w:szCs w:val="16"/>
-        </w:rPr>
-      </w:pPr>
-      <w:r>
-        <w:rPr>
-          <w:rFonts w:ascii="Arial" w:hAnsi="Arial" w:cs="Arial"/>
-          <w:sz w:val="16"/>
-          <w:szCs w:val="16"/>
-        </w:rPr>
-        <w:t xml:space="preserve">Jia, M., Li, X., Gong, Y., Belabbes, S., &amp; </w:t>
-      </w:r>
-      <w:proofErr w:type="spellStart"/>
-      <w:r>
-        <w:rPr>
-          <w:rFonts w:ascii="Arial" w:hAnsi="Arial" w:cs="Arial"/>
-          <w:sz w:val="16"/>
-          <w:szCs w:val="16"/>
-        </w:rPr>
-        <w:t>Dell’Oro</w:t>
-      </w:r>
-      <w:proofErr w:type="spellEnd"/>
-      <w:r>
-        <w:rPr>
-          <w:rFonts w:ascii="Arial" w:hAnsi="Arial" w:cs="Arial"/>
-          <w:sz w:val="16"/>
-          <w:szCs w:val="16"/>
-        </w:rPr>
-        <w:t>, L. (2023). Estimating natural disaster loss using improved daily night-time light data. International Journal of Applied Earth Observation and Geoinformation, 120, 103359. https://doi.org/10.1016/j.jag.2023.103359</w:t>
-      </w:r>
-    </w:p>
-    <w:p>
-      <w:pPr>
-        <w:pStyle w:val="Heading2"/>
-        <w:spacing w:line="240" w:lineRule="auto"/>
-        <w:rPr>
-          <w:rFonts w:ascii="Arial" w:hAnsi="Arial" w:cs="Arial"/>
-          <w:color w:val="0432FF"/>
-          <w:sz w:val="16"/>
-          <w:szCs w:val="16"/>
-        </w:rPr>
-      </w:pPr>
-      <w:r>
-        <w:rPr>
-          <w:rFonts w:ascii="Arial" w:hAnsi="Arial" w:cs="Arial"/>
-          <w:color w:val="0432FF"/>
-          <w:sz w:val="16"/>
-          <w:szCs w:val="16"/>
-        </w:rPr>
-        <w:t>Levin - Using Night Lights from Space to Assess Areas Impacted by the 2023 Turkey Earthquake</w:t>
-      </w:r>
-    </w:p>
-    <w:p>
-      <w:pPr>
-        <w:spacing w:line="240" w:lineRule="auto"/>
-        <w:rPr>
-          <w:rFonts w:ascii="Arial" w:hAnsi="Arial" w:cs="Arial"/>
-          <w:sz w:val="16"/>
-          <w:szCs w:val="16"/>
-        </w:rPr>
-      </w:pPr>
-      <w:r>
-        <w:rPr>
-          <w:rFonts w:ascii="Arial" w:hAnsi="Arial" w:cs="Arial"/>
-          <w:sz w:val="16"/>
-          <w:szCs w:val="16"/>
-        </w:rPr>
-        <w:t>Levin (2023) uses night lights from space to assess areas affected by the 2023 Türkiye earthquake. The study compares pre- and post-earthquake nighttime-light conditions, identifies areas with light reduction, and discusses the role of cloud-free observations in event-specific assessment. It provides a recent example of using NTL for acute disaster-impact mapping outside cyclone contexts.</w:t>
-      </w:r>
-    </w:p>
-    <w:p>
-      <w:pPr>
-        <w:pStyle w:val="Citationparagraph"/>
-        <w:spacing w:line="240" w:lineRule="auto"/>
-        <w:rPr>
-          <w:rFonts w:ascii="Arial" w:hAnsi="Arial" w:cs="Arial"/>
-          <w:sz w:val="16"/>
-          <w:szCs w:val="16"/>
-        </w:rPr>
-      </w:pPr>
-      <w:r>
-        <w:rPr>
-          <w:rFonts w:ascii="Arial" w:hAnsi="Arial" w:cs="Arial"/>
-          <w:sz w:val="16"/>
-          <w:szCs w:val="16"/>
-        </w:rPr>
-        <w:t>Levin, N. (2023). Using night lights from space to assess areas impacted by the 2023 Turkey earthquake. Remote Sensing, 15(8), 2120. https://doi.org/10.3390/rs15082120</w:t>
-      </w:r>
-    </w:p>
-    <w:p>
-      <w:pPr>
-        <w:pStyle w:val="Heading2"/>
-        <w:spacing w:line="240" w:lineRule="auto"/>
-        <w:rPr>
-          <w:rFonts w:ascii="Arial" w:hAnsi="Arial" w:cs="Arial"/>
-          <w:color w:val="0432FF"/>
-          <w:sz w:val="16"/>
-          <w:szCs w:val="16"/>
-        </w:rPr>
-      </w:pPr>
-      <w:r>
-        <w:rPr>
-          <w:rFonts w:ascii="Arial" w:hAnsi="Arial" w:cs="Arial"/>
-          <w:color w:val="0432FF"/>
-          <w:sz w:val="16"/>
-          <w:szCs w:val="16"/>
-        </w:rPr>
-        <w:t>Hu et al. - Whole-Process Assessment of Flood Resilience in Urban and Rural Communities Based on Nighttime Lights</w:t>
-      </w:r>
-    </w:p>
-    <w:p>
-      <w:pPr>
-        <w:spacing w:line="240" w:lineRule="auto"/>
-        <w:rPr>
-          <w:rFonts w:ascii="Arial" w:hAnsi="Arial" w:cs="Arial"/>
-          <w:sz w:val="16"/>
-          <w:szCs w:val="16"/>
-        </w:rPr>
-      </w:pPr>
-      <w:r>
-        <w:rPr>
-          <w:rFonts w:ascii="Arial" w:hAnsi="Arial" w:cs="Arial"/>
-          <w:sz w:val="16"/>
-          <w:szCs w:val="16"/>
-        </w:rPr>
-        <w:t xml:space="preserve">Hu et al. (2025) assess flood resilience in urban and rural communities using nighttime lights, with the </w:t>
-      </w:r>
-      <w:proofErr w:type="spellStart"/>
-      <w:r>
-        <w:rPr>
-          <w:rFonts w:ascii="Arial" w:hAnsi="Arial" w:cs="Arial"/>
-          <w:sz w:val="16"/>
-          <w:szCs w:val="16"/>
-        </w:rPr>
-        <w:t>Zhuozhou</w:t>
-      </w:r>
-      <w:proofErr w:type="spellEnd"/>
-      <w:r>
-        <w:rPr>
-          <w:rFonts w:ascii="Arial" w:hAnsi="Arial" w:cs="Arial"/>
-          <w:sz w:val="16"/>
-          <w:szCs w:val="16"/>
-        </w:rPr>
-        <w:t xml:space="preserve"> flood as a case study. The paper examines flood impact and recovery as a whole process rather than a single event snapshot. It contributes to the recovery literature by using NTL trajectories to compare resilience-related behavior across urban and rural community contexts.</w:t>
-      </w:r>
-    </w:p>
-    <w:p>
-      <w:pPr>
-        <w:pStyle w:val="Citationparagraph"/>
-        <w:spacing w:line="240" w:lineRule="auto"/>
-        <w:rPr>
-          <w:rFonts w:ascii="Arial" w:hAnsi="Arial" w:cs="Arial"/>
-          <w:sz w:val="16"/>
-          <w:szCs w:val="16"/>
-        </w:rPr>
-      </w:pPr>
-      <w:r>
-        <w:rPr>
-          <w:rFonts w:ascii="Arial" w:hAnsi="Arial" w:cs="Arial"/>
-          <w:sz w:val="16"/>
-          <w:szCs w:val="16"/>
-        </w:rPr>
-        <w:t xml:space="preserve">Hu, Y., Liu, Y., &amp; Zeng, H. (2025). Whole-process assessment of flood resilience in urban and rural communities based on nighttime lights: A case study of the </w:t>
-      </w:r>
-      <w:proofErr w:type="spellStart"/>
-      <w:r>
-        <w:rPr>
-          <w:rFonts w:ascii="Arial" w:hAnsi="Arial" w:cs="Arial"/>
-          <w:sz w:val="16"/>
-          <w:szCs w:val="16"/>
-        </w:rPr>
-        <w:t>Zhuozhou</w:t>
-      </w:r>
-      <w:proofErr w:type="spellEnd"/>
-      <w:r>
-        <w:rPr>
-          <w:rFonts w:ascii="Arial" w:hAnsi="Arial" w:cs="Arial"/>
-          <w:sz w:val="16"/>
-          <w:szCs w:val="16"/>
-        </w:rPr>
-        <w:t xml:space="preserve"> flood. Urban Climate, 61, 102438. https://doi.org/10.1016/j.uclim.2025.102438</w:t>
-      </w:r>
-    </w:p>
-    <w:p>
-      <w:pPr>
-        <w:pStyle w:val="Heading2"/>
-        <w:spacing w:line="240" w:lineRule="auto"/>
-        <w:rPr>
-          <w:rFonts w:ascii="Arial" w:hAnsi="Arial" w:cs="Arial"/>
-          <w:color w:val="0432FF"/>
-          <w:sz w:val="16"/>
-          <w:szCs w:val="16"/>
-        </w:rPr>
-      </w:pPr>
-      <w:r>
-        <w:rPr>
-          <w:rFonts w:ascii="Arial" w:hAnsi="Arial" w:cs="Arial"/>
-          <w:color w:val="0432FF"/>
-          <w:sz w:val="16"/>
-          <w:szCs w:val="16"/>
-        </w:rPr>
-        <w:t>Mo et al. - Daily Night-Time Lights Reveal Prolonging Global Electric Power System Recovery Times Following Tropical Cyclone Damage</w:t>
-      </w:r>
-    </w:p>
-    <w:p>
-      <w:pPr>
-        <w:spacing w:line="240" w:lineRule="auto"/>
-        <w:rPr>
-          <w:rFonts w:ascii="Arial" w:hAnsi="Arial" w:cs="Arial"/>
-          <w:sz w:val="16"/>
-          <w:szCs w:val="16"/>
-        </w:rPr>
-      </w:pPr>
-      <w:r>
-        <w:rPr>
-          <w:rFonts w:ascii="Arial" w:hAnsi="Arial" w:cs="Arial"/>
-          <w:sz w:val="16"/>
-          <w:szCs w:val="16"/>
-        </w:rPr>
-        <w:t>Mo et al. (2025) analyze global electric power-system recovery after tropical cyclone damage using daily nighttime lights. The study examines recovery time across events and regions, showing how NTL can be used to compare electricity-related disruption at broad scale. It is a recent example of moving from single-event NTL studies toward multi-event, globally comparative recovery analysis.</w:t>
-      </w:r>
-    </w:p>
-    <w:p>
-      <w:pPr>
-        <w:pStyle w:val="Citationparagraph"/>
-        <w:spacing w:line="240" w:lineRule="auto"/>
-        <w:rPr>
-          <w:rFonts w:ascii="Arial" w:hAnsi="Arial" w:cs="Arial"/>
-          <w:sz w:val="16"/>
-          <w:szCs w:val="16"/>
-        </w:rPr>
-      </w:pPr>
-      <w:r>
-        <w:rPr>
-          <w:rFonts w:ascii="Arial" w:hAnsi="Arial" w:cs="Arial"/>
-          <w:sz w:val="16"/>
-          <w:szCs w:val="16"/>
-        </w:rPr>
-        <w:t>Mo, Y., Thomas, F., Rui, J., &amp; Hall, J. W. (2025). Daily night-time lights reveal prolonging global electric power system recovery times following tropical cyclone damage. Environmental Research: Infrastructure and Sustainability, 5(3), 035001. https://doi.org/10.1088/2634-4505/ade474</w:t>
-      </w:r>
-    </w:p>
-    <w:p>
-      <w:pPr>
-        <w:pStyle w:val="Heading2"/>
-        <w:spacing w:line="240" w:lineRule="auto"/>
-        <w:rPr>
-          <w:rFonts w:ascii="Arial" w:hAnsi="Arial" w:cs="Arial"/>
-          <w:color w:val="0432FF"/>
-          <w:sz w:val="16"/>
-          <w:szCs w:val="16"/>
-        </w:rPr>
-      </w:pPr>
-      <w:r>
-        <w:rPr>
-          <w:rFonts w:ascii="Arial" w:hAnsi="Arial" w:cs="Arial"/>
-          <w:color w:val="0432FF"/>
-          <w:sz w:val="16"/>
-          <w:szCs w:val="16"/>
-        </w:rPr>
-        <w:t>Bollettino et al. - Public Perception of Climate Change and Disaster Preparedness in the Philippines</w:t>
-      </w:r>
-    </w:p>
-    <w:p>
-      <w:pPr>
-        <w:spacing w:line="240" w:lineRule="auto"/>
-        <w:rPr>
-          <w:rFonts w:ascii="Arial" w:hAnsi="Arial" w:cs="Arial"/>
-          <w:sz w:val="16"/>
-          <w:szCs w:val="16"/>
-        </w:rPr>
-      </w:pPr>
-      <w:r>
-        <w:rPr>
-          <w:rFonts w:ascii="Arial" w:hAnsi="Arial" w:cs="Arial"/>
-          <w:sz w:val="16"/>
-          <w:szCs w:val="16"/>
-        </w:rPr>
-        <w:t>Bollettino et al. (2020) examine public perception of climate change and disaster preparedness in the Philippines. The paper provides social context for disaster risk by showing how climate-change perception, preparedness, and vulnerability interact in a hazard-prone country. It supports RRL framing that Philippine disaster risk is both physical and social.</w:t>
-      </w:r>
-    </w:p>
-    <w:p>
-      <w:pPr>
-        <w:pStyle w:val="Citationparagraph"/>
-        <w:spacing w:line="240" w:lineRule="auto"/>
-        <w:rPr>
-          <w:rFonts w:ascii="Arial" w:hAnsi="Arial" w:cs="Arial"/>
-          <w:sz w:val="16"/>
-          <w:szCs w:val="16"/>
-        </w:rPr>
-      </w:pPr>
-      <w:r>
-        <w:rPr>
-          <w:rFonts w:ascii="Arial" w:hAnsi="Arial" w:cs="Arial"/>
-          <w:sz w:val="16"/>
-          <w:szCs w:val="16"/>
-        </w:rPr>
-        <w:t>Bollettino, V., Alcayna-Stevens, T., Sharma, M., Dy, P., Pham, P., &amp; Vinck, P. (2020). Public perception of climate change and disaster preparedness: Evidence from the Philippines. Climate Risk Management, 30, 100250. https://doi.org/10.1016/j.crm.2020.100250</w:t>
-      </w:r>
-    </w:p>
-    <w:p>
-      <w:pPr>
-        <w:pStyle w:val="Heading2"/>
-        <w:spacing w:line="240" w:lineRule="auto"/>
-        <w:rPr>
-          <w:rFonts w:ascii="Arial" w:hAnsi="Arial" w:cs="Arial"/>
-          <w:color w:val="0432FF"/>
-          <w:sz w:val="16"/>
-          <w:szCs w:val="16"/>
-        </w:rPr>
-      </w:pPr>
-      <w:proofErr w:type="spellStart"/>
-      <w:r>
-        <w:rPr>
-          <w:rFonts w:ascii="Arial" w:hAnsi="Arial" w:cs="Arial"/>
-          <w:color w:val="0432FF"/>
-          <w:sz w:val="16"/>
-          <w:szCs w:val="16"/>
-        </w:rPr>
-        <w:t>Iuchi</w:t>
-      </w:r>
-      <w:proofErr w:type="spellEnd"/>
-      <w:r>
-        <w:rPr>
-          <w:rFonts w:ascii="Arial" w:hAnsi="Arial" w:cs="Arial"/>
-          <w:color w:val="0432FF"/>
-          <w:sz w:val="16"/>
-          <w:szCs w:val="16"/>
-        </w:rPr>
-        <w:t xml:space="preserve"> et al. - Natural Hazards Governance in the Philippines</w:t>
-      </w:r>
-    </w:p>
-    <w:p>
-      <w:pPr>
-        <w:spacing w:line="240" w:lineRule="auto"/>
-        <w:rPr>
-          <w:rFonts w:ascii="Arial" w:hAnsi="Arial" w:cs="Arial"/>
-          <w:sz w:val="16"/>
-          <w:szCs w:val="16"/>
-        </w:rPr>
-      </w:pPr>
-      <w:proofErr w:type="spellStart"/>
-      <w:r>
-        <w:rPr>
-          <w:rFonts w:ascii="Arial" w:hAnsi="Arial" w:cs="Arial"/>
-          <w:sz w:val="16"/>
-          <w:szCs w:val="16"/>
-        </w:rPr>
-        <w:t>Iuchi</w:t>
-      </w:r>
-      <w:proofErr w:type="spellEnd"/>
-      <w:r>
-        <w:rPr>
-          <w:rFonts w:ascii="Arial" w:hAnsi="Arial" w:cs="Arial"/>
-          <w:sz w:val="16"/>
-          <w:szCs w:val="16"/>
-        </w:rPr>
-        <w:t xml:space="preserve"> et al. (2019) review natural-hazards governance in the Philippines. The chapter discusses institutional structures, risk governance, and the management of recurrent hazards in a multi-hazard archipelago. It provides governance context for interpreting disaster recovery beyond physical or satellite-observed indicators.</w:t>
-      </w:r>
-    </w:p>
-    <w:p>
-      <w:pPr>
-        <w:pStyle w:val="Citationparagraph"/>
-        <w:spacing w:line="240" w:lineRule="auto"/>
-        <w:rPr>
-          <w:rFonts w:ascii="Arial" w:hAnsi="Arial" w:cs="Arial"/>
-          <w:sz w:val="16"/>
-          <w:szCs w:val="16"/>
-        </w:rPr>
-      </w:pPr>
-      <w:proofErr w:type="spellStart"/>
-      <w:r>
-        <w:rPr>
-          <w:rFonts w:ascii="Arial" w:hAnsi="Arial" w:cs="Arial"/>
-          <w:sz w:val="16"/>
-          <w:szCs w:val="16"/>
-        </w:rPr>
-        <w:t>Iuchi</w:t>
-      </w:r>
-      <w:proofErr w:type="spellEnd"/>
-      <w:r>
-        <w:rPr>
-          <w:rFonts w:ascii="Arial" w:hAnsi="Arial" w:cs="Arial"/>
-          <w:sz w:val="16"/>
-          <w:szCs w:val="16"/>
-        </w:rPr>
-        <w:t xml:space="preserve">, K., </w:t>
-      </w:r>
-      <w:proofErr w:type="spellStart"/>
-      <w:r>
-        <w:rPr>
-          <w:rFonts w:ascii="Arial" w:hAnsi="Arial" w:cs="Arial"/>
-          <w:sz w:val="16"/>
-          <w:szCs w:val="16"/>
-        </w:rPr>
-        <w:t>Jibiki</w:t>
-      </w:r>
-      <w:proofErr w:type="spellEnd"/>
-      <w:r>
-        <w:rPr>
-          <w:rFonts w:ascii="Arial" w:hAnsi="Arial" w:cs="Arial"/>
-          <w:sz w:val="16"/>
-          <w:szCs w:val="16"/>
-        </w:rPr>
-        <w:t xml:space="preserve">, Y., Solidum, R., &amp; Santiago, R. (2019). Natural hazards governance in the Philippines. Oxford Research Encyclopedia of Natural Hazard Science. </w:t>
-      </w:r>
-    </w:p>
-    <w:p>
-      <w:pPr>
-        <w:pStyle w:val="Heading2"/>
-        <w:spacing w:line="240" w:lineRule="auto"/>
-        <w:rPr>
-          <w:rFonts w:ascii="Arial" w:hAnsi="Arial" w:cs="Arial"/>
-          <w:color w:val="0432FF"/>
-          <w:sz w:val="16"/>
-          <w:szCs w:val="16"/>
-        </w:rPr>
-      </w:pPr>
-      <w:r>
-        <w:rPr>
-          <w:rFonts w:ascii="Arial" w:hAnsi="Arial" w:cs="Arial"/>
-          <w:color w:val="0432FF"/>
-          <w:sz w:val="16"/>
-          <w:szCs w:val="16"/>
-        </w:rPr>
-        <w:t>Japan International Cooperation Agency et al. - Disaster Resiliency of Electric Power Distribution Network in the Philippines</w:t>
-      </w:r>
-    </w:p>
-    <w:p>
-      <w:pPr>
-        <w:spacing w:line="240" w:lineRule="auto"/>
-        <w:rPr>
-          <w:rFonts w:ascii="Arial" w:hAnsi="Arial" w:cs="Arial"/>
-          <w:sz w:val="16"/>
-          <w:szCs w:val="16"/>
-        </w:rPr>
-      </w:pPr>
-      <w:r>
-        <w:rPr>
-          <w:rFonts w:ascii="Arial" w:hAnsi="Arial" w:cs="Arial"/>
-          <w:sz w:val="16"/>
-          <w:szCs w:val="16"/>
-        </w:rPr>
-        <w:t>JICA, Shikoku Electric Power, and the Japan Economic Research Institute (2015) provide a data-collection report on incentive mechanisms for improving disaster resiliency of electric power distribution networks in the Philippines. The report documents institutional, technical, and reporting issues in electric distribution systems, including the challenge of post-typhoon restoration and utility data limitations. It is an important non-NTL infrastructure source for Philippine electricity-recovery context.</w:t>
-      </w:r>
-    </w:p>
-    <w:p>
-      <w:pPr>
-        <w:pStyle w:val="Citationparagraph"/>
-        <w:spacing w:line="240" w:lineRule="auto"/>
-        <w:rPr>
-          <w:rFonts w:ascii="Arial" w:hAnsi="Arial" w:cs="Arial"/>
-          <w:sz w:val="16"/>
-          <w:szCs w:val="16"/>
-        </w:rPr>
-      </w:pPr>
-      <w:r>
-        <w:rPr>
-          <w:rFonts w:ascii="Arial" w:hAnsi="Arial" w:cs="Arial"/>
-          <w:sz w:val="16"/>
-          <w:szCs w:val="16"/>
-        </w:rPr>
-        <w:t xml:space="preserve">Japan International Cooperation Agency, Shikoku Electric Power Co., Inc., &amp; Japan Economic Research Institute. (2015). Republic of the Philippines data collection survey on the incentive mechanism for improving disaster resiliency of electric power distribution network: Final report. JICA. </w:t>
-      </w:r>
-    </w:p>
-    <w:p>
-      <w:pPr>
-        <w:pStyle w:val="Heading2"/>
-        <w:spacing w:line="240" w:lineRule="auto"/>
-        <w:rPr>
-          <w:rFonts w:ascii="Arial" w:hAnsi="Arial" w:cs="Arial"/>
-          <w:color w:val="0432FF"/>
-          <w:sz w:val="16"/>
-          <w:szCs w:val="16"/>
-        </w:rPr>
-      </w:pPr>
-      <w:r>
-        <w:rPr>
-          <w:rFonts w:ascii="Arial" w:hAnsi="Arial" w:cs="Arial"/>
-          <w:color w:val="0432FF"/>
-          <w:sz w:val="16"/>
-          <w:szCs w:val="16"/>
-        </w:rPr>
-        <w:t>Correa et al. - How Many Smartphones Does It Take to Detect a Power Outage?</w:t>
-      </w:r>
-    </w:p>
-    <w:p>
-      <w:pPr>
-        <w:spacing w:line="240" w:lineRule="auto"/>
-        <w:rPr>
-          <w:rFonts w:ascii="Arial" w:hAnsi="Arial" w:cs="Arial"/>
-          <w:sz w:val="16"/>
-          <w:szCs w:val="16"/>
-        </w:rPr>
-      </w:pPr>
-      <w:r>
-        <w:rPr>
-          <w:rFonts w:ascii="Arial" w:hAnsi="Arial" w:cs="Arial"/>
-          <w:sz w:val="16"/>
-          <w:szCs w:val="16"/>
-        </w:rPr>
-        <w:t>Correa et al. (2018) examine whether smartphone connectivity data can detect power outages. The study is not based on NTL, but it is relevant to outage monitoring because it evaluates alternative data streams for detecting electricity-service interruptions. It demonstrates the broader problem of underreported outages and the potential value of indirect, spatially distributed observation systems.</w:t>
-      </w:r>
-    </w:p>
-    <w:p>
-      <w:pPr>
-        <w:pStyle w:val="Citationparagraph"/>
-        <w:spacing w:line="240" w:lineRule="auto"/>
-        <w:rPr>
-          <w:rFonts w:ascii="Arial" w:hAnsi="Arial" w:cs="Arial"/>
-          <w:sz w:val="16"/>
-          <w:szCs w:val="16"/>
-        </w:rPr>
-      </w:pPr>
-      <w:r>
-        <w:rPr>
-          <w:rFonts w:ascii="Arial" w:hAnsi="Arial" w:cs="Arial"/>
-          <w:sz w:val="16"/>
-          <w:szCs w:val="16"/>
-        </w:rPr>
-        <w:t xml:space="preserve">Correa, S., Klugman, N., &amp; Taneja, J. (2018). How many smartphones does it take to detect a power outage? Proceedings of the ACM SIGCAS Conference on Computing and Sustainable Societies. </w:t>
-      </w:r>
-    </w:p>
-    <w:p>
-      <w:pPr>
-        <w:pStyle w:val="Heading2"/>
-        <w:spacing w:line="240" w:lineRule="auto"/>
-        <w:rPr>
-          <w:rFonts w:ascii="Arial" w:hAnsi="Arial" w:cs="Arial"/>
-          <w:color w:val="0432FF"/>
-          <w:sz w:val="16"/>
-          <w:szCs w:val="16"/>
-        </w:rPr>
-      </w:pPr>
-      <w:r>
-        <w:rPr>
-          <w:rFonts w:ascii="Arial" w:hAnsi="Arial" w:cs="Arial"/>
-          <w:color w:val="0432FF"/>
-          <w:sz w:val="16"/>
-          <w:szCs w:val="16"/>
-        </w:rPr>
-        <w:t>Kishore et al. - Mortality in Puerto Rico after Hurricane Maria</w:t>
-      </w:r>
-    </w:p>
-    <w:p>
-      <w:pPr>
-        <w:spacing w:line="240" w:lineRule="auto"/>
-        <w:rPr>
-          <w:rFonts w:ascii="Arial" w:hAnsi="Arial" w:cs="Arial"/>
-          <w:sz w:val="16"/>
-          <w:szCs w:val="16"/>
-        </w:rPr>
-      </w:pPr>
-      <w:r>
-        <w:rPr>
-          <w:rFonts w:ascii="Arial" w:hAnsi="Arial" w:cs="Arial"/>
-          <w:sz w:val="16"/>
-          <w:szCs w:val="16"/>
-        </w:rPr>
-        <w:t>Kishore et al. (2018) estimate excess mortality in Puerto Rico after Hurricane Maria using a household survey. The study reports mortality far above the initial official count and identifies interruption of health care, electricity, and basic services as key pathways of disaster mortality. It provides a public-health basis for treating electricity restoration as a critical post-disaster recovery issue.</w:t>
-      </w:r>
-    </w:p>
-    <w:p>
-      <w:pPr>
-        <w:pStyle w:val="Citationparagraph"/>
-        <w:spacing w:line="240" w:lineRule="auto"/>
-        <w:rPr>
-          <w:rFonts w:ascii="Arial" w:hAnsi="Arial" w:cs="Arial"/>
-          <w:sz w:val="16"/>
-          <w:szCs w:val="16"/>
-        </w:rPr>
-      </w:pPr>
-      <w:r>
-        <w:rPr>
-          <w:rFonts w:ascii="Arial" w:hAnsi="Arial" w:cs="Arial"/>
-          <w:sz w:val="16"/>
-          <w:szCs w:val="16"/>
-        </w:rPr>
-        <w:lastRenderedPageBreak/>
-        <w:t>Kishore, N., Marqués, D., Mahmud, A., Kiang, M. V., Rodriguez, I., Fuller, A., Ebner, P., Sorensen, C., Racy, F., Lemery, J., Maas, L., Leaning, J., Irizarry, R. A., Balsari, S., &amp; Buckee, C. O. (2018). Mortality in Puerto Rico after Hurricane Maria. New England Journal of Medicine, 379(2), 162-170. https://doi.org/10.1056/NEJMsa1803972</w:t>
-      </w:r>
-    </w:p>
-    <w:p>
-      <w:pPr>
-        <w:pStyle w:val="Heading2"/>
-        <w:spacing w:line="240" w:lineRule="auto"/>
-        <w:rPr>
-          <w:rFonts w:ascii="Arial" w:hAnsi="Arial" w:cs="Arial"/>
-          <w:color w:val="0432FF"/>
-          <w:sz w:val="16"/>
-          <w:szCs w:val="16"/>
-        </w:rPr>
-      </w:pPr>
-      <w:r>
-        <w:rPr>
-          <w:rFonts w:ascii="Arial" w:hAnsi="Arial" w:cs="Arial"/>
-          <w:color w:val="0432FF"/>
-          <w:sz w:val="16"/>
-          <w:szCs w:val="16"/>
-        </w:rPr>
-        <w:t>Larsen et al. - Projecting Future Costs to U.S. Electric Utility Customers from Power Interruptions</w:t>
-      </w:r>
-    </w:p>
-    <w:p>
-      <w:pPr>
-        <w:spacing w:line="240" w:lineRule="auto"/>
-        <w:rPr>
-          <w:rFonts w:ascii="Arial" w:hAnsi="Arial" w:cs="Arial"/>
-          <w:sz w:val="16"/>
-          <w:szCs w:val="16"/>
-        </w:rPr>
-      </w:pPr>
-      <w:r>
-        <w:rPr>
-          <w:rFonts w:ascii="Arial" w:hAnsi="Arial" w:cs="Arial"/>
-          <w:sz w:val="16"/>
-          <w:szCs w:val="16"/>
-        </w:rPr>
-        <w:t>Larsen et al. (2018) estimate future costs of power interruptions to U.S. electric utility customers under climate-change scenarios. The study quantifies economic losses associated with outages and projects how weather-related interruptions could become more costly. It provides economic context for why outage duration and restoration monitoring matter after extreme weather events.</w:t>
-      </w:r>
-    </w:p>
-    <w:p>
-      <w:pPr>
-        <w:pStyle w:val="Citationparagraph"/>
-        <w:spacing w:line="240" w:lineRule="auto"/>
-        <w:rPr>
-          <w:rFonts w:ascii="Arial" w:hAnsi="Arial" w:cs="Arial"/>
-          <w:sz w:val="16"/>
-          <w:szCs w:val="16"/>
-        </w:rPr>
-      </w:pPr>
-      <w:r>
-        <w:rPr>
-          <w:rFonts w:ascii="Arial" w:hAnsi="Arial" w:cs="Arial"/>
-          <w:sz w:val="16"/>
-          <w:szCs w:val="16"/>
-        </w:rPr>
-        <w:t>Larsen, P. H., Boehlert, B., Eto, J., Hamachi-LaCommare, K., Martinich, J., &amp; Rennels, L. (2018). Projecting future costs to U.S. electric utility customers from power interruptions. Energy, 147, 1256-1277. https://doi.org/10.1016/j.energy.2017.12.081</w:t>
-      </w:r>
-    </w:p>
-    <w:p>
-      <w:pPr>
-        <w:pStyle w:val="Heading2"/>
-        <w:spacing w:line="240" w:lineRule="auto"/>
-        <w:rPr>
-          <w:rFonts w:ascii="Arial" w:hAnsi="Arial" w:cs="Arial"/>
-          <w:color w:val="0432FF"/>
-          <w:sz w:val="16"/>
-          <w:szCs w:val="16"/>
-        </w:rPr>
-      </w:pPr>
-      <w:r>
-        <w:rPr>
-          <w:rFonts w:ascii="Arial" w:hAnsi="Arial" w:cs="Arial"/>
-          <w:color w:val="0432FF"/>
-          <w:sz w:val="16"/>
-          <w:szCs w:val="16"/>
-        </w:rPr>
-        <w:t>National Disaster Risk Reduction and Management Council - Final Report on Typhoon Yolanda</w:t>
-      </w:r>
-    </w:p>
-    <w:p>
-      <w:pPr>
-        <w:spacing w:line="240" w:lineRule="auto"/>
-        <w:rPr>
-          <w:rFonts w:ascii="Arial" w:hAnsi="Arial" w:cs="Arial"/>
-          <w:sz w:val="16"/>
-          <w:szCs w:val="16"/>
-        </w:rPr>
-      </w:pPr>
-      <w:r>
-        <w:rPr>
-          <w:rFonts w:ascii="Arial" w:hAnsi="Arial" w:cs="Arial"/>
-          <w:sz w:val="16"/>
-          <w:szCs w:val="16"/>
-        </w:rPr>
-        <w:t>NDRRMC (2015) provides the official final report on the effects of Typhoon Yolanda/Haiyan in the Philippines. The report documents affected populations, casualties, housing damage, infrastructure damage, economic losses, and response actions. It is the central official source for event-scale impact statistics used in Philippine Yolanda-related disaster studies.</w:t>
-      </w:r>
-    </w:p>
-    <w:p>
-      <w:pPr>
-        <w:pStyle w:val="Citationparagraph"/>
-        <w:spacing w:line="240" w:lineRule="auto"/>
-        <w:rPr>
-          <w:rFonts w:ascii="Arial" w:hAnsi="Arial" w:cs="Arial"/>
-          <w:sz w:val="16"/>
-          <w:szCs w:val="16"/>
-        </w:rPr>
-      </w:pPr>
-      <w:r>
-        <w:rPr>
-          <w:rFonts w:ascii="Arial" w:hAnsi="Arial" w:cs="Arial"/>
-          <w:sz w:val="16"/>
-          <w:szCs w:val="16"/>
-        </w:rPr>
-        <w:t xml:space="preserve">National Disaster Risk Reduction and Management Council. (2015). Final report re effects of Typhoon Yolanda (Haiyan). Government of the Philippines. </w:t>
-      </w:r>
-    </w:p>
-    <w:p>
-      <w:pPr>
-        <w:pStyle w:val="Heading2"/>
-        <w:spacing w:line="240" w:lineRule="auto"/>
-        <w:rPr>
-          <w:rFonts w:ascii="Arial" w:hAnsi="Arial" w:cs="Arial"/>
-          <w:color w:val="0432FF"/>
-          <w:sz w:val="16"/>
-          <w:szCs w:val="16"/>
-        </w:rPr>
-      </w:pPr>
-      <w:proofErr w:type="spellStart"/>
-      <w:r>
-        <w:rPr>
-          <w:rFonts w:ascii="Arial" w:hAnsi="Arial" w:cs="Arial"/>
-          <w:color w:val="0432FF"/>
-          <w:sz w:val="16"/>
-          <w:szCs w:val="16"/>
-        </w:rPr>
-        <w:t>Bündnis</w:t>
-      </w:r>
-      <w:proofErr w:type="spellEnd"/>
-      <w:r>
-        <w:rPr>
-          <w:rFonts w:ascii="Arial" w:hAnsi="Arial" w:cs="Arial"/>
-          <w:color w:val="0432FF"/>
-          <w:sz w:val="16"/>
-          <w:szCs w:val="16"/>
-        </w:rPr>
-        <w:t xml:space="preserve"> </w:t>
-      </w:r>
-      <w:proofErr w:type="spellStart"/>
-      <w:r>
-        <w:rPr>
-          <w:rFonts w:ascii="Arial" w:hAnsi="Arial" w:cs="Arial"/>
-          <w:color w:val="0432FF"/>
-          <w:sz w:val="16"/>
-          <w:szCs w:val="16"/>
-        </w:rPr>
-        <w:t>Entwicklung</w:t>
-      </w:r>
-      <w:proofErr w:type="spellEnd"/>
-      <w:r>
-        <w:rPr>
-          <w:rFonts w:ascii="Arial" w:hAnsi="Arial" w:cs="Arial"/>
-          <w:color w:val="0432FF"/>
-          <w:sz w:val="16"/>
-          <w:szCs w:val="16"/>
-        </w:rPr>
-        <w:t xml:space="preserve"> </w:t>
-      </w:r>
-      <w:proofErr w:type="spellStart"/>
-      <w:r>
-        <w:rPr>
-          <w:rFonts w:ascii="Arial" w:hAnsi="Arial" w:cs="Arial"/>
-          <w:color w:val="0432FF"/>
-          <w:sz w:val="16"/>
-          <w:szCs w:val="16"/>
-        </w:rPr>
-        <w:t>Hilft</w:t>
-      </w:r>
-      <w:proofErr w:type="spellEnd"/>
-      <w:r>
-        <w:rPr>
-          <w:rFonts w:ascii="Arial" w:hAnsi="Arial" w:cs="Arial"/>
-          <w:color w:val="0432FF"/>
-          <w:sz w:val="16"/>
-          <w:szCs w:val="16"/>
-        </w:rPr>
-        <w:t xml:space="preserve"> and IFHV - </w:t>
-      </w:r>
-      <w:proofErr w:type="spellStart"/>
-      <w:r>
-        <w:rPr>
-          <w:rFonts w:ascii="Arial" w:hAnsi="Arial" w:cs="Arial"/>
-          <w:color w:val="0432FF"/>
-          <w:sz w:val="16"/>
-          <w:szCs w:val="16"/>
-        </w:rPr>
-        <w:t>WorldRiskReport</w:t>
-      </w:r>
-      <w:proofErr w:type="spellEnd"/>
-      <w:r>
-        <w:rPr>
-          <w:rFonts w:ascii="Arial" w:hAnsi="Arial" w:cs="Arial"/>
-          <w:color w:val="0432FF"/>
-          <w:sz w:val="16"/>
-          <w:szCs w:val="16"/>
-        </w:rPr>
-        <w:t xml:space="preserve"> 2023</w:t>
-      </w:r>
-    </w:p>
-    <w:p>
-      <w:pPr>
-        <w:spacing w:line="240" w:lineRule="auto"/>
-        <w:rPr>
-          <w:rFonts w:ascii="Arial" w:hAnsi="Arial" w:cs="Arial"/>
-          <w:sz w:val="16"/>
-          <w:szCs w:val="16"/>
-        </w:rPr>
-      </w:pPr>
-      <w:proofErr w:type="spellStart"/>
-      <w:r>
-        <w:rPr>
-          <w:rFonts w:ascii="Arial" w:hAnsi="Arial" w:cs="Arial"/>
-          <w:sz w:val="16"/>
-          <w:szCs w:val="16"/>
-        </w:rPr>
-        <w:t>Bündnis</w:t>
-      </w:r>
-      <w:proofErr w:type="spellEnd"/>
-      <w:r>
-        <w:rPr>
-          <w:rFonts w:ascii="Arial" w:hAnsi="Arial" w:cs="Arial"/>
-          <w:sz w:val="16"/>
-          <w:szCs w:val="16"/>
-        </w:rPr>
-        <w:t xml:space="preserve"> </w:t>
-      </w:r>
-      <w:proofErr w:type="spellStart"/>
-      <w:r>
-        <w:rPr>
-          <w:rFonts w:ascii="Arial" w:hAnsi="Arial" w:cs="Arial"/>
-          <w:sz w:val="16"/>
-          <w:szCs w:val="16"/>
-        </w:rPr>
-        <w:t>Entwicklung</w:t>
-      </w:r>
-      <w:proofErr w:type="spellEnd"/>
-      <w:r>
-        <w:rPr>
-          <w:rFonts w:ascii="Arial" w:hAnsi="Arial" w:cs="Arial"/>
-          <w:sz w:val="16"/>
-          <w:szCs w:val="16"/>
-        </w:rPr>
-        <w:t xml:space="preserve"> </w:t>
-      </w:r>
-      <w:proofErr w:type="spellStart"/>
-      <w:r>
-        <w:rPr>
-          <w:rFonts w:ascii="Arial" w:hAnsi="Arial" w:cs="Arial"/>
-          <w:sz w:val="16"/>
-          <w:szCs w:val="16"/>
-        </w:rPr>
-        <w:t>Hilft</w:t>
-      </w:r>
-      <w:proofErr w:type="spellEnd"/>
-      <w:r>
-        <w:rPr>
-          <w:rFonts w:ascii="Arial" w:hAnsi="Arial" w:cs="Arial"/>
-          <w:sz w:val="16"/>
-          <w:szCs w:val="16"/>
-        </w:rPr>
-        <w:t xml:space="preserve"> and IFHV (2023) present the </w:t>
-      </w:r>
-      <w:proofErr w:type="spellStart"/>
-      <w:r>
-        <w:rPr>
-          <w:rFonts w:ascii="Arial" w:hAnsi="Arial" w:cs="Arial"/>
-          <w:sz w:val="16"/>
-          <w:szCs w:val="16"/>
-        </w:rPr>
-        <w:t>WorldRiskReport</w:t>
-      </w:r>
-      <w:proofErr w:type="spellEnd"/>
-      <w:r>
-        <w:rPr>
-          <w:rFonts w:ascii="Arial" w:hAnsi="Arial" w:cs="Arial"/>
-          <w:sz w:val="16"/>
-          <w:szCs w:val="16"/>
-        </w:rPr>
-        <w:t xml:space="preserve"> and </w:t>
-      </w:r>
-      <w:proofErr w:type="spellStart"/>
-      <w:r>
-        <w:rPr>
-          <w:rFonts w:ascii="Arial" w:hAnsi="Arial" w:cs="Arial"/>
-          <w:sz w:val="16"/>
-          <w:szCs w:val="16"/>
-        </w:rPr>
-        <w:t>WorldRiskIndex</w:t>
-      </w:r>
-      <w:proofErr w:type="spellEnd"/>
-      <w:r>
-        <w:rPr>
-          <w:rFonts w:ascii="Arial" w:hAnsi="Arial" w:cs="Arial"/>
-          <w:sz w:val="16"/>
-          <w:szCs w:val="16"/>
-        </w:rPr>
-        <w:t>, which rank countries based on exposure and vulnerability components. The report frames disaster risk as a combination of hazards and societal conditions, including susceptibility, lack of coping capacity, and lack of adaptive capacity. It provides a comparative global risk context for Philippine disaster research.</w:t>
-      </w:r>
-    </w:p>
-    <w:p>
-      <w:pPr>
-        <w:pStyle w:val="Citationparagraph"/>
-        <w:spacing w:line="240" w:lineRule="auto"/>
-        <w:rPr>
-          <w:rFonts w:ascii="Arial" w:hAnsi="Arial" w:cs="Arial"/>
-          <w:sz w:val="16"/>
-          <w:szCs w:val="16"/>
-        </w:rPr>
-      </w:pPr>
-      <w:proofErr w:type="spellStart"/>
-      <w:r>
-        <w:rPr>
-          <w:rFonts w:ascii="Arial" w:hAnsi="Arial" w:cs="Arial"/>
-          <w:sz w:val="16"/>
-          <w:szCs w:val="16"/>
-        </w:rPr>
-        <w:t>Bündnis</w:t>
-      </w:r>
-      <w:proofErr w:type="spellEnd"/>
-      <w:r>
-        <w:rPr>
-          <w:rFonts w:ascii="Arial" w:hAnsi="Arial" w:cs="Arial"/>
-          <w:sz w:val="16"/>
-          <w:szCs w:val="16"/>
-        </w:rPr>
-        <w:t xml:space="preserve"> </w:t>
-      </w:r>
-      <w:proofErr w:type="spellStart"/>
-      <w:r>
-        <w:rPr>
-          <w:rFonts w:ascii="Arial" w:hAnsi="Arial" w:cs="Arial"/>
-          <w:sz w:val="16"/>
-          <w:szCs w:val="16"/>
-        </w:rPr>
-        <w:t>Entwicklung</w:t>
-      </w:r>
-      <w:proofErr w:type="spellEnd"/>
-      <w:r>
-        <w:rPr>
-          <w:rFonts w:ascii="Arial" w:hAnsi="Arial" w:cs="Arial"/>
-          <w:sz w:val="16"/>
-          <w:szCs w:val="16"/>
-        </w:rPr>
-        <w:t xml:space="preserve"> </w:t>
-      </w:r>
-      <w:proofErr w:type="spellStart"/>
-      <w:r>
-        <w:rPr>
-          <w:rFonts w:ascii="Arial" w:hAnsi="Arial" w:cs="Arial"/>
-          <w:sz w:val="16"/>
-          <w:szCs w:val="16"/>
-        </w:rPr>
-        <w:t>Hilft</w:t>
-      </w:r>
-      <w:proofErr w:type="spellEnd"/>
-      <w:r>
-        <w:rPr>
-          <w:rFonts w:ascii="Arial" w:hAnsi="Arial" w:cs="Arial"/>
-          <w:sz w:val="16"/>
-          <w:szCs w:val="16"/>
-        </w:rPr>
-        <w:t xml:space="preserve"> &amp; Institute for International Law of Peace and Armed Conflict. (2023). </w:t>
-      </w:r>
-      <w:proofErr w:type="spellStart"/>
-      <w:r>
-        <w:rPr>
-          <w:rFonts w:ascii="Arial" w:hAnsi="Arial" w:cs="Arial"/>
-          <w:sz w:val="16"/>
-          <w:szCs w:val="16"/>
-        </w:rPr>
-        <w:t>WorldRiskReport</w:t>
-      </w:r>
-      <w:proofErr w:type="spellEnd"/>
-      <w:r>
-        <w:rPr>
-          <w:rFonts w:ascii="Arial" w:hAnsi="Arial" w:cs="Arial"/>
-          <w:sz w:val="16"/>
-          <w:szCs w:val="16"/>
-        </w:rPr>
-        <w:t xml:space="preserve"> 2023: Focus: Diversity. </w:t>
-      </w:r>
-      <w:proofErr w:type="spellStart"/>
-      <w:r>
-        <w:rPr>
-          <w:rFonts w:ascii="Arial" w:hAnsi="Arial" w:cs="Arial"/>
-          <w:sz w:val="16"/>
-          <w:szCs w:val="16"/>
-        </w:rPr>
-        <w:t>Bündnis</w:t>
-      </w:r>
-      <w:proofErr w:type="spellEnd"/>
-      <w:r>
-        <w:rPr>
-          <w:rFonts w:ascii="Arial" w:hAnsi="Arial" w:cs="Arial"/>
-          <w:sz w:val="16"/>
-          <w:szCs w:val="16"/>
-        </w:rPr>
-        <w:t xml:space="preserve"> </w:t>
-      </w:r>
-      <w:proofErr w:type="spellStart"/>
-      <w:r>
-        <w:rPr>
-          <w:rFonts w:ascii="Arial" w:hAnsi="Arial" w:cs="Arial"/>
-          <w:sz w:val="16"/>
-          <w:szCs w:val="16"/>
-        </w:rPr>
-        <w:t>Entwicklung</w:t>
-      </w:r>
-      <w:proofErr w:type="spellEnd"/>
-      <w:r>
-        <w:rPr>
-          <w:rFonts w:ascii="Arial" w:hAnsi="Arial" w:cs="Arial"/>
-          <w:sz w:val="16"/>
-          <w:szCs w:val="16"/>
-        </w:rPr>
-        <w:t xml:space="preserve"> </w:t>
-      </w:r>
-      <w:proofErr w:type="spellStart"/>
-      <w:r>
-        <w:rPr>
-          <w:rFonts w:ascii="Arial" w:hAnsi="Arial" w:cs="Arial"/>
-          <w:sz w:val="16"/>
-          <w:szCs w:val="16"/>
-        </w:rPr>
-        <w:t>Hilft</w:t>
-      </w:r>
-      <w:proofErr w:type="spellEnd"/>
-      <w:r>
-        <w:rPr>
-          <w:rFonts w:ascii="Arial" w:hAnsi="Arial" w:cs="Arial"/>
-          <w:sz w:val="16"/>
-          <w:szCs w:val="16"/>
-        </w:rPr>
-        <w:t xml:space="preserve">. </w:t>
-      </w:r>
-    </w:p>
-    <w:p>
-      <w:pPr>
-        <w:pStyle w:val="Heading2"/>
-        <w:spacing w:line="240" w:lineRule="auto"/>
-        <w:rPr>
-          <w:rFonts w:ascii="Arial" w:hAnsi="Arial" w:cs="Arial"/>
-          <w:color w:val="0432FF"/>
-          <w:sz w:val="16"/>
-          <w:szCs w:val="16"/>
-        </w:rPr>
-      </w:pPr>
-      <w:r>
-        <w:rPr>
-          <w:rFonts w:ascii="Arial" w:hAnsi="Arial" w:cs="Arial"/>
-          <w:color w:val="0432FF"/>
-          <w:sz w:val="16"/>
-          <w:szCs w:val="16"/>
-        </w:rPr>
-        <w:t>UNDRR - Global Assessment Report on Disaster Risk Reduction 2022</w:t>
-      </w:r>
-    </w:p>
-    <w:p>
-      <w:pPr>
-        <w:spacing w:line="240" w:lineRule="auto"/>
-        <w:rPr>
-          <w:rFonts w:ascii="Arial" w:hAnsi="Arial" w:cs="Arial"/>
-          <w:sz w:val="16"/>
-          <w:szCs w:val="16"/>
-        </w:rPr>
-      </w:pPr>
-      <w:r>
-        <w:rPr>
-          <w:rFonts w:ascii="Arial" w:hAnsi="Arial" w:cs="Arial"/>
-          <w:sz w:val="16"/>
-          <w:szCs w:val="16"/>
-        </w:rPr>
-        <w:t>UNDRR (2022) provides a global assessment of disaster risk reduction, emphasizing systemic risk, governance, and the need to transform risk management. The report frames disasters as outcomes of interacting hazards, exposure, vulnerability, and capacity. It is useful for grounding RRL definitions and for avoiding hazard-only explanations of disaster impact.</w:t>
-      </w:r>
-    </w:p>
-    <w:p>
-      <w:pPr>
-        <w:pStyle w:val="Citationparagraph"/>
-        <w:spacing w:line="240" w:lineRule="auto"/>
-        <w:rPr>
-          <w:rFonts w:ascii="Arial" w:hAnsi="Arial" w:cs="Arial"/>
-          <w:sz w:val="16"/>
-          <w:szCs w:val="16"/>
-        </w:rPr>
-      </w:pPr>
-      <w:r>
-        <w:rPr>
-          <w:rFonts w:ascii="Arial" w:hAnsi="Arial" w:cs="Arial"/>
-          <w:sz w:val="16"/>
-          <w:szCs w:val="16"/>
-        </w:rPr>
-        <w:t xml:space="preserve">United Nations Office for Disaster Risk Reduction. (2022). Global Assessment Report on Disaster Risk Reduction 2022: Our World at Risk: Transforming Governance for a Resilient Future. UNDRR. </w:t>
-      </w:r>
-    </w:p>
-    <w:p>
-      <w:pPr>
-        <w:pStyle w:val="Heading2"/>
-        <w:spacing w:line="240" w:lineRule="auto"/>
-        <w:rPr>
-          <w:rFonts w:ascii="Arial" w:hAnsi="Arial" w:cs="Arial"/>
-          <w:color w:val="0432FF"/>
-          <w:sz w:val="16"/>
-          <w:szCs w:val="16"/>
-        </w:rPr>
-      </w:pPr>
-      <w:r>
-        <w:rPr>
-          <w:rFonts w:ascii="Arial" w:hAnsi="Arial" w:cs="Arial"/>
-          <w:color w:val="0432FF"/>
-          <w:sz w:val="16"/>
-          <w:szCs w:val="16"/>
-        </w:rPr>
-        <w:t>IDMC - Disaster-Induced Internal Displacement in the Philippines: Tropical Storm Washi/</w:t>
-      </w:r>
-      <w:proofErr w:type="spellStart"/>
-      <w:r>
-        <w:rPr>
-          <w:rFonts w:ascii="Arial" w:hAnsi="Arial" w:cs="Arial"/>
-          <w:color w:val="0432FF"/>
-          <w:sz w:val="16"/>
-          <w:szCs w:val="16"/>
-        </w:rPr>
-        <w:t>Sendong</w:t>
-      </w:r>
-      <w:proofErr w:type="spellEnd"/>
-    </w:p>
-    <w:p>
-      <w:pPr>
-        <w:spacing w:line="240" w:lineRule="auto"/>
-        <w:rPr>
-          <w:rFonts w:ascii="Arial" w:hAnsi="Arial" w:cs="Arial"/>
-          <w:sz w:val="16"/>
-          <w:szCs w:val="16"/>
-        </w:rPr>
-      </w:pPr>
-      <w:r>
-        <w:rPr>
-          <w:rFonts w:ascii="Arial" w:hAnsi="Arial" w:cs="Arial"/>
-          <w:sz w:val="16"/>
-          <w:szCs w:val="16"/>
-        </w:rPr>
-        <w:t>IDMC (2013) examines disaster-induced internal displacement in the Philippines through the case of Tropical Storm Washi/</w:t>
-      </w:r>
-      <w:proofErr w:type="spellStart"/>
-      <w:r>
-        <w:rPr>
-          <w:rFonts w:ascii="Arial" w:hAnsi="Arial" w:cs="Arial"/>
-          <w:sz w:val="16"/>
-          <w:szCs w:val="16"/>
-        </w:rPr>
-        <w:t>Sendong</w:t>
-      </w:r>
-      <w:proofErr w:type="spellEnd"/>
-      <w:r>
-        <w:rPr>
-          <w:rFonts w:ascii="Arial" w:hAnsi="Arial" w:cs="Arial"/>
-          <w:sz w:val="16"/>
-          <w:szCs w:val="16"/>
-        </w:rPr>
-        <w:t>. The report documents displacement drivers, institutional response, resettlement challenges, and risk-reduction issues. It provides background for interpreting post-disaster resettlement not only as housing relocation but as a long-term social and governance process.</w:t>
-      </w:r>
-    </w:p>
-    <w:p>
-      <w:pPr>
-        <w:pStyle w:val="Citationparagraph"/>
-        <w:spacing w:line="240" w:lineRule="auto"/>
-        <w:rPr>
-          <w:rFonts w:ascii="Arial" w:hAnsi="Arial" w:cs="Arial"/>
-          <w:sz w:val="16"/>
-          <w:szCs w:val="16"/>
-        </w:rPr>
-      </w:pPr>
-      <w:r>
-        <w:rPr>
-          <w:rFonts w:ascii="Arial" w:hAnsi="Arial" w:cs="Arial"/>
-          <w:sz w:val="16"/>
-          <w:szCs w:val="16"/>
-        </w:rPr>
-        <w:t>Internal Displacement Monitoring Centre. (2013). Disaster-induced internal displacement in the Philippines: The case of Tropical Storm Washi/</w:t>
-      </w:r>
-      <w:proofErr w:type="spellStart"/>
-      <w:r>
-        <w:rPr>
-          <w:rFonts w:ascii="Arial" w:hAnsi="Arial" w:cs="Arial"/>
-          <w:sz w:val="16"/>
-          <w:szCs w:val="16"/>
-        </w:rPr>
-        <w:t>Sendong</w:t>
-      </w:r>
-      <w:proofErr w:type="spellEnd"/>
-      <w:r>
-        <w:rPr>
-          <w:rFonts w:ascii="Arial" w:hAnsi="Arial" w:cs="Arial"/>
-          <w:sz w:val="16"/>
-          <w:szCs w:val="16"/>
-        </w:rPr>
-        <w:t xml:space="preserve">. IDMC. </w:t>
-      </w:r>
-    </w:p>
-    <w:p>
-      <w:pPr>
-        <w:pStyle w:val="Heading2"/>
-        <w:spacing w:line="240" w:lineRule="auto"/>
-        <w:rPr>
-          <w:rFonts w:ascii="Arial" w:hAnsi="Arial" w:cs="Arial"/>
-          <w:color w:val="0432FF"/>
-          <w:sz w:val="16"/>
-          <w:szCs w:val="16"/>
-        </w:rPr>
-      </w:pPr>
-      <w:r>
-        <w:rPr>
-          <w:rFonts w:ascii="Arial" w:hAnsi="Arial" w:cs="Arial"/>
-          <w:color w:val="0432FF"/>
-          <w:sz w:val="16"/>
-          <w:szCs w:val="16"/>
-        </w:rPr>
-        <w:t>Villanueva - Challenges and Opportunities for Sustainable Post-Disaster Resettlement in the Philippines</w:t>
-      </w:r>
-    </w:p>
-    <w:p>
-      <w:pPr>
-        <w:spacing w:line="240" w:lineRule="auto"/>
-        <w:rPr>
-          <w:rFonts w:ascii="Arial" w:hAnsi="Arial" w:cs="Arial"/>
-          <w:sz w:val="16"/>
-          <w:szCs w:val="16"/>
-        </w:rPr>
-      </w:pPr>
-      <w:r>
-        <w:rPr>
-          <w:rFonts w:ascii="Arial" w:hAnsi="Arial" w:cs="Arial"/>
-          <w:sz w:val="16"/>
-          <w:szCs w:val="16"/>
-        </w:rPr>
-        <w:t>Villanueva (2018) reviews challenges and opportunities for sustainable post-disaster resettlement in the Philippines. The work discusses why resettlement outcomes vary, including issues in livelihood access, service provision, planning, and risk exposure. It is a key contextual source for interpreting resettlement progress beyond physical construction or occupancy.</w:t>
-      </w:r>
-    </w:p>
-    <w:p>
-      <w:pPr>
-        <w:pStyle w:val="Citationparagraph"/>
-        <w:spacing w:line="240" w:lineRule="auto"/>
-        <w:rPr>
-          <w:rFonts w:ascii="Arial" w:hAnsi="Arial" w:cs="Arial"/>
-          <w:sz w:val="16"/>
-          <w:szCs w:val="16"/>
-        </w:rPr>
-      </w:pPr>
-      <w:r>
-        <w:rPr>
-          <w:rFonts w:ascii="Arial" w:hAnsi="Arial" w:cs="Arial"/>
-          <w:sz w:val="16"/>
-          <w:szCs w:val="16"/>
-        </w:rPr>
-        <w:t xml:space="preserve">Villanueva, M. V. S. (2018). Challenges and opportunities for sustainable post-disaster resettlement in the Philippines. </w:t>
-      </w:r>
-      <w:proofErr w:type="spellStart"/>
-      <w:r>
-        <w:rPr>
-          <w:rFonts w:ascii="Arial" w:hAnsi="Arial" w:cs="Arial"/>
-          <w:sz w:val="16"/>
-          <w:szCs w:val="16"/>
-        </w:rPr>
-        <w:t>PreventionWeb</w:t>
-      </w:r>
-      <w:proofErr w:type="spellEnd"/>
-      <w:r>
-        <w:rPr>
-          <w:rFonts w:ascii="Arial" w:hAnsi="Arial" w:cs="Arial"/>
-          <w:sz w:val="16"/>
-          <w:szCs w:val="16"/>
-        </w:rPr>
-        <w:t xml:space="preserve">. </w:t>
-      </w:r>
-    </w:p>
-    <w:p>
-      <w:pPr>
-        <w:pStyle w:val="Heading2"/>
-        <w:spacing w:line="240" w:lineRule="auto"/>
-        <w:rPr>
-          <w:rFonts w:ascii="Arial" w:hAnsi="Arial" w:cs="Arial"/>
-          <w:color w:val="0432FF"/>
-          <w:sz w:val="16"/>
-          <w:szCs w:val="16"/>
-        </w:rPr>
-      </w:pPr>
-      <w:r>
-        <w:rPr>
-          <w:rFonts w:ascii="Arial" w:hAnsi="Arial" w:cs="Arial"/>
-          <w:color w:val="0432FF"/>
-          <w:sz w:val="16"/>
-          <w:szCs w:val="16"/>
-        </w:rPr>
-        <w:t xml:space="preserve">Arroyo and </w:t>
-      </w:r>
-      <w:proofErr w:type="spellStart"/>
-      <w:r>
-        <w:rPr>
-          <w:rFonts w:ascii="Arial" w:hAnsi="Arial" w:cs="Arial"/>
-          <w:color w:val="0432FF"/>
-          <w:sz w:val="16"/>
-          <w:szCs w:val="16"/>
-        </w:rPr>
-        <w:t>Åstrand</w:t>
-      </w:r>
-      <w:proofErr w:type="spellEnd"/>
-      <w:r>
-        <w:rPr>
-          <w:rFonts w:ascii="Arial" w:hAnsi="Arial" w:cs="Arial"/>
-          <w:color w:val="0432FF"/>
-          <w:sz w:val="16"/>
-          <w:szCs w:val="16"/>
-        </w:rPr>
-        <w:t xml:space="preserve"> - Housing Recovery Outcomes after Typhoon Haiyan in the Philippines</w:t>
-      </w:r>
-    </w:p>
-    <w:p>
-      <w:pPr>
-        <w:spacing w:line="240" w:lineRule="auto"/>
-        <w:rPr>
-          <w:rFonts w:ascii="Arial" w:hAnsi="Arial" w:cs="Arial"/>
-          <w:sz w:val="16"/>
-          <w:szCs w:val="16"/>
-        </w:rPr>
-      </w:pPr>
-      <w:r>
-        <w:rPr>
-          <w:rFonts w:ascii="Arial" w:hAnsi="Arial" w:cs="Arial"/>
-          <w:sz w:val="16"/>
-          <w:szCs w:val="16"/>
-        </w:rPr>
-        <w:t xml:space="preserve">Arroyo and </w:t>
-      </w:r>
-      <w:proofErr w:type="spellStart"/>
-      <w:r>
-        <w:rPr>
-          <w:rFonts w:ascii="Arial" w:hAnsi="Arial" w:cs="Arial"/>
-          <w:sz w:val="16"/>
-          <w:szCs w:val="16"/>
-        </w:rPr>
-        <w:t>Åstrand</w:t>
-      </w:r>
-      <w:proofErr w:type="spellEnd"/>
-      <w:r>
-        <w:rPr>
-          <w:rFonts w:ascii="Arial" w:hAnsi="Arial" w:cs="Arial"/>
-          <w:sz w:val="16"/>
-          <w:szCs w:val="16"/>
-        </w:rPr>
-        <w:t xml:space="preserve"> (2019) analyze housing recovery outcomes after Typhoon Haiyan from a critical realist perspective. The study examines how housing recovery is shaped by institutional processes, social conditions, and contextual constraints. It provides a qualitative and theoretical counterpoint to satellite-based monitoring by emphasizing mechanisms behind observed recovery outcomes.</w:t>
-      </w:r>
-    </w:p>
-    <w:p>
-      <w:pPr>
-        <w:pStyle w:val="Citationparagraph"/>
-        <w:spacing w:line="240" w:lineRule="auto"/>
-        <w:rPr>
-          <w:rFonts w:ascii="Arial" w:hAnsi="Arial" w:cs="Arial"/>
-          <w:sz w:val="16"/>
-          <w:szCs w:val="16"/>
-        </w:rPr>
-      </w:pPr>
-      <w:r>
-        <w:rPr>
-          <w:rFonts w:ascii="Arial" w:hAnsi="Arial" w:cs="Arial"/>
-          <w:sz w:val="16"/>
-          <w:szCs w:val="16"/>
-        </w:rPr>
-        <w:t xml:space="preserve">Arroyo, I., &amp; </w:t>
-      </w:r>
-      <w:proofErr w:type="spellStart"/>
-      <w:r>
-        <w:rPr>
-          <w:rFonts w:ascii="Arial" w:hAnsi="Arial" w:cs="Arial"/>
-          <w:sz w:val="16"/>
-          <w:szCs w:val="16"/>
-        </w:rPr>
-        <w:t>Åstrand</w:t>
-      </w:r>
-      <w:proofErr w:type="spellEnd"/>
-      <w:r>
-        <w:rPr>
-          <w:rFonts w:ascii="Arial" w:hAnsi="Arial" w:cs="Arial"/>
-          <w:sz w:val="16"/>
-          <w:szCs w:val="16"/>
-        </w:rPr>
-        <w:t xml:space="preserve">, J. (2019). Housing recovery outcomes after Typhoon Haiyan in the Philippines: A critical realist perspective. Journal of Critical Realism, 18(2), 142-168. </w:t>
-      </w:r>
-    </w:p>
-    <w:p>
-      <w:pPr>
-        <w:pStyle w:val="Heading2"/>
-        <w:spacing w:line="240" w:lineRule="auto"/>
-        <w:rPr>
-          <w:rFonts w:ascii="Arial" w:hAnsi="Arial" w:cs="Arial"/>
-          <w:color w:val="0432FF"/>
-          <w:sz w:val="16"/>
-          <w:szCs w:val="16"/>
-        </w:rPr>
-      </w:pPr>
-      <w:proofErr w:type="spellStart"/>
-      <w:r>
-        <w:rPr>
-          <w:rFonts w:ascii="Arial" w:hAnsi="Arial" w:cs="Arial"/>
-          <w:color w:val="0432FF"/>
-          <w:sz w:val="16"/>
-          <w:szCs w:val="16"/>
-        </w:rPr>
-        <w:t>Mangada</w:t>
-      </w:r>
-      <w:proofErr w:type="spellEnd"/>
-      <w:r>
-        <w:rPr>
-          <w:rFonts w:ascii="Arial" w:hAnsi="Arial" w:cs="Arial"/>
-          <w:color w:val="0432FF"/>
-          <w:sz w:val="16"/>
-          <w:szCs w:val="16"/>
-        </w:rPr>
-        <w:t xml:space="preserve"> and </w:t>
-      </w:r>
-      <w:proofErr w:type="spellStart"/>
-      <w:r>
-        <w:rPr>
-          <w:rFonts w:ascii="Arial" w:hAnsi="Arial" w:cs="Arial"/>
-          <w:color w:val="0432FF"/>
-          <w:sz w:val="16"/>
-          <w:szCs w:val="16"/>
-        </w:rPr>
-        <w:t>Cuaton</w:t>
-      </w:r>
-      <w:proofErr w:type="spellEnd"/>
-      <w:r>
-        <w:rPr>
-          <w:rFonts w:ascii="Arial" w:hAnsi="Arial" w:cs="Arial"/>
-          <w:color w:val="0432FF"/>
-          <w:sz w:val="16"/>
-          <w:szCs w:val="16"/>
-        </w:rPr>
-        <w:t xml:space="preserve"> - Typhoon Haiyan Survivors at the Resettlement Sites</w:t>
-      </w:r>
-    </w:p>
-    <w:p>
-      <w:pPr>
-        <w:spacing w:line="240" w:lineRule="auto"/>
-        <w:rPr>
-          <w:rFonts w:ascii="Arial" w:hAnsi="Arial" w:cs="Arial"/>
-          <w:sz w:val="16"/>
-          <w:szCs w:val="16"/>
-        </w:rPr>
-      </w:pPr>
-      <w:proofErr w:type="spellStart"/>
-      <w:r>
-        <w:rPr>
-          <w:rFonts w:ascii="Arial" w:hAnsi="Arial" w:cs="Arial"/>
-          <w:sz w:val="16"/>
-          <w:szCs w:val="16"/>
-        </w:rPr>
-        <w:t>Mangada</w:t>
-      </w:r>
-      <w:proofErr w:type="spellEnd"/>
-      <w:r>
-        <w:rPr>
-          <w:rFonts w:ascii="Arial" w:hAnsi="Arial" w:cs="Arial"/>
-          <w:sz w:val="16"/>
-          <w:szCs w:val="16"/>
-        </w:rPr>
-        <w:t xml:space="preserve"> and </w:t>
-      </w:r>
-      <w:proofErr w:type="spellStart"/>
-      <w:r>
-        <w:rPr>
-          <w:rFonts w:ascii="Arial" w:hAnsi="Arial" w:cs="Arial"/>
-          <w:sz w:val="16"/>
-          <w:szCs w:val="16"/>
-        </w:rPr>
-        <w:t>Cuaton</w:t>
-      </w:r>
-      <w:proofErr w:type="spellEnd"/>
-      <w:r>
-        <w:rPr>
-          <w:rFonts w:ascii="Arial" w:hAnsi="Arial" w:cs="Arial"/>
-          <w:sz w:val="16"/>
-          <w:szCs w:val="16"/>
-        </w:rPr>
-        <w:t xml:space="preserve"> (2022) examine the realities and challenges faced by Typhoon Haiyan survivors in resettlement sites during the COVID-19 pandemic. The study highlights how post-disaster relocation intersects with livelihoods, basic services, and later shocks. It is relevant to long-term recovery because it shows that resettlement outcomes evolve after construction and remain sensitive to subsequent crises.</w:t>
-      </w:r>
-    </w:p>
-    <w:p>
-      <w:pPr>
-        <w:pStyle w:val="Citationparagraph"/>
-        <w:spacing w:line="240" w:lineRule="auto"/>
-        <w:rPr>
-          <w:rFonts w:ascii="Arial" w:hAnsi="Arial" w:cs="Arial"/>
-          <w:sz w:val="16"/>
-          <w:szCs w:val="16"/>
-        </w:rPr>
-      </w:pPr>
-      <w:proofErr w:type="spellStart"/>
-      <w:r>
-        <w:rPr>
-          <w:rFonts w:ascii="Arial" w:hAnsi="Arial" w:cs="Arial"/>
-          <w:sz w:val="16"/>
-          <w:szCs w:val="16"/>
-        </w:rPr>
-        <w:t>Mangada</w:t>
-      </w:r>
-      <w:proofErr w:type="spellEnd"/>
-      <w:r>
-        <w:rPr>
-          <w:rFonts w:ascii="Arial" w:hAnsi="Arial" w:cs="Arial"/>
-          <w:sz w:val="16"/>
-          <w:szCs w:val="16"/>
-        </w:rPr>
-        <w:t xml:space="preserve">, L. L., &amp; </w:t>
-      </w:r>
-      <w:proofErr w:type="spellStart"/>
-      <w:r>
-        <w:rPr>
-          <w:rFonts w:ascii="Arial" w:hAnsi="Arial" w:cs="Arial"/>
-          <w:sz w:val="16"/>
-          <w:szCs w:val="16"/>
-        </w:rPr>
-        <w:t>Cuaton</w:t>
-      </w:r>
-      <w:proofErr w:type="spellEnd"/>
-      <w:r>
-        <w:rPr>
-          <w:rFonts w:ascii="Arial" w:hAnsi="Arial" w:cs="Arial"/>
-          <w:sz w:val="16"/>
-          <w:szCs w:val="16"/>
-        </w:rPr>
-        <w:t>, G. P. (2022). Typhoon Haiyan survivors at the resettlement sites: COVID-19 pandemic realities and challenges. Dialogues in Health, 1, 100005. https://doi.org/10.1016/j.dialog.2022.100005</w:t>
-      </w:r>
-    </w:p>
-    <w:p>
-      <w:pPr>
-        <w:pStyle w:val="Heading2"/>
-        <w:spacing w:line="240" w:lineRule="auto"/>
-        <w:rPr>
-          <w:rFonts w:ascii="Arial" w:hAnsi="Arial" w:cs="Arial"/>
-          <w:color w:val="0432FF"/>
-          <w:sz w:val="16"/>
-          <w:szCs w:val="16"/>
-        </w:rPr>
-      </w:pPr>
-      <w:r>
-        <w:rPr>
-          <w:rFonts w:ascii="Arial" w:hAnsi="Arial" w:cs="Arial"/>
-          <w:color w:val="0432FF"/>
-          <w:sz w:val="16"/>
-          <w:szCs w:val="16"/>
-        </w:rPr>
-        <w:t>Eadie - Typhoon Yolanda and Post-Disaster Resilience: Problems and Challenges</w:t>
-      </w:r>
-    </w:p>
-    <w:p>
-      <w:pPr>
-        <w:spacing w:line="240" w:lineRule="auto"/>
-        <w:rPr>
-          <w:rFonts w:ascii="Arial" w:hAnsi="Arial" w:cs="Arial"/>
-          <w:sz w:val="16"/>
-          <w:szCs w:val="16"/>
-        </w:rPr>
-      </w:pPr>
-      <w:r>
-        <w:rPr>
-          <w:rFonts w:ascii="Arial" w:hAnsi="Arial" w:cs="Arial"/>
-          <w:sz w:val="16"/>
-          <w:szCs w:val="16"/>
-        </w:rPr>
-        <w:t>Eadie (2019) examines problems and challenges in post-disaster resilience after Typhoon Yolanda. The paper critiques resilience narratives and discusses the complexities of recovery, governance, and reconstruction in the Philippine context. It provides social-science grounding for treating resilience as more than rapid physical rebuilding or visible settlement activity.</w:t>
-      </w:r>
-    </w:p>
-    <w:p>
-      <w:pPr>
-        <w:pStyle w:val="Citationparagraph"/>
-        <w:spacing w:line="240" w:lineRule="auto"/>
-        <w:rPr>
-          <w:rFonts w:ascii="Arial" w:hAnsi="Arial" w:cs="Arial"/>
-          <w:sz w:val="16"/>
-          <w:szCs w:val="16"/>
-        </w:rPr>
-      </w:pPr>
-      <w:r>
-        <w:rPr>
-          <w:rFonts w:ascii="Arial" w:hAnsi="Arial" w:cs="Arial"/>
-          <w:sz w:val="16"/>
-          <w:szCs w:val="16"/>
-        </w:rPr>
-        <w:t xml:space="preserve">Eadie, P. (2019). Typhoon Yolanda and post-disaster resilience: Problems and challenges. Asia Pacific Viewpoint, 60(1), 94-107. </w:t>
-      </w:r>
-    </w:p>
-    <w:p>
-      <w:pPr>
-        <w:pStyle w:val="Heading2"/>
-        <w:spacing w:line="240" w:lineRule="auto"/>
-        <w:rPr>
-          <w:rFonts w:ascii="Arial" w:hAnsi="Arial" w:cs="Arial"/>
-          <w:color w:val="0432FF"/>
-          <w:sz w:val="16"/>
-          <w:szCs w:val="16"/>
-        </w:rPr>
-      </w:pPr>
-      <w:r>
-        <w:rPr>
-          <w:rFonts w:ascii="Arial" w:hAnsi="Arial" w:cs="Arial"/>
-          <w:color w:val="0432FF"/>
-          <w:sz w:val="16"/>
-          <w:szCs w:val="16"/>
-        </w:rPr>
-        <w:lastRenderedPageBreak/>
-        <w:t>Yee - Constructing Reconstruction, Territorializing Risk</w:t>
-      </w:r>
-    </w:p>
-    <w:p>
-      <w:pPr>
-        <w:spacing w:line="240" w:lineRule="auto"/>
-        <w:rPr>
-          <w:rFonts w:ascii="Arial" w:hAnsi="Arial" w:cs="Arial"/>
-          <w:sz w:val="16"/>
-          <w:szCs w:val="16"/>
-        </w:rPr>
-      </w:pPr>
-      <w:r>
-        <w:rPr>
-          <w:rFonts w:ascii="Arial" w:hAnsi="Arial" w:cs="Arial"/>
-          <w:sz w:val="16"/>
-          <w:szCs w:val="16"/>
-        </w:rPr>
-        <w:t>Yee (2018) examines post-disaster reconstruction in Tacloban City, focusing on the territorialization of risk through no-build zones after Typhoon Yolanda. The study shows how reconstruction policies define safe and unsafe spaces and how these designations affect relocation, governance, and community recovery. It contributes to the literature on recovery as a political and spatial process.</w:t>
-      </w:r>
-    </w:p>
-    <w:p>
-      <w:pPr>
-        <w:pStyle w:val="Citationparagraph"/>
-        <w:spacing w:line="240" w:lineRule="auto"/>
-        <w:rPr>
-          <w:rFonts w:ascii="Arial" w:hAnsi="Arial" w:cs="Arial"/>
-          <w:sz w:val="16"/>
-          <w:szCs w:val="16"/>
-        </w:rPr>
-      </w:pPr>
-      <w:r>
-        <w:rPr>
-          <w:rFonts w:ascii="Arial" w:hAnsi="Arial" w:cs="Arial"/>
-          <w:sz w:val="16"/>
-          <w:szCs w:val="16"/>
-        </w:rPr>
-        <w:t>Yee, D. K. P. (2018). Constructing reconstruction, territorializing risk: Imposing “no-build zones” in post-disaster reconstruction in Tacloban City, Philippines. Critical Asian Studies, 50(1), 103-121. https://doi.org/10.1080/14672715.2017.1401938</w:t>
-      </w:r>
-    </w:p>
-    <w:p>
-      <w:pPr>
-        <w:pStyle w:val="Heading2"/>
-        <w:spacing w:line="240" w:lineRule="auto"/>
-        <w:rPr>
-          <w:rFonts w:ascii="Arial" w:hAnsi="Arial" w:cs="Arial"/>
-          <w:color w:val="0432FF"/>
-          <w:sz w:val="16"/>
-          <w:szCs w:val="16"/>
-        </w:rPr>
-      </w:pPr>
-      <w:r>
-        <w:rPr>
-          <w:rFonts w:ascii="Arial" w:hAnsi="Arial" w:cs="Arial"/>
-          <w:color w:val="0432FF"/>
-          <w:sz w:val="16"/>
-          <w:szCs w:val="16"/>
-        </w:rPr>
-        <w:t>Palagi and Javernick-Will - Community Outcomes Summary of Tacloban City Relocation Sites</w:t>
-      </w:r>
-    </w:p>
-    <w:p>
-      <w:pPr>
-        <w:spacing w:line="240" w:lineRule="auto"/>
-        <w:rPr>
-          <w:rFonts w:ascii="Arial" w:hAnsi="Arial" w:cs="Arial"/>
-          <w:sz w:val="16"/>
-          <w:szCs w:val="16"/>
-        </w:rPr>
-      </w:pPr>
-      <w:r>
-        <w:rPr>
-          <w:rFonts w:ascii="Arial" w:hAnsi="Arial" w:cs="Arial"/>
-          <w:sz w:val="16"/>
-          <w:szCs w:val="16"/>
-        </w:rPr>
-        <w:t>Palagi and Javernick-Will (2018) report survey results on community outcomes across relocation sites in Tacloban City. The report documents resident experiences, site conditions, and post-relocation outcomes. It provides ground-level evidence for interpreting long-term resettlement progress and for comparing remote-sensing indicators with household or community survey findings.</w:t>
-      </w:r>
-    </w:p>
-    <w:p>
-      <w:pPr>
-        <w:pStyle w:val="Citationparagraph"/>
-        <w:spacing w:line="240" w:lineRule="auto"/>
-        <w:rPr>
-          <w:rFonts w:ascii="Arial" w:hAnsi="Arial" w:cs="Arial"/>
-          <w:sz w:val="16"/>
-          <w:szCs w:val="16"/>
-        </w:rPr>
-      </w:pPr>
-      <w:r>
-        <w:rPr>
-          <w:rFonts w:ascii="Arial" w:hAnsi="Arial" w:cs="Arial"/>
-          <w:sz w:val="16"/>
-          <w:szCs w:val="16"/>
-        </w:rPr>
-        <w:t xml:space="preserve">Palagi, S., &amp; Javernick-Will, A. (2018). Community outcomes summary of survey: Thirteen Tacloban City relocation sites. University of Colorado Boulder. </w:t>
-      </w:r>
-    </w:p>
-    <w:p>
-      <w:pPr>
-        <w:pStyle w:val="Heading2"/>
-        <w:spacing w:line="240" w:lineRule="auto"/>
-        <w:rPr>
-          <w:rFonts w:ascii="Arial" w:hAnsi="Arial" w:cs="Arial"/>
-          <w:color w:val="0432FF"/>
-          <w:sz w:val="16"/>
-          <w:szCs w:val="16"/>
-        </w:rPr>
-      </w:pPr>
-      <w:r>
-        <w:rPr>
-          <w:rFonts w:ascii="Arial" w:hAnsi="Arial" w:cs="Arial"/>
-          <w:color w:val="0432FF"/>
-          <w:sz w:val="16"/>
-          <w:szCs w:val="16"/>
-        </w:rPr>
-        <w:t>Carrasco et al. - Influence of Housing Designs on Resident-Initiated Housing Modifications in Cagayan de Oro Resettlement Sites</w:t>
-      </w:r>
-    </w:p>
-    <w:p>
-      <w:pPr>
-        <w:spacing w:line="240" w:lineRule="auto"/>
-        <w:rPr>
-          <w:rFonts w:ascii="Arial" w:hAnsi="Arial" w:cs="Arial"/>
-          <w:sz w:val="16"/>
-          <w:szCs w:val="16"/>
-        </w:rPr>
-      </w:pPr>
-      <w:r>
-        <w:rPr>
-          <w:rFonts w:ascii="Arial" w:hAnsi="Arial" w:cs="Arial"/>
-          <w:sz w:val="16"/>
-          <w:szCs w:val="16"/>
-        </w:rPr>
-        <w:t>Carrasco et al. (2016) examine how housing design influences resident-initiated modifications in resettlement sites in Cagayan de Oro, Philippines. The study analyzes post-disaster housing adaptation after relocation and shows that residents modify formal housing to meet livelihood, social, and household needs. It contributes to understanding resettlement as an evolving built and social process.</w:t>
-      </w:r>
-    </w:p>
-    <w:p>
-      <w:pPr>
-        <w:pStyle w:val="Citationparagraph"/>
-        <w:spacing w:line="240" w:lineRule="auto"/>
-        <w:rPr>
-          <w:rFonts w:ascii="Arial" w:hAnsi="Arial" w:cs="Arial"/>
-          <w:sz w:val="16"/>
-          <w:szCs w:val="16"/>
-        </w:rPr>
-      </w:pPr>
-      <w:r>
-        <w:rPr>
-          <w:rFonts w:ascii="Arial" w:hAnsi="Arial" w:cs="Arial"/>
-          <w:sz w:val="16"/>
-          <w:szCs w:val="16"/>
-        </w:rPr>
         <w:t xml:space="preserve">Carrasco, S., Ochiai, C., &amp; Okazaki, K. (2016). Influence of housing designs on resident-initiated housing modifications in resettlement sites in Cagayan de Oro, Philippines. Journal of Social Safety Science, 28, 1-10. </w:t>
       </w:r>
     </w:p>
@@ -13268,7 +14189,6 @@
         <w:spacing w:line="240" w:lineRule="auto"/>
       </w:pPr>
       <w:r>
-        <w:lastRenderedPageBreak/>
         <w:t xml:space="preserve">Principe, R. L., Jr. &amp; Soriano, M. N. (2022). </w:t>
       </w:r>
       <w:r>
@@ -13380,6 +14300,7 @@
         <w:spacing w:line="240" w:lineRule="auto"/>
       </w:pPr>
       <w:r>
+        <w:lastRenderedPageBreak/>
         <w:t>Sullivan, W. T. (1989). A 10 km resolution image of the entire night-time Earth based on cloud-free satellite photographs in the 400-1100 nm band. International Journal of Remote Sensing, 10(1), 1-5. https://doi.org/10.1080/01431168908903835</w:t>
       </w:r>
     </w:p>
@@ -13588,7 +14509,6 @@
         <w:spacing w:line="240" w:lineRule="auto"/>
       </w:pPr>
       <w:r>
-        <w:lastRenderedPageBreak/>
         <w:t>Zhou, Y., Li, X., Asrar, G. R., Smith, S. J., &amp; Imhoff, M. (2018). A global record of annual urban dynamics (1992-2013) from nighttime lights. Remote Sensing of Environment, 219, 206-220. https://doi.org/10.1016/j.rse.2018.10.015</w:t>
       </w:r>
     </w:p>
@@ -13670,6 +14590,7 @@
         <w:spacing w:line="240" w:lineRule="auto"/>
       </w:pPr>
       <w:r>
+        <w:lastRenderedPageBreak/>
         <w:t xml:space="preserve">Kyba, C. C. M., </w:t>
       </w:r>
       <w:proofErr w:type="spellStart"/>
@@ -13898,7 +14819,6 @@
         <w:spacing w:line="240" w:lineRule="auto"/>
       </w:pPr>
       <w:r>
-        <w:lastRenderedPageBreak/>
         <w:t>Mo, Y., Thomas, F., Rui, J., &amp; Hall, J. W. (2025). Daily night-time lights reveal prolonging global electric power system recovery times following tropical cyclone damage. Environmental Research: Infrastructure and Sustainability, 5(3), 035001. https://doi.org/10.1088/2634-4505/ade474</w:t>
       </w:r>
     </w:p>
@@ -13975,7 +14895,11 @@
       </w:r>
       <w:proofErr w:type="spellEnd"/>
       <w:r>
-        <w:t>, A., Miller, S. D., Wang, Z., Shrestha, R. M., &amp; Elvidge, C. D. (2020). Remote sensing of night lights: A review and an outlook for the future. Remote Sensing of Environment, 237, 111443. https://doi.org/10.1016/j.rse.2019.111443</w:t>
+        <w:t xml:space="preserve">, A., Miller, S. D., Wang, Z., Shrestha, R. M., &amp; Elvidge, C. D. (2020). Remote sensing of night lights: A </w:t>
+      </w:r>
+      <w:r>
+        <w:lastRenderedPageBreak/>
+        <w:t>review and an outlook for the future. Remote Sensing of Environment, 237, 111443. https://doi.org/10.1016/j.rse.2019.111443</w:t>
       </w:r>
     </w:p>
     <w:p>
@@ -14181,7 +15105,6 @@
         <w:spacing w:line="240" w:lineRule="auto"/>
       </w:pPr>
       <w:r>
-        <w:lastRenderedPageBreak/>
         <w:t>Tan, X., &amp; Zhu, X. (2023). CRYSTAL: A novel and effective method to remove clouds in daily nighttime light images by synergizing spatiotemporal information. Remote Sensing of Environment, 295, 113658. https://doi.org/10.1016/j.rse.2023.113658</w:t>
       </w:r>
     </w:p>
@@ -14255,6 +15178,7 @@
         <w:spacing w:line="240" w:lineRule="auto"/>
       </w:pPr>
       <w:r>
+        <w:lastRenderedPageBreak/>
         <w:t>Zhao, K., Wulder, M. A., Hu, T., Bright, R., Wu, Q., Qin, H., Li, Y., Toman, E., Mallick, B., Zhang, X., &amp; Brown, M. (2019). A Bayesian estimator of abrupt change, seasonality, and trend in time series. Remote Sensing of Environment, 232, 111181. https://doi.org/10.1016/j.rse.2019.04.001</w:t>
       </w:r>
     </w:p>
@@ -14490,7 +15414,6 @@
         <w:spacing w:line="240" w:lineRule="auto"/>
       </w:pPr>
       <w:r>
-        <w:lastRenderedPageBreak/>
         <w:t xml:space="preserve">Chakraborty, S., Alexander, O., Kittner, N., &amp; Wang, Z. (2025). A global </w:t>
       </w:r>
       <w:proofErr w:type="spellStart"/>
@@ -14580,6 +15503,7 @@
         <w:spacing w:line="240" w:lineRule="auto"/>
       </w:pPr>
       <w:r>
+        <w:lastRenderedPageBreak/>
         <w:t xml:space="preserve">Ramel, R. C. D., Legaspi, J. D., &amp; </w:t>
       </w:r>
       <w:proofErr w:type="spellStart"/>
@@ -14886,7 +15810,6 @@
         <w:spacing w:line="240" w:lineRule="auto"/>
       </w:pPr>
       <w:r>
-        <w:lastRenderedPageBreak/>
         <w:t>Yee, D. K. P. (2018). Constructing reconstruction, territorializing risk: Imposing “no-build zones” in post-disaster reconstruction in Tacloban City, Philippines. Critical Asian Studies, 50(1), 103-121. https://doi.org/10.1080/14672715.2017.1401938</w:t>
       </w:r>
     </w:p>
@@ -14961,6 +15884,7 @@
       </w:pPr>
       <w:proofErr w:type="spellStart"/>
       <w:r>
+        <w:lastRenderedPageBreak/>
         <w:t>Hallegatte</w:t>
       </w:r>
       <w:proofErr w:type="spellEnd"/>
@@ -15143,7 +16067,7 @@
       </w:pPr>
     </w:p>
     <w:sectPr>
-      <w:footerReference w:type="default" r:id="rId49"/>
+      <w:footerReference w:type="default" r:id="rId54"/>
       <w:pgSz w:w="12240" w:h="15840"/>
       <w:pgMar w:top="1152" w:right="1224" w:bottom="1152" w:left="1224" w:header="720" w:footer="720" w:gutter="0"/>
       <w:cols w:space="720"/>
@@ -15154,7 +16078,7 @@
 </file>
 
 <file path=word/endnotes.xml><?xml version="1.0" encoding="utf-8"?>
-<w:endnotes xmlns:wpc="http://schemas.microsoft.com/office/word/2010/wordprocessingCanvas" xmlns:cx="http://schemas.microsoft.com/office/drawing/2014/chartex" xmlns:cx1="http://schemas.microsoft.com/office/drawing/2015/9/8/chartex" xmlns:cx2="http://schemas.microsoft.com/office/drawing/2015/10/21/chartex" xmlns:cx3="http://schemas.microsoft.com/office/drawing/2016/5/9/chartex" xmlns:cx4="http://schemas.microsoft.com/office/drawing/2016/5/10/chartex" xmlns:cx5="http://schemas.microsoft.com/office/drawing/2016/5/11/chartex" xmlns:cx6="http://schemas.microsoft.com/office/drawing/2016/5/12/chartex" xmlns:cx7="http://schemas.microsoft.com/office/drawing/2016/5/13/chartex" xmlns:cx8="http://schemas.microsoft.com/office/drawing/2016/5/14/chartex" xmlns:mc="http://schemas.openxmlformats.org/markup-compatibility/2006" xmlns:m="http://schemas.openxmlformats.org/officeDocument/2006/math" xmlns:aink="http://schemas.microsoft.com/office/drawing/2016/ink" xmlns:am3d="http://schemas.microsoft.com/office/drawing/2017/model3d" xmlns:oel="http://schemas.microsoft.com/office/2019/extlst" xmlns:r="http://schemas.openxmlformats.org/officeDocument/2006/relationships" xmlns:wp14="http://schemas.microsoft.com/office/word/2010/wordprocessingDrawing" xmlns:wp="http://schemas.openxmlformats.org/drawingml/2006/wordprocessingDrawing" xmlns:wpg="http://schemas.microsoft.com/office/word/2010/wordprocessingGroup" xmlns:wpi="http://schemas.microsoft.com/office/word/2010/wordprocessingInk" xmlns:wps="http://schemas.microsoft.com/office/word/2010/wordprocessingShape" xmlns:o="urn:schemas-microsoft-com:office:office" xmlns:v="urn:schemas-microsoft-com:vml" xmlns:w10="urn:schemas-microsoft-com:office:word" xmlns:w="http://schemas.openxmlformats.org/wordprocessingml/2006/main" xmlns:w14="http://schemas.microsoft.com/office/word/2010/wordml" xmlns:w15="http://schemas.microsoft.com/office/word/2012/wordml" xmlns:w16cex="http://schemas.microsoft.com/office/word/2018/wordml/cex" xmlns:w16cid="http://schemas.microsoft.com/office/word/2016/wordml/cid" xmlns:w16="http://schemas.microsoft.com/office/word/2018/wordml" xmlns:w16sdtdh="http://schemas.microsoft.com/office/word/2020/wordml/sdtdatahash" xmlns:w16sdtfl="http://schemas.microsoft.com/office/word/2024/wordml/sdtformatlock" xmlns:w16se="http://schemas.microsoft.com/office/word/2015/wordml/symex" xmlns:w16du="http://schemas.microsoft.com/office/word/2023/wordml/word16du" xmlns:wne="http://schemas.microsoft.com/office/word/2006/wordml" mc:Ignorable="w14 w15 w16se w16cid w16 w16cex w16sdtdh w16sdtfl w16du wp14">
+<w:endnotes xmlns:wpc="http://schemas.microsoft.com/office/word/2010/wordprocessingCanvas" xmlns:cx="http://schemas.microsoft.com/office/drawing/2014/chartex" xmlns:cx1="http://schemas.microsoft.com/office/drawing/2015/9/8/chartex" xmlns:cx2="http://schemas.microsoft.com/office/drawing/2015/10/21/chartex" xmlns:cx3="http://schemas.microsoft.com/office/drawing/2016/5/9/chartex" xmlns:cx4="http://schemas.microsoft.com/office/drawing/2016/5/10/chartex" xmlns:cx5="http://schemas.microsoft.com/office/drawing/2016/5/11/chartex" xmlns:cx6="http://schemas.microsoft.com/office/drawing/2016/5/12/chartex" xmlns:cx7="http://schemas.microsoft.com/office/drawing/2016/5/13/chartex" xmlns:cx8="http://schemas.microsoft.com/office/drawing/2016/5/14/chartex" xmlns:mc="http://schemas.openxmlformats.org/markup-compatibility/2006" xmlns:m="http://schemas.openxmlformats.org/officeDocument/2006/math" xmlns:aink="http://schemas.microsoft.com/office/drawing/2016/ink" xmlns:am3d="http://schemas.microsoft.com/office/drawing/2017/model3d" xmlns:oel="http://schemas.microsoft.com/office/2019/extlst" xmlns:r="http://schemas.openxmlformats.org/officeDocument/2006/relationships" xmlns:wp14="http://schemas.microsoft.com/office/word/2010/wordprocessingDrawing" xmlns:wp="http://schemas.openxmlformats.org/drawingml/2006/wordprocessingDrawing" xmlns:wpg="http://schemas.microsoft.com/office/word/2010/wordprocessingGroup" xmlns:wpi="http://schemas.microsoft.com/office/word/2010/wordprocessingInk" xmlns:wps="http://schemas.microsoft.com/office/word/2010/wordprocessingShape" xmlns:o="urn:schemas-microsoft-com:office:office" xmlns:v="urn:schemas-microsoft-com:vml" xmlns:w10="urn:schemas-microsoft-com:office:word" xmlns:w="http://schemas.openxmlformats.org/wordprocessingml/2006/main" xmlns:w14="http://schemas.microsoft.com/office/word/2010/wordml" xmlns:w15="http://schemas.microsoft.com/office/word/2012/wordml" xmlns:w16cei="http://schemas.microsoft.com/office/word/2026/wordml/cei" xmlns:w16cex="http://schemas.microsoft.com/office/word/2018/wordml/cex" xmlns:w16cid="http://schemas.microsoft.com/office/word/2016/wordml/cid" xmlns:w16="http://schemas.microsoft.com/office/word/2018/wordml" xmlns:w16sdtdh="http://schemas.microsoft.com/office/word/2020/wordml/sdtdatahash" xmlns:w16sdtfl="http://schemas.microsoft.com/office/word/2024/wordml/sdtformatlock" xmlns:w16se="http://schemas.microsoft.com/office/word/2015/wordml/symex" xmlns:w16du="http://schemas.microsoft.com/office/word/2023/wordml/word16du" xmlns:wne="http://schemas.microsoft.com/office/word/2006/wordml" mc:Ignorable="w14 w15 w16se w16cid w16 w16cex w16sdtdh w16sdtfl w16du wp14">
   <w:endnote w:type="separator" w:id="-1">
     <w:p>
       <w:pPr>
@@ -15179,7 +16103,7 @@
 </file>
 
 <file path=word/footer1.xml><?xml version="1.0" encoding="utf-8"?>
-<w:ftr xmlns:wpc="http://schemas.microsoft.com/office/word/2010/wordprocessingCanvas" xmlns:cx="http://schemas.microsoft.com/office/drawing/2014/chartex" xmlns:cx1="http://schemas.microsoft.com/office/drawing/2015/9/8/chartex" xmlns:cx2="http://schemas.microsoft.com/office/drawing/2015/10/21/chartex" xmlns:cx3="http://schemas.microsoft.com/office/drawing/2016/5/9/chartex" xmlns:cx4="http://schemas.microsoft.com/office/drawing/2016/5/10/chartex" xmlns:cx5="http://schemas.microsoft.com/office/drawing/2016/5/11/chartex" xmlns:cx6="http://schemas.microsoft.com/office/drawing/2016/5/12/chartex" xmlns:cx7="http://schemas.microsoft.com/office/drawing/2016/5/13/chartex" xmlns:cx8="http://schemas.microsoft.com/office/drawing/2016/5/14/chartex" xmlns:mc="http://schemas.openxmlformats.org/markup-compatibility/2006" xmlns:m="http://schemas.openxmlformats.org/officeDocument/2006/math" xmlns:aink="http://schemas.microsoft.com/office/drawing/2016/ink" xmlns:am3d="http://schemas.microsoft.com/office/drawing/2017/model3d" xmlns:oel="http://schemas.microsoft.com/office/2019/extlst" xmlns:r="http://schemas.openxmlformats.org/officeDocument/2006/relationships" xmlns:wp14="http://schemas.microsoft.com/office/word/2010/wordprocessingDrawing" xmlns:wp="http://schemas.openxmlformats.org/drawingml/2006/wordprocessingDrawing" xmlns:wpg="http://schemas.microsoft.com/office/word/2010/wordprocessingGroup" xmlns:wpi="http://schemas.microsoft.com/office/word/2010/wordprocessingInk" xmlns:wps="http://schemas.microsoft.com/office/word/2010/wordprocessingShape" xmlns:o="urn:schemas-microsoft-com:office:office" xmlns:v="urn:schemas-microsoft-com:vml" xmlns:w10="urn:schemas-microsoft-com:office:word" xmlns:w="http://schemas.openxmlformats.org/wordprocessingml/2006/main" xmlns:w14="http://schemas.microsoft.com/office/word/2010/wordml" xmlns:w15="http://schemas.microsoft.com/office/word/2012/wordml" xmlns:w16cex="http://schemas.microsoft.com/office/word/2018/wordml/cex" xmlns:w16cid="http://schemas.microsoft.com/office/word/2016/wordml/cid" xmlns:w16="http://schemas.microsoft.com/office/word/2018/wordml" xmlns:w16sdtdh="http://schemas.microsoft.com/office/word/2020/wordml/sdtdatahash" xmlns:w16sdtfl="http://schemas.microsoft.com/office/word/2024/wordml/sdtformatlock" xmlns:w16se="http://schemas.microsoft.com/office/word/2015/wordml/symex" xmlns:w16du="http://schemas.microsoft.com/office/word/2023/wordml/word16du" xmlns:wne="http://schemas.microsoft.com/office/word/2006/wordml" mc:Ignorable="w14 w15 w16se w16cid w16 w16cex w16sdtdh w16sdtfl w16du wp14">
+<w:ftr xmlns:wpc="http://schemas.microsoft.com/office/word/2010/wordprocessingCanvas" xmlns:cx="http://schemas.microsoft.com/office/drawing/2014/chartex" xmlns:cx1="http://schemas.microsoft.com/office/drawing/2015/9/8/chartex" xmlns:cx2="http://schemas.microsoft.com/office/drawing/2015/10/21/chartex" xmlns:cx3="http://schemas.microsoft.com/office/drawing/2016/5/9/chartex" xmlns:cx4="http://schemas.microsoft.com/office/drawing/2016/5/10/chartex" xmlns:cx5="http://schemas.microsoft.com/office/drawing/2016/5/11/chartex" xmlns:cx6="http://schemas.microsoft.com/office/drawing/2016/5/12/chartex" xmlns:cx7="http://schemas.microsoft.com/office/drawing/2016/5/13/chartex" xmlns:cx8="http://schemas.microsoft.com/office/drawing/2016/5/14/chartex" xmlns:mc="http://schemas.openxmlformats.org/markup-compatibility/2006" xmlns:m="http://schemas.openxmlformats.org/officeDocument/2006/math" xmlns:aink="http://schemas.microsoft.com/office/drawing/2016/ink" xmlns:am3d="http://schemas.microsoft.com/office/drawing/2017/model3d" xmlns:oel="http://schemas.microsoft.com/office/2019/extlst" xmlns:r="http://schemas.openxmlformats.org/officeDocument/2006/relationships" xmlns:wp14="http://schemas.microsoft.com/office/word/2010/wordprocessingDrawing" xmlns:wp="http://schemas.openxmlformats.org/drawingml/2006/wordprocessingDrawing" xmlns:wpg="http://schemas.microsoft.com/office/word/2010/wordprocessingGroup" xmlns:wpi="http://schemas.microsoft.com/office/word/2010/wordprocessingInk" xmlns:wps="http://schemas.microsoft.com/office/word/2010/wordprocessingShape" xmlns:o="urn:schemas-microsoft-com:office:office" xmlns:v="urn:schemas-microsoft-com:vml" xmlns:w10="urn:schemas-microsoft-com:office:word" xmlns:w="http://schemas.openxmlformats.org/wordprocessingml/2006/main" xmlns:w14="http://schemas.microsoft.com/office/word/2010/wordml" xmlns:w15="http://schemas.microsoft.com/office/word/2012/wordml" xmlns:w16cei="http://schemas.microsoft.com/office/word/2026/wordml/cei" xmlns:w16cex="http://schemas.microsoft.com/office/word/2018/wordml/cex" xmlns:w16cid="http://schemas.microsoft.com/office/word/2016/wordml/cid" xmlns:w16="http://schemas.microsoft.com/office/word/2018/wordml" xmlns:w16sdtdh="http://schemas.microsoft.com/office/word/2020/wordml/sdtdatahash" xmlns:w16sdtfl="http://schemas.microsoft.com/office/word/2024/wordml/sdtformatlock" xmlns:w16se="http://schemas.microsoft.com/office/word/2015/wordml/symex" xmlns:w16du="http://schemas.microsoft.com/office/word/2023/wordml/word16du" xmlns:wne="http://schemas.microsoft.com/office/word/2006/wordml" mc:Ignorable="w14 w15 w16se w16cid w16 w16cex w16sdtdh w16sdtfl w16du wp14">
   <w:p>
     <w:pPr>
       <w:pStyle w:val="Footer"/>
@@ -15208,7 +16132,7 @@
 </file>
 
 <file path=word/footnotes.xml><?xml version="1.0" encoding="utf-8"?>
-<w:footnotes xmlns:wpc="http://schemas.microsoft.com/office/word/2010/wordprocessingCanvas" xmlns:cx="http://schemas.microsoft.com/office/drawing/2014/chartex" xmlns:cx1="http://schemas.microsoft.com/office/drawing/2015/9/8/chartex" xmlns:cx2="http://schemas.microsoft.com/office/drawing/2015/10/21/chartex" xmlns:cx3="http://schemas.microsoft.com/office/drawing/2016/5/9/chartex" xmlns:cx4="http://schemas.microsoft.com/office/drawing/2016/5/10/chartex" xmlns:cx5="http://schemas.microsoft.com/office/drawing/2016/5/11/chartex" xmlns:cx6="http://schemas.microsoft.com/office/drawing/2016/5/12/chartex" xmlns:cx7="http://schemas.microsoft.com/office/drawing/2016/5/13/chartex" xmlns:cx8="http://schemas.microsoft.com/office/drawing/2016/5/14/chartex" xmlns:mc="http://schemas.openxmlformats.org/markup-compatibility/2006" xmlns:m="http://schemas.openxmlformats.org/officeDocument/2006/math" xmlns:aink="http://schemas.microsoft.com/office/drawing/2016/ink" xmlns:am3d="http://schemas.microsoft.com/office/drawing/2017/model3d" xmlns:oel="http://schemas.microsoft.com/office/2019/extlst" xmlns:r="http://schemas.openxmlformats.org/officeDocument/2006/relationships" xmlns:wp14="http://schemas.microsoft.com/office/word/2010/wordprocessingDrawing" xmlns:wp="http://schemas.openxmlformats.org/drawingml/2006/wordprocessingDrawing" xmlns:wpg="http://schemas.microsoft.com/office/word/2010/wordprocessingGroup" xmlns:wpi="http://schemas.microsoft.com/office/word/2010/wordprocessingInk" xmlns:wps="http://schemas.microsoft.com/office/word/2010/wordprocessingShape" xmlns:o="urn:schemas-microsoft-com:office:office" xmlns:v="urn:schemas-microsoft-com:vml" xmlns:w10="urn:schemas-microsoft-com:office:word" xmlns:w="http://schemas.openxmlformats.org/wordprocessingml/2006/main" xmlns:w14="http://schemas.microsoft.com/office/word/2010/wordml" xmlns:w15="http://schemas.microsoft.com/office/word/2012/wordml" xmlns:w16cex="http://schemas.microsoft.com/office/word/2018/wordml/cex" xmlns:w16cid="http://schemas.microsoft.com/office/word/2016/wordml/cid" xmlns:w16="http://schemas.microsoft.com/office/word/2018/wordml" xmlns:w16sdtdh="http://schemas.microsoft.com/office/word/2020/wordml/sdtdatahash" xmlns:w16sdtfl="http://schemas.microsoft.com/office/word/2024/wordml/sdtformatlock" xmlns:w16se="http://schemas.microsoft.com/office/word/2015/wordml/symex" xmlns:w16du="http://schemas.microsoft.com/office/word/2023/wordml/word16du" xmlns:wne="http://schemas.microsoft.com/office/word/2006/wordml" mc:Ignorable="w14 w15 w16se w16cid w16 w16cex w16sdtdh w16sdtfl w16du wp14">
+<w:footnotes xmlns:wpc="http://schemas.microsoft.com/office/word/2010/wordprocessingCanvas" xmlns:cx="http://schemas.microsoft.com/office/drawing/2014/chartex" xmlns:cx1="http://schemas.microsoft.com/office/drawing/2015/9/8/chartex" xmlns:cx2="http://schemas.microsoft.com/office/drawing/2015/10/21/chartex" xmlns:cx3="http://schemas.microsoft.com/office/drawing/2016/5/9/chartex" xmlns:cx4="http://schemas.microsoft.com/office/drawing/2016/5/10/chartex" xmlns:cx5="http://schemas.microsoft.com/office/drawing/2016/5/11/chartex" xmlns:cx6="http://schemas.microsoft.com/office/drawing/2016/5/12/chartex" xmlns:cx7="http://schemas.microsoft.com/office/drawing/2016/5/13/chartex" xmlns:cx8="http://schemas.microsoft.com/office/drawing/2016/5/14/chartex" xmlns:mc="http://schemas.openxmlformats.org/markup-compatibility/2006" xmlns:m="http://schemas.openxmlformats.org/officeDocument/2006/math" xmlns:aink="http://schemas.microsoft.com/office/drawing/2016/ink" xmlns:am3d="http://schemas.microsoft.com/office/drawing/2017/model3d" xmlns:oel="http://schemas.microsoft.com/office/2019/extlst" xmlns:r="http://schemas.openxmlformats.org/officeDocument/2006/relationships" xmlns:wp14="http://schemas.microsoft.com/office/word/2010/wordprocessingDrawing" xmlns:wp="http://schemas.openxmlformats.org/drawingml/2006/wordprocessingDrawing" xmlns:wpg="http://schemas.microsoft.com/office/word/2010/wordprocessingGroup" xmlns:wpi="http://schemas.microsoft.com/office/word/2010/wordprocessingInk" xmlns:wps="http://schemas.microsoft.com/office/word/2010/wordprocessingShape" xmlns:o="urn:schemas-microsoft-com:office:office" xmlns:v="urn:schemas-microsoft-com:vml" xmlns:w10="urn:schemas-microsoft-com:office:word" xmlns:w="http://schemas.openxmlformats.org/wordprocessingml/2006/main" xmlns:w14="http://schemas.microsoft.com/office/word/2010/wordml" xmlns:w15="http://schemas.microsoft.com/office/word/2012/wordml" xmlns:w16cei="http://schemas.microsoft.com/office/word/2026/wordml/cei" xmlns:w16cex="http://schemas.microsoft.com/office/word/2018/wordml/cex" xmlns:w16cid="http://schemas.microsoft.com/office/word/2016/wordml/cid" xmlns:w16="http://schemas.microsoft.com/office/word/2018/wordml" xmlns:w16sdtdh="http://schemas.microsoft.com/office/word/2020/wordml/sdtdatahash" xmlns:w16sdtfl="http://schemas.microsoft.com/office/word/2024/wordml/sdtformatlock" xmlns:w16se="http://schemas.microsoft.com/office/word/2015/wordml/symex" xmlns:w16du="http://schemas.microsoft.com/office/word/2023/wordml/word16du" xmlns:wne="http://schemas.microsoft.com/office/word/2006/wordml" mc:Ignorable="w14 w15 w16se w16cid w16 w16cex w16sdtdh w16sdtfl w16du wp14">
   <w:footnote w:type="separator" w:id="-1">
     <w:p>
       <w:pPr>
@@ -15233,7 +16157,7 @@
 </file>
 
 <file path=word/numbering.xml><?xml version="1.0" encoding="utf-8"?>
-<w:numbering xmlns:wpc="http://schemas.microsoft.com/office/word/2010/wordprocessingCanvas" xmlns:cx="http://schemas.microsoft.com/office/drawing/2014/chartex" xmlns:cx1="http://schemas.microsoft.com/office/drawing/2015/9/8/chartex" xmlns:cx2="http://schemas.microsoft.com/office/drawing/2015/10/21/chartex" xmlns:cx3="http://schemas.microsoft.com/office/drawing/2016/5/9/chartex" xmlns:cx4="http://schemas.microsoft.com/office/drawing/2016/5/10/chartex" xmlns:cx5="http://schemas.microsoft.com/office/drawing/2016/5/11/chartex" xmlns:cx6="http://schemas.microsoft.com/office/drawing/2016/5/12/chartex" xmlns:cx7="http://schemas.microsoft.com/office/drawing/2016/5/13/chartex" xmlns:cx8="http://schemas.microsoft.com/office/drawing/2016/5/14/chartex" xmlns:mc="http://schemas.openxmlformats.org/markup-compatibility/2006" xmlns:m="http://schemas.openxmlformats.org/officeDocument/2006/math" xmlns:aink="http://schemas.microsoft.com/office/drawing/2016/ink" xmlns:am3d="http://schemas.microsoft.com/office/drawing/2017/model3d" xmlns:oel="http://schemas.microsoft.com/office/2019/extlst" xmlns:r="http://schemas.openxmlformats.org/officeDocument/2006/relationships" xmlns:wp14="http://schemas.microsoft.com/office/word/2010/wordprocessingDrawing" xmlns:wp="http://schemas.openxmlformats.org/drawingml/2006/wordprocessingDrawing" xmlns:wpg="http://schemas.microsoft.com/office/word/2010/wordprocessingGroup" xmlns:wpi="http://schemas.microsoft.com/office/word/2010/wordprocessingInk" xmlns:wps="http://schemas.microsoft.com/office/word/2010/wordprocessingShape" xmlns:o="urn:schemas-microsoft-com:office:office" xmlns:v="urn:schemas-microsoft-com:vml" xmlns:w10="urn:schemas-microsoft-com:office:word" xmlns:w="http://schemas.openxmlformats.org/wordprocessingml/2006/main" xmlns:w14="http://schemas.microsoft.com/office/word/2010/wordml" xmlns:w15="http://schemas.microsoft.com/office/word/2012/wordml" xmlns:w16cex="http://schemas.microsoft.com/office/word/2018/wordml/cex" xmlns:w16cid="http://schemas.microsoft.com/office/word/2016/wordml/cid" xmlns:w16="http://schemas.microsoft.com/office/word/2018/wordml" xmlns:w16sdtdh="http://schemas.microsoft.com/office/word/2020/wordml/sdtdatahash" xmlns:w16sdtfl="http://schemas.microsoft.com/office/word/2024/wordml/sdtformatlock" xmlns:w16se="http://schemas.microsoft.com/office/word/2015/wordml/symex" xmlns:w16du="http://schemas.microsoft.com/office/word/2023/wordml/word16du" xmlns:wne="http://schemas.microsoft.com/office/word/2006/wordml" mc:Ignorable="w14 w15 w16se w16cid w16 w16cex w16sdtdh w16sdtfl w16du wp14">
+<w:numbering xmlns:wpc="http://schemas.microsoft.com/office/word/2010/wordprocessingCanvas" xmlns:cx="http://schemas.microsoft.com/office/drawing/2014/chartex" xmlns:cx1="http://schemas.microsoft.com/office/drawing/2015/9/8/chartex" xmlns:cx2="http://schemas.microsoft.com/office/drawing/2015/10/21/chartex" xmlns:cx3="http://schemas.microsoft.com/office/drawing/2016/5/9/chartex" xmlns:cx4="http://schemas.microsoft.com/office/drawing/2016/5/10/chartex" xmlns:cx5="http://schemas.microsoft.com/office/drawing/2016/5/11/chartex" xmlns:cx6="http://schemas.microsoft.com/office/drawing/2016/5/12/chartex" xmlns:cx7="http://schemas.microsoft.com/office/drawing/2016/5/13/chartex" xmlns:cx8="http://schemas.microsoft.com/office/drawing/2016/5/14/chartex" xmlns:mc="http://schemas.openxmlformats.org/markup-compatibility/2006" xmlns:m="http://schemas.openxmlformats.org/officeDocument/2006/math" xmlns:aink="http://schemas.microsoft.com/office/drawing/2016/ink" xmlns:am3d="http://schemas.microsoft.com/office/drawing/2017/model3d" xmlns:oel="http://schemas.microsoft.com/office/2019/extlst" xmlns:r="http://schemas.openxmlformats.org/officeDocument/2006/relationships" xmlns:wp14="http://schemas.microsoft.com/office/word/2010/wordprocessingDrawing" xmlns:wp="http://schemas.openxmlformats.org/drawingml/2006/wordprocessingDrawing" xmlns:wpg="http://schemas.microsoft.com/office/word/2010/wordprocessingGroup" xmlns:wpi="http://schemas.microsoft.com/office/word/2010/wordprocessingInk" xmlns:wps="http://schemas.microsoft.com/office/word/2010/wordprocessingShape" xmlns:o="urn:schemas-microsoft-com:office:office" xmlns:v="urn:schemas-microsoft-com:vml" xmlns:w10="urn:schemas-microsoft-com:office:word" xmlns:w="http://schemas.openxmlformats.org/wordprocessingml/2006/main" xmlns:w14="http://schemas.microsoft.com/office/word/2010/wordml" xmlns:w15="http://schemas.microsoft.com/office/word/2012/wordml" xmlns:w16cei="http://schemas.microsoft.com/office/word/2026/wordml/cei" xmlns:w16cex="http://schemas.microsoft.com/office/word/2018/wordml/cex" xmlns:w16cid="http://schemas.microsoft.com/office/word/2016/wordml/cid" xmlns:w16="http://schemas.microsoft.com/office/word/2018/wordml" xmlns:w16sdtdh="http://schemas.microsoft.com/office/word/2020/wordml/sdtdatahash" xmlns:w16sdtfl="http://schemas.microsoft.com/office/word/2024/wordml/sdtformatlock" xmlns:w16se="http://schemas.microsoft.com/office/word/2015/wordml/symex" xmlns:w16du="http://schemas.microsoft.com/office/word/2023/wordml/word16du" xmlns:wne="http://schemas.microsoft.com/office/word/2006/wordml" mc:Ignorable="w14 w15 w16se w16cid w16 w16cex w16sdtdh w16sdtfl w16du wp14">
   <w:abstractNum w:abstractNumId="0" w15:restartNumberingAfterBreak="0">
     <w:nsid w:val="FFFFFF7C"/>
     <w:multiLevelType w:val="singleLevel"/>
@@ -16952,6 +17876,7 @@
   <w:style w:type="character" w:default="1" w:styleId="DefaultParagraphFont">
     <w:name w:val="Default Paragraph Font"/>
     <w:uiPriority w:val="1"/>
+    <w:semiHidden/>
     <w:unhideWhenUsed/>
   </w:style>
   <w:style w:type="table" w:default="1" w:styleId="TableNormal">
@@ -27775,6 +28700,35 @@
       <w:u w:val="single"/>
     </w:rPr>
   </w:style>
+  <w:style w:type="paragraph" w:styleId="NormalWeb">
+    <w:name w:val="Normal (Web)"/>
+    <w:basedOn w:val="Normal"/>
+    <w:uiPriority w:val="99"/>
+    <w:semiHidden/>
+    <w:unhideWhenUsed/>
+    <w:rsid w:val="004F17F9"/>
+    <w:pPr>
+      <w:spacing w:before="100" w:beforeAutospacing="1" w:afterAutospacing="1" w:line="240" w:lineRule="auto"/>
+    </w:pPr>
+    <w:rPr>
+      <w:rFonts w:cs="Times New Roman"/>
+      <w:sz w:val="24"/>
+      <w:szCs w:val="24"/>
+    </w:rPr>
+  </w:style>
+  <w:style w:type="character" w:styleId="HTMLCode">
+    <w:name w:val="HTML Code"/>
+    <w:basedOn w:val="DefaultParagraphFont"/>
+    <w:uiPriority w:val="99"/>
+    <w:semiHidden/>
+    <w:unhideWhenUsed/>
+    <w:rsid w:val="00546B9E"/>
+    <w:rPr>
+      <w:rFonts w:ascii="Courier New" w:eastAsia="Times New Roman" w:hAnsi="Courier New" w:cs="Courier New"/>
+      <w:sz w:val="20"/>
+      <w:szCs w:val="20"/>
+    </w:rPr>
+  </w:style>
 </w:styles>
 </file>
 
